--- a/1-本科毕业设计（论文）参考格式【建议用Office软件打开】-信工学院(最终版).docx
+++ b/1-本科毕业设计（论文）参考格式【建议用Office软件打开】-信工学院(最终版).docx
@@ -1167,8 +1167,8 @@
           <w:sz w:val="24"/>
         </w:rPr>
       </w:pPr>
-      <w:bookmarkStart w:id="3" w:name="_Toc335598736"/>
-      <w:bookmarkStart w:id="4" w:name="_Toc335598643"/>
+      <w:bookmarkStart w:id="3" w:name="_Toc335598643"/>
+      <w:bookmarkStart w:id="4" w:name="_Toc335598736"/>
     </w:p>
     <w:p>
       <w:pPr>
@@ -1905,7 +1905,7 @@
       <w:sdtContent>
         <w:p>
           <w:pPr>
-            <w:pStyle w:val="41"/>
+            <w:pStyle w:val="42"/>
             <w:jc w:val="center"/>
             <w:rPr>
               <w:rFonts w:hint="eastAsia" w:ascii="黑体" w:hAnsi="黑体" w:eastAsia="黑体"/>
@@ -2002,7 +2002,7 @@
           </w:r>
           <w:r>
             <w:rPr>
-              <w:rStyle w:val="31"/>
+              <w:rStyle w:val="32"/>
               <w:rFonts w:eastAsia="黑体"/>
               <w:sz w:val="28"/>
               <w:szCs w:val="28"/>
@@ -2011,7 +2011,7 @@
           </w:r>
           <w:r>
             <w:rPr>
-              <w:rStyle w:val="31"/>
+              <w:rStyle w:val="32"/>
               <w:rFonts w:ascii="Times New Roman" w:hAnsi="Times New Roman" w:eastAsia="黑体"/>
               <w:sz w:val="28"/>
               <w:szCs w:val="28"/>
@@ -2020,7 +2020,7 @@
           </w:r>
           <w:r>
             <w:rPr>
-              <w:rStyle w:val="31"/>
+              <w:rStyle w:val="32"/>
               <w:rFonts w:eastAsia="黑体"/>
               <w:sz w:val="28"/>
               <w:szCs w:val="28"/>
@@ -2067,7 +2067,7 @@
           </w:r>
           <w:r>
             <w:rPr>
-              <w:rStyle w:val="31"/>
+              <w:rStyle w:val="32"/>
               <w:rFonts w:ascii="Times New Roman" w:hAnsi="Times New Roman"/>
               <w:sz w:val="28"/>
               <w:szCs w:val="28"/>
@@ -2117,7 +2117,7 @@
           </w:r>
           <w:r>
             <w:rPr>
-              <w:rStyle w:val="31"/>
+              <w:rStyle w:val="32"/>
               <w:rFonts w:ascii="Times New Roman" w:hAnsi="Times New Roman"/>
               <w:sz w:val="28"/>
               <w:szCs w:val="28"/>
@@ -2188,7 +2188,7 @@
           </w:r>
           <w:r>
             <w:rPr>
-              <w:rStyle w:val="31"/>
+              <w:rStyle w:val="32"/>
               <w:rFonts w:ascii="Times New Roman" w:hAnsi="Times New Roman"/>
               <w:sz w:val="28"/>
               <w:szCs w:val="28"/>
@@ -2256,7 +2256,7 @@
           </w:r>
           <w:r>
             <w:rPr>
-              <w:rStyle w:val="31"/>
+              <w:rStyle w:val="32"/>
               <w:rFonts w:ascii="Times New Roman" w:hAnsi="Times New Roman"/>
               <w:sz w:val="28"/>
               <w:szCs w:val="28"/>
@@ -2303,7 +2303,7 @@
           </w:r>
           <w:r>
             <w:rPr>
-              <w:rStyle w:val="31"/>
+              <w:rStyle w:val="32"/>
               <w:rFonts w:eastAsia="黑体"/>
               <w:sz w:val="28"/>
               <w:szCs w:val="28"/>
@@ -2312,7 +2312,7 @@
           </w:r>
           <w:r>
             <w:rPr>
-              <w:rStyle w:val="31"/>
+              <w:rStyle w:val="32"/>
               <w:rFonts w:ascii="Times New Roman" w:hAnsi="Times New Roman" w:eastAsia="黑体"/>
               <w:sz w:val="28"/>
               <w:szCs w:val="28"/>
@@ -2321,7 +2321,7 @@
           </w:r>
           <w:r>
             <w:rPr>
-              <w:rStyle w:val="31"/>
+              <w:rStyle w:val="32"/>
               <w:rFonts w:eastAsia="黑体"/>
               <w:sz w:val="28"/>
               <w:szCs w:val="28"/>
@@ -2368,7 +2368,7 @@
           </w:r>
           <w:r>
             <w:rPr>
-              <w:rStyle w:val="31"/>
+              <w:rStyle w:val="32"/>
               <w:rFonts w:ascii="Times New Roman" w:hAnsi="Times New Roman"/>
               <w:sz w:val="28"/>
               <w:szCs w:val="28"/>
@@ -2418,7 +2418,7 @@
           </w:r>
           <w:r>
             <w:rPr>
-              <w:rStyle w:val="31"/>
+              <w:rStyle w:val="32"/>
               <w:rFonts w:ascii="Times New Roman" w:hAnsi="Times New Roman"/>
               <w:sz w:val="28"/>
               <w:szCs w:val="28"/>
@@ -2489,7 +2489,7 @@
           </w:r>
           <w:r>
             <w:rPr>
-              <w:rStyle w:val="31"/>
+              <w:rStyle w:val="32"/>
               <w:rFonts w:ascii="Times New Roman" w:hAnsi="Times New Roman"/>
               <w:sz w:val="28"/>
               <w:szCs w:val="28"/>
@@ -2557,7 +2557,7 @@
           </w:r>
           <w:r>
             <w:rPr>
-              <w:rStyle w:val="31"/>
+              <w:rStyle w:val="32"/>
               <w:rFonts w:eastAsia="黑体"/>
               <w:sz w:val="28"/>
               <w:szCs w:val="28"/>
@@ -2566,7 +2566,7 @@
           </w:r>
           <w:r>
             <w:rPr>
-              <w:rStyle w:val="31"/>
+              <w:rStyle w:val="32"/>
               <w:rFonts w:ascii="Times New Roman" w:hAnsi="Times New Roman" w:eastAsia="黑体"/>
               <w:sz w:val="28"/>
               <w:szCs w:val="28"/>
@@ -2575,7 +2575,7 @@
           </w:r>
           <w:r>
             <w:rPr>
-              <w:rStyle w:val="31"/>
+              <w:rStyle w:val="32"/>
               <w:rFonts w:eastAsia="黑体"/>
               <w:sz w:val="28"/>
               <w:szCs w:val="28"/>
@@ -2622,7 +2622,7 @@
           </w:r>
           <w:r>
             <w:rPr>
-              <w:rStyle w:val="31"/>
+              <w:rStyle w:val="32"/>
               <w:rFonts w:ascii="Times New Roman" w:hAnsi="Times New Roman"/>
               <w:sz w:val="28"/>
               <w:szCs w:val="28"/>
@@ -2672,7 +2672,7 @@
           </w:r>
           <w:r>
             <w:rPr>
-              <w:rStyle w:val="31"/>
+              <w:rStyle w:val="32"/>
               <w:rFonts w:ascii="Times New Roman" w:hAnsi="Times New Roman"/>
               <w:sz w:val="28"/>
               <w:szCs w:val="28"/>
@@ -2743,7 +2743,7 @@
           </w:r>
           <w:r>
             <w:rPr>
-              <w:rStyle w:val="31"/>
+              <w:rStyle w:val="32"/>
               <w:rFonts w:ascii="Times New Roman" w:hAnsi="Times New Roman"/>
               <w:sz w:val="28"/>
               <w:szCs w:val="28"/>
@@ -2811,7 +2811,7 @@
           </w:r>
           <w:r>
             <w:rPr>
-              <w:rStyle w:val="31"/>
+              <w:rStyle w:val="32"/>
               <w:rFonts w:ascii="Times New Roman" w:hAnsi="Times New Roman"/>
               <w:sz w:val="28"/>
               <w:szCs w:val="28"/>
@@ -2858,7 +2858,7 @@
           </w:r>
           <w:r>
             <w:rPr>
-              <w:rStyle w:val="31"/>
+              <w:rStyle w:val="32"/>
               <w:rFonts w:ascii="Times New Roman" w:hAnsi="Times New Roman"/>
               <w:sz w:val="28"/>
               <w:szCs w:val="28"/>
@@ -2908,7 +2908,7 @@
           </w:r>
           <w:r>
             <w:rPr>
-              <w:rStyle w:val="31"/>
+              <w:rStyle w:val="32"/>
               <w:rFonts w:ascii="Times New Roman" w:hAnsi="Times New Roman"/>
               <w:sz w:val="28"/>
               <w:szCs w:val="28"/>
@@ -2979,7 +2979,7 @@
           </w:r>
           <w:r>
             <w:rPr>
-              <w:rStyle w:val="31"/>
+              <w:rStyle w:val="32"/>
               <w:rFonts w:ascii="Times New Roman" w:hAnsi="Times New Roman"/>
               <w:sz w:val="28"/>
               <w:szCs w:val="28"/>
@@ -3047,7 +3047,7 @@
           </w:r>
           <w:r>
             <w:rPr>
-              <w:rStyle w:val="31"/>
+              <w:rStyle w:val="32"/>
               <w:rFonts w:ascii="Times New Roman" w:hAnsi="Times New Roman" w:eastAsia="黑体"/>
               <w:sz w:val="28"/>
               <w:szCs w:val="28"/>
@@ -3094,7 +3094,7 @@
           </w:r>
           <w:r>
             <w:rPr>
-              <w:rStyle w:val="31"/>
+              <w:rStyle w:val="32"/>
               <w:rFonts w:ascii="Times New Roman" w:hAnsi="Times New Roman"/>
               <w:sz w:val="28"/>
               <w:szCs w:val="28"/>
@@ -3144,7 +3144,7 @@
           </w:r>
           <w:r>
             <w:rPr>
-              <w:rStyle w:val="31"/>
+              <w:rStyle w:val="32"/>
               <w:rFonts w:ascii="Times New Roman" w:hAnsi="Times New Roman"/>
               <w:sz w:val="28"/>
               <w:szCs w:val="28"/>
@@ -3215,7 +3215,7 @@
           </w:r>
           <w:r>
             <w:rPr>
-              <w:rStyle w:val="31"/>
+              <w:rStyle w:val="32"/>
               <w:rFonts w:ascii="Times New Roman" w:hAnsi="Times New Roman"/>
               <w:sz w:val="28"/>
               <w:szCs w:val="28"/>
@@ -3283,7 +3283,7 @@
           </w:r>
           <w:r>
             <w:rPr>
-              <w:rStyle w:val="31"/>
+              <w:rStyle w:val="32"/>
               <w:rFonts w:ascii="Times New Roman" w:hAnsi="Times New Roman"/>
               <w:sz w:val="28"/>
               <w:szCs w:val="28"/>
@@ -3330,7 +3330,7 @@
           </w:r>
           <w:r>
             <w:rPr>
-              <w:rStyle w:val="31"/>
+              <w:rStyle w:val="32"/>
               <w:rFonts w:ascii="Times New Roman" w:hAnsi="Times New Roman"/>
               <w:sz w:val="28"/>
               <w:szCs w:val="28"/>
@@ -3377,7 +3377,7 @@
           </w:r>
           <w:r>
             <w:rPr>
-              <w:rStyle w:val="31"/>
+              <w:rStyle w:val="32"/>
               <w:rFonts w:ascii="Times New Roman" w:hAnsi="Times New Roman"/>
               <w:sz w:val="28"/>
               <w:szCs w:val="28"/>
@@ -3424,7 +3424,7 @@
           </w:r>
           <w:r>
             <w:rPr>
-              <w:rStyle w:val="31"/>
+              <w:rStyle w:val="32"/>
               <w:rFonts w:ascii="Times New Roman" w:hAnsi="Times New Roman" w:eastAsia="黑体"/>
               <w:sz w:val="28"/>
               <w:szCs w:val="28"/>
@@ -3471,7 +3471,7 @@
           </w:r>
           <w:r>
             <w:rPr>
-              <w:rStyle w:val="31"/>
+              <w:rStyle w:val="32"/>
               <w:rFonts w:ascii="Times New Roman" w:hAnsi="Times New Roman"/>
               <w:sz w:val="28"/>
               <w:szCs w:val="28"/>
@@ -3521,7 +3521,7 @@
           </w:r>
           <w:r>
             <w:rPr>
-              <w:rStyle w:val="31"/>
+              <w:rStyle w:val="32"/>
               <w:rFonts w:ascii="Times New Roman" w:hAnsi="Times New Roman"/>
               <w:sz w:val="28"/>
               <w:szCs w:val="28"/>
@@ -3592,7 +3592,7 @@
           </w:r>
           <w:r>
             <w:rPr>
-              <w:rStyle w:val="31"/>
+              <w:rStyle w:val="32"/>
               <w:rFonts w:ascii="Times New Roman" w:hAnsi="Times New Roman"/>
               <w:sz w:val="28"/>
               <w:szCs w:val="28"/>
@@ -3660,7 +3660,7 @@
           </w:r>
           <w:r>
             <w:rPr>
-              <w:rStyle w:val="31"/>
+              <w:rStyle w:val="32"/>
               <w:rFonts w:ascii="Times New Roman" w:hAnsi="Times New Roman" w:eastAsia="黑体"/>
               <w:sz w:val="28"/>
               <w:szCs w:val="28"/>
@@ -3707,7 +3707,7 @@
           </w:r>
           <w:r>
             <w:rPr>
-              <w:rStyle w:val="31"/>
+              <w:rStyle w:val="32"/>
               <w:rFonts w:ascii="Times New Roman" w:hAnsi="Times New Roman"/>
               <w:sz w:val="28"/>
               <w:szCs w:val="28"/>
@@ -3757,7 +3757,7 @@
           </w:r>
           <w:r>
             <w:rPr>
-              <w:rStyle w:val="31"/>
+              <w:rStyle w:val="32"/>
               <w:rFonts w:ascii="Times New Roman" w:hAnsi="Times New Roman"/>
               <w:sz w:val="28"/>
               <w:szCs w:val="28"/>
@@ -3822,7 +3822,7 @@
           </w:r>
           <w:r>
             <w:rPr>
-              <w:rStyle w:val="31"/>
+              <w:rStyle w:val="32"/>
               <w:rFonts w:ascii="Times New Roman" w:hAnsi="Times New Roman" w:eastAsia="黑体"/>
               <w:sz w:val="28"/>
               <w:szCs w:val="28"/>
@@ -3871,7 +3871,7 @@
           </w:r>
           <w:r>
             <w:rPr>
-              <w:rStyle w:val="31"/>
+              <w:rStyle w:val="32"/>
               <w:rFonts w:hint="eastAsia" w:eastAsia="黑体"/>
               <w:sz w:val="28"/>
               <w:szCs w:val="28"/>
@@ -3880,7 +3880,7 @@
           </w:r>
           <w:r>
             <w:rPr>
-              <w:rStyle w:val="31"/>
+              <w:rStyle w:val="32"/>
               <w:rFonts w:ascii="Times New Roman" w:hAnsi="Times New Roman" w:eastAsia="黑体"/>
               <w:sz w:val="28"/>
               <w:szCs w:val="28"/>
@@ -3889,7 +3889,7 @@
           </w:r>
           <w:r>
             <w:rPr>
-              <w:rStyle w:val="31"/>
+              <w:rStyle w:val="32"/>
               <w:rFonts w:ascii="Times New Roman" w:hAnsi="Times New Roman" w:eastAsia="黑体"/>
               <w:sz w:val="28"/>
               <w:szCs w:val="28"/>
@@ -3898,7 +3898,7 @@
           </w:r>
           <w:r>
             <w:rPr>
-              <w:rStyle w:val="31"/>
+              <w:rStyle w:val="32"/>
               <w:rFonts w:ascii="Times New Roman" w:hAnsi="Times New Roman" w:eastAsia="黑体"/>
               <w:sz w:val="28"/>
               <w:szCs w:val="28"/>
@@ -3907,7 +3907,7 @@
           </w:r>
           <w:r>
             <w:rPr>
-              <w:rStyle w:val="31"/>
+              <w:rStyle w:val="32"/>
               <w:rFonts w:ascii="Times New Roman" w:hAnsi="Times New Roman" w:eastAsia="黑体"/>
               <w:sz w:val="28"/>
               <w:szCs w:val="28"/>
@@ -3916,7 +3916,7 @@
           </w:r>
           <w:r>
             <w:rPr>
-              <w:rStyle w:val="31"/>
+              <w:rStyle w:val="32"/>
               <w:rFonts w:ascii="Times New Roman" w:hAnsi="Times New Roman" w:eastAsia="黑体"/>
               <w:sz w:val="28"/>
               <w:szCs w:val="28"/>
@@ -3925,7 +3925,7 @@
           </w:r>
           <w:r>
             <w:rPr>
-              <w:rStyle w:val="31"/>
+              <w:rStyle w:val="32"/>
               <w:rFonts w:ascii="Times New Roman" w:hAnsi="Times New Roman" w:eastAsia="黑体"/>
               <w:sz w:val="28"/>
               <w:szCs w:val="28"/>
@@ -3934,7 +3934,7 @@
           </w:r>
           <w:r>
             <w:rPr>
-              <w:rStyle w:val="31"/>
+              <w:rStyle w:val="32"/>
               <w:rFonts w:ascii="Times New Roman" w:hAnsi="Times New Roman" w:eastAsia="黑体"/>
               <w:sz w:val="28"/>
               <w:szCs w:val="28"/>
@@ -3960,7 +3960,7 @@
           </w:r>
           <w:r>
             <w:rPr>
-              <w:rStyle w:val="31"/>
+              <w:rStyle w:val="32"/>
               <w:rFonts w:eastAsia="黑体"/>
               <w:sz w:val="28"/>
               <w:szCs w:val="28"/>
@@ -4013,7 +4013,7 @@
           </w:r>
           <w:r>
             <w:rPr>
-              <w:rStyle w:val="31"/>
+              <w:rStyle w:val="32"/>
               <w:rFonts w:ascii="Times New Roman" w:hAnsi="Times New Roman" w:eastAsia="黑体"/>
               <w:sz w:val="28"/>
               <w:szCs w:val="28"/>
@@ -4066,7 +4066,7 @@
           </w:r>
           <w:r>
             <w:rPr>
-              <w:rStyle w:val="31"/>
+              <w:rStyle w:val="32"/>
               <w:rFonts w:ascii="Times New Roman" w:hAnsi="Times New Roman" w:eastAsia="黑体"/>
               <w:sz w:val="28"/>
               <w:szCs w:val="28"/>
@@ -4172,8 +4172,8 @@
           <w:lang w:val="en-US" w:eastAsia="zh-CN"/>
         </w:rPr>
       </w:pPr>
-      <w:bookmarkStart w:id="10" w:name="_Toc335598739"/>
-      <w:bookmarkStart w:id="11" w:name="_Toc114840789"/>
+      <w:bookmarkStart w:id="10" w:name="_Toc114840789"/>
+      <w:bookmarkStart w:id="11" w:name="_Toc335598739"/>
       <w:bookmarkStart w:id="12" w:name="_Toc335598646"/>
       <w:r>
         <w:t xml:space="preserve">1.1 </w:t>
@@ -4253,7 +4253,7 @@
     </w:p>
     <w:p>
       <w:pPr>
-        <w:pStyle w:val="44"/>
+        <w:pStyle w:val="45"/>
         <w:rPr>
           <w:rFonts w:hint="default" w:ascii="Times New Roman" w:hAnsi="Times New Roman"/>
           <w:bCs w:val="0"/>
@@ -4271,7 +4271,7 @@
     </w:p>
     <w:p>
       <w:pPr>
-        <w:pStyle w:val="44"/>
+        <w:pStyle w:val="45"/>
         <w:rPr>
           <w:rFonts w:hint="default" w:ascii="Times New Roman" w:hAnsi="Times New Roman"/>
           <w:bCs w:val="0"/>
@@ -4289,7 +4289,7 @@
     </w:p>
     <w:p>
       <w:pPr>
-        <w:pStyle w:val="44"/>
+        <w:pStyle w:val="45"/>
         <w:rPr>
           <w:rFonts w:hint="default" w:ascii="Times New Roman" w:hAnsi="Times New Roman"/>
           <w:bCs w:val="0"/>
@@ -4307,7 +4307,7 @@
     </w:p>
     <w:p>
       <w:pPr>
-        <w:pStyle w:val="44"/>
+        <w:pStyle w:val="45"/>
         <w:rPr>
           <w:rFonts w:ascii="Times New Roman" w:hAnsi="Times New Roman"/>
           <w:bCs w:val="0"/>
@@ -4438,8 +4438,8 @@
         </w:rPr>
       </w:pPr>
       <w:bookmarkStart w:id="17" w:name="_Toc114840792"/>
-      <w:bookmarkStart w:id="18" w:name="_Toc335598648"/>
-      <w:bookmarkStart w:id="19" w:name="_Toc335598741"/>
+      <w:bookmarkStart w:id="18" w:name="_Toc335598741"/>
+      <w:bookmarkStart w:id="19" w:name="_Toc335598648"/>
       <w:r>
         <w:t xml:space="preserve">1.2 </w:t>
       </w:r>
@@ -5822,8 +5822,8 @@
           <w:lang w:val="en-US" w:eastAsia="zh-CN"/>
         </w:rPr>
       </w:pPr>
-      <w:bookmarkStart w:id="23" w:name="_Toc335598743"/>
-      <w:bookmarkStart w:id="24" w:name="_Toc114840794"/>
+      <w:bookmarkStart w:id="23" w:name="_Toc114840794"/>
+      <w:bookmarkStart w:id="24" w:name="_Toc335598743"/>
       <w:bookmarkStart w:id="25" w:name="_Toc335598650"/>
       <w:r>
         <w:t>2.1</w:t>
@@ -5853,9 +5853,9 @@
           <w:lang w:val="en-US" w:eastAsia="zh-CN"/>
         </w:rPr>
       </w:pPr>
-      <w:bookmarkStart w:id="26" w:name="_Toc114840795"/>
-      <w:bookmarkStart w:id="27" w:name="_Toc335598651"/>
-      <w:bookmarkStart w:id="28" w:name="_Toc335598744"/>
+      <w:bookmarkStart w:id="26" w:name="_Toc335598744"/>
+      <w:bookmarkStart w:id="27" w:name="_Toc114840795"/>
+      <w:bookmarkStart w:id="28" w:name="_Toc335598651"/>
       <w:r>
         <w:t>2.1.1</w:t>
       </w:r>
@@ -6169,8 +6169,6 @@
         </w:rPr>
         <w:t>本平台最为抢眼的亮点就在于赋予了系统一个能够去读懂情绪的智能内核，而这部分能力的落地则完全仰仗于大语言模型端点接口的应用对接技术。在实际业务流程内部，系统会把那些结构化的心理量表收集结果拼接打包，融合成为一段有着高度定制化倾向的系统背景提示词，然后再把它们通过基于HTTP协议的网络请求发送给云端的大模型推理服务器。由于在开发前期针对请求携带的参数执行了大量精心设计的角色模板配置操作，这就使得最终反馈回来的数据文本能够呈现出极为饱满的人性化拟真情绪响应，极大地增强了虚拟心理陪伴在整个交互层面的治愈感染力。</w:t>
       </w:r>
-      <w:bookmarkStart w:id="119" w:name="_GoBack"/>
-      <w:bookmarkEnd w:id="119"/>
     </w:p>
     <w:p>
       <w:pPr>
@@ -6242,8 +6240,8 @@
           <w:sz w:val="24"/>
         </w:rPr>
       </w:pPr>
-      <w:bookmarkStart w:id="32" w:name="_Toc335598653"/>
-      <w:bookmarkStart w:id="33" w:name="_Toc335598746"/>
+      <w:bookmarkStart w:id="32" w:name="_Toc335598746"/>
+      <w:bookmarkStart w:id="33" w:name="_Toc335598653"/>
     </w:p>
     <w:p>
       <w:pPr>
@@ -6275,9 +6273,9 @@
           <w:lang w:val="en-US" w:eastAsia="zh-CN"/>
         </w:rPr>
       </w:pPr>
-      <w:bookmarkStart w:id="35" w:name="_Toc335598654"/>
-      <w:bookmarkStart w:id="36" w:name="_Toc335598747"/>
-      <w:bookmarkStart w:id="37" w:name="_Toc114840798"/>
+      <w:bookmarkStart w:id="35" w:name="_Toc335598747"/>
+      <w:bookmarkStart w:id="36" w:name="_Toc114840798"/>
+      <w:bookmarkStart w:id="37" w:name="_Toc335598654"/>
       <w:r>
         <w:t>3.1</w:t>
       </w:r>
@@ -6302,7 +6300,7 @@
       <w:pPr>
         <w:pStyle w:val="4"/>
         <w:rPr>
-          <w:rFonts w:hint="default" w:eastAsia="黑体"/>
+          <w:rFonts w:hint="eastAsia"/>
           <w:lang w:val="en-US" w:eastAsia="zh-CN"/>
         </w:rPr>
       </w:pPr>
@@ -6331,148 +6329,115 @@
     </w:p>
     <w:p>
       <w:pPr>
-        <w:spacing w:before="120" w:beforeLines="50" w:line="360" w:lineRule="auto"/>
-        <w:ind w:firstLine="480" w:firstLineChars="200"/>
-        <w:rPr>
-          <w:sz w:val="24"/>
-        </w:rPr>
-      </w:pPr>
-      <w:r>
-        <w:rPr>
-          <w:sz w:val="24"/>
-        </w:rPr>
-        <w:t>根据需求调研结果确定本系统主要包括以下功能模块，如图3.1所示。</w:t>
-      </w:r>
-    </w:p>
-    <w:p>
-      <w:pPr>
-        <w:spacing w:line="360" w:lineRule="auto"/>
-        <w:ind w:firstLine="7" w:firstLineChars="3"/>
-        <w:jc w:val="center"/>
-        <w:rPr>
-          <w:szCs w:val="21"/>
-        </w:rPr>
-      </w:pPr>
-      <w:r>
-        <w:rPr>
-          <w:sz w:val="24"/>
-        </w:rPr>
-        <mc:AlternateContent>
-          <mc:Choice Requires="wps">
-            <w:drawing>
-              <wp:anchor distT="0" distB="0" distL="114300" distR="114300" simplePos="0" relativeHeight="251660288" behindDoc="0" locked="0" layoutInCell="1" allowOverlap="1">
-                <wp:simplePos x="0" y="0"/>
-                <wp:positionH relativeFrom="column">
-                  <wp:posOffset>-158115</wp:posOffset>
-                </wp:positionH>
-                <wp:positionV relativeFrom="paragraph">
-                  <wp:posOffset>3083560</wp:posOffset>
-                </wp:positionV>
-                <wp:extent cx="2049145" cy="514985"/>
-                <wp:effectExtent l="0" t="0" r="27305" b="208915"/>
-                <wp:wrapNone/>
-                <wp:docPr id="26" name="AutoShape 280"/>
-                <wp:cNvGraphicFramePr/>
-                <a:graphic xmlns:a="http://schemas.openxmlformats.org/drawingml/2006/main">
-                  <a:graphicData uri="http://schemas.microsoft.com/office/word/2010/wordprocessingShape">
-                    <wps:wsp>
-                      <wps:cNvSpPr>
-                        <a:spLocks noChangeArrowheads="1"/>
-                      </wps:cNvSpPr>
-                      <wps:spPr bwMode="auto">
-                        <a:xfrm>
-                          <a:off x="0" y="0"/>
-                          <a:ext cx="2049145" cy="514985"/>
-                        </a:xfrm>
-                        <a:prstGeom prst="wedgeRoundRectCallout">
-                          <a:avLst>
-                            <a:gd name="adj1" fmla="val 4153"/>
-                            <a:gd name="adj2" fmla="val 83970"/>
-                            <a:gd name="adj3" fmla="val 16667"/>
-                          </a:avLst>
-                        </a:prstGeom>
-                        <a:solidFill>
-                          <a:srgbClr val="FFFF00"/>
-                        </a:solidFill>
-                        <a:ln w="9525">
-                          <a:solidFill>
-                            <a:srgbClr val="000000"/>
-                          </a:solidFill>
-                          <a:miter lim="800000"/>
-                        </a:ln>
-                      </wps:spPr>
-                      <wps:txbx>
-                        <w:txbxContent>
-                          <w:p>
-                            <w:pPr>
-                              <w:rPr>
-                                <w:color w:val="FF0000"/>
-                              </w:rPr>
-                            </w:pPr>
-                            <w:r>
-                              <w:rPr>
-                                <w:rFonts w:hint="eastAsia"/>
-                                <w:color w:val="FF0000"/>
-                              </w:rPr>
-                              <w:t>模板中这种红色文字都是说明文字，使用是请删除</w:t>
-                            </w:r>
-                          </w:p>
-                        </w:txbxContent>
-                      </wps:txbx>
-                      <wps:bodyPr rot="0" vert="horz" wrap="square" lIns="91440" tIns="45720" rIns="91440" bIns="45720" anchor="t" anchorCtr="0" upright="1">
-                        <a:noAutofit/>
-                      </wps:bodyPr>
-                    </wps:wsp>
-                  </a:graphicData>
-                </a:graphic>
-              </wp:anchor>
-            </w:drawing>
-          </mc:Choice>
-          <mc:Fallback>
-            <w:pict>
-              <v:shape id="AutoShape 280" o:spid="_x0000_s1026" o:spt="62" type="#_x0000_t62" style="position:absolute;left:0pt;margin-left:-12.45pt;margin-top:242.8pt;height:40.55pt;width:161.35pt;z-index:251660288;mso-width-relative:page;mso-height-relative:page;" fillcolor="#FFFF00" filled="t" stroked="t" coordsize="21600,21600" o:gfxdata="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" adj="11697,28938,14400">
-                <v:fill on="t" focussize="0,0"/>
-                <v:stroke color="#000000" miterlimit="8" joinstyle="miter"/>
-                <v:imagedata o:title=""/>
-                <o:lock v:ext="edit" aspectratio="f"/>
-                <v:textbox>
-                  <w:txbxContent>
-                    <w:p>
-                      <w:pPr>
-                        <w:rPr>
-                          <w:color w:val="FF0000"/>
-                        </w:rPr>
-                      </w:pPr>
-                      <w:r>
-                        <w:rPr>
-                          <w:rFonts w:hint="eastAsia"/>
-                          <w:color w:val="FF0000"/>
-                        </w:rPr>
-                        <w:t>模板中这种红色文字都是说明文字，使用是请删除</w:t>
-                      </w:r>
-                    </w:p>
-                  </w:txbxContent>
-                </v:textbox>
-              </v:shape>
-            </w:pict>
-          </mc:Fallback>
-        </mc:AlternateContent>
-      </w:r>
-      <w:r>
-        <w:object>
-          <v:shape id="_x0000_i1025" o:spt="75" type="#_x0000_t75" style="height:264.8pt;width:313.65pt;" o:ole="t" filled="f" o:preferrelative="t" stroked="f" coordsize="21600,21600">
-            <v:path/>
-            <v:fill on="f" focussize="0,0"/>
-            <v:stroke on="f" joinstyle="miter"/>
-            <v:imagedata r:id="rId16" o:title=""/>
-            <o:lock v:ext="edit" aspectratio="t"/>
-            <w10:wrap type="none"/>
-            <w10:anchorlock/>
-          </v:shape>
-          <o:OLEObject Type="Embed" ProgID="Visio.Drawing.11" ShapeID="_x0000_i1025" DrawAspect="Content" ObjectID="_1468075725" r:id="rId15">
-            <o:LockedField>false</o:LockedField>
-          </o:OLEObject>
-        </w:object>
+        <w:pStyle w:val="10"/>
+        <w:keepNext w:val="0"/>
+        <w:keepLines w:val="0"/>
+        <w:pageBreakBefore w:val="0"/>
+        <w:widowControl w:val="0"/>
+        <w:tabs>
+          <w:tab w:val="left" w:pos="357"/>
+        </w:tabs>
+        <w:kinsoku/>
+        <w:wordWrap/>
+        <w:overflowPunct w:val="0"/>
+        <w:topLinePunct w:val="0"/>
+        <w:autoSpaceDE/>
+        <w:autoSpaceDN/>
+        <w:bidi w:val="0"/>
+        <w:adjustRightInd/>
+        <w:snapToGrid/>
+        <w:spacing w:line="360" w:lineRule="auto"/>
+        <w:textAlignment w:val="auto"/>
+        <w:rPr>
+          <w:rFonts w:hint="default" w:ascii="Times New Roman" w:hAnsi="Times New Roman" w:eastAsia="宋体" w:cs="Times New Roman"/>
+          <w:sz w:val="24"/>
+          <w:szCs w:val="24"/>
+          <w:lang w:val="en-US" w:eastAsia="zh-CN"/>
+        </w:rPr>
+      </w:pPr>
+      <w:r>
+        <w:rPr>
+          <w:rFonts w:hint="default" w:ascii="Times New Roman" w:hAnsi="Times New Roman" w:eastAsia="宋体" w:cs="Times New Roman"/>
+          <w:sz w:val="24"/>
+          <w:szCs w:val="24"/>
+          <w:lang w:val="en-US" w:eastAsia="zh-CN"/>
+        </w:rPr>
+        <w:t>在去审视整套平台的基础门面建设时，首要的任务便是去明确围绕用户本体而展开的一系列身份资料维护需求，正如前端大众操作子系统所展示的那样，必须去构筑出一套极其严密的鉴权过滤门禁。客户端访问与越权拦截控制的完整跳转流程被刻画得十分清晰，如图3.1所示。</w:t>
+      </w:r>
+    </w:p>
+    <w:p>
+      <w:pPr>
+        <w:pStyle w:val="10"/>
+        <w:keepNext w:val="0"/>
+        <w:keepLines w:val="0"/>
+        <w:pageBreakBefore w:val="0"/>
+        <w:widowControl w:val="0"/>
+        <w:tabs>
+          <w:tab w:val="left" w:pos="357"/>
+        </w:tabs>
+        <w:kinsoku/>
+        <w:wordWrap/>
+        <w:overflowPunct w:val="0"/>
+        <w:topLinePunct w:val="0"/>
+        <w:autoSpaceDE/>
+        <w:autoSpaceDN/>
+        <w:bidi w:val="0"/>
+        <w:adjustRightInd/>
+        <w:snapToGrid/>
+        <w:spacing w:line="360" w:lineRule="auto"/>
+        <w:jc w:val="left"/>
+        <w:textAlignment w:val="auto"/>
+        <w:rPr>
+          <w:rFonts w:hint="default" w:ascii="Times New Roman" w:hAnsi="Times New Roman" w:eastAsia="宋体" w:cs="Times New Roman"/>
+          <w:sz w:val="24"/>
+          <w:szCs w:val="24"/>
+          <w:lang w:val="en-US" w:eastAsia="zh-CN"/>
+        </w:rPr>
+      </w:pPr>
+      <w:r>
+        <w:rPr>
+          <w:rFonts w:hint="default" w:ascii="Times New Roman" w:hAnsi="Times New Roman" w:eastAsia="宋体" w:cs="Times New Roman"/>
+          <w:sz w:val="24"/>
+          <w:szCs w:val="24"/>
+          <w:lang w:val="en-US" w:eastAsia="zh-CN"/>
+        </w:rPr>
+        <w:drawing>
+          <wp:inline distT="0" distB="0" distL="114300" distR="114300">
+            <wp:extent cx="4706620" cy="5357495"/>
+            <wp:effectExtent l="0" t="0" r="17780" b="14605"/>
+            <wp:docPr id="3" name="图片 3" descr="客户端访问.drawio"/>
+            <wp:cNvGraphicFramePr>
+              <a:graphicFrameLocks xmlns:a="http://schemas.openxmlformats.org/drawingml/2006/main" noChangeAspect="1"/>
+            </wp:cNvGraphicFramePr>
+            <a:graphic xmlns:a="http://schemas.openxmlformats.org/drawingml/2006/main">
+              <a:graphicData uri="http://schemas.openxmlformats.org/drawingml/2006/picture">
+                <pic:pic xmlns:pic="http://schemas.openxmlformats.org/drawingml/2006/picture">
+                  <pic:nvPicPr>
+                    <pic:cNvPr id="3" name="图片 3" descr="客户端访问.drawio"/>
+                    <pic:cNvPicPr>
+                      <a:picLocks noChangeAspect="1"/>
+                    </pic:cNvPicPr>
+                  </pic:nvPicPr>
+                  <pic:blipFill>
+                    <a:blip r:embed="rId15"/>
+                    <a:stretch>
+                      <a:fillRect/>
+                    </a:stretch>
+                  </pic:blipFill>
+                  <pic:spPr>
+                    <a:xfrm>
+                      <a:off x="0" y="0"/>
+                      <a:ext cx="4706620" cy="5357495"/>
+                    </a:xfrm>
+                    <a:prstGeom prst="rect">
+                      <a:avLst/>
+                    </a:prstGeom>
+                  </pic:spPr>
+                </pic:pic>
+              </a:graphicData>
+            </a:graphic>
+          </wp:inline>
+        </w:drawing>
       </w:r>
     </w:p>
     <w:p>
@@ -6481,14 +6446,24 @@
         <w:ind w:firstLine="6" w:firstLineChars="3"/>
         <w:jc w:val="center"/>
         <w:rPr>
+          <w:rFonts w:hint="default" w:eastAsia="宋体"/>
           <w:szCs w:val="21"/>
+          <w:lang w:val="en-US" w:eastAsia="zh-CN"/>
         </w:rPr>
       </w:pPr>
       <w:r>
         <w:rPr>
           <w:szCs w:val="21"/>
         </w:rPr>
-        <w:t>图3.1 系统体系结构</w:t>
+        <w:t xml:space="preserve">图3.1 </w:t>
+      </w:r>
+      <w:r>
+        <w:rPr>
+          <w:rFonts w:hint="eastAsia"/>
+          <w:szCs w:val="21"/>
+          <w:lang w:val="en-US" w:eastAsia="zh-CN"/>
+        </w:rPr>
+        <w:t>客户端访问与越权拦截控制流程示意图</w:t>
       </w:r>
     </w:p>
     <w:p>
@@ -6506,208 +6481,13 @@
         </w:rPr>
         <w:t>图片来源：自制</w:t>
       </w:r>
-      <w:r>
-        <w:rPr>
-          <w:rFonts w:hint="eastAsia" w:ascii="宋体" w:hAnsi="宋体"/>
-          <w:szCs w:val="21"/>
-        </w:rPr>
-        <w:t>/***</w:t>
-      </w:r>
-    </w:p>
-    <w:p>
-      <w:pPr>
-        <w:pStyle w:val="33"/>
-        <w:spacing w:line="360" w:lineRule="auto"/>
-        <w:ind w:firstLine="480"/>
-        <w:rPr>
-          <w:color w:val="FF0000"/>
-          <w:sz w:val="24"/>
-        </w:rPr>
-      </w:pPr>
-      <w:r>
-        <w:rPr>
-          <w:color w:val="FF0000"/>
-          <w:sz w:val="24"/>
-        </w:rPr>
-        <w:t>说明：</w:t>
-      </w:r>
-    </w:p>
-    <w:p>
-      <w:pPr>
-        <w:pStyle w:val="33"/>
-        <w:spacing w:line="360" w:lineRule="auto"/>
-        <w:ind w:firstLine="480"/>
-        <w:rPr>
-          <w:color w:val="FF0000"/>
-          <w:sz w:val="24"/>
-        </w:rPr>
+    </w:p>
+    <w:p>
+      <w:pPr>
+        <w:pStyle w:val="4"/>
       </w:pPr>
       <w:bookmarkStart w:id="41" w:name="_Toc335598656"/>
       <w:bookmarkStart w:id="42" w:name="_Toc335598749"/>
-      <w:r>
-        <w:rPr>
-          <w:color w:val="FF0000"/>
-          <w:sz w:val="24"/>
-        </w:rPr>
-        <w:t>图号与图</w:t>
-      </w:r>
-      <w:r>
-        <w:rPr>
-          <w:rFonts w:hint="eastAsia"/>
-          <w:color w:val="FF0000"/>
-          <w:sz w:val="24"/>
-        </w:rPr>
-        <w:t>题间置一空格，</w:t>
-      </w:r>
-      <w:r>
-        <w:rPr>
-          <w:color w:val="FF0000"/>
-          <w:sz w:val="24"/>
-        </w:rPr>
-        <w:t>置于图的正下方并且必须排在同一页，</w:t>
-      </w:r>
-      <w:r>
-        <w:rPr>
-          <w:b/>
-          <w:bCs/>
-          <w:color w:val="FF0000"/>
-          <w:sz w:val="24"/>
-          <w:highlight w:val="yellow"/>
-        </w:rPr>
-        <w:t>图名用</w:t>
-      </w:r>
-      <w:r>
-        <w:rPr>
-          <w:rFonts w:hint="eastAsia"/>
-          <w:b/>
-          <w:bCs/>
-          <w:color w:val="FF0000"/>
-          <w:sz w:val="24"/>
-          <w:highlight w:val="yellow"/>
-        </w:rPr>
-        <w:t>五</w:t>
-      </w:r>
-      <w:r>
-        <w:rPr>
-          <w:b/>
-          <w:bCs/>
-          <w:color w:val="FF0000"/>
-          <w:sz w:val="24"/>
-          <w:highlight w:val="yellow"/>
-        </w:rPr>
-        <w:t>号字，</w:t>
-      </w:r>
-      <w:r>
-        <w:rPr>
-          <w:rFonts w:hint="eastAsia"/>
-          <w:b/>
-          <w:bCs/>
-          <w:color w:val="FF0000"/>
-          <w:sz w:val="24"/>
-          <w:highlight w:val="yellow"/>
-        </w:rPr>
-        <w:t>中文</w:t>
-      </w:r>
-      <w:r>
-        <w:rPr>
-          <w:b/>
-          <w:bCs/>
-          <w:color w:val="FF0000"/>
-          <w:sz w:val="24"/>
-          <w:highlight w:val="yellow"/>
-        </w:rPr>
-        <w:t>用宋体，英文</w:t>
-      </w:r>
-      <w:r>
-        <w:rPr>
-          <w:rFonts w:hint="eastAsia"/>
-          <w:b/>
-          <w:bCs/>
-          <w:color w:val="FF0000"/>
-          <w:sz w:val="24"/>
-          <w:highlight w:val="yellow"/>
-        </w:rPr>
-        <w:t>用“</w:t>
-      </w:r>
-      <w:r>
-        <w:rPr>
-          <w:b/>
-          <w:bCs/>
-          <w:color w:val="FF0000"/>
-          <w:sz w:val="24"/>
-          <w:highlight w:val="yellow"/>
-        </w:rPr>
-        <w:t>Times New Roman</w:t>
-      </w:r>
-      <w:r>
-        <w:rPr>
-          <w:rFonts w:hint="eastAsia"/>
-          <w:b/>
-          <w:bCs/>
-          <w:color w:val="FF0000"/>
-          <w:sz w:val="24"/>
-          <w:highlight w:val="yellow"/>
-        </w:rPr>
-        <w:t>”</w:t>
-      </w:r>
-      <w:r>
-        <w:rPr>
-          <w:b/>
-          <w:bCs/>
-          <w:color w:val="FF0000"/>
-          <w:sz w:val="24"/>
-          <w:highlight w:val="yellow"/>
-        </w:rPr>
-        <w:t>，须全文统一。</w:t>
-      </w:r>
-      <w:r>
-        <w:rPr>
-          <w:color w:val="FF0000"/>
-          <w:sz w:val="24"/>
-        </w:rPr>
-        <w:t>图中标注符号文字字号不大于图题的字号。图号以章分组编序号，如图3.5表示第三章的第5幅图。</w:t>
-      </w:r>
-    </w:p>
-    <w:p>
-      <w:pPr>
-        <w:pStyle w:val="33"/>
-        <w:spacing w:line="360" w:lineRule="auto"/>
-        <w:ind w:firstLine="480"/>
-        <w:rPr>
-          <w:color w:val="FF0000"/>
-          <w:sz w:val="24"/>
-        </w:rPr>
-      </w:pPr>
-      <w:r>
-        <w:rPr>
-          <w:color w:val="FF0000"/>
-          <w:sz w:val="24"/>
-        </w:rPr>
-        <w:t>每一个插图在正文当中必须有明确的说明性引用文字，不能仅仅是“如下图：”等字样，可写明“…见图3.5。”或“…如图3.5所示。”，并且通常出现在插图的上方，正文引用后用“。”，而不是“：”。各级标题中不能以插图开始和结尾。</w:t>
-      </w:r>
-    </w:p>
-    <w:p>
-      <w:pPr>
-        <w:pStyle w:val="33"/>
-        <w:spacing w:line="360" w:lineRule="auto"/>
-        <w:ind w:firstLine="480"/>
-        <w:rPr>
-          <w:color w:val="FF0000"/>
-          <w:sz w:val="24"/>
-        </w:rPr>
-      </w:pPr>
-      <w:r>
-        <w:rPr>
-          <w:color w:val="FF0000"/>
-          <w:sz w:val="24"/>
-        </w:rPr>
-        <w:t>除了界面图，其余一概不能拷屏截图，截图用专用截图软件截取，200dpi分辨率以上。应该用visio等专用绘图软件绘图，用“插入—图片—来自文件”或源文件直接复制，图片保持长宽比。</w:t>
-      </w:r>
-    </w:p>
-    <w:p>
-      <w:pPr>
-        <w:pStyle w:val="4"/>
-      </w:pPr>
       <w:bookmarkStart w:id="43" w:name="_Toc114840800"/>
       <w:r>
         <w:t>3.1.2</w:t>
@@ -6717,1703 +6497,815 @@
           <w:rFonts w:hint="eastAsia"/>
         </w:rPr>
         <w:t xml:space="preserve"> </w:t>
-      </w:r>
-      <w:r>
-        <w:t>模块需求描述</w:t>
       </w:r>
       <w:bookmarkEnd w:id="41"/>
       <w:bookmarkEnd w:id="42"/>
       <w:bookmarkEnd w:id="43"/>
-    </w:p>
-    <w:p>
-      <w:pPr>
-        <w:spacing w:line="360" w:lineRule="auto"/>
-        <w:ind w:firstLine="480" w:firstLineChars="200"/>
-        <w:rPr>
-          <w:rFonts w:eastAsia="黑体"/>
-          <w:sz w:val="24"/>
-        </w:rPr>
-      </w:pPr>
-      <w:r>
-        <w:rPr>
-          <w:rFonts w:eastAsia="黑体"/>
-          <w:sz w:val="24"/>
-        </w:rPr>
-        <w:t>（1）接口控制管理</w:t>
-      </w:r>
-    </w:p>
-    <w:p>
-      <w:pPr>
-        <w:spacing w:line="360" w:lineRule="auto"/>
-        <w:ind w:firstLine="480" w:firstLineChars="200"/>
-        <w:rPr>
-          <w:sz w:val="24"/>
-        </w:rPr>
-      </w:pPr>
-      <w:r>
-        <w:rPr>
-          <w:sz w:val="24"/>
-        </w:rPr>
-        <w:t xml:space="preserve">对各接口业务的进程，通过统一的命令形式进行控制。 </w:t>
-      </w:r>
-    </w:p>
-    <w:p>
-      <w:pPr>
-        <w:spacing w:line="360" w:lineRule="auto"/>
-        <w:ind w:firstLine="480" w:firstLineChars="200"/>
-        <w:rPr>
-          <w:sz w:val="24"/>
-        </w:rPr>
-      </w:pPr>
-      <w:r>
-        <w:rPr>
-          <w:sz w:val="24"/>
-        </w:rPr>
-        <w:t>（以下略）</w:t>
-      </w:r>
-    </w:p>
-    <w:p>
-      <w:pPr>
-        <w:spacing w:line="360" w:lineRule="auto"/>
-        <w:ind w:firstLine="480" w:firstLineChars="200"/>
-        <w:rPr>
-          <w:rFonts w:eastAsia="黑体"/>
-          <w:sz w:val="24"/>
-        </w:rPr>
-      </w:pPr>
-      <w:r>
-        <w:rPr>
-          <w:rFonts w:eastAsia="黑体"/>
-          <w:sz w:val="24"/>
-        </w:rPr>
-        <w:t>（2）接口日志功能</w:t>
-      </w:r>
-    </w:p>
-    <w:p>
-      <w:pPr>
-        <w:spacing w:line="360" w:lineRule="auto"/>
-        <w:ind w:firstLine="480" w:firstLineChars="200"/>
-        <w:rPr>
-          <w:sz w:val="24"/>
-        </w:rPr>
-      </w:pPr>
-      <w:r>
-        <w:rPr>
-          <w:sz w:val="24"/>
-        </w:rPr>
-        <w:t>详细、清晰、规范的日志功能，可以分种类、分级别记录日志。</w:t>
-      </w:r>
-    </w:p>
-    <w:p>
-      <w:pPr>
-        <w:spacing w:line="360" w:lineRule="auto"/>
-        <w:ind w:firstLine="480" w:firstLineChars="200"/>
-        <w:rPr>
-          <w:sz w:val="24"/>
-        </w:rPr>
-      </w:pPr>
-      <w:r>
-        <w:rPr>
-          <w:sz w:val="24"/>
-        </w:rPr>
-        <mc:AlternateContent>
-          <mc:Choice Requires="wps">
-            <w:drawing>
-              <wp:anchor distT="0" distB="0" distL="114300" distR="114300" simplePos="0" relativeHeight="251661312" behindDoc="0" locked="0" layoutInCell="1" allowOverlap="1">
-                <wp:simplePos x="0" y="0"/>
-                <wp:positionH relativeFrom="column">
-                  <wp:posOffset>3594100</wp:posOffset>
-                </wp:positionH>
-                <wp:positionV relativeFrom="paragraph">
-                  <wp:posOffset>150495</wp:posOffset>
-                </wp:positionV>
-                <wp:extent cx="2049145" cy="514985"/>
-                <wp:effectExtent l="0" t="0" r="27305" b="208915"/>
-                <wp:wrapNone/>
-                <wp:docPr id="27" name="AutoShape 280"/>
-                <wp:cNvGraphicFramePr/>
-                <a:graphic xmlns:a="http://schemas.openxmlformats.org/drawingml/2006/main">
-                  <a:graphicData uri="http://schemas.microsoft.com/office/word/2010/wordprocessingShape">
-                    <wps:wsp>
-                      <wps:cNvSpPr>
-                        <a:spLocks noChangeArrowheads="1"/>
-                      </wps:cNvSpPr>
-                      <wps:spPr bwMode="auto">
-                        <a:xfrm>
-                          <a:off x="0" y="0"/>
-                          <a:ext cx="2049145" cy="514985"/>
-                        </a:xfrm>
-                        <a:prstGeom prst="wedgeRoundRectCallout">
-                          <a:avLst>
-                            <a:gd name="adj1" fmla="val 4153"/>
-                            <a:gd name="adj2" fmla="val 83970"/>
-                            <a:gd name="adj3" fmla="val 16667"/>
-                          </a:avLst>
-                        </a:prstGeom>
-                        <a:solidFill>
-                          <a:srgbClr val="FFFF00"/>
-                        </a:solidFill>
-                        <a:ln w="9525">
-                          <a:solidFill>
-                            <a:srgbClr val="000000"/>
-                          </a:solidFill>
-                          <a:miter lim="800000"/>
-                        </a:ln>
-                      </wps:spPr>
-                      <wps:txbx>
-                        <w:txbxContent>
-                          <w:p>
-                            <w:pPr>
-                              <w:rPr>
-                                <w:color w:val="FF0000"/>
-                              </w:rPr>
-                            </w:pPr>
-                            <w:r>
-                              <w:rPr>
-                                <w:rFonts w:hint="eastAsia"/>
-                                <w:color w:val="FF0000"/>
-                              </w:rPr>
-                              <w:t>模板中这种红色文字都是说明文字，使用是请删除</w:t>
-                            </w:r>
-                          </w:p>
-                        </w:txbxContent>
-                      </wps:txbx>
-                      <wps:bodyPr rot="0" vert="horz" wrap="square" lIns="91440" tIns="45720" rIns="91440" bIns="45720" anchor="t" anchorCtr="0" upright="1">
-                        <a:noAutofit/>
-                      </wps:bodyPr>
-                    </wps:wsp>
-                  </a:graphicData>
-                </a:graphic>
-              </wp:anchor>
-            </w:drawing>
-          </mc:Choice>
-          <mc:Fallback>
-            <w:pict>
-              <v:shape id="AutoShape 280" o:spid="_x0000_s1026" o:spt="62" type="#_x0000_t62" style="position:absolute;left:0pt;margin-left:283pt;margin-top:11.85pt;height:40.55pt;width:161.35pt;z-index:251661312;mso-width-relative:page;mso-height-relative:page;" fillcolor="#FFFF00" filled="t" stroked="t" coordsize="21600,21600" o:gfxdata="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" adj="11697,28938,14400">
-                <v:fill on="t" focussize="0,0"/>
-                <v:stroke color="#000000" miterlimit="8" joinstyle="miter"/>
-                <v:imagedata o:title=""/>
-                <o:lock v:ext="edit" aspectratio="f"/>
-                <v:textbox>
-                  <w:txbxContent>
-                    <w:p>
-                      <w:pPr>
-                        <w:rPr>
-                          <w:color w:val="FF0000"/>
-                        </w:rPr>
-                      </w:pPr>
-                      <w:r>
-                        <w:rPr>
-                          <w:rFonts w:hint="eastAsia"/>
-                          <w:color w:val="FF0000"/>
-                        </w:rPr>
-                        <w:t>模板中这种红色文字都是说明文字，使用是请删除</w:t>
-                      </w:r>
-                    </w:p>
-                  </w:txbxContent>
-                </v:textbox>
-              </v:shape>
-            </w:pict>
-          </mc:Fallback>
-        </mc:AlternateContent>
-      </w:r>
-      <w:r>
-        <w:rPr>
-          <w:sz w:val="24"/>
-        </w:rPr>
-        <w:t>（以下略）</w:t>
-      </w:r>
-    </w:p>
-    <w:p>
-      <w:pPr>
-        <w:spacing w:line="360" w:lineRule="auto"/>
-        <w:ind w:firstLine="480" w:firstLineChars="200"/>
-        <w:rPr>
-          <w:rFonts w:eastAsia="黑体"/>
-          <w:sz w:val="24"/>
-        </w:rPr>
-      </w:pPr>
-      <w:r>
-        <w:rPr>
-          <w:rFonts w:eastAsia="黑体"/>
-          <w:sz w:val="24"/>
-        </w:rPr>
-        <w:t>（3）客服接口其它业务功能</w:t>
-      </w:r>
-    </w:p>
-    <w:p>
-      <w:pPr>
-        <w:spacing w:line="360" w:lineRule="auto"/>
-        <w:ind w:firstLine="480" w:firstLineChars="200"/>
-        <w:rPr>
-          <w:sz w:val="24"/>
-        </w:rPr>
-      </w:pPr>
-      <w:r>
-        <w:rPr>
-          <w:sz w:val="24"/>
-        </w:rPr>
-        <w:t>客服接口其它业务功能见表3.1。</w:t>
-      </w:r>
-    </w:p>
-    <w:p>
-      <w:pPr>
-        <w:spacing w:line="360" w:lineRule="auto"/>
-        <w:ind w:firstLine="480" w:firstLineChars="200"/>
-        <w:rPr>
+      <w:r>
+        <w:rPr>
+          <w:rFonts w:hint="default"/>
+        </w:rPr>
+        <w:t>量表作答与测评结果记录需求</w:t>
+      </w:r>
+    </w:p>
+    <w:p>
+      <w:pPr>
+        <w:pStyle w:val="10"/>
+        <w:keepNext w:val="0"/>
+        <w:keepLines w:val="0"/>
+        <w:pageBreakBefore w:val="0"/>
+        <w:widowControl w:val="0"/>
+        <w:tabs>
+          <w:tab w:val="left" w:pos="357"/>
+        </w:tabs>
+        <w:kinsoku/>
+        <w:wordWrap/>
+        <w:overflowPunct w:val="0"/>
+        <w:topLinePunct w:val="0"/>
+        <w:autoSpaceDE/>
+        <w:autoSpaceDN/>
+        <w:bidi w:val="0"/>
+        <w:adjustRightInd/>
+        <w:snapToGrid/>
+        <w:spacing w:line="360" w:lineRule="auto"/>
+        <w:textAlignment w:val="auto"/>
+        <w:rPr>
+          <w:rFonts w:hint="default" w:ascii="Times New Roman" w:hAnsi="Times New Roman" w:eastAsia="宋体" w:cs="Times New Roman"/>
+          <w:sz w:val="24"/>
+          <w:szCs w:val="24"/>
+          <w:lang w:val="en-US" w:eastAsia="zh-CN"/>
+        </w:rPr>
+      </w:pPr>
+      <w:bookmarkStart w:id="44" w:name="_Toc335598657"/>
+      <w:bookmarkStart w:id="45" w:name="_Toc335598750"/>
+      <w:bookmarkStart w:id="46" w:name="_Toc114840801"/>
+      <w:r>
+        <w:rPr>
+          <w:rFonts w:hint="default" w:ascii="Times New Roman" w:hAnsi="Times New Roman" w:eastAsia="宋体" w:cs="Times New Roman"/>
+          <w:sz w:val="24"/>
+          <w:szCs w:val="24"/>
+          <w:lang w:val="en-US" w:eastAsia="zh-CN"/>
+        </w:rPr>
+        <w:t>在核心的问卷量表测评业务板块中，要求后端平台去提供标准化的问卷展示版面。这不仅要求前台能去动态地渲染相关的答题选项题目，更关键的地方在于后端必须要能自行去运转一套精确的分数叠加评估程序。程序会把大家在主客观题目里各自积攒下来的得分给无误地归拢起来，生成专属的测评评估得分，如图3.2所示。</w:t>
+      </w:r>
+    </w:p>
+    <w:p>
+      <w:pPr>
+        <w:pStyle w:val="10"/>
+        <w:keepNext w:val="0"/>
+        <w:keepLines w:val="0"/>
+        <w:pageBreakBefore w:val="0"/>
+        <w:widowControl w:val="0"/>
+        <w:tabs>
+          <w:tab w:val="left" w:pos="357"/>
+        </w:tabs>
+        <w:kinsoku/>
+        <w:wordWrap/>
+        <w:overflowPunct w:val="0"/>
+        <w:topLinePunct w:val="0"/>
+        <w:autoSpaceDE/>
+        <w:autoSpaceDN/>
+        <w:bidi w:val="0"/>
+        <w:adjustRightInd/>
+        <w:snapToGrid/>
+        <w:spacing w:line="360" w:lineRule="auto"/>
+        <w:jc w:val="center"/>
+        <w:textAlignment w:val="auto"/>
+        <w:rPr>
+          <w:rFonts w:hint="default" w:ascii="Times New Roman" w:hAnsi="Times New Roman" w:eastAsia="宋体" w:cs="Times New Roman"/>
+          <w:sz w:val="24"/>
+          <w:szCs w:val="24"/>
+          <w:lang w:val="en-US" w:eastAsia="zh-CN"/>
+        </w:rPr>
+      </w:pPr>
+      <w:r>
+        <w:rPr>
+          <w:rFonts w:hint="default" w:ascii="Times New Roman" w:hAnsi="Times New Roman" w:eastAsia="宋体" w:cs="Times New Roman"/>
+          <w:sz w:val="24"/>
+          <w:szCs w:val="24"/>
+          <w:lang w:val="en-US" w:eastAsia="zh-CN"/>
+        </w:rPr>
+        <w:drawing>
+          <wp:inline distT="0" distB="0" distL="114300" distR="114300">
+            <wp:extent cx="3136265" cy="6720205"/>
+            <wp:effectExtent l="0" t="0" r="6985" b="4445"/>
+            <wp:docPr id="4" name="图片 4" descr="心理测评.drawio"/>
+            <wp:cNvGraphicFramePr>
+              <a:graphicFrameLocks xmlns:a="http://schemas.openxmlformats.org/drawingml/2006/main" noChangeAspect="1"/>
+            </wp:cNvGraphicFramePr>
+            <a:graphic xmlns:a="http://schemas.openxmlformats.org/drawingml/2006/main">
+              <a:graphicData uri="http://schemas.openxmlformats.org/drawingml/2006/picture">
+                <pic:pic xmlns:pic="http://schemas.openxmlformats.org/drawingml/2006/picture">
+                  <pic:nvPicPr>
+                    <pic:cNvPr id="4" name="图片 4" descr="心理测评.drawio"/>
+                    <pic:cNvPicPr>
+                      <a:picLocks noChangeAspect="1"/>
+                    </pic:cNvPicPr>
+                  </pic:nvPicPr>
+                  <pic:blipFill>
+                    <a:blip r:embed="rId16"/>
+                    <a:stretch>
+                      <a:fillRect/>
+                    </a:stretch>
+                  </pic:blipFill>
+                  <pic:spPr>
+                    <a:xfrm>
+                      <a:off x="0" y="0"/>
+                      <a:ext cx="3136265" cy="6720205"/>
+                    </a:xfrm>
+                    <a:prstGeom prst="rect">
+                      <a:avLst/>
+                    </a:prstGeom>
+                  </pic:spPr>
+                </pic:pic>
+              </a:graphicData>
+            </a:graphic>
+          </wp:inline>
+        </w:drawing>
+      </w:r>
+    </w:p>
+    <w:p>
+      <w:pPr>
+        <w:spacing w:line="360" w:lineRule="auto"/>
+        <w:ind w:firstLine="6" w:firstLineChars="3"/>
+        <w:jc w:val="center"/>
+        <w:rPr>
+          <w:rFonts w:hint="eastAsia"/>
+          <w:szCs w:val="21"/>
+          <w:lang w:val="en-US" w:eastAsia="zh-CN"/>
+        </w:rPr>
+      </w:pPr>
+      <w:r>
+        <w:rPr>
+          <w:szCs w:val="21"/>
+        </w:rPr>
+        <w:t>图3.</w:t>
+      </w:r>
+      <w:r>
+        <w:rPr>
+          <w:rFonts w:hint="eastAsia"/>
+          <w:szCs w:val="21"/>
+          <w:lang w:val="en-US" w:eastAsia="zh-CN"/>
+        </w:rPr>
+        <w:t>2</w:t>
+      </w:r>
+      <w:r>
+        <w:rPr>
+          <w:szCs w:val="21"/>
+        </w:rPr>
+        <w:t xml:space="preserve"> </w:t>
+      </w:r>
+      <w:r>
+        <w:rPr>
+          <w:rFonts w:hint="eastAsia"/>
+          <w:szCs w:val="21"/>
+          <w:lang w:val="en-US" w:eastAsia="zh-CN"/>
+        </w:rPr>
+        <w:t>心理量表测评算分与明细录入工作流示意图</w:t>
+      </w:r>
+    </w:p>
+    <w:p>
+      <w:pPr>
+        <w:ind w:firstLine="6" w:firstLineChars="3"/>
+        <w:jc w:val="right"/>
+        <w:rPr>
+          <w:szCs w:val="18"/>
+        </w:rPr>
+      </w:pPr>
+      <w:r>
+        <w:rPr>
+          <w:rFonts w:hint="eastAsia"/>
+          <w:szCs w:val="18"/>
+        </w:rPr>
+        <w:t>图片来源：自制</w:t>
+      </w:r>
+    </w:p>
+    <w:p>
+      <w:pPr>
+        <w:spacing w:line="360" w:lineRule="auto"/>
+        <w:ind w:firstLine="6" w:firstLineChars="3"/>
+        <w:jc w:val="center"/>
+        <w:rPr>
+          <w:rFonts w:hint="eastAsia"/>
+          <w:szCs w:val="21"/>
+          <w:lang w:val="en-US" w:eastAsia="zh-CN"/>
+        </w:rPr>
+      </w:pPr>
+    </w:p>
+    <w:p>
+      <w:pPr>
+        <w:pStyle w:val="4"/>
+      </w:pPr>
+      <w:r>
+        <w:rPr>
+          <w:rFonts w:hint="default"/>
+        </w:rPr>
+        <w:t>3.1.3 AI 多人格在线专属干预需求</w:t>
+      </w:r>
+    </w:p>
+    <w:p>
+      <w:pPr>
+        <w:pStyle w:val="10"/>
+        <w:keepNext w:val="0"/>
+        <w:keepLines w:val="0"/>
+        <w:pageBreakBefore w:val="0"/>
+        <w:widowControl w:val="0"/>
+        <w:tabs>
+          <w:tab w:val="left" w:pos="357"/>
+        </w:tabs>
+        <w:kinsoku/>
+        <w:wordWrap/>
+        <w:overflowPunct w:val="0"/>
+        <w:topLinePunct w:val="0"/>
+        <w:autoSpaceDE/>
+        <w:autoSpaceDN/>
+        <w:bidi w:val="0"/>
+        <w:adjustRightInd/>
+        <w:snapToGrid/>
+        <w:spacing w:line="360" w:lineRule="auto"/>
+        <w:textAlignment w:val="auto"/>
+        <w:rPr>
+          <w:rFonts w:hint="eastAsia"/>
+          <w:szCs w:val="21"/>
+          <w:lang w:val="en-US" w:eastAsia="zh-CN"/>
+        </w:rPr>
+      </w:pPr>
+      <w:r>
+        <w:rPr>
+          <w:rFonts w:hint="default" w:ascii="Times New Roman" w:hAnsi="Times New Roman" w:eastAsia="宋体" w:cs="Times New Roman"/>
+          <w:sz w:val="24"/>
+          <w:szCs w:val="24"/>
+          <w:lang w:val="en-US" w:eastAsia="zh-CN"/>
+        </w:rPr>
+        <w:t>在整个前后端分离的系统架构体系当中，占比最重且技术门槛最高的业务环节莫过于依靠外部大语言模型驱动的虚拟干预陪聊模块。系统需要对外去开放不同参数预设的 AI 虚拟角色列表，从而供广大受众群体去进行随心所欲地挑选加载。在使用期间，后端程序必须要能自行去把使用者刚刚去考量获取得到的那套打分结果报告当作环境变量，悄悄地去隐式合并成为 AI 开展聊天响应动作的背景大前提。在这之上的明确规定还包括，系统务必需要自行去调度底层长文本滑动截断记忆的计算逻辑，去严防因为对话轮次长时间拉锯而引发历史记录发生惨烈遗忘的技术脱轨错误出现。</w:t>
+      </w:r>
+    </w:p>
+    <w:p>
+      <w:pPr>
+        <w:pStyle w:val="4"/>
+        <w:rPr>
+          <w:rFonts w:hint="default"/>
+        </w:rPr>
+      </w:pPr>
+      <w:r>
+        <w:rPr>
+          <w:rFonts w:hint="default"/>
+        </w:rPr>
+        <w:t>3.1.4 科普资源展现与论坛发帖管理需求</w:t>
+      </w:r>
+    </w:p>
+    <w:p>
+      <w:pPr>
+        <w:pStyle w:val="10"/>
+        <w:keepNext w:val="0"/>
+        <w:keepLines w:val="0"/>
+        <w:pageBreakBefore w:val="0"/>
+        <w:widowControl w:val="0"/>
+        <w:tabs>
+          <w:tab w:val="left" w:pos="357"/>
+        </w:tabs>
+        <w:kinsoku/>
+        <w:wordWrap/>
+        <w:overflowPunct w:val="0"/>
+        <w:topLinePunct w:val="0"/>
+        <w:autoSpaceDE/>
+        <w:autoSpaceDN/>
+        <w:bidi w:val="0"/>
+        <w:adjustRightInd/>
+        <w:snapToGrid/>
+        <w:spacing w:line="360" w:lineRule="auto"/>
+        <w:textAlignment w:val="auto"/>
+        <w:rPr>
+          <w:rFonts w:hint="default" w:ascii="Times New Roman" w:hAnsi="Times New Roman" w:eastAsia="宋体" w:cs="Times New Roman"/>
+          <w:sz w:val="24"/>
+          <w:szCs w:val="24"/>
+          <w:lang w:val="en-US" w:eastAsia="zh-CN"/>
+        </w:rPr>
+      </w:pPr>
+      <w:r>
+        <w:rPr>
+          <w:rFonts w:hint="default" w:ascii="Times New Roman" w:hAnsi="Times New Roman" w:eastAsia="宋体" w:cs="Times New Roman"/>
+          <w:sz w:val="24"/>
+          <w:szCs w:val="24"/>
+          <w:lang w:val="en-US" w:eastAsia="zh-CN"/>
+        </w:rPr>
+        <w:t>为了去切实地增进群体病患相互之间的情绪共鸣，一定不能漏掉去提供一个彻底支持匿名交流支持手段的信息发帖墙。系统覆盖范围内的所有普通访客都能够在互助讨论版块去尽情发表个人的图文生活动态，这部分的业务逻辑与管控权限脉络非常明晰，如图3.3所示。</w:t>
+      </w:r>
+    </w:p>
+    <w:p>
+      <w:pPr>
+        <w:pStyle w:val="10"/>
+        <w:keepNext w:val="0"/>
+        <w:keepLines w:val="0"/>
+        <w:pageBreakBefore w:val="0"/>
+        <w:widowControl w:val="0"/>
+        <w:tabs>
+          <w:tab w:val="left" w:pos="357"/>
+        </w:tabs>
+        <w:kinsoku/>
+        <w:wordWrap/>
+        <w:overflowPunct w:val="0"/>
+        <w:topLinePunct w:val="0"/>
+        <w:autoSpaceDE/>
+        <w:autoSpaceDN/>
+        <w:bidi w:val="0"/>
+        <w:adjustRightInd/>
+        <w:snapToGrid/>
+        <w:spacing w:line="360" w:lineRule="auto"/>
+        <w:ind w:left="0" w:leftChars="0" w:firstLine="0" w:firstLineChars="0"/>
+        <w:textAlignment w:val="auto"/>
+        <w:rPr>
+          <w:rFonts w:hint="default" w:ascii="Times New Roman" w:hAnsi="Times New Roman" w:eastAsia="宋体" w:cs="Times New Roman"/>
+          <w:sz w:val="24"/>
+          <w:szCs w:val="24"/>
+          <w:lang w:val="en-US" w:eastAsia="zh-CN"/>
+        </w:rPr>
+      </w:pPr>
+      <w:r>
+        <w:rPr>
+          <w:rFonts w:hint="default" w:ascii="Times New Roman" w:hAnsi="Times New Roman" w:eastAsia="宋体" w:cs="Times New Roman"/>
+          <w:sz w:val="24"/>
+          <w:szCs w:val="24"/>
+          <w:lang w:val="en-US" w:eastAsia="zh-CN"/>
+        </w:rPr>
+        <w:drawing>
+          <wp:inline distT="0" distB="0" distL="114300" distR="114300">
+            <wp:extent cx="5518785" cy="1441450"/>
+            <wp:effectExtent l="0" t="0" r="5715" b="6350"/>
+            <wp:docPr id="5" name="图片 5" descr="大众用户功能.drawio"/>
+            <wp:cNvGraphicFramePr>
+              <a:graphicFrameLocks xmlns:a="http://schemas.openxmlformats.org/drawingml/2006/main" noChangeAspect="1"/>
+            </wp:cNvGraphicFramePr>
+            <a:graphic xmlns:a="http://schemas.openxmlformats.org/drawingml/2006/main">
+              <a:graphicData uri="http://schemas.openxmlformats.org/drawingml/2006/picture">
+                <pic:pic xmlns:pic="http://schemas.openxmlformats.org/drawingml/2006/picture">
+                  <pic:nvPicPr>
+                    <pic:cNvPr id="5" name="图片 5" descr="大众用户功能.drawio"/>
+                    <pic:cNvPicPr>
+                      <a:picLocks noChangeAspect="1"/>
+                    </pic:cNvPicPr>
+                  </pic:nvPicPr>
+                  <pic:blipFill>
+                    <a:blip r:embed="rId17"/>
+                    <a:stretch>
+                      <a:fillRect/>
+                    </a:stretch>
+                  </pic:blipFill>
+                  <pic:spPr>
+                    <a:xfrm>
+                      <a:off x="0" y="0"/>
+                      <a:ext cx="5518785" cy="1441450"/>
+                    </a:xfrm>
+                    <a:prstGeom prst="rect">
+                      <a:avLst/>
+                    </a:prstGeom>
+                  </pic:spPr>
+                </pic:pic>
+              </a:graphicData>
+            </a:graphic>
+          </wp:inline>
+        </w:drawing>
+      </w:r>
+    </w:p>
+    <w:p>
+      <w:pPr>
+        <w:spacing w:line="360" w:lineRule="auto"/>
+        <w:ind w:firstLine="6" w:firstLineChars="3"/>
+        <w:jc w:val="center"/>
+        <w:rPr>
+          <w:rFonts w:hint="default"/>
+          <w:szCs w:val="21"/>
+          <w:lang w:val="en-US" w:eastAsia="zh-CN"/>
+        </w:rPr>
+      </w:pPr>
+      <w:r>
+        <w:rPr>
+          <w:rFonts w:hint="default"/>
+          <w:szCs w:val="21"/>
+          <w:lang w:val="en-US" w:eastAsia="zh-CN"/>
+        </w:rPr>
+        <w:t>图 3.3 平台大众用户端功能权限示意图</w:t>
+      </w:r>
+    </w:p>
+    <w:p>
+      <w:pPr>
+        <w:ind w:firstLine="6" w:firstLineChars="3"/>
+        <w:jc w:val="right"/>
+        <w:rPr>
+          <w:rFonts w:hint="eastAsia"/>
+          <w:szCs w:val="18"/>
+        </w:rPr>
+      </w:pPr>
+      <w:r>
+        <w:rPr>
+          <w:rFonts w:hint="eastAsia"/>
+          <w:szCs w:val="18"/>
+        </w:rPr>
+        <w:t>图片来源：自制</w:t>
+      </w:r>
+    </w:p>
+    <w:p>
+      <w:pPr>
+        <w:ind w:firstLine="6" w:firstLineChars="3"/>
+        <w:jc w:val="right"/>
+        <w:rPr>
+          <w:rFonts w:hint="default"/>
+          <w:szCs w:val="18"/>
+          <w:lang w:val="en-US" w:eastAsia="zh-CN"/>
+        </w:rPr>
+      </w:pPr>
+    </w:p>
+    <w:p>
+      <w:pPr>
+        <w:pStyle w:val="10"/>
+        <w:keepNext w:val="0"/>
+        <w:keepLines w:val="0"/>
+        <w:pageBreakBefore w:val="0"/>
+        <w:widowControl w:val="0"/>
+        <w:tabs>
+          <w:tab w:val="left" w:pos="357"/>
+        </w:tabs>
+        <w:kinsoku/>
+        <w:wordWrap/>
+        <w:overflowPunct w:val="0"/>
+        <w:topLinePunct w:val="0"/>
+        <w:autoSpaceDE/>
+        <w:autoSpaceDN/>
+        <w:bidi w:val="0"/>
+        <w:adjustRightInd/>
+        <w:snapToGrid/>
+        <w:spacing w:line="360" w:lineRule="auto"/>
+        <w:textAlignment w:val="auto"/>
+        <w:rPr>
+          <w:rFonts w:hint="eastAsia" w:ascii="Times New Roman" w:hAnsi="Times New Roman" w:eastAsia="宋体" w:cs="Times New Roman"/>
+          <w:sz w:val="24"/>
+          <w:szCs w:val="24"/>
+          <w:lang w:val="en-US" w:eastAsia="zh-CN"/>
+        </w:rPr>
+      </w:pPr>
+      <w:r>
+        <w:rPr>
+          <w:rFonts w:hint="default" w:ascii="Times New Roman" w:hAnsi="Times New Roman" w:eastAsia="宋体" w:cs="Times New Roman"/>
+          <w:sz w:val="24"/>
+          <w:szCs w:val="24"/>
+          <w:lang w:val="en-US" w:eastAsia="zh-CN"/>
+        </w:rPr>
+        <w:t>除此之外，还务必要去搭配上硬核的专栏精神食粮查阅机制，这主要是由数字科普资源区及辅佐附带的疗愈工具区进行全面支撑，平台内部必须要能够源源不断地去上架涵盖软文文章指导还有能使人平复心情的冥想解压视频音效等疗愈资源选项卡，以此来舒缓大家不经意间产生的那种无所适从的焦躁焦虑感受。</w:t>
+      </w:r>
+    </w:p>
+    <w:p>
+      <w:pPr>
+        <w:pStyle w:val="5"/>
+        <w:keepNext w:val="0"/>
+        <w:keepLines w:val="0"/>
+        <w:widowControl/>
+        <w:suppressLineNumbers w:val="0"/>
+        <w:spacing w:line="21" w:lineRule="atLeast"/>
+        <w:ind w:left="0" w:firstLine="0"/>
+        <w:rPr>
+          <w:rFonts w:hint="default" w:ascii="Times New Roman" w:hAnsi="Times New Roman" w:eastAsia="黑体" w:cs="Times New Roman"/>
+          <w:b/>
           <w:bCs/>
-          <w:color w:val="FF0000"/>
-          <w:sz w:val="24"/>
-        </w:rPr>
-      </w:pPr>
-      <w:r>
-        <w:rPr>
+          <w:kern w:val="2"/>
+          <w:sz w:val="32"/>
+          <w:szCs w:val="32"/>
+          <w:lang w:val="en-US" w:eastAsia="zh-CN" w:bidi="ar-SA"/>
+        </w:rPr>
+      </w:pPr>
+      <w:r>
+        <w:rPr>
+          <w:rFonts w:hint="default" w:ascii="Times New Roman" w:hAnsi="Times New Roman" w:eastAsia="黑体" w:cs="Times New Roman"/>
+          <w:b/>
           <w:bCs/>
-          <w:color w:val="FF0000"/>
-          <w:sz w:val="24"/>
-        </w:rPr>
-        <w:t>表格</w:t>
-      </w:r>
-      <w:r>
-        <w:rPr>
-          <w:rFonts w:hint="eastAsia"/>
+          <w:kern w:val="2"/>
+          <w:sz w:val="32"/>
+          <w:szCs w:val="32"/>
+          <w:lang w:val="en-US" w:eastAsia="zh-CN" w:bidi="ar-SA"/>
+        </w:rPr>
+        <w:t>3.2</w:t>
+      </w:r>
+      <w:r>
+        <w:rPr>
+          <w:rFonts w:hint="eastAsia" w:ascii="Times New Roman" w:hAnsi="Times New Roman" w:eastAsia="黑体" w:cs="Times New Roman"/>
+          <w:b/>
           <w:bCs/>
-          <w:color w:val="FF0000"/>
-          <w:sz w:val="24"/>
-        </w:rPr>
-        <w:t>说明</w:t>
-      </w:r>
-      <w:r>
-        <w:rPr>
-          <w:bCs/>
-          <w:color w:val="FF0000"/>
-          <w:sz w:val="24"/>
-        </w:rPr>
-        <w:t>：</w:t>
-      </w:r>
-      <w:r>
-        <w:rPr>
-          <w:rFonts w:hint="eastAsia"/>
-          <w:bCs/>
-          <w:color w:val="FF0000"/>
-          <w:sz w:val="24"/>
-        </w:rPr>
-        <w:t>表的一般格式是数据依序竖排，内容和项目由左至右横读，通版排版，与页面宽度相同。表号也用章序号编码，如：表3.1是第3章中的第1表。</w:t>
-      </w:r>
-      <w:r>
-        <w:rPr>
-          <w:rFonts w:hint="eastAsia"/>
-          <w:b/>
-          <w:color w:val="FF0000"/>
-          <w:sz w:val="24"/>
-          <w:highlight w:val="yellow"/>
-        </w:rPr>
-        <w:t>表应有表题，与表号之间置一英文空格，置于表的上方居中，字号为五号，中文用宋体</w:t>
-      </w:r>
-      <w:r>
-        <w:rPr>
-          <w:b/>
-          <w:color w:val="FF0000"/>
-          <w:sz w:val="24"/>
-          <w:highlight w:val="yellow"/>
-        </w:rPr>
-        <w:t>，英文</w:t>
-      </w:r>
-      <w:r>
-        <w:rPr>
-          <w:rFonts w:hint="eastAsia"/>
-          <w:b/>
-          <w:color w:val="FF0000"/>
-          <w:sz w:val="24"/>
-          <w:highlight w:val="yellow"/>
-        </w:rPr>
-        <w:t>用“</w:t>
-      </w:r>
-      <w:r>
-        <w:rPr>
-          <w:b/>
-          <w:color w:val="FF0000"/>
-          <w:sz w:val="24"/>
-          <w:highlight w:val="yellow"/>
-        </w:rPr>
-        <w:t>Times New Roman</w:t>
-      </w:r>
-      <w:r>
-        <w:rPr>
-          <w:rFonts w:hint="eastAsia"/>
-          <w:b/>
-          <w:color w:val="FF0000"/>
-          <w:sz w:val="24"/>
-          <w:highlight w:val="yellow"/>
-        </w:rPr>
-        <w:t>，必须与表排在同一页，须全文统一。</w:t>
-      </w:r>
-      <w:r>
-        <w:rPr>
-          <w:rFonts w:hint="eastAsia"/>
-          <w:bCs/>
-          <w:color w:val="FF0000"/>
-          <w:sz w:val="24"/>
-        </w:rPr>
-        <w:t>表中的内容和项目字号不大于表题的字号。</w:t>
-      </w:r>
-    </w:p>
-    <w:p>
-      <w:pPr>
-        <w:pStyle w:val="33"/>
-        <w:spacing w:line="360" w:lineRule="auto"/>
-        <w:ind w:firstLine="480"/>
-        <w:rPr>
-          <w:color w:val="FF0000"/>
-          <w:sz w:val="24"/>
-        </w:rPr>
-      </w:pPr>
-      <w:r>
-        <w:rPr>
-          <w:rFonts w:hint="eastAsia"/>
-          <w:color w:val="FF0000"/>
-          <w:sz w:val="24"/>
-        </w:rPr>
-        <w:t>表格中的文字大小一般为五号宋体，如有部分表格需缩小字体方能填充,那此篇论文中的所有表格内文字大小应保持一致.。</w:t>
-      </w:r>
-    </w:p>
-    <w:p>
-      <w:pPr>
-        <w:spacing w:line="360" w:lineRule="auto"/>
-        <w:jc w:val="center"/>
-        <w:rPr>
-          <w:szCs w:val="21"/>
-        </w:rPr>
-      </w:pPr>
-      <w:r>
-        <w:rPr>
-          <w:szCs w:val="21"/>
-        </w:rPr>
-        <w:t>表3.1 客服接口其它业务功能</w:t>
-      </w:r>
-    </w:p>
-    <w:tbl>
-      <w:tblPr>
-        <w:tblStyle w:val="26"/>
-        <w:tblW w:w="5000" w:type="pct"/>
-        <w:jc w:val="center"/>
-        <w:tblBorders>
-          <w:top w:val="single" w:color="auto" w:sz="18" w:space="0"/>
-          <w:left w:val="none" w:color="auto" w:sz="0" w:space="0"/>
-          <w:bottom w:val="single" w:color="auto" w:sz="18" w:space="0"/>
-          <w:right w:val="none" w:color="auto" w:sz="0" w:space="0"/>
-          <w:insideH w:val="none" w:color="auto" w:sz="0" w:space="0"/>
-          <w:insideV w:val="single" w:color="auto" w:sz="4" w:space="0"/>
-        </w:tblBorders>
-        <w:tblLayout w:type="autofit"/>
-        <w:tblCellMar>
-          <w:top w:w="0" w:type="dxa"/>
-          <w:left w:w="108" w:type="dxa"/>
-          <w:bottom w:w="0" w:type="dxa"/>
-          <w:right w:w="108" w:type="dxa"/>
-        </w:tblCellMar>
-      </w:tblPr>
-      <w:tblGrid>
-        <w:gridCol w:w="1228"/>
-        <w:gridCol w:w="1951"/>
-        <w:gridCol w:w="4746"/>
-        <w:gridCol w:w="983"/>
-      </w:tblGrid>
-      <w:tr>
-        <w:tblPrEx>
-          <w:tblBorders>
-            <w:top w:val="single" w:color="auto" w:sz="18" w:space="0"/>
-            <w:left w:val="none" w:color="auto" w:sz="0" w:space="0"/>
-            <w:bottom w:val="single" w:color="auto" w:sz="18" w:space="0"/>
-            <w:right w:val="none" w:color="auto" w:sz="0" w:space="0"/>
-            <w:insideH w:val="none" w:color="auto" w:sz="0" w:space="0"/>
-            <w:insideV w:val="single" w:color="auto" w:sz="4" w:space="0"/>
-          </w:tblBorders>
-          <w:tblCellMar>
-            <w:top w:w="0" w:type="dxa"/>
-            <w:left w:w="108" w:type="dxa"/>
-            <w:bottom w:w="0" w:type="dxa"/>
-            <w:right w:w="108" w:type="dxa"/>
-          </w:tblCellMar>
-        </w:tblPrEx>
-        <w:trPr>
-          <w:trHeight w:val="360" w:hRule="atLeast"/>
-          <w:jc w:val="center"/>
-        </w:trPr>
-        <w:tc>
-          <w:tcPr>
-            <w:tcW w:w="689" w:type="pct"/>
-            <w:tcBorders>
-              <w:top w:val="single" w:color="auto" w:sz="18" w:space="0"/>
-              <w:bottom w:val="single" w:color="auto" w:sz="4" w:space="0"/>
-              <w:right w:val="nil"/>
-            </w:tcBorders>
-            <w:vAlign w:val="center"/>
-          </w:tcPr>
-          <w:p>
-            <w:pPr>
-              <w:jc w:val="center"/>
-              <w:rPr>
-                <w:b/>
-                <w:szCs w:val="21"/>
-              </w:rPr>
-            </w:pPr>
-            <w:r>
-              <w:rPr>
-                <w:b/>
-                <w:szCs w:val="21"/>
-              </w:rPr>
-              <w:t>功能编号</w:t>
-            </w:r>
-          </w:p>
-        </w:tc>
-        <w:tc>
-          <w:tcPr>
-            <w:tcW w:w="1095" w:type="pct"/>
-            <w:tcBorders>
-              <w:top w:val="single" w:color="auto" w:sz="18" w:space="0"/>
-              <w:left w:val="nil"/>
-              <w:bottom w:val="single" w:color="auto" w:sz="4" w:space="0"/>
-              <w:right w:val="nil"/>
-            </w:tcBorders>
-            <w:vAlign w:val="center"/>
-          </w:tcPr>
-          <w:p>
-            <w:pPr>
-              <w:jc w:val="center"/>
-              <w:rPr>
-                <w:b/>
-                <w:szCs w:val="21"/>
-              </w:rPr>
-            </w:pPr>
-            <w:r>
-              <w:rPr>
-                <w:b/>
-                <w:szCs w:val="21"/>
-              </w:rPr>
-              <w:t>功能名称</w:t>
-            </w:r>
-          </w:p>
-        </w:tc>
-        <w:tc>
-          <w:tcPr>
-            <w:tcW w:w="2664" w:type="pct"/>
-            <w:tcBorders>
-              <w:top w:val="single" w:color="auto" w:sz="18" w:space="0"/>
-              <w:left w:val="nil"/>
-              <w:bottom w:val="single" w:color="auto" w:sz="4" w:space="0"/>
-              <w:right w:val="nil"/>
-            </w:tcBorders>
-            <w:vAlign w:val="center"/>
-          </w:tcPr>
-          <w:p>
-            <w:pPr>
-              <w:jc w:val="center"/>
-              <w:rPr>
-                <w:b/>
-                <w:szCs w:val="21"/>
-              </w:rPr>
-            </w:pPr>
-            <w:r>
-              <w:rPr>
-                <w:b/>
-                <w:szCs w:val="21"/>
-              </w:rPr>
-              <w:t>功能描述</w:t>
-            </w:r>
-          </w:p>
-        </w:tc>
-        <w:tc>
-          <w:tcPr>
-            <w:tcW w:w="552" w:type="pct"/>
-            <w:tcBorders>
-              <w:top w:val="single" w:color="auto" w:sz="18" w:space="0"/>
-              <w:left w:val="nil"/>
-              <w:bottom w:val="single" w:color="auto" w:sz="4" w:space="0"/>
-            </w:tcBorders>
-            <w:vAlign w:val="center"/>
-          </w:tcPr>
-          <w:p>
-            <w:pPr>
-              <w:jc w:val="center"/>
-              <w:rPr>
-                <w:b/>
-                <w:szCs w:val="21"/>
-              </w:rPr>
-            </w:pPr>
-            <w:r>
-              <w:rPr>
-                <w:b/>
-                <w:szCs w:val="21"/>
-              </w:rPr>
-              <w:t>优先级</w:t>
-            </w:r>
-          </w:p>
-        </w:tc>
-      </w:tr>
-      <w:tr>
-        <w:tblPrEx>
-          <w:tblBorders>
-            <w:top w:val="single" w:color="auto" w:sz="18" w:space="0"/>
-            <w:left w:val="none" w:color="auto" w:sz="0" w:space="0"/>
-            <w:bottom w:val="single" w:color="auto" w:sz="18" w:space="0"/>
-            <w:right w:val="none" w:color="auto" w:sz="0" w:space="0"/>
-            <w:insideH w:val="none" w:color="auto" w:sz="0" w:space="0"/>
-            <w:insideV w:val="single" w:color="auto" w:sz="4" w:space="0"/>
-          </w:tblBorders>
-          <w:tblCellMar>
-            <w:top w:w="0" w:type="dxa"/>
-            <w:left w:w="108" w:type="dxa"/>
-            <w:bottom w:w="0" w:type="dxa"/>
-            <w:right w:w="108" w:type="dxa"/>
-          </w:tblCellMar>
-        </w:tblPrEx>
-        <w:trPr>
-          <w:trHeight w:val="374" w:hRule="atLeast"/>
-          <w:jc w:val="center"/>
-        </w:trPr>
-        <w:tc>
-          <w:tcPr>
-            <w:tcW w:w="689" w:type="pct"/>
-            <w:tcBorders>
-              <w:top w:val="single" w:color="auto" w:sz="4" w:space="0"/>
-              <w:right w:val="nil"/>
-            </w:tcBorders>
-            <w:vAlign w:val="center"/>
-          </w:tcPr>
-          <w:p>
-            <w:pPr>
-              <w:jc w:val="center"/>
-              <w:rPr>
-                <w:szCs w:val="21"/>
-              </w:rPr>
-            </w:pPr>
-            <w:r>
-              <w:rPr>
-                <w:szCs w:val="21"/>
-              </w:rPr>
-              <w:t>1</w:t>
-            </w:r>
-          </w:p>
-        </w:tc>
-        <w:tc>
-          <w:tcPr>
-            <w:tcW w:w="1095" w:type="pct"/>
-            <w:tcBorders>
-              <w:top w:val="single" w:color="auto" w:sz="4" w:space="0"/>
-              <w:left w:val="nil"/>
-              <w:right w:val="nil"/>
-            </w:tcBorders>
-            <w:vAlign w:val="center"/>
-          </w:tcPr>
-          <w:p>
-            <w:pPr>
-              <w:jc w:val="center"/>
-              <w:rPr>
-                <w:szCs w:val="21"/>
-              </w:rPr>
-            </w:pPr>
-            <w:r>
-              <w:rPr>
-                <w:szCs w:val="21"/>
-              </w:rPr>
-              <w:t>字典表同步接口</w:t>
-            </w:r>
-          </w:p>
-        </w:tc>
-        <w:tc>
-          <w:tcPr>
-            <w:tcW w:w="2664" w:type="pct"/>
-            <w:tcBorders>
-              <w:top w:val="single" w:color="auto" w:sz="4" w:space="0"/>
-              <w:left w:val="nil"/>
-              <w:right w:val="nil"/>
-            </w:tcBorders>
-            <w:vAlign w:val="center"/>
-          </w:tcPr>
-          <w:p>
-            <w:pPr>
-              <w:jc w:val="center"/>
-              <w:rPr>
-                <w:szCs w:val="21"/>
-              </w:rPr>
-            </w:pPr>
-            <w:r>
-              <w:rPr>
-                <w:szCs w:val="21"/>
-              </w:rPr>
-              <w:t>字典表同步接口：服务类型 108888888800</w:t>
-            </w:r>
-          </w:p>
-        </w:tc>
-        <w:tc>
-          <w:tcPr>
-            <w:tcW w:w="552" w:type="pct"/>
-            <w:tcBorders>
-              <w:top w:val="single" w:color="auto" w:sz="4" w:space="0"/>
-              <w:left w:val="nil"/>
-            </w:tcBorders>
-            <w:vAlign w:val="center"/>
-          </w:tcPr>
-          <w:p>
-            <w:pPr>
-              <w:jc w:val="center"/>
-              <w:rPr>
-                <w:szCs w:val="21"/>
-              </w:rPr>
-            </w:pPr>
-          </w:p>
-        </w:tc>
-      </w:tr>
-      <w:tr>
-        <w:tblPrEx>
-          <w:tblBorders>
-            <w:top w:val="single" w:color="auto" w:sz="18" w:space="0"/>
-            <w:left w:val="none" w:color="auto" w:sz="0" w:space="0"/>
-            <w:bottom w:val="single" w:color="auto" w:sz="18" w:space="0"/>
-            <w:right w:val="none" w:color="auto" w:sz="0" w:space="0"/>
-            <w:insideH w:val="none" w:color="auto" w:sz="0" w:space="0"/>
-            <w:insideV w:val="single" w:color="auto" w:sz="4" w:space="0"/>
-          </w:tblBorders>
-          <w:tblCellMar>
-            <w:top w:w="0" w:type="dxa"/>
-            <w:left w:w="108" w:type="dxa"/>
-            <w:bottom w:w="0" w:type="dxa"/>
-            <w:right w:w="108" w:type="dxa"/>
-          </w:tblCellMar>
-        </w:tblPrEx>
-        <w:trPr>
-          <w:trHeight w:val="389" w:hRule="atLeast"/>
-          <w:jc w:val="center"/>
-        </w:trPr>
-        <w:tc>
-          <w:tcPr>
-            <w:tcW w:w="689" w:type="pct"/>
-            <w:tcBorders>
-              <w:right w:val="nil"/>
-            </w:tcBorders>
-            <w:vAlign w:val="center"/>
-          </w:tcPr>
-          <w:p>
-            <w:pPr>
-              <w:jc w:val="center"/>
-              <w:rPr>
-                <w:szCs w:val="21"/>
-              </w:rPr>
-            </w:pPr>
-            <w:r>
-              <w:rPr>
-                <w:szCs w:val="21"/>
-              </w:rPr>
-              <w:t>2</w:t>
-            </w:r>
-          </w:p>
-        </w:tc>
-        <w:tc>
-          <w:tcPr>
-            <w:tcW w:w="1095" w:type="pct"/>
-            <w:tcBorders>
-              <w:left w:val="nil"/>
-              <w:right w:val="nil"/>
-            </w:tcBorders>
-            <w:vAlign w:val="center"/>
-          </w:tcPr>
-          <w:p>
-            <w:pPr>
-              <w:jc w:val="center"/>
-              <w:rPr>
-                <w:szCs w:val="21"/>
-              </w:rPr>
-            </w:pPr>
-            <w:r>
-              <w:rPr>
-                <w:szCs w:val="21"/>
-              </w:rPr>
-              <w:t>号段查询接口</w:t>
-            </w:r>
-          </w:p>
-        </w:tc>
-        <w:tc>
-          <w:tcPr>
-            <w:tcW w:w="2664" w:type="pct"/>
-            <w:tcBorders>
-              <w:left w:val="nil"/>
-              <w:right w:val="nil"/>
-            </w:tcBorders>
-            <w:vAlign w:val="center"/>
-          </w:tcPr>
-          <w:p>
-            <w:pPr>
-              <w:jc w:val="center"/>
-              <w:rPr>
-                <w:szCs w:val="21"/>
-              </w:rPr>
-            </w:pPr>
-            <w:r>
-              <w:rPr>
-                <w:szCs w:val="21"/>
-              </w:rPr>
-              <w:t>号段查询接口：服务类型 108888888700</w:t>
-            </w:r>
-          </w:p>
-        </w:tc>
-        <w:tc>
-          <w:tcPr>
-            <w:tcW w:w="552" w:type="pct"/>
-            <w:tcBorders>
-              <w:left w:val="nil"/>
-            </w:tcBorders>
-            <w:vAlign w:val="center"/>
-          </w:tcPr>
-          <w:p>
-            <w:pPr>
-              <w:jc w:val="center"/>
-              <w:rPr>
-                <w:szCs w:val="21"/>
-              </w:rPr>
-            </w:pPr>
-          </w:p>
-        </w:tc>
-      </w:tr>
-      <w:tr>
-        <w:tblPrEx>
-          <w:tblBorders>
-            <w:top w:val="single" w:color="auto" w:sz="18" w:space="0"/>
-            <w:left w:val="none" w:color="auto" w:sz="0" w:space="0"/>
-            <w:bottom w:val="single" w:color="auto" w:sz="18" w:space="0"/>
-            <w:right w:val="none" w:color="auto" w:sz="0" w:space="0"/>
-            <w:insideH w:val="none" w:color="auto" w:sz="0" w:space="0"/>
-            <w:insideV w:val="single" w:color="auto" w:sz="4" w:space="0"/>
-          </w:tblBorders>
-          <w:tblCellMar>
-            <w:top w:w="0" w:type="dxa"/>
-            <w:left w:w="108" w:type="dxa"/>
-            <w:bottom w:w="0" w:type="dxa"/>
-            <w:right w:w="108" w:type="dxa"/>
-          </w:tblCellMar>
-        </w:tblPrEx>
-        <w:trPr>
-          <w:trHeight w:val="389" w:hRule="atLeast"/>
-          <w:jc w:val="center"/>
-        </w:trPr>
-        <w:tc>
-          <w:tcPr>
-            <w:tcW w:w="689" w:type="pct"/>
-            <w:tcBorders>
-              <w:bottom w:val="single" w:color="auto" w:sz="18" w:space="0"/>
-              <w:right w:val="nil"/>
-            </w:tcBorders>
-            <w:vAlign w:val="center"/>
-          </w:tcPr>
-          <w:p>
-            <w:pPr>
-              <w:jc w:val="center"/>
-              <w:rPr>
-                <w:szCs w:val="21"/>
-              </w:rPr>
-            </w:pPr>
-            <w:r>
-              <w:rPr>
-                <w:szCs w:val="21"/>
-              </w:rPr>
-              <w:t>3</w:t>
-            </w:r>
-          </w:p>
-        </w:tc>
-        <w:tc>
-          <w:tcPr>
-            <w:tcW w:w="1095" w:type="pct"/>
-            <w:tcBorders>
-              <w:left w:val="nil"/>
-              <w:bottom w:val="single" w:color="auto" w:sz="18" w:space="0"/>
-              <w:right w:val="nil"/>
-            </w:tcBorders>
-            <w:vAlign w:val="center"/>
-          </w:tcPr>
-          <w:p>
-            <w:pPr>
-              <w:jc w:val="center"/>
-              <w:rPr>
-                <w:szCs w:val="21"/>
-              </w:rPr>
-            </w:pPr>
-          </w:p>
-        </w:tc>
-        <w:tc>
-          <w:tcPr>
-            <w:tcW w:w="2664" w:type="pct"/>
-            <w:tcBorders>
-              <w:left w:val="nil"/>
-              <w:bottom w:val="single" w:color="auto" w:sz="18" w:space="0"/>
-              <w:right w:val="nil"/>
-            </w:tcBorders>
-            <w:vAlign w:val="center"/>
-          </w:tcPr>
-          <w:p>
-            <w:pPr>
-              <w:jc w:val="center"/>
-              <w:rPr>
-                <w:szCs w:val="21"/>
-              </w:rPr>
-            </w:pPr>
-          </w:p>
-        </w:tc>
-        <w:tc>
-          <w:tcPr>
-            <w:tcW w:w="552" w:type="pct"/>
-            <w:tcBorders>
-              <w:left w:val="nil"/>
-              <w:bottom w:val="single" w:color="auto" w:sz="18" w:space="0"/>
-            </w:tcBorders>
-            <w:vAlign w:val="center"/>
-          </w:tcPr>
-          <w:p>
-            <w:pPr>
-              <w:jc w:val="center"/>
-              <w:rPr>
-                <w:szCs w:val="21"/>
-              </w:rPr>
-            </w:pPr>
-          </w:p>
-        </w:tc>
-      </w:tr>
-    </w:tbl>
-    <w:p>
-      <w:pPr>
-        <w:rPr>
-          <w:color w:val="FF0000"/>
-        </w:rPr>
-      </w:pPr>
-    </w:p>
-    <w:p>
-      <w:pPr>
-        <w:rPr>
-          <w:color w:val="FF0000"/>
-        </w:rPr>
-      </w:pPr>
-      <w:r>
-        <w:rPr>
-          <w:color w:val="FF0000"/>
-        </w:rPr>
-        <w:t>如果此表一页排不下将表分成两页，则下页的表排成如下格式。</w:t>
-      </w:r>
-    </w:p>
-    <w:p>
-      <w:pPr>
-        <w:spacing w:before="120" w:beforeLines="50"/>
-        <w:jc w:val="center"/>
-        <w:rPr>
-          <w:szCs w:val="21"/>
-        </w:rPr>
-      </w:pPr>
-      <w:r>
-        <w:rPr>
-          <w:szCs w:val="21"/>
-        </w:rPr>
-        <w:t>续表3.1客服接口其它业务功能</w:t>
-      </w:r>
-    </w:p>
-    <w:tbl>
-      <w:tblPr>
-        <w:tblStyle w:val="26"/>
-        <w:tblW w:w="5000" w:type="pct"/>
-        <w:jc w:val="center"/>
-        <w:tblBorders>
-          <w:top w:val="single" w:color="auto" w:sz="18" w:space="0"/>
-          <w:left w:val="none" w:color="auto" w:sz="0" w:space="0"/>
-          <w:bottom w:val="single" w:color="auto" w:sz="18" w:space="0"/>
-          <w:right w:val="none" w:color="auto" w:sz="0" w:space="0"/>
-          <w:insideH w:val="none" w:color="auto" w:sz="0" w:space="0"/>
-          <w:insideV w:val="none" w:color="auto" w:sz="0" w:space="0"/>
-        </w:tblBorders>
-        <w:tblLayout w:type="autofit"/>
-        <w:tblCellMar>
-          <w:top w:w="0" w:type="dxa"/>
-          <w:left w:w="108" w:type="dxa"/>
-          <w:bottom w:w="0" w:type="dxa"/>
-          <w:right w:w="108" w:type="dxa"/>
-        </w:tblCellMar>
-      </w:tblPr>
-      <w:tblGrid>
-        <w:gridCol w:w="1409"/>
-        <w:gridCol w:w="2220"/>
-        <w:gridCol w:w="3488"/>
-        <w:gridCol w:w="1791"/>
-      </w:tblGrid>
-      <w:tr>
-        <w:tblPrEx>
-          <w:tblBorders>
-            <w:top w:val="single" w:color="auto" w:sz="18" w:space="0"/>
-            <w:left w:val="none" w:color="auto" w:sz="0" w:space="0"/>
-            <w:bottom w:val="single" w:color="auto" w:sz="18" w:space="0"/>
-            <w:right w:val="none" w:color="auto" w:sz="0" w:space="0"/>
-            <w:insideH w:val="none" w:color="auto" w:sz="0" w:space="0"/>
-            <w:insideV w:val="none" w:color="auto" w:sz="0" w:space="0"/>
-          </w:tblBorders>
-          <w:tblCellMar>
-            <w:top w:w="0" w:type="dxa"/>
-            <w:left w:w="108" w:type="dxa"/>
-            <w:bottom w:w="0" w:type="dxa"/>
-            <w:right w:w="108" w:type="dxa"/>
-          </w:tblCellMar>
-        </w:tblPrEx>
-        <w:trPr>
-          <w:trHeight w:val="360" w:hRule="atLeast"/>
-          <w:jc w:val="center"/>
-        </w:trPr>
-        <w:tc>
-          <w:tcPr>
-            <w:tcW w:w="791" w:type="pct"/>
-            <w:tcBorders>
-              <w:top w:val="single" w:color="auto" w:sz="18" w:space="0"/>
-              <w:bottom w:val="single" w:color="auto" w:sz="4" w:space="0"/>
-            </w:tcBorders>
-            <w:vAlign w:val="center"/>
-          </w:tcPr>
-          <w:p>
-            <w:pPr>
-              <w:jc w:val="center"/>
-              <w:rPr>
-                <w:b/>
-                <w:szCs w:val="21"/>
-              </w:rPr>
-            </w:pPr>
-            <w:r>
-              <w:rPr>
-                <w:b/>
-                <w:szCs w:val="21"/>
-              </w:rPr>
-              <w:t>功能编号</w:t>
-            </w:r>
-          </w:p>
-        </w:tc>
-        <w:tc>
-          <w:tcPr>
-            <w:tcW w:w="1246" w:type="pct"/>
-            <w:tcBorders>
-              <w:top w:val="single" w:color="auto" w:sz="18" w:space="0"/>
-              <w:bottom w:val="single" w:color="auto" w:sz="4" w:space="0"/>
-            </w:tcBorders>
-            <w:vAlign w:val="center"/>
-          </w:tcPr>
-          <w:p>
-            <w:pPr>
-              <w:jc w:val="center"/>
-              <w:rPr>
-                <w:b/>
-                <w:szCs w:val="21"/>
-              </w:rPr>
-            </w:pPr>
-            <w:r>
-              <w:rPr>
-                <w:b/>
-                <w:szCs w:val="21"/>
-              </w:rPr>
-              <w:t>功能名称</w:t>
-            </w:r>
-          </w:p>
-        </w:tc>
-        <w:tc>
-          <w:tcPr>
-            <w:tcW w:w="1958" w:type="pct"/>
-            <w:tcBorders>
-              <w:top w:val="single" w:color="auto" w:sz="18" w:space="0"/>
-              <w:bottom w:val="single" w:color="auto" w:sz="4" w:space="0"/>
-            </w:tcBorders>
-            <w:vAlign w:val="center"/>
-          </w:tcPr>
-          <w:p>
-            <w:pPr>
-              <w:jc w:val="center"/>
-              <w:rPr>
-                <w:b/>
-                <w:szCs w:val="21"/>
-              </w:rPr>
-            </w:pPr>
-            <w:r>
-              <w:rPr>
-                <w:sz w:val="24"/>
-              </w:rPr>
-              <mc:AlternateContent>
-                <mc:Choice Requires="wps">
-                  <w:drawing>
-                    <wp:anchor distT="0" distB="0" distL="114300" distR="114300" simplePos="0" relativeHeight="251662336" behindDoc="0" locked="0" layoutInCell="1" allowOverlap="1">
-                      <wp:simplePos x="0" y="0"/>
-                      <wp:positionH relativeFrom="column">
-                        <wp:posOffset>1258570</wp:posOffset>
-                      </wp:positionH>
-                      <wp:positionV relativeFrom="paragraph">
-                        <wp:posOffset>-803910</wp:posOffset>
-                      </wp:positionV>
-                      <wp:extent cx="2153920" cy="714375"/>
-                      <wp:effectExtent l="0" t="0" r="17780" b="619125"/>
-                      <wp:wrapNone/>
-                      <wp:docPr id="28" name="AutoShape 280"/>
-                      <wp:cNvGraphicFramePr/>
-                      <a:graphic xmlns:a="http://schemas.openxmlformats.org/drawingml/2006/main">
-                        <a:graphicData uri="http://schemas.microsoft.com/office/word/2010/wordprocessingShape">
-                          <wps:wsp>
-                            <wps:cNvSpPr>
-                              <a:spLocks noChangeArrowheads="1"/>
-                            </wps:cNvSpPr>
-                            <wps:spPr bwMode="auto">
-                              <a:xfrm>
-                                <a:off x="0" y="0"/>
-                                <a:ext cx="2153920" cy="714375"/>
-                              </a:xfrm>
-                              <a:prstGeom prst="wedgeRoundRectCallout">
-                                <a:avLst>
-                                  <a:gd name="adj1" fmla="val -32264"/>
-                                  <a:gd name="adj2" fmla="val 128870"/>
-                                  <a:gd name="adj3" fmla="val 16667"/>
-                                </a:avLst>
-                              </a:prstGeom>
-                              <a:solidFill>
-                                <a:srgbClr val="FFFF00"/>
-                              </a:solidFill>
-                              <a:ln w="9525">
-                                <a:solidFill>
-                                  <a:srgbClr val="000000"/>
-                                </a:solidFill>
-                                <a:miter lim="800000"/>
-                              </a:ln>
-                            </wps:spPr>
-                            <wps:txbx>
-                              <w:txbxContent>
-                                <w:p>
-                                  <w:pPr>
-                                    <w:rPr>
-                                      <w:rFonts w:ascii="Tahoma" w:hAnsi="Tahoma"/>
-                                      <w:color w:val="FF0000"/>
-                                      <w:szCs w:val="21"/>
-                                    </w:rPr>
-                                  </w:pPr>
-                                  <w:r>
-                                    <w:rPr>
-                                      <w:rFonts w:hint="eastAsia" w:ascii="Tahoma" w:hAnsi="Tahoma"/>
-                                      <w:color w:val="FF0000"/>
-                                      <w:szCs w:val="21"/>
-                                    </w:rPr>
-                                    <w:t>表格边框可使用全部边框。</w:t>
-                                  </w:r>
-                                </w:p>
-                                <w:p>
-                                  <w:pPr>
-                                    <w:rPr>
-                                      <w:color w:val="FF0000"/>
-                                    </w:rPr>
-                                  </w:pPr>
-                                  <w:r>
-                                    <w:rPr>
-                                      <w:rFonts w:hint="eastAsia"/>
-                                      <w:color w:val="FF0000"/>
-                                    </w:rPr>
-                                    <w:t>表格样式可根据内容确定，但需要全文保持一致</w:t>
-                                  </w:r>
-                                </w:p>
-                              </w:txbxContent>
-                            </wps:txbx>
-                            <wps:bodyPr rot="0" vert="horz" wrap="square" lIns="91440" tIns="45720" rIns="91440" bIns="45720" anchor="t" anchorCtr="0" upright="1">
-                              <a:noAutofit/>
-                            </wps:bodyPr>
-                          </wps:wsp>
-                        </a:graphicData>
-                      </a:graphic>
-                    </wp:anchor>
-                  </w:drawing>
-                </mc:Choice>
-                <mc:Fallback>
-                  <w:pict>
-                    <v:shape id="AutoShape 280" o:spid="_x0000_s1026" o:spt="62" type="#_x0000_t62" style="position:absolute;left:0pt;margin-left:99.1pt;margin-top:-63.3pt;height:56.25pt;width:169.6pt;z-index:251662336;mso-width-relative:page;mso-height-relative:page;" fillcolor="#FFFF00" filled="t" stroked="t" coordsize="21600,21600" o:gfxdata="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" adj="3831,38636,14400">
-                      <v:fill on="t" focussize="0,0"/>
-                      <v:stroke color="#000000" miterlimit="8" joinstyle="miter"/>
-                      <v:imagedata o:title=""/>
-                      <o:lock v:ext="edit" aspectratio="f"/>
-                      <v:textbox>
-                        <w:txbxContent>
-                          <w:p>
-                            <w:pPr>
-                              <w:rPr>
-                                <w:rFonts w:ascii="Tahoma" w:hAnsi="Tahoma"/>
-                                <w:color w:val="FF0000"/>
-                                <w:szCs w:val="21"/>
-                              </w:rPr>
-                            </w:pPr>
-                            <w:r>
-                              <w:rPr>
-                                <w:rFonts w:hint="eastAsia" w:ascii="Tahoma" w:hAnsi="Tahoma"/>
-                                <w:color w:val="FF0000"/>
-                                <w:szCs w:val="21"/>
-                              </w:rPr>
-                              <w:t>表格边框可使用全部边框。</w:t>
-                            </w:r>
-                          </w:p>
-                          <w:p>
-                            <w:pPr>
-                              <w:rPr>
-                                <w:color w:val="FF0000"/>
-                              </w:rPr>
-                            </w:pPr>
-                            <w:r>
-                              <w:rPr>
-                                <w:rFonts w:hint="eastAsia"/>
-                                <w:color w:val="FF0000"/>
-                              </w:rPr>
-                              <w:t>表格样式可根据内容确定，但需要全文保持一致</w:t>
-                            </w:r>
-                          </w:p>
-                        </w:txbxContent>
-                      </v:textbox>
-                    </v:shape>
-                  </w:pict>
-                </mc:Fallback>
-              </mc:AlternateContent>
-            </w:r>
-            <w:r>
-              <w:rPr>
-                <w:b/>
-                <w:szCs w:val="21"/>
-              </w:rPr>
-              <w:t>功能描述</w:t>
-            </w:r>
-          </w:p>
-        </w:tc>
-        <w:tc>
-          <w:tcPr>
-            <w:tcW w:w="1005" w:type="pct"/>
-            <w:tcBorders>
-              <w:top w:val="single" w:color="auto" w:sz="18" w:space="0"/>
-              <w:bottom w:val="single" w:color="auto" w:sz="4" w:space="0"/>
-            </w:tcBorders>
-            <w:vAlign w:val="center"/>
-          </w:tcPr>
-          <w:p>
-            <w:pPr>
-              <w:jc w:val="center"/>
-              <w:rPr>
-                <w:b/>
-                <w:szCs w:val="21"/>
-              </w:rPr>
-            </w:pPr>
-            <w:r>
-              <w:rPr>
-                <w:b/>
-                <w:szCs w:val="21"/>
-              </w:rPr>
-              <w:t>优先级</w:t>
-            </w:r>
-          </w:p>
-        </w:tc>
-      </w:tr>
-      <w:tr>
-        <w:tblPrEx>
-          <w:tblBorders>
-            <w:top w:val="single" w:color="auto" w:sz="18" w:space="0"/>
-            <w:left w:val="none" w:color="auto" w:sz="0" w:space="0"/>
-            <w:bottom w:val="single" w:color="auto" w:sz="18" w:space="0"/>
-            <w:right w:val="none" w:color="auto" w:sz="0" w:space="0"/>
-            <w:insideH w:val="none" w:color="auto" w:sz="0" w:space="0"/>
-            <w:insideV w:val="none" w:color="auto" w:sz="0" w:space="0"/>
-          </w:tblBorders>
-          <w:tblCellMar>
-            <w:top w:w="0" w:type="dxa"/>
-            <w:left w:w="108" w:type="dxa"/>
-            <w:bottom w:w="0" w:type="dxa"/>
-            <w:right w:w="108" w:type="dxa"/>
-          </w:tblCellMar>
-        </w:tblPrEx>
-        <w:trPr>
-          <w:trHeight w:val="374" w:hRule="atLeast"/>
-          <w:jc w:val="center"/>
-        </w:trPr>
-        <w:tc>
-          <w:tcPr>
-            <w:tcW w:w="791" w:type="pct"/>
-            <w:tcBorders>
-              <w:top w:val="single" w:color="auto" w:sz="4" w:space="0"/>
-            </w:tcBorders>
-            <w:vAlign w:val="center"/>
-          </w:tcPr>
-          <w:p>
-            <w:pPr>
-              <w:jc w:val="center"/>
-              <w:rPr>
-                <w:szCs w:val="21"/>
-              </w:rPr>
-            </w:pPr>
-            <w:r>
-              <w:rPr>
-                <w:szCs w:val="21"/>
-              </w:rPr>
-              <w:t>4</w:t>
-            </w:r>
-          </w:p>
-        </w:tc>
-        <w:tc>
-          <w:tcPr>
-            <w:tcW w:w="1246" w:type="pct"/>
-            <w:tcBorders>
-              <w:top w:val="single" w:color="auto" w:sz="4" w:space="0"/>
-            </w:tcBorders>
-            <w:vAlign w:val="center"/>
-          </w:tcPr>
-          <w:p>
-            <w:pPr>
-              <w:jc w:val="center"/>
-              <w:rPr>
-                <w:szCs w:val="21"/>
-              </w:rPr>
-            </w:pPr>
-          </w:p>
-        </w:tc>
-        <w:tc>
-          <w:tcPr>
-            <w:tcW w:w="1958" w:type="pct"/>
-            <w:tcBorders>
-              <w:top w:val="single" w:color="auto" w:sz="4" w:space="0"/>
-            </w:tcBorders>
-            <w:vAlign w:val="center"/>
-          </w:tcPr>
-          <w:p>
-            <w:pPr>
-              <w:jc w:val="center"/>
-              <w:rPr>
-                <w:szCs w:val="21"/>
-              </w:rPr>
-            </w:pPr>
-          </w:p>
-        </w:tc>
-        <w:tc>
-          <w:tcPr>
-            <w:tcW w:w="1005" w:type="pct"/>
-            <w:tcBorders>
-              <w:top w:val="single" w:color="auto" w:sz="4" w:space="0"/>
-            </w:tcBorders>
-            <w:vAlign w:val="center"/>
-          </w:tcPr>
-          <w:p>
-            <w:pPr>
-              <w:jc w:val="center"/>
-              <w:rPr>
-                <w:szCs w:val="21"/>
-              </w:rPr>
-            </w:pPr>
-          </w:p>
-        </w:tc>
-      </w:tr>
-      <w:tr>
-        <w:tblPrEx>
-          <w:tblBorders>
-            <w:top w:val="single" w:color="auto" w:sz="18" w:space="0"/>
-            <w:left w:val="none" w:color="auto" w:sz="0" w:space="0"/>
-            <w:bottom w:val="single" w:color="auto" w:sz="18" w:space="0"/>
-            <w:right w:val="none" w:color="auto" w:sz="0" w:space="0"/>
-            <w:insideH w:val="none" w:color="auto" w:sz="0" w:space="0"/>
-            <w:insideV w:val="none" w:color="auto" w:sz="0" w:space="0"/>
-          </w:tblBorders>
-          <w:tblCellMar>
-            <w:top w:w="0" w:type="dxa"/>
-            <w:left w:w="108" w:type="dxa"/>
-            <w:bottom w:w="0" w:type="dxa"/>
-            <w:right w:w="108" w:type="dxa"/>
-          </w:tblCellMar>
-        </w:tblPrEx>
-        <w:trPr>
-          <w:trHeight w:val="389" w:hRule="atLeast"/>
-          <w:jc w:val="center"/>
-        </w:trPr>
-        <w:tc>
-          <w:tcPr>
-            <w:tcW w:w="791" w:type="pct"/>
-            <w:vAlign w:val="center"/>
-          </w:tcPr>
-          <w:p>
-            <w:pPr>
-              <w:jc w:val="center"/>
-              <w:rPr>
-                <w:szCs w:val="21"/>
-              </w:rPr>
-            </w:pPr>
-            <w:r>
-              <w:rPr>
-                <w:szCs w:val="21"/>
-              </w:rPr>
-              <w:t>5</w:t>
-            </w:r>
-          </w:p>
-        </w:tc>
-        <w:tc>
-          <w:tcPr>
-            <w:tcW w:w="1246" w:type="pct"/>
-            <w:vAlign w:val="center"/>
-          </w:tcPr>
-          <w:p>
-            <w:pPr>
-              <w:jc w:val="center"/>
-              <w:rPr>
-                <w:szCs w:val="21"/>
-              </w:rPr>
-            </w:pPr>
-          </w:p>
-        </w:tc>
-        <w:tc>
-          <w:tcPr>
-            <w:tcW w:w="1958" w:type="pct"/>
-            <w:vAlign w:val="center"/>
-          </w:tcPr>
-          <w:p>
-            <w:pPr>
-              <w:jc w:val="center"/>
-              <w:rPr>
-                <w:szCs w:val="21"/>
-              </w:rPr>
-            </w:pPr>
-          </w:p>
-        </w:tc>
-        <w:tc>
-          <w:tcPr>
-            <w:tcW w:w="1005" w:type="pct"/>
-            <w:vAlign w:val="center"/>
-          </w:tcPr>
-          <w:p>
-            <w:pPr>
-              <w:jc w:val="center"/>
-              <w:rPr>
-                <w:szCs w:val="21"/>
-              </w:rPr>
-            </w:pPr>
-          </w:p>
-        </w:tc>
-      </w:tr>
-      <w:tr>
-        <w:tblPrEx>
-          <w:tblBorders>
-            <w:top w:val="single" w:color="auto" w:sz="18" w:space="0"/>
-            <w:left w:val="none" w:color="auto" w:sz="0" w:space="0"/>
-            <w:bottom w:val="single" w:color="auto" w:sz="18" w:space="0"/>
-            <w:right w:val="none" w:color="auto" w:sz="0" w:space="0"/>
-            <w:insideH w:val="none" w:color="auto" w:sz="0" w:space="0"/>
-            <w:insideV w:val="none" w:color="auto" w:sz="0" w:space="0"/>
-          </w:tblBorders>
-          <w:tblCellMar>
-            <w:top w:w="0" w:type="dxa"/>
-            <w:left w:w="108" w:type="dxa"/>
-            <w:bottom w:w="0" w:type="dxa"/>
-            <w:right w:w="108" w:type="dxa"/>
-          </w:tblCellMar>
-        </w:tblPrEx>
-        <w:trPr>
-          <w:trHeight w:val="389" w:hRule="atLeast"/>
-          <w:jc w:val="center"/>
-        </w:trPr>
-        <w:tc>
-          <w:tcPr>
-            <w:tcW w:w="791" w:type="pct"/>
-            <w:vAlign w:val="center"/>
-          </w:tcPr>
-          <w:p>
-            <w:pPr>
-              <w:jc w:val="center"/>
-              <w:rPr>
-                <w:szCs w:val="21"/>
-              </w:rPr>
-            </w:pPr>
-            <w:r>
-              <w:rPr>
-                <w:szCs w:val="21"/>
-              </w:rPr>
-              <w:t>6</w:t>
-            </w:r>
-          </w:p>
-        </w:tc>
-        <w:tc>
-          <w:tcPr>
-            <w:tcW w:w="1246" w:type="pct"/>
-            <w:vAlign w:val="center"/>
-          </w:tcPr>
-          <w:p>
-            <w:pPr>
-              <w:jc w:val="center"/>
-              <w:rPr>
-                <w:szCs w:val="21"/>
-              </w:rPr>
-            </w:pPr>
-          </w:p>
-        </w:tc>
-        <w:tc>
-          <w:tcPr>
-            <w:tcW w:w="1958" w:type="pct"/>
-            <w:vAlign w:val="center"/>
-          </w:tcPr>
-          <w:p>
-            <w:pPr>
-              <w:jc w:val="center"/>
-              <w:rPr>
-                <w:szCs w:val="21"/>
-              </w:rPr>
-            </w:pPr>
-          </w:p>
-        </w:tc>
-        <w:tc>
-          <w:tcPr>
-            <w:tcW w:w="1005" w:type="pct"/>
-            <w:vAlign w:val="center"/>
-          </w:tcPr>
-          <w:p>
-            <w:pPr>
-              <w:jc w:val="center"/>
-              <w:rPr>
-                <w:szCs w:val="21"/>
-              </w:rPr>
-            </w:pPr>
-          </w:p>
-        </w:tc>
-      </w:tr>
-    </w:tbl>
-    <w:p>
-      <w:pPr>
-        <w:spacing w:line="360" w:lineRule="auto"/>
-        <w:jc w:val="right"/>
-        <w:rPr>
-          <w:rFonts w:hint="eastAsia" w:ascii="宋体" w:hAnsi="宋体"/>
-          <w:sz w:val="24"/>
-        </w:rPr>
-      </w:pPr>
-      <w:r>
-        <w:rPr>
-          <w:rFonts w:hint="eastAsia" w:ascii="宋体" w:hAnsi="宋体"/>
-          <w:szCs w:val="21"/>
-        </w:rPr>
-        <w:t>数据来源：自制/***</w:t>
-      </w:r>
-    </w:p>
-    <w:p>
-      <w:pPr>
-        <w:pStyle w:val="3"/>
-      </w:pPr>
-      <w:bookmarkStart w:id="44" w:name="_Toc335598750"/>
-      <w:bookmarkStart w:id="45" w:name="_Toc114840801"/>
-      <w:bookmarkStart w:id="46" w:name="_Toc335598657"/>
-      <w:r>
-        <w:t>3.2</w:t>
-      </w:r>
-      <w:r>
-        <w:rPr>
-          <w:rFonts w:hint="eastAsia"/>
+          <w:kern w:val="2"/>
+          <w:sz w:val="32"/>
+          <w:szCs w:val="32"/>
+          <w:lang w:val="en-US" w:eastAsia="zh-CN" w:bidi="ar-SA"/>
         </w:rPr>
         <w:t xml:space="preserve"> </w:t>
-      </w:r>
-      <w:r>
-        <w:t>系统开发环境</w:t>
       </w:r>
       <w:bookmarkEnd w:id="44"/>
       <w:bookmarkEnd w:id="45"/>
       <w:bookmarkEnd w:id="46"/>
       <w:r>
-        <w:t xml:space="preserve"> </w:t>
-      </w:r>
-    </w:p>
-    <w:p>
-      <w:pPr>
-        <w:spacing w:before="120" w:beforeLines="50" w:line="360" w:lineRule="auto"/>
+        <w:rPr>
+          <w:rFonts w:hint="default" w:ascii="Times New Roman" w:hAnsi="Times New Roman" w:eastAsia="黑体" w:cs="Times New Roman"/>
+          <w:b/>
+          <w:bCs/>
+          <w:kern w:val="2"/>
+          <w:sz w:val="32"/>
+          <w:szCs w:val="32"/>
+          <w:lang w:val="en-US" w:eastAsia="zh-CN" w:bidi="ar-SA"/>
+        </w:rPr>
+        <w:t>后台数据审核与大盘管理需求</w:t>
+      </w:r>
+    </w:p>
+    <w:p>
+      <w:pPr>
+        <w:pStyle w:val="10"/>
+        <w:keepNext w:val="0"/>
+        <w:keepLines w:val="0"/>
+        <w:pageBreakBefore w:val="0"/>
+        <w:widowControl w:val="0"/>
+        <w:tabs>
+          <w:tab w:val="left" w:pos="357"/>
+        </w:tabs>
+        <w:kinsoku/>
+        <w:wordWrap/>
+        <w:overflowPunct w:val="0"/>
+        <w:topLinePunct w:val="0"/>
+        <w:autoSpaceDE/>
+        <w:autoSpaceDN/>
+        <w:bidi w:val="0"/>
+        <w:adjustRightInd/>
+        <w:snapToGrid/>
+        <w:spacing w:line="360" w:lineRule="auto"/>
+        <w:textAlignment w:val="auto"/>
+        <w:rPr>
+          <w:rFonts w:hint="default" w:ascii="Times New Roman" w:hAnsi="Times New Roman" w:eastAsia="宋体" w:cs="Times New Roman"/>
+          <w:kern w:val="2"/>
+          <w:sz w:val="24"/>
+          <w:szCs w:val="24"/>
+          <w:lang w:val="en-US" w:eastAsia="zh-CN" w:bidi="ar-SA"/>
+        </w:rPr>
+      </w:pPr>
+      <w:r>
+        <w:rPr>
+          <w:rFonts w:hint="default" w:ascii="Times New Roman" w:hAnsi="Times New Roman" w:eastAsia="宋体" w:cs="Times New Roman"/>
+          <w:kern w:val="2"/>
+          <w:sz w:val="24"/>
+          <w:szCs w:val="24"/>
+          <w:lang w:val="en-US" w:eastAsia="zh-CN" w:bidi="ar-SA"/>
+        </w:rPr>
+        <w:t>完全离开系统的外接暴露板块之后，必须着重去提供另外一套界面截然不同的后台管控视图平台板块，好去统管大盘的安全流转状况工作。在这个纯粹的高级安全区内，管理员极其具体的防线工作抓手可以完全参考对应模型，如图3.4所示。</w:t>
+      </w:r>
+    </w:p>
+    <w:p>
+      <w:pPr>
+        <w:pStyle w:val="10"/>
+        <w:keepNext w:val="0"/>
+        <w:keepLines w:val="0"/>
+        <w:pageBreakBefore w:val="0"/>
+        <w:widowControl w:val="0"/>
+        <w:tabs>
+          <w:tab w:val="left" w:pos="357"/>
+        </w:tabs>
+        <w:kinsoku/>
+        <w:wordWrap/>
+        <w:overflowPunct w:val="0"/>
+        <w:topLinePunct w:val="0"/>
+        <w:autoSpaceDE/>
+        <w:autoSpaceDN/>
+        <w:bidi w:val="0"/>
+        <w:adjustRightInd/>
+        <w:snapToGrid/>
+        <w:spacing w:line="360" w:lineRule="auto"/>
+        <w:ind w:left="0" w:leftChars="0" w:firstLine="0" w:firstLineChars="0"/>
+        <w:textAlignment w:val="auto"/>
+        <w:rPr>
+          <w:rFonts w:hint="default" w:ascii="Times New Roman" w:hAnsi="Times New Roman" w:eastAsia="宋体" w:cs="Times New Roman"/>
+          <w:sz w:val="24"/>
+          <w:szCs w:val="24"/>
+          <w:lang w:val="en-US" w:eastAsia="zh-CN"/>
+        </w:rPr>
+      </w:pPr>
+      <w:r>
+        <w:rPr>
+          <w:rFonts w:hint="default" w:ascii="Times New Roman" w:hAnsi="Times New Roman" w:eastAsia="宋体" w:cs="Times New Roman"/>
+          <w:sz w:val="24"/>
+          <w:szCs w:val="24"/>
+          <w:lang w:val="en-US" w:eastAsia="zh-CN"/>
+        </w:rPr>
+        <w:drawing>
+          <wp:inline distT="0" distB="0" distL="114300" distR="114300">
+            <wp:extent cx="5515610" cy="2696210"/>
+            <wp:effectExtent l="0" t="0" r="8890" b="8890"/>
+            <wp:docPr id="6" name="图片 6" descr="管理员权限.drawio"/>
+            <wp:cNvGraphicFramePr>
+              <a:graphicFrameLocks xmlns:a="http://schemas.openxmlformats.org/drawingml/2006/main" noChangeAspect="1"/>
+            </wp:cNvGraphicFramePr>
+            <a:graphic xmlns:a="http://schemas.openxmlformats.org/drawingml/2006/main">
+              <a:graphicData uri="http://schemas.openxmlformats.org/drawingml/2006/picture">
+                <pic:pic xmlns:pic="http://schemas.openxmlformats.org/drawingml/2006/picture">
+                  <pic:nvPicPr>
+                    <pic:cNvPr id="6" name="图片 6" descr="管理员权限.drawio"/>
+                    <pic:cNvPicPr>
+                      <a:picLocks noChangeAspect="1"/>
+                    </pic:cNvPicPr>
+                  </pic:nvPicPr>
+                  <pic:blipFill>
+                    <a:blip r:embed="rId18"/>
+                    <a:stretch>
+                      <a:fillRect/>
+                    </a:stretch>
+                  </pic:blipFill>
+                  <pic:spPr>
+                    <a:xfrm>
+                      <a:off x="0" y="0"/>
+                      <a:ext cx="5515610" cy="2696210"/>
+                    </a:xfrm>
+                    <a:prstGeom prst="rect">
+                      <a:avLst/>
+                    </a:prstGeom>
+                  </pic:spPr>
+                </pic:pic>
+              </a:graphicData>
+            </a:graphic>
+          </wp:inline>
+        </w:drawing>
+      </w:r>
+    </w:p>
+    <w:p>
+      <w:pPr>
+        <w:spacing w:line="360" w:lineRule="auto"/>
+        <w:ind w:firstLine="6" w:firstLineChars="3"/>
+        <w:jc w:val="center"/>
+        <w:rPr>
+          <w:rFonts w:hint="default"/>
+          <w:szCs w:val="21"/>
+          <w:lang w:val="en-US" w:eastAsia="zh-CN"/>
+        </w:rPr>
+      </w:pPr>
+      <w:r>
+        <w:rPr>
+          <w:rFonts w:hint="default"/>
+          <w:szCs w:val="21"/>
+          <w:lang w:val="en-US" w:eastAsia="zh-CN"/>
+        </w:rPr>
+        <w:t>图 3.4 平台巡查管理员权限架构示意图</w:t>
+      </w:r>
+    </w:p>
+    <w:p>
+      <w:pPr>
+        <w:ind w:firstLine="6" w:firstLineChars="3"/>
+        <w:jc w:val="right"/>
+        <w:rPr>
+          <w:rFonts w:hint="eastAsia"/>
+          <w:szCs w:val="18"/>
+        </w:rPr>
+      </w:pPr>
+      <w:r>
+        <w:rPr>
+          <w:rFonts w:hint="eastAsia"/>
+          <w:szCs w:val="18"/>
+        </w:rPr>
+        <w:t>图片来源：自制</w:t>
+      </w:r>
+    </w:p>
+    <w:p>
+      <w:pPr>
+        <w:ind w:firstLine="6" w:firstLineChars="3"/>
+        <w:jc w:val="right"/>
+        <w:rPr>
+          <w:rFonts w:hint="default"/>
+          <w:szCs w:val="18"/>
+          <w:lang w:val="en-US" w:eastAsia="zh-CN"/>
+        </w:rPr>
+      </w:pPr>
+    </w:p>
+    <w:p>
+      <w:pPr>
+        <w:spacing w:line="360" w:lineRule="auto"/>
         <w:ind w:firstLine="480" w:firstLineChars="200"/>
         <w:rPr>
-          <w:sz w:val="24"/>
-        </w:rPr>
-      </w:pPr>
-      <w:r>
-        <w:rPr>
-          <w:sz w:val="24"/>
-        </w:rPr>
-        <w:t>硬件环境：450*2MHZ/40G/1024MB/40G/</w:t>
-      </w:r>
-    </w:p>
-    <w:p>
-      <w:pPr>
-        <w:spacing w:before="120" w:beforeLines="50" w:line="360" w:lineRule="auto"/>
+          <w:rFonts w:hint="default"/>
+          <w:sz w:val="24"/>
+          <w:lang w:val="en-US" w:eastAsia="zh-CN"/>
+        </w:rPr>
+      </w:pPr>
+      <w:r>
+        <w:rPr>
+          <w:sz w:val="24"/>
+        </w:rPr>
+        <w:t>首先去要求能够让相关后台管理人员在全维度的流量大盘区块去居高临下地调阅折线等汇总报表图表。其次，必须去具备专门针对底层服务器性能指标例如 CPU 占用、内存消耗和磁盘运转负担去展开实时嗅探的硬件监控雷达阵列，以防底层架构被庞大数据流给彻底冲垮导致崩溃宕机。在应用逻辑侧，极其坚硬的一项铁律需求是必须具有果敢的违纪审查过滤能力，这牵扯到去把前台涉及违规宣泄的图文论坛贴文去执行立刻隐蔽下架的操作来完成净化线上社区软环境的任务。除此之外，还需要提供一个可以去手工专门化录入虚拟人设专属系统级 Prompt 指令提示词的工作菜单数据通道支撑。</w:t>
+      </w:r>
+    </w:p>
+    <w:p>
+      <w:pPr>
+        <w:pStyle w:val="5"/>
+        <w:keepNext w:val="0"/>
+        <w:keepLines w:val="0"/>
+        <w:widowControl/>
+        <w:suppressLineNumbers w:val="0"/>
+        <w:spacing w:line="21" w:lineRule="atLeast"/>
+        <w:ind w:left="0" w:firstLine="0"/>
+        <w:rPr>
+          <w:rFonts w:hint="default" w:ascii="Times New Roman" w:hAnsi="Times New Roman" w:eastAsia="黑体" w:cs="Times New Roman"/>
+          <w:b/>
+          <w:bCs/>
+          <w:kern w:val="2"/>
+          <w:sz w:val="32"/>
+          <w:szCs w:val="32"/>
+          <w:lang w:val="en-US" w:eastAsia="zh-CN" w:bidi="ar-SA"/>
+        </w:rPr>
+      </w:pPr>
+      <w:bookmarkStart w:id="47" w:name="_Toc114840803"/>
+      <w:bookmarkStart w:id="48" w:name="_Toc335598752"/>
+      <w:bookmarkStart w:id="49" w:name="_Toc335598659"/>
+      <w:r>
+        <w:rPr>
+          <w:rFonts w:hint="default" w:ascii="Times New Roman" w:hAnsi="Times New Roman" w:eastAsia="黑体" w:cs="Times New Roman"/>
+          <w:b/>
+          <w:bCs/>
+          <w:kern w:val="2"/>
+          <w:sz w:val="32"/>
+          <w:szCs w:val="32"/>
+          <w:lang w:val="en-US" w:eastAsia="zh-CN" w:bidi="ar-SA"/>
+        </w:rPr>
+        <w:t>3.3 非功能性与并发需求分析</w:t>
+      </w:r>
+    </w:p>
+    <w:bookmarkEnd w:id="47"/>
+    <w:bookmarkEnd w:id="48"/>
+    <w:bookmarkEnd w:id="49"/>
+    <w:p>
+      <w:pPr>
+        <w:spacing w:line="360" w:lineRule="auto"/>
         <w:ind w:firstLine="480" w:firstLineChars="200"/>
         <w:rPr>
           <w:sz w:val="24"/>
         </w:rPr>
       </w:pPr>
-      <w:r>
-        <w:rPr>
-          <w:sz w:val="24"/>
-        </w:rPr>
-        <w:t>软件环境：Linux dx03 2.4.21-4.Elsmp/ORACLE 9I</w:t>
-      </w:r>
-    </w:p>
-    <w:p>
-      <w:pPr>
-        <w:pStyle w:val="3"/>
-      </w:pPr>
-      <w:bookmarkStart w:id="47" w:name="_Toc114840802"/>
-      <w:bookmarkStart w:id="48" w:name="_Toc335598658"/>
-      <w:bookmarkStart w:id="49" w:name="_Toc335598751"/>
-      <w:r>
-        <w:t>3.3</w:t>
-      </w:r>
-      <w:r>
-        <w:rPr>
-          <w:rFonts w:hint="eastAsia"/>
-        </w:rPr>
-        <w:t xml:space="preserve"> </w:t>
-      </w:r>
-      <w:r>
-        <w:t>系统任务的可行性分析</w:t>
-      </w:r>
-      <w:bookmarkEnd w:id="47"/>
-      <w:bookmarkEnd w:id="48"/>
-      <w:bookmarkEnd w:id="49"/>
-    </w:p>
-    <w:p>
-      <w:pPr>
-        <w:pStyle w:val="4"/>
-      </w:pPr>
-      <w:bookmarkStart w:id="50" w:name="_Toc114840803"/>
-      <w:bookmarkStart w:id="51" w:name="_Toc335598752"/>
-      <w:bookmarkStart w:id="52" w:name="_Toc335598659"/>
-      <w:r>
-        <w:t>3.3.1</w:t>
-      </w:r>
-      <w:r>
-        <w:rPr>
-          <w:rFonts w:hint="eastAsia"/>
-        </w:rPr>
-        <w:t xml:space="preserve"> </w:t>
-      </w:r>
-      <w:r>
-        <w:t>技术可行性</w:t>
-      </w:r>
-      <w:bookmarkEnd w:id="50"/>
-      <w:bookmarkEnd w:id="51"/>
-      <w:bookmarkEnd w:id="52"/>
-      <w:r>
-        <w:t xml:space="preserve"> </w:t>
-      </w:r>
-    </w:p>
-    <w:p>
-      <w:pPr>
-        <w:spacing w:line="360" w:lineRule="auto"/>
-        <w:ind w:firstLine="480" w:firstLineChars="200"/>
-        <w:rPr>
-          <w:sz w:val="24"/>
-        </w:rPr>
-      </w:pPr>
-      <w:r>
-        <w:rPr>
-          <w:sz w:val="24"/>
-        </w:rPr>
-        <w:t>（1）本系统采用UNIX系统的底层架构，采用C作为开发语言，数据库采用ORACLE。对于完成同样功能的进程，采用同一个程序启多个子进程的方式。配置文件采用标准格式文本文件进行配置，采用普通的标准格式文本文件简单，清楚，容易维护。</w:t>
-      </w:r>
-    </w:p>
-    <w:p>
-      <w:pPr>
-        <w:spacing w:line="360" w:lineRule="auto"/>
-        <w:ind w:firstLine="480" w:firstLineChars="200"/>
-        <w:rPr>
-          <w:sz w:val="24"/>
-        </w:rPr>
-      </w:pPr>
-      <w:r>
-        <w:rPr>
-          <w:sz w:val="24"/>
-        </w:rPr>
-        <w:t>（以下略）</w:t>
-      </w:r>
-    </w:p>
-    <w:p>
-      <w:pPr>
-        <w:pStyle w:val="4"/>
-      </w:pPr>
-      <w:bookmarkStart w:id="53" w:name="_Toc114840804"/>
-      <w:bookmarkStart w:id="54" w:name="_Toc335598660"/>
-      <w:bookmarkStart w:id="55" w:name="_Toc335598753"/>
-      <w:r>
-        <w:t>3.3.2</w:t>
-      </w:r>
-      <w:r>
-        <w:rPr>
-          <w:rFonts w:hint="eastAsia"/>
-        </w:rPr>
-        <w:t xml:space="preserve"> </w:t>
-      </w:r>
-      <w:r>
-        <w:t>系统安全性分析</w:t>
-      </w:r>
-      <w:bookmarkEnd w:id="53"/>
-      <w:bookmarkEnd w:id="54"/>
-      <w:bookmarkEnd w:id="55"/>
-      <w:bookmarkStart w:id="56" w:name="_Toc134862150"/>
-    </w:p>
-    <w:p>
-      <w:pPr>
-        <w:spacing w:line="360" w:lineRule="auto"/>
-        <w:ind w:firstLine="480" w:firstLineChars="200"/>
-        <w:rPr>
-          <w:sz w:val="24"/>
-        </w:rPr>
-      </w:pPr>
-      <w:r>
-        <w:rPr>
-          <w:sz w:val="24"/>
-        </w:rPr>
-        <w:t>（1）本系统采用UNIX系统的底层架构，采用C作为开发语言，数据库采用ORACLE。对于完成同样功能的进程，采用同一个程序启多个子进程的方式。配置文件采用标准格式文本文件进行配置，采用普通的标准格式文本文件简单，清楚，容易维护。</w:t>
-      </w:r>
-    </w:p>
-    <w:p>
-      <w:pPr>
-        <w:spacing w:before="120" w:beforeLines="50" w:line="360" w:lineRule="auto"/>
-        <w:ind w:firstLine="480" w:firstLineChars="200"/>
-        <w:rPr>
-          <w:sz w:val="24"/>
-        </w:rPr>
-      </w:pPr>
-      <w:r>
-        <w:rPr>
-          <w:sz w:val="24"/>
-        </w:rPr>
-        <w:t>（以下略）</w:t>
-      </w:r>
-      <w:bookmarkEnd w:id="56"/>
-    </w:p>
-    <w:p>
-      <w:pPr>
-        <w:spacing w:line="360" w:lineRule="auto"/>
-        <w:ind w:firstLine="480" w:firstLineChars="200"/>
-        <w:rPr>
+      <w:bookmarkStart w:id="50" w:name="_Toc335598661"/>
+      <w:bookmarkStart w:id="51" w:name="_Toc335598754"/>
+      <w:r>
+        <w:rPr>
+          <w:sz w:val="24"/>
+        </w:rPr>
+        <w:t>对于一些不经常直观反映在视图交互上但又是命脉存在的非功能标准方面。首先直接挂钩的核心点就是必须要去考虑大量系统终端都在拥挤调取长连接LLM模型端口所演变出来的网络响应极差甚至服务端口资源耗干情况。它极度要求这后方的接口逻辑务必不能触发请求队列长时间堵死然后最终全盘宕机这种可怕的故障衍生效应。另一项同样不容忽视的准绳就在于无论如何一定要把关于隐秘对话信息的加密留痕处理机制视为铁律防区安全底线，要求那茫茫多涉及到极度个人化状况或者是十分详细私密的问卷隐私填表答案最终录入到物理储存表段里的时候必须实施强密码不可逆地全套转码与加密保护技术。</w:t>
+      </w:r>
+    </w:p>
+    <w:p>
+      <w:pPr>
+        <w:pStyle w:val="5"/>
+        <w:keepNext w:val="0"/>
+        <w:keepLines w:val="0"/>
+        <w:widowControl/>
+        <w:suppressLineNumbers w:val="0"/>
+        <w:spacing w:line="21" w:lineRule="atLeast"/>
+        <w:ind w:left="0" w:firstLine="0"/>
+        <w:rPr>
+          <w:rFonts w:hint="default" w:ascii="Times New Roman" w:hAnsi="Times New Roman" w:eastAsia="黑体" w:cs="Times New Roman"/>
+          <w:b/>
           <w:bCs/>
-          <w:color w:val="FF0000"/>
-          <w:sz w:val="24"/>
+          <w:kern w:val="2"/>
+          <w:sz w:val="32"/>
           <w:szCs w:val="32"/>
-        </w:rPr>
-      </w:pPr>
-      <w:r>
-        <w:rPr>
-          <w:rFonts w:hint="eastAsia"/>
+          <w:lang w:val="en-US" w:eastAsia="zh-CN" w:bidi="ar-SA"/>
+        </w:rPr>
+      </w:pPr>
+      <w:r>
+        <w:rPr>
+          <w:rFonts w:hint="default" w:ascii="Times New Roman" w:hAnsi="Times New Roman" w:eastAsia="黑体" w:cs="Times New Roman"/>
+          <w:b/>
           <w:bCs/>
-          <w:color w:val="FF0000"/>
-          <w:sz w:val="24"/>
+          <w:kern w:val="2"/>
+          <w:sz w:val="32"/>
           <w:szCs w:val="32"/>
-        </w:rPr>
-        <w:t>公式说明：公式包括数学、物理和化学公式。正文中引用的公式、算式或方程式等可以按章序号用阿拉伯数字编号，如式（3-1）表示第3章第1式，公式一般单行居中排版与上下文分开，式号与公式同行居公式右侧排版。</w:t>
-      </w:r>
-    </w:p>
-    <w:p>
-      <w:pPr>
-        <w:spacing w:line="360" w:lineRule="auto"/>
-        <w:rPr>
-          <w:rFonts w:hint="eastAsia" w:ascii="宋体" w:hAnsi="宋体"/>
-          <w:sz w:val="24"/>
-        </w:rPr>
-      </w:pPr>
-    </w:p>
-    <w:p>
-      <w:pPr>
-        <w:spacing w:line="360" w:lineRule="auto"/>
-        <w:rPr>
-          <w:rFonts w:hint="eastAsia" w:ascii="宋体" w:hAnsi="宋体"/>
-          <w:sz w:val="24"/>
+          <w:lang w:val="en-US" w:eastAsia="zh-CN" w:bidi="ar-SA"/>
+        </w:rPr>
+        <w:t>3.4 系统整体可行性分析</w:t>
+      </w:r>
+    </w:p>
+    <w:p>
+      <w:pPr>
+        <w:pStyle w:val="10"/>
+        <w:keepNext w:val="0"/>
+        <w:keepLines w:val="0"/>
+        <w:pageBreakBefore w:val="0"/>
+        <w:widowControl w:val="0"/>
+        <w:tabs>
+          <w:tab w:val="left" w:pos="357"/>
+        </w:tabs>
+        <w:kinsoku/>
+        <w:wordWrap/>
+        <w:overflowPunct w:val="0"/>
+        <w:topLinePunct w:val="0"/>
+        <w:autoSpaceDE/>
+        <w:autoSpaceDN/>
+        <w:bidi w:val="0"/>
+        <w:adjustRightInd/>
+        <w:snapToGrid/>
+        <w:spacing w:line="360" w:lineRule="auto"/>
+        <w:textAlignment w:val="auto"/>
+        <w:rPr>
+          <w:rFonts w:hint="default" w:ascii="Times New Roman" w:hAnsi="Times New Roman" w:eastAsia="宋体" w:cs="Times New Roman"/>
+          <w:kern w:val="2"/>
+          <w:sz w:val="24"/>
+          <w:szCs w:val="24"/>
+          <w:lang w:val="en-US" w:eastAsia="zh-CN" w:bidi="ar-SA"/>
         </w:rPr>
         <w:sectPr>
           <w:pgSz w:w="11907" w:h="16840"/>
@@ -8422,17 +7314,46 @@
           <w:docGrid w:linePitch="312" w:charSpace="0"/>
         </w:sectPr>
       </w:pPr>
-    </w:p>
-    <w:p>
-      <w:pPr>
-        <w:spacing w:line="360" w:lineRule="auto"/>
-        <w:rPr>
-          <w:rFonts w:hint="eastAsia" w:ascii="宋体" w:hAnsi="宋体"/>
-          <w:sz w:val="24"/>
-        </w:rPr>
-      </w:pPr>
-      <w:bookmarkStart w:id="57" w:name="_Toc335598661"/>
-      <w:bookmarkStart w:id="58" w:name="_Toc335598754"/>
+      <w:r>
+        <w:rPr>
+          <w:rFonts w:hint="default" w:ascii="Times New Roman" w:hAnsi="Times New Roman" w:eastAsia="宋体" w:cs="Times New Roman"/>
+          <w:kern w:val="2"/>
+          <w:sz w:val="24"/>
+          <w:szCs w:val="24"/>
+          <w:lang w:val="en-US" w:eastAsia="zh-CN" w:bidi="ar-SA"/>
+        </w:rPr>
+        <w:t>当我们全盘分析并反复演练推演完以上的这些重载和轻载诉求流程后。可以敲定的最终结论是从纯IT开发视角落脚的话此项方案是异常稳妥畅通可达的。系统完全采用了市面最为多见而且技术生态相当完善透明公开的Java和Vue去搭建整个底层支撑台面的主体骨干，然后再由业务逻辑层利用官方认证手段去挂载联通第三方的AI解析提供点，这就根本不存在半途陷入到基础架构缺陷或断供的不可预料深坑状况产生。换回到成本经济测算的着眼点，前期哪怕只能租赁租用到云服务商那最为初始简单的小流量机型主机，在运行测试量较小的雏形状况下同样完全可以极其灵活的周转承担，这些充分匹配极低投入门槛验证特质的操作完全证明其实施建设的理论价值与现实操作落地意义皆已全部具备。</w:t>
+      </w:r>
+    </w:p>
+    <w:p>
+      <w:pPr>
+        <w:pStyle w:val="10"/>
+        <w:keepNext w:val="0"/>
+        <w:keepLines w:val="0"/>
+        <w:pageBreakBefore w:val="0"/>
+        <w:widowControl w:val="0"/>
+        <w:tabs>
+          <w:tab w:val="left" w:pos="357"/>
+        </w:tabs>
+        <w:kinsoku/>
+        <w:wordWrap/>
+        <w:overflowPunct w:val="0"/>
+        <w:topLinePunct w:val="0"/>
+        <w:autoSpaceDE/>
+        <w:autoSpaceDN/>
+        <w:bidi w:val="0"/>
+        <w:adjustRightInd/>
+        <w:snapToGrid/>
+        <w:spacing w:line="360" w:lineRule="auto"/>
+        <w:textAlignment w:val="auto"/>
+        <w:rPr>
+          <w:rFonts w:hint="eastAsia" w:ascii="Times New Roman" w:hAnsi="Times New Roman" w:eastAsia="宋体" w:cs="Times New Roman"/>
+          <w:kern w:val="2"/>
+          <w:sz w:val="24"/>
+          <w:szCs w:val="24"/>
+          <w:lang w:val="en-US" w:eastAsia="zh-CN" w:bidi="ar-SA"/>
+        </w:rPr>
+      </w:pPr>
     </w:p>
     <w:p>
       <w:pPr>
@@ -8444,7 +7365,7 @@
           <w:bCs w:val="0"/>
         </w:rPr>
       </w:pPr>
-      <w:bookmarkStart w:id="59" w:name="_Toc114840805"/>
+      <w:bookmarkStart w:id="52" w:name="_Toc114840805"/>
       <w:r>
         <w:rPr>
           <w:rFonts w:eastAsia="黑体"/>
@@ -8452,76 +7373,40 @@
         </w:rPr>
         <w:t>第4章　系统设计</w:t>
       </w:r>
-      <w:bookmarkEnd w:id="57"/>
-      <w:bookmarkEnd w:id="58"/>
-      <w:bookmarkEnd w:id="59"/>
-    </w:p>
-    <w:p>
-      <w:pPr>
-        <w:spacing w:line="360" w:lineRule="auto"/>
-        <w:ind w:firstLine="480" w:firstLineChars="200"/>
-        <w:rPr>
-          <w:bCs/>
-          <w:color w:val="FF0000"/>
-          <w:sz w:val="24"/>
-          <w:szCs w:val="32"/>
-        </w:rPr>
-      </w:pPr>
-      <w:r>
-        <w:rPr>
-          <w:bCs/>
-          <w:color w:val="FF0000"/>
-          <w:sz w:val="24"/>
-          <w:szCs w:val="32"/>
-        </w:rPr>
-        <w:t>说明：本章可分为概要设计和详细设计，包括算法设计，功能设计，数据库设计，模块设计，接口设计，协议设计，界面设计等。</w:t>
-      </w:r>
+      <w:bookmarkEnd w:id="50"/>
+      <w:bookmarkEnd w:id="51"/>
+      <w:bookmarkEnd w:id="52"/>
     </w:p>
     <w:p>
       <w:pPr>
         <w:pStyle w:val="3"/>
       </w:pPr>
-      <w:bookmarkStart w:id="60" w:name="_Toc335598662"/>
-      <w:bookmarkStart w:id="61" w:name="_Toc335598755"/>
-      <w:bookmarkStart w:id="62" w:name="_Toc114840806"/>
+      <w:bookmarkStart w:id="53" w:name="_Toc335598662"/>
+      <w:bookmarkStart w:id="54" w:name="_Toc114840806"/>
+      <w:bookmarkStart w:id="55" w:name="_Toc335598755"/>
       <w:r>
         <w:t>4.1</w:t>
       </w:r>
-      <w:r>
-        <w:rPr>
-          <w:rFonts w:hint="eastAsia"/>
-        </w:rPr>
-        <w:t xml:space="preserve"> </w:t>
-      </w:r>
-      <w:r>
-        <w:t>设计指导思想和原则</w:t>
-      </w:r>
-      <w:bookmarkEnd w:id="60"/>
-      <w:bookmarkEnd w:id="61"/>
-      <w:bookmarkEnd w:id="62"/>
+      <w:bookmarkEnd w:id="53"/>
+      <w:bookmarkEnd w:id="54"/>
+      <w:bookmarkEnd w:id="55"/>
+      <w:r>
+        <w:rPr>
+          <w:rFonts w:hint="default"/>
+        </w:rPr>
+        <w:t>系统整体架构设计</w:t>
+      </w:r>
     </w:p>
     <w:p>
       <w:pPr>
         <w:pStyle w:val="4"/>
       </w:pPr>
-      <w:bookmarkStart w:id="63" w:name="_Toc335598756"/>
-      <w:bookmarkStart w:id="64" w:name="_Toc335598663"/>
-      <w:bookmarkStart w:id="65" w:name="_Toc114840807"/>
-      <w:r>
-        <w:t>4.1.1</w:t>
-      </w:r>
-      <w:r>
-        <w:rPr>
-          <w:rFonts w:hint="eastAsia"/>
-        </w:rPr>
-        <w:t xml:space="preserve"> </w:t>
-      </w:r>
-      <w:r>
-        <w:t>指导思想</w:t>
-      </w:r>
-      <w:bookmarkEnd w:id="63"/>
-      <w:bookmarkEnd w:id="64"/>
-      <w:bookmarkEnd w:id="65"/>
+      <w:r>
+        <w:rPr>
+          <w:rFonts w:hint="default"/>
+        </w:rPr>
+        <w:t>4.1.1 前后端分离架构通信</w:t>
+      </w:r>
     </w:p>
     <w:p>
       <w:pPr>
@@ -8532,11 +7417,109 @@
           <w:sz w:val="24"/>
         </w:rPr>
       </w:pPr>
-      <w:r>
-        <w:rPr>
-          <w:sz w:val="24"/>
-        </w:rPr>
-        <w:t>（1）接口系统将在对原有接口业务进行系统的分析与整理后，将相同类型的接口业务进行整合，减少重复的接口程序，提高接口的开发、运行、维护效率。</w:t>
+      <w:bookmarkStart w:id="56" w:name="_Toc335598757"/>
+      <w:bookmarkStart w:id="57" w:name="_Toc114840808"/>
+      <w:bookmarkStart w:id="58" w:name="_Toc335598664"/>
+      <w:r>
+        <w:rPr>
+          <w:sz w:val="24"/>
+        </w:rPr>
+        <w:t>为实现高内聚低耦合的工程目标，平台整体采用经典的前后端分离技术架构与 MVC 业务分层设计模式，如图4.1所示。</w:t>
+      </w:r>
+    </w:p>
+    <w:p>
+      <w:pPr>
+        <w:pStyle w:val="25"/>
+        <w:spacing w:after="0" w:line="360" w:lineRule="auto"/>
+        <w:ind w:left="0" w:leftChars="0" w:firstLine="0" w:firstLineChars="0"/>
+        <w:jc w:val="center"/>
+        <w:rPr>
+          <w:rFonts w:hint="eastAsia" w:eastAsia="宋体"/>
+          <w:sz w:val="24"/>
+          <w:lang w:eastAsia="zh-CN"/>
+        </w:rPr>
+      </w:pPr>
+      <w:r>
+        <w:rPr>
+          <w:rFonts w:hint="eastAsia" w:eastAsia="宋体"/>
+          <w:sz w:val="24"/>
+          <w:lang w:eastAsia="zh-CN"/>
+        </w:rPr>
+        <w:drawing>
+          <wp:inline distT="0" distB="0" distL="114300" distR="114300">
+            <wp:extent cx="5160010" cy="6205855"/>
+            <wp:effectExtent l="0" t="0" r="2540" b="4445"/>
+            <wp:docPr id="10" name="图片 10" descr="系统技术架构分层体系示意图.drawio"/>
+            <wp:cNvGraphicFramePr>
+              <a:graphicFrameLocks xmlns:a="http://schemas.openxmlformats.org/drawingml/2006/main" noChangeAspect="1"/>
+            </wp:cNvGraphicFramePr>
+            <a:graphic xmlns:a="http://schemas.openxmlformats.org/drawingml/2006/main">
+              <a:graphicData uri="http://schemas.openxmlformats.org/drawingml/2006/picture">
+                <pic:pic xmlns:pic="http://schemas.openxmlformats.org/drawingml/2006/picture">
+                  <pic:nvPicPr>
+                    <pic:cNvPr id="10" name="图片 10" descr="系统技术架构分层体系示意图.drawio"/>
+                    <pic:cNvPicPr>
+                      <a:picLocks noChangeAspect="1"/>
+                    </pic:cNvPicPr>
+                  </pic:nvPicPr>
+                  <pic:blipFill>
+                    <a:blip r:embed="rId19"/>
+                    <a:stretch>
+                      <a:fillRect/>
+                    </a:stretch>
+                  </pic:blipFill>
+                  <pic:spPr>
+                    <a:xfrm>
+                      <a:off x="0" y="0"/>
+                      <a:ext cx="5160010" cy="6205855"/>
+                    </a:xfrm>
+                    <a:prstGeom prst="rect">
+                      <a:avLst/>
+                    </a:prstGeom>
+                  </pic:spPr>
+                </pic:pic>
+              </a:graphicData>
+            </a:graphic>
+          </wp:inline>
+        </w:drawing>
+      </w:r>
+    </w:p>
+    <w:p>
+      <w:pPr>
+        <w:spacing w:line="360" w:lineRule="auto"/>
+        <w:ind w:firstLine="6" w:firstLineChars="3"/>
+        <w:jc w:val="center"/>
+        <w:rPr>
+          <w:rFonts w:hint="eastAsia"/>
+          <w:szCs w:val="21"/>
+          <w:lang w:val="en-US" w:eastAsia="zh-CN"/>
+        </w:rPr>
+      </w:pPr>
+      <w:r>
+        <w:rPr>
+          <w:rFonts w:hint="eastAsia"/>
+          <w:szCs w:val="21"/>
+          <w:lang w:val="en-US" w:eastAsia="zh-CN"/>
+        </w:rPr>
+        <w:t>图 4.1 系统技术架构分层体系示意图</w:t>
+      </w:r>
+    </w:p>
+    <w:p>
+      <w:pPr>
+        <w:ind w:firstLine="6" w:firstLineChars="3"/>
+        <w:jc w:val="right"/>
+        <w:rPr>
+          <w:rFonts w:hint="eastAsia" w:eastAsia="宋体"/>
+          <w:sz w:val="24"/>
+          <w:lang w:eastAsia="zh-CN"/>
+        </w:rPr>
+      </w:pPr>
+      <w:r>
+        <w:rPr>
+          <w:rFonts w:hint="eastAsia"/>
+          <w:szCs w:val="18"/>
+        </w:rPr>
+        <w:t>图片来源：自制</w:t>
       </w:r>
     </w:p>
     <w:p>
@@ -8545,53 +7528,48 @@
         <w:spacing w:after="0" w:line="360" w:lineRule="auto"/>
         <w:ind w:firstLine="480" w:firstLineChars="200"/>
         <w:rPr>
-          <w:sz w:val="24"/>
-        </w:rPr>
-      </w:pPr>
-      <w:r>
-        <w:rPr>
-          <w:sz w:val="24"/>
-        </w:rPr>
-        <w:t>（2）接口系统的首要目标是能够满足目前的业务功能需要，并确保系统切换平滑、运行稳定；对采用H2规范的接口，通过参数配置等形式，实现灵活的配置业务的功能，并具有良好的可扩展性，提高接口功能的复用性。对非规范类接口，在满足业务功能需要的同时，根据实际情况，纳入接口系统架构。</w:t>
-      </w:r>
-    </w:p>
-    <w:p>
-      <w:pPr>
-        <w:spacing w:line="360" w:lineRule="auto"/>
-        <w:ind w:firstLine="480" w:firstLineChars="200"/>
-        <w:rPr>
-          <w:sz w:val="24"/>
-        </w:rPr>
-      </w:pPr>
-      <w:r>
-        <w:rPr>
-          <w:sz w:val="24"/>
-        </w:rPr>
-        <w:t>（3）接口系统采用先进的系统管理模式，提供统一的管理命令格式，严谨的日志文件输出格式。同时便于接口系统的运维工作。</w:t>
-      </w:r>
-    </w:p>
+          <w:rFonts w:hint="eastAsia"/>
+          <w:sz w:val="24"/>
+          <w:lang w:eastAsia="zh-CN"/>
+        </w:rPr>
+      </w:pPr>
+      <w:r>
+        <w:rPr>
+          <w:sz w:val="24"/>
+        </w:rPr>
+        <w:t>系统自上而下被严密划分为前端展现交互层、控制逻辑拦截层、业务服务执行层、数据访问提取层以及位于根基位置的底层关系型数据库。处于外围系统边界的前端呈现层通过浏览器承接求助者的各类操作，利用异步网络请求包与后方控制中枢进行精准的双向数据交互。后端的控制逻辑层在拦截并解析指令后，会将复杂的分数算法及鉴权真伪校验任务全权委托给业务服务层处理。面对诸如长期留痕存储或多维心理历史档案的穿透提取需求时，该业务层便会直接召唤深层数据访问机制，桥接 MySQL 底层表单库完成高并发下的安全落盘封存。这种界限分明的分层拆分手段，不仅大幅提升了系统抵御安全风险的抗击打强度，同时也极其便利于后续程序的修补与升级。</w:t>
+      </w:r>
+    </w:p>
+    <w:p>
+      <w:pPr>
+        <w:spacing w:line="360" w:lineRule="auto"/>
+        <w:ind w:firstLine="6" w:firstLineChars="3"/>
+        <w:jc w:val="both"/>
+        <w:rPr>
+          <w:rFonts w:hint="eastAsia"/>
+          <w:szCs w:val="21"/>
+          <w:lang w:val="en-US" w:eastAsia="zh-CN"/>
+        </w:rPr>
+      </w:pPr>
+    </w:p>
+    <w:bookmarkEnd w:id="56"/>
+    <w:bookmarkEnd w:id="57"/>
+    <w:bookmarkEnd w:id="58"/>
     <w:p>
       <w:pPr>
         <w:pStyle w:val="4"/>
-      </w:pPr>
-      <w:bookmarkStart w:id="66" w:name="_Toc335598757"/>
-      <w:bookmarkStart w:id="67" w:name="_Toc114840808"/>
-      <w:bookmarkStart w:id="68" w:name="_Toc335598664"/>
-      <w:r>
-        <w:t>4.1.2</w:t>
-      </w:r>
-      <w:r>
-        <w:rPr>
-          <w:rFonts w:hint="eastAsia"/>
-        </w:rPr>
-        <w:t xml:space="preserve"> </w:t>
-      </w:r>
-      <w:r>
-        <w:t>软件设计原则</w:t>
-      </w:r>
-      <w:bookmarkEnd w:id="66"/>
-      <w:bookmarkEnd w:id="67"/>
-      <w:bookmarkEnd w:id="68"/>
+        <w:rPr>
+          <w:rFonts w:hint="default"/>
+        </w:rPr>
+      </w:pPr>
+      <w:bookmarkStart w:id="59" w:name="_Toc335598758"/>
+      <w:bookmarkStart w:id="60" w:name="_Toc335598665"/>
+      <w:r>
+        <w:rPr>
+          <w:rFonts w:hint="default"/>
+        </w:rPr>
+        <w:t>4.1.2 平台功能模块划分</w:t>
+      </w:r>
     </w:p>
     <w:p>
       <w:pPr>
@@ -8600,55 +7578,293 @@
         <w:ind w:firstLine="480" w:firstLineChars="200"/>
         <w:rPr>
           <w:sz w:val="24"/>
-        </w:rPr>
-      </w:pPr>
-      <w:bookmarkStart w:id="69" w:name="_Toc335598665"/>
-      <w:bookmarkStart w:id="70" w:name="_Toc335598758"/>
-      <w:r>
-        <w:rPr>
-          <w:sz w:val="24"/>
-        </w:rPr>
-        <w:t>（1）接口系统将在对原有接口业务进行系统的分析与整理后，将相同类型的接口业务进行整合，减少重复的接口程序，提高接口的开发、运行、维护效率。</w:t>
-      </w:r>
+          <w:lang w:val="en-US" w:eastAsia="zh-CN"/>
+        </w:rPr>
+      </w:pPr>
+      <w:bookmarkStart w:id="61" w:name="_Toc114840809"/>
+      <w:r>
+        <w:rPr>
+          <w:sz w:val="24"/>
+          <w:lang w:val="en-US" w:eastAsia="zh-CN"/>
+        </w:rPr>
+        <w:t>在宏观应用功能的块面切割思路上，面向承载海量访客的大众客户端侧，系统细致装配了用于验证身份的注册登录模块、囊括减压图文与白噪音的数字资源阅览区、支持抑郁焦虑等权威量表评测考核的打分中心、供访客无压宣泄情绪的匿名互助论坛墙，以及独具特色的 AI 虚拟心理伴侣通道，其大众端服务模块平铺发散结构，如图4.2所示。</w:t>
+      </w:r>
+    </w:p>
+    <w:p>
+      <w:pPr>
+        <w:pStyle w:val="25"/>
+        <w:spacing w:after="0" w:line="360" w:lineRule="auto"/>
+        <w:jc w:val="center"/>
+        <w:rPr>
+          <w:sz w:val="24"/>
+          <w:lang w:val="en-US" w:eastAsia="zh-CN"/>
+        </w:rPr>
+      </w:pPr>
+      <w:r>
+        <w:rPr>
+          <w:sz w:val="24"/>
+          <w:lang w:val="en-US" w:eastAsia="zh-CN"/>
+        </w:rPr>
+        <w:drawing>
+          <wp:inline distT="0" distB="0" distL="114300" distR="114300">
+            <wp:extent cx="5513070" cy="821055"/>
+            <wp:effectExtent l="0" t="0" r="11430" b="17145"/>
+            <wp:docPr id="11" name="图片 11" descr="平台大众端功能模块横向结构图.drawio"/>
+            <wp:cNvGraphicFramePr>
+              <a:graphicFrameLocks xmlns:a="http://schemas.openxmlformats.org/drawingml/2006/main" noChangeAspect="1"/>
+            </wp:cNvGraphicFramePr>
+            <a:graphic xmlns:a="http://schemas.openxmlformats.org/drawingml/2006/main">
+              <a:graphicData uri="http://schemas.openxmlformats.org/drawingml/2006/picture">
+                <pic:pic xmlns:pic="http://schemas.openxmlformats.org/drawingml/2006/picture">
+                  <pic:nvPicPr>
+                    <pic:cNvPr id="11" name="图片 11" descr="平台大众端功能模块横向结构图.drawio"/>
+                    <pic:cNvPicPr>
+                      <a:picLocks noChangeAspect="1"/>
+                    </pic:cNvPicPr>
+                  </pic:nvPicPr>
+                  <pic:blipFill>
+                    <a:blip r:embed="rId20"/>
+                    <a:stretch>
+                      <a:fillRect/>
+                    </a:stretch>
+                  </pic:blipFill>
+                  <pic:spPr>
+                    <a:xfrm>
+                      <a:off x="0" y="0"/>
+                      <a:ext cx="5513070" cy="821055"/>
+                    </a:xfrm>
+                    <a:prstGeom prst="rect">
+                      <a:avLst/>
+                    </a:prstGeom>
+                  </pic:spPr>
+                </pic:pic>
+              </a:graphicData>
+            </a:graphic>
+          </wp:inline>
+        </w:drawing>
+      </w:r>
+    </w:p>
+    <w:p>
+      <w:pPr>
+        <w:spacing w:line="360" w:lineRule="auto"/>
+        <w:ind w:firstLine="6" w:firstLineChars="3"/>
+        <w:jc w:val="center"/>
+        <w:rPr>
+          <w:rFonts w:hint="eastAsia"/>
+          <w:szCs w:val="21"/>
+          <w:lang w:val="en-US" w:eastAsia="zh-CN"/>
+        </w:rPr>
+      </w:pPr>
+      <w:r>
+        <w:rPr>
+          <w:rFonts w:hint="default"/>
+          <w:szCs w:val="21"/>
+          <w:lang w:val="en-US" w:eastAsia="zh-CN"/>
+        </w:rPr>
+        <w:t>图 4.2 平台大众端功能模块图</w:t>
+      </w:r>
+    </w:p>
+    <w:p>
+      <w:pPr>
+        <w:ind w:firstLine="6" w:firstLineChars="3"/>
+        <w:jc w:val="right"/>
+        <w:rPr>
+          <w:rFonts w:hint="eastAsia"/>
+          <w:szCs w:val="18"/>
+        </w:rPr>
+      </w:pPr>
+      <w:r>
+        <w:rPr>
+          <w:rFonts w:hint="eastAsia"/>
+          <w:szCs w:val="18"/>
+        </w:rPr>
+        <w:t>图片来源：自制</w:t>
+      </w:r>
+    </w:p>
+    <w:p>
+      <w:pPr>
+        <w:ind w:firstLine="6" w:firstLineChars="3"/>
+        <w:jc w:val="right"/>
+        <w:rPr>
+          <w:rFonts w:hint="eastAsia"/>
+          <w:szCs w:val="18"/>
+          <w:lang w:val="en-US" w:eastAsia="zh-CN"/>
+        </w:rPr>
+      </w:pPr>
     </w:p>
     <w:p>
       <w:pPr>
         <w:pStyle w:val="25"/>
         <w:spacing w:after="0" w:line="360" w:lineRule="auto"/>
         <w:ind w:firstLine="480" w:firstLineChars="200"/>
-        <w:rPr>
-          <w:sz w:val="24"/>
-        </w:rPr>
-      </w:pPr>
-      <w:r>
-        <w:rPr>
-          <w:sz w:val="24"/>
-        </w:rPr>
-        <w:t>（2）接口系统的首要目标是能够满足目前的业务功能需要，并确保系统切换平滑、运行稳定；对采用H2规范的接口，通过参数配置等形式，实现灵活的配置业务的功能，并具有良好的可扩展性，提高接口功能的复用性。对非规范类接口，在满足业务功能需要的同时，根据实际情况，纳入接口系统架构。</w:t>
-      </w:r>
-    </w:p>
-    <w:p>
-      <w:pPr>
-        <w:spacing w:line="360" w:lineRule="auto"/>
-        <w:ind w:firstLine="480" w:firstLineChars="200"/>
-        <w:rPr>
-          <w:sz w:val="24"/>
-        </w:rPr>
-      </w:pPr>
-      <w:r>
-        <w:rPr>
-          <w:sz w:val="24"/>
-        </w:rPr>
-        <w:t>（3）接口系统采用先进的系统管理模式，提供统一的管理命令格式，严谨的日志文件输出格式。同时便于接口系统的运维工作。</w:t>
-      </w:r>
-    </w:p>
+        <w:jc w:val="left"/>
+        <w:rPr>
+          <w:sz w:val="24"/>
+          <w:lang w:val="en-US" w:eastAsia="zh-CN"/>
+        </w:rPr>
+      </w:pPr>
+      <w:r>
+        <w:rPr>
+          <w:sz w:val="24"/>
+          <w:lang w:val="en-US" w:eastAsia="zh-CN"/>
+        </w:rPr>
+        <w:t>相对而言的系统总后台控制端，内控区不仅构筑了能够探知服务器吞吐负载表现的大盘监控仪表板，还装配了可针对高危消极贴文执行一键隔离下架的干预开关，并专门为管理员预留了用以完善新增量表题库及润色 AI 拟真人设背景语料素材的深层操作端点，其系统内控侧维护模块横截面结构，如图4.3所示。</w:t>
+      </w:r>
+    </w:p>
+    <w:p>
+      <w:pPr>
+        <w:pStyle w:val="25"/>
+        <w:spacing w:after="0" w:line="360" w:lineRule="auto"/>
+        <w:jc w:val="left"/>
+        <w:rPr>
+          <w:rFonts w:hint="eastAsia"/>
+          <w:sz w:val="24"/>
+          <w:lang w:val="en-US" w:eastAsia="zh-CN"/>
+        </w:rPr>
+      </w:pPr>
+      <w:r>
+        <w:rPr>
+          <w:rFonts w:hint="eastAsia"/>
+          <w:sz w:val="24"/>
+          <w:lang w:val="en-US" w:eastAsia="zh-CN"/>
+        </w:rPr>
+        <w:drawing>
+          <wp:inline distT="0" distB="0" distL="114300" distR="114300">
+            <wp:extent cx="5517515" cy="820420"/>
+            <wp:effectExtent l="0" t="0" r="6985" b="17780"/>
+            <wp:docPr id="12" name="图片 12" descr="平台内控管理端功能模块横向结构图.drawio"/>
+            <wp:cNvGraphicFramePr>
+              <a:graphicFrameLocks xmlns:a="http://schemas.openxmlformats.org/drawingml/2006/main" noChangeAspect="1"/>
+            </wp:cNvGraphicFramePr>
+            <a:graphic xmlns:a="http://schemas.openxmlformats.org/drawingml/2006/main">
+              <a:graphicData uri="http://schemas.openxmlformats.org/drawingml/2006/picture">
+                <pic:pic xmlns:pic="http://schemas.openxmlformats.org/drawingml/2006/picture">
+                  <pic:nvPicPr>
+                    <pic:cNvPr id="12" name="图片 12" descr="平台内控管理端功能模块横向结构图.drawio"/>
+                    <pic:cNvPicPr>
+                      <a:picLocks noChangeAspect="1"/>
+                    </pic:cNvPicPr>
+                  </pic:nvPicPr>
+                  <pic:blipFill>
+                    <a:blip r:embed="rId21"/>
+                    <a:stretch>
+                      <a:fillRect/>
+                    </a:stretch>
+                  </pic:blipFill>
+                  <pic:spPr>
+                    <a:xfrm>
+                      <a:off x="0" y="0"/>
+                      <a:ext cx="5517515" cy="820420"/>
+                    </a:xfrm>
+                    <a:prstGeom prst="rect">
+                      <a:avLst/>
+                    </a:prstGeom>
+                  </pic:spPr>
+                </pic:pic>
+              </a:graphicData>
+            </a:graphic>
+          </wp:inline>
+        </w:drawing>
+      </w:r>
+    </w:p>
+    <w:p>
+      <w:pPr>
+        <w:spacing w:line="360" w:lineRule="auto"/>
+        <w:ind w:firstLine="6" w:firstLineChars="3"/>
+        <w:jc w:val="center"/>
+        <w:rPr>
+          <w:rFonts w:hint="eastAsia"/>
+          <w:szCs w:val="21"/>
+          <w:lang w:val="en-US" w:eastAsia="zh-CN"/>
+        </w:rPr>
+      </w:pPr>
+      <w:r>
+        <w:rPr>
+          <w:rFonts w:hint="eastAsia"/>
+          <w:szCs w:val="21"/>
+          <w:lang w:val="en-US" w:eastAsia="zh-CN"/>
+        </w:rPr>
+        <w:t>图 4.3 平台内控管理端功能模块图</w:t>
+      </w:r>
+    </w:p>
+    <w:p>
+      <w:pPr>
+        <w:ind w:firstLine="6" w:firstLineChars="3"/>
+        <w:jc w:val="right"/>
+        <w:rPr>
+          <w:rFonts w:hint="eastAsia"/>
+          <w:szCs w:val="18"/>
+          <w:lang w:val="en-US" w:eastAsia="zh-CN"/>
+        </w:rPr>
+      </w:pPr>
+      <w:r>
+        <w:rPr>
+          <w:rFonts w:hint="eastAsia"/>
+          <w:szCs w:val="18"/>
+        </w:rPr>
+        <w:t>图片来源：自制</w:t>
+      </w:r>
+    </w:p>
+    <w:p>
+      <w:pPr>
+        <w:pStyle w:val="25"/>
+        <w:spacing w:after="0" w:line="360" w:lineRule="auto"/>
+        <w:ind w:left="0" w:leftChars="0" w:firstLine="0" w:firstLineChars="0"/>
+        <w:jc w:val="left"/>
+        <w:rPr>
+          <w:rFonts w:hint="eastAsia"/>
+          <w:sz w:val="24"/>
+          <w:lang w:val="en-US" w:eastAsia="zh-CN"/>
+        </w:rPr>
+      </w:pPr>
+    </w:p>
+    <w:bookmarkEnd w:id="59"/>
+    <w:bookmarkEnd w:id="60"/>
+    <w:bookmarkEnd w:id="61"/>
     <w:p>
       <w:pPr>
         <w:pStyle w:val="3"/>
-      </w:pPr>
-      <w:bookmarkStart w:id="71" w:name="_Toc114840809"/>
-      <w:r>
-        <w:t>4.2</w:t>
+        <w:rPr>
+          <w:rFonts w:hint="default"/>
+        </w:rPr>
+      </w:pPr>
+      <w:bookmarkStart w:id="62" w:name="_Toc335598759"/>
+      <w:bookmarkStart w:id="63" w:name="_Toc335598666"/>
+      <w:r>
+        <w:rPr>
+          <w:rFonts w:hint="default"/>
+        </w:rPr>
+        <w:t>4.2 数据库系统设计</w:t>
+      </w:r>
+    </w:p>
+    <w:p>
+      <w:pPr>
+        <w:pStyle w:val="4"/>
+        <w:rPr>
+          <w:rFonts w:hint="default"/>
+        </w:rPr>
+      </w:pPr>
+      <w:r>
+        <w:rPr>
+          <w:rFonts w:hint="default"/>
+        </w:rPr>
+        <w:t>4.2.1 数据库 E-R 概念结构图</w:t>
+      </w:r>
+    </w:p>
+    <w:p>
+      <w:pPr>
+        <w:rPr>
+          <w:rFonts w:hint="default"/>
+        </w:rPr>
+      </w:pPr>
+    </w:p>
+    <w:p>
+      <w:pPr>
+        <w:pStyle w:val="3"/>
+      </w:pPr>
+      <w:bookmarkStart w:id="64" w:name="_Toc114840810"/>
+      <w:r>
+        <w:t>4.3</w:t>
       </w:r>
       <w:r>
         <w:rPr>
@@ -8657,11 +7873,11 @@
         <w:t xml:space="preserve"> </w:t>
       </w:r>
       <w:r>
-        <w:t>构架概述</w:t>
-      </w:r>
-      <w:bookmarkEnd w:id="69"/>
-      <w:bookmarkEnd w:id="70"/>
-      <w:bookmarkEnd w:id="71"/>
+        <w:t>系统的功能结构设计</w:t>
+      </w:r>
+      <w:bookmarkEnd w:id="62"/>
+      <w:bookmarkEnd w:id="63"/>
+      <w:bookmarkEnd w:id="64"/>
     </w:p>
     <w:p>
       <w:pPr>
@@ -8672,8 +7888,8 @@
           <w:sz w:val="24"/>
         </w:rPr>
       </w:pPr>
-      <w:bookmarkStart w:id="72" w:name="_Toc335598759"/>
-      <w:bookmarkStart w:id="73" w:name="_Toc335598666"/>
+      <w:bookmarkStart w:id="65" w:name="_Toc335598760"/>
+      <w:bookmarkStart w:id="66" w:name="_Toc335598667"/>
       <w:r>
         <w:rPr>
           <w:sz w:val="24"/>
@@ -8711,14 +7927,16 @@
         </w:rPr>
         <w:t>（3）接口系统采用先进的系统管理模式，提供统一的管理命令格式，严谨的日志文件输出格式。同时便于接口系统的运维工作。</w:t>
       </w:r>
+      <w:bookmarkStart w:id="109" w:name="_GoBack"/>
+      <w:bookmarkEnd w:id="109"/>
     </w:p>
     <w:p>
       <w:pPr>
         <w:pStyle w:val="3"/>
       </w:pPr>
-      <w:bookmarkStart w:id="74" w:name="_Toc114840810"/>
-      <w:r>
-        <w:t>4.3</w:t>
+      <w:bookmarkStart w:id="67" w:name="_Toc114840811"/>
+      <w:r>
+        <w:t>4.4</w:t>
       </w:r>
       <w:r>
         <w:rPr>
@@ -8727,11 +7945,11 @@
         <w:t xml:space="preserve"> </w:t>
       </w:r>
       <w:r>
-        <w:t>系统的功能结构设计</w:t>
-      </w:r>
-      <w:bookmarkEnd w:id="72"/>
-      <w:bookmarkEnd w:id="73"/>
-      <w:bookmarkEnd w:id="74"/>
+        <w:t>系统控制流程</w:t>
+      </w:r>
+      <w:bookmarkEnd w:id="65"/>
+      <w:bookmarkEnd w:id="66"/>
+      <w:bookmarkEnd w:id="67"/>
     </w:p>
     <w:p>
       <w:pPr>
@@ -8742,8 +7960,6 @@
           <w:sz w:val="24"/>
         </w:rPr>
       </w:pPr>
-      <w:bookmarkStart w:id="75" w:name="_Toc335598760"/>
-      <w:bookmarkStart w:id="76" w:name="_Toc335598667"/>
       <w:r>
         <w:rPr>
           <w:sz w:val="24"/>
@@ -8781,83 +7997,6 @@
         </w:rPr>
         <w:t>（3）接口系统采用先进的系统管理模式，提供统一的管理命令格式，严谨的日志文件输出格式。同时便于接口系统的运维工作。</w:t>
       </w:r>
-    </w:p>
-    <w:p>
-      <w:pPr>
-        <w:pStyle w:val="3"/>
-      </w:pPr>
-      <w:bookmarkStart w:id="77" w:name="_Toc114840811"/>
-      <w:r>
-        <w:t>4.4</w:t>
-      </w:r>
-      <w:r>
-        <w:rPr>
-          <w:rFonts w:hint="eastAsia"/>
-        </w:rPr>
-        <w:t xml:space="preserve"> </w:t>
-      </w:r>
-      <w:r>
-        <w:t>系统控制流程</w:t>
-      </w:r>
-      <w:bookmarkEnd w:id="75"/>
-      <w:bookmarkEnd w:id="76"/>
-      <w:bookmarkEnd w:id="77"/>
-    </w:p>
-    <w:p>
-      <w:pPr>
-        <w:pStyle w:val="25"/>
-        <w:spacing w:after="0" w:line="360" w:lineRule="auto"/>
-        <w:ind w:firstLine="480" w:firstLineChars="200"/>
-        <w:rPr>
-          <w:sz w:val="24"/>
-        </w:rPr>
-      </w:pPr>
-      <w:r>
-        <w:rPr>
-          <w:sz w:val="24"/>
-        </w:rPr>
-        <w:t>（1）接口系统将在对原有接口业务进行系统的分析与整理后，将相同类型的接口业务进行整合，减少重复的接口程序，提高接口的开发、运行、维护效率。</w:t>
-      </w:r>
-    </w:p>
-    <w:p>
-      <w:pPr>
-        <w:pStyle w:val="25"/>
-        <w:spacing w:after="0" w:line="360" w:lineRule="auto"/>
-        <w:ind w:firstLine="480" w:firstLineChars="200"/>
-        <w:rPr>
-          <w:sz w:val="24"/>
-        </w:rPr>
-      </w:pPr>
-      <w:r>
-        <w:rPr>
-          <w:sz w:val="24"/>
-        </w:rPr>
-        <w:t>（2）接口系统的首要目标是能够满足目前的业务功能需要，并确保系统切换平滑、运行稳定；对采用H2规范的接口，通过参数配置等形式，实现灵活的配置业务的功能，并具有良好的可扩展性，提高接口功能的复用性。对非规范类接口，在满足业务功能需要的同时，根据实际情况，纳入接口系统架构。</w:t>
-      </w:r>
-    </w:p>
-    <w:p>
-      <w:pPr>
-        <w:spacing w:line="360" w:lineRule="auto"/>
-        <w:ind w:firstLine="480" w:firstLineChars="200"/>
-        <w:rPr>
-          <w:sz w:val="24"/>
-        </w:rPr>
-      </w:pPr>
-      <w:r>
-        <w:rPr>
-          <w:sz w:val="24"/>
-        </w:rPr>
-        <w:t>（3）接口系统采用先进的系统管理模式，提供统一的管理命令格式，严谨的日志文件输出格式。同时便于接口系统的运维工作。</w:t>
-      </w:r>
-    </w:p>
-    <w:p>
-      <w:pPr>
-        <w:spacing w:line="360" w:lineRule="auto"/>
-        <w:rPr>
-          <w:rFonts w:hint="eastAsia" w:ascii="宋体" w:hAnsi="宋体"/>
-          <w:sz w:val="24"/>
-        </w:rPr>
-      </w:pPr>
     </w:p>
     <w:p>
       <w:pPr>
@@ -8882,8 +8021,8 @@
           <w:sz w:val="24"/>
         </w:rPr>
       </w:pPr>
-      <w:bookmarkStart w:id="78" w:name="_Toc335598761"/>
-      <w:bookmarkStart w:id="79" w:name="_Toc335598668"/>
+      <w:bookmarkStart w:id="68" w:name="_Toc335598668"/>
+      <w:bookmarkStart w:id="69" w:name="_Toc335598761"/>
     </w:p>
     <w:p>
       <w:pPr>
@@ -8895,7 +8034,7 @@
           <w:bCs w:val="0"/>
         </w:rPr>
       </w:pPr>
-      <w:bookmarkStart w:id="80" w:name="_Toc114840812"/>
+      <w:bookmarkStart w:id="70" w:name="_Toc114840812"/>
       <w:r>
         <w:rPr>
           <w:rFonts w:eastAsia="黑体"/>
@@ -8903,113 +8042,113 @@
         </w:rPr>
         <w:t>第5章　系统实现</w:t>
       </w:r>
+      <w:bookmarkEnd w:id="68"/>
+      <w:bookmarkEnd w:id="69"/>
+      <w:bookmarkEnd w:id="70"/>
+    </w:p>
+    <w:p>
+      <w:pPr>
+        <w:spacing w:line="360" w:lineRule="auto"/>
+        <w:ind w:firstLine="480" w:firstLineChars="200"/>
+        <w:rPr>
+          <w:color w:val="FF0000"/>
+          <w:sz w:val="24"/>
+        </w:rPr>
+      </w:pPr>
+      <w:r>
+        <w:rPr>
+          <w:color w:val="FF0000"/>
+          <w:sz w:val="24"/>
+        </w:rPr>
+        <w:t>说明：本章主要包括环境配置、主要界面、程序的流程图、代码设计等，但嵌入代码量不要超过一页。</w:t>
+      </w:r>
+    </w:p>
+    <w:p>
+      <w:pPr>
+        <w:pStyle w:val="3"/>
+      </w:pPr>
+      <w:bookmarkStart w:id="71" w:name="_Toc335598762"/>
+      <w:bookmarkStart w:id="72" w:name="_Toc114840813"/>
+      <w:bookmarkStart w:id="73" w:name="_Toc335598669"/>
+      <w:r>
+        <w:t>5.1</w:t>
+      </w:r>
+      <w:r>
+        <w:rPr>
+          <w:rFonts w:hint="eastAsia"/>
+        </w:rPr>
+        <w:t xml:space="preserve"> </w:t>
+      </w:r>
+      <w:r>
+        <w:t>接口实现</w:t>
+      </w:r>
+      <w:bookmarkEnd w:id="71"/>
+      <w:bookmarkEnd w:id="72"/>
+      <w:bookmarkEnd w:id="73"/>
+      <w:r>
+        <w:t xml:space="preserve"> </w:t>
+      </w:r>
+    </w:p>
+    <w:p>
+      <w:pPr>
+        <w:pStyle w:val="4"/>
+      </w:pPr>
+      <w:bookmarkStart w:id="74" w:name="_Toc335598670"/>
+      <w:bookmarkStart w:id="75" w:name="_Toc114840814"/>
+      <w:bookmarkStart w:id="76" w:name="_Toc335598763"/>
+      <w:r>
+        <w:t>5.1.1</w:t>
+      </w:r>
+      <w:r>
+        <w:rPr>
+          <w:rFonts w:hint="eastAsia"/>
+        </w:rPr>
+        <w:t xml:space="preserve"> </w:t>
+      </w:r>
+      <w:r>
+        <w:t>控制管理</w:t>
+      </w:r>
+      <w:bookmarkEnd w:id="74"/>
+      <w:bookmarkEnd w:id="75"/>
+      <w:bookmarkEnd w:id="76"/>
+    </w:p>
+    <w:p>
+      <w:pPr>
+        <w:spacing w:line="360" w:lineRule="auto"/>
+        <w:ind w:left="420"/>
+        <w:rPr>
+          <w:sz w:val="24"/>
+        </w:rPr>
+      </w:pPr>
+      <w:r>
+        <w:rPr>
+          <w:sz w:val="24"/>
+        </w:rPr>
+        <w:t>（以下略）</w:t>
+      </w:r>
+    </w:p>
+    <w:p>
+      <w:pPr>
+        <w:pStyle w:val="4"/>
+      </w:pPr>
+      <w:bookmarkStart w:id="77" w:name="_Toc335598671"/>
+      <w:bookmarkStart w:id="78" w:name="_Toc114840815"/>
+      <w:bookmarkStart w:id="79" w:name="_Toc335598764"/>
+      <w:r>
+        <w:t>5.1.2</w:t>
+      </w:r>
+      <w:r>
+        <w:rPr>
+          <w:rFonts w:hint="eastAsia"/>
+        </w:rPr>
+        <w:t xml:space="preserve"> </w:t>
+      </w:r>
+      <w:r>
+        <w:t>接口服务器</w:t>
+      </w:r>
+      <w:bookmarkEnd w:id="77"/>
       <w:bookmarkEnd w:id="78"/>
       <w:bookmarkEnd w:id="79"/>
-      <w:bookmarkEnd w:id="80"/>
-    </w:p>
-    <w:p>
-      <w:pPr>
-        <w:spacing w:line="360" w:lineRule="auto"/>
-        <w:ind w:firstLine="480" w:firstLineChars="200"/>
-        <w:rPr>
-          <w:color w:val="FF0000"/>
-          <w:sz w:val="24"/>
-        </w:rPr>
-      </w:pPr>
-      <w:r>
-        <w:rPr>
-          <w:color w:val="FF0000"/>
-          <w:sz w:val="24"/>
-        </w:rPr>
-        <w:t>说明：本章主要包括环境配置、主要界面、程序的流程图、代码设计等，但嵌入代码量不要超过一页。</w:t>
-      </w:r>
-    </w:p>
-    <w:p>
-      <w:pPr>
-        <w:pStyle w:val="3"/>
-      </w:pPr>
-      <w:bookmarkStart w:id="81" w:name="_Toc335598762"/>
-      <w:bookmarkStart w:id="82" w:name="_Toc114840813"/>
-      <w:bookmarkStart w:id="83" w:name="_Toc335598669"/>
-      <w:r>
-        <w:t>5.1</w:t>
-      </w:r>
-      <w:r>
-        <w:rPr>
-          <w:rFonts w:hint="eastAsia"/>
-        </w:rPr>
-        <w:t xml:space="preserve"> </w:t>
-      </w:r>
-      <w:r>
-        <w:t>接口实现</w:t>
-      </w:r>
-      <w:bookmarkEnd w:id="81"/>
-      <w:bookmarkEnd w:id="82"/>
-      <w:bookmarkEnd w:id="83"/>
-      <w:r>
-        <w:t xml:space="preserve"> </w:t>
-      </w:r>
-    </w:p>
-    <w:p>
-      <w:pPr>
-        <w:pStyle w:val="4"/>
-      </w:pPr>
-      <w:bookmarkStart w:id="84" w:name="_Toc114840814"/>
-      <w:bookmarkStart w:id="85" w:name="_Toc335598763"/>
-      <w:bookmarkStart w:id="86" w:name="_Toc335598670"/>
-      <w:r>
-        <w:t>5.1.1</w:t>
-      </w:r>
-      <w:r>
-        <w:rPr>
-          <w:rFonts w:hint="eastAsia"/>
-        </w:rPr>
-        <w:t xml:space="preserve"> </w:t>
-      </w:r>
-      <w:r>
-        <w:t>控制管理</w:t>
-      </w:r>
-      <w:bookmarkEnd w:id="84"/>
-      <w:bookmarkEnd w:id="85"/>
-      <w:bookmarkEnd w:id="86"/>
-    </w:p>
-    <w:p>
-      <w:pPr>
-        <w:spacing w:line="360" w:lineRule="auto"/>
-        <w:ind w:left="420"/>
-        <w:rPr>
-          <w:sz w:val="24"/>
-        </w:rPr>
-      </w:pPr>
-      <w:r>
-        <w:rPr>
-          <w:sz w:val="24"/>
-        </w:rPr>
-        <w:t>（以下略）</w:t>
-      </w:r>
-    </w:p>
-    <w:p>
-      <w:pPr>
-        <w:pStyle w:val="4"/>
-      </w:pPr>
-      <w:bookmarkStart w:id="87" w:name="_Toc335598764"/>
-      <w:bookmarkStart w:id="88" w:name="_Toc335598671"/>
-      <w:bookmarkStart w:id="89" w:name="_Toc114840815"/>
-      <w:r>
-        <w:t>5.1.2</w:t>
-      </w:r>
-      <w:r>
-        <w:rPr>
-          <w:rFonts w:hint="eastAsia"/>
-        </w:rPr>
-        <w:t xml:space="preserve"> </w:t>
-      </w:r>
-      <w:r>
-        <w:t>接口服务器</w:t>
-      </w:r>
-      <w:bookmarkEnd w:id="87"/>
-      <w:bookmarkEnd w:id="88"/>
-      <w:bookmarkEnd w:id="89"/>
     </w:p>
     <w:p>
       <w:pPr>
@@ -9466,9 +8605,9 @@
           <w:sz w:val="24"/>
         </w:rPr>
       </w:pPr>
-      <w:bookmarkStart w:id="90" w:name="_Toc188433606"/>
-      <w:bookmarkStart w:id="91" w:name="_Toc335598765"/>
-      <w:bookmarkStart w:id="92" w:name="_Toc335598672"/>
+      <w:bookmarkStart w:id="80" w:name="_Toc188433606"/>
+      <w:bookmarkStart w:id="81" w:name="_Toc335598765"/>
+      <w:bookmarkStart w:id="82" w:name="_Toc335598672"/>
     </w:p>
     <w:p>
       <w:pPr>
@@ -9480,7 +8619,7 @@
           <w:bCs w:val="0"/>
         </w:rPr>
       </w:pPr>
-      <w:bookmarkStart w:id="93" w:name="_Toc114840816"/>
+      <w:bookmarkStart w:id="83" w:name="_Toc114840816"/>
       <w:r>
         <w:rPr>
           <w:rFonts w:eastAsia="黑体"/>
@@ -9488,97 +8627,97 @@
         </w:rPr>
         <w:t>第6章　系统测试</w:t>
       </w:r>
+      <w:bookmarkEnd w:id="80"/>
+      <w:bookmarkEnd w:id="81"/>
+      <w:bookmarkEnd w:id="82"/>
+      <w:bookmarkEnd w:id="83"/>
+    </w:p>
+    <w:p>
+      <w:pPr>
+        <w:spacing w:line="360" w:lineRule="auto"/>
+        <w:ind w:firstLine="480" w:firstLineChars="200"/>
+        <w:rPr>
+          <w:color w:val="FF0000"/>
+          <w:sz w:val="24"/>
+        </w:rPr>
+      </w:pPr>
+      <w:r>
+        <w:rPr>
+          <w:color w:val="FF0000"/>
+          <w:sz w:val="24"/>
+        </w:rPr>
+        <w:t>说明：在本章中可以通过设计测试方案、测试用例等，实现对系统的全面测试，得出结论或评价，例如采用黑盒测试或白盒测试等。</w:t>
+      </w:r>
+    </w:p>
+    <w:p>
+      <w:pPr>
+        <w:spacing w:line="360" w:lineRule="auto"/>
+        <w:ind w:firstLine="480" w:firstLineChars="200"/>
+        <w:rPr>
+          <w:sz w:val="24"/>
+        </w:rPr>
+      </w:pPr>
+      <w:r>
+        <w:rPr>
+          <w:sz w:val="24"/>
+        </w:rPr>
+        <w:t>河南联通综合营帐系统四期客服接口是基于河南联通综合营帐系统三期客服接口基础上，并且结合河南联通客服的新需求开发的系统，本次主要对于修改部分进行系统的功能测试。这些部分主要是业务系统中与接口相关部分。本次测试主要是为了保证接口相关业务与河南联通营帐系统通过接口的协调，能够正确实现河南客服常规业务，在完成本部分功能基础上，协调整个客服系统工作。</w:t>
+      </w:r>
+    </w:p>
+    <w:p>
+      <w:pPr>
+        <w:pStyle w:val="3"/>
+      </w:pPr>
+      <w:bookmarkStart w:id="84" w:name="_Toc335598766"/>
+      <w:bookmarkStart w:id="85" w:name="_Toc188433607"/>
+      <w:bookmarkStart w:id="86" w:name="_Toc114840817"/>
+      <w:bookmarkStart w:id="87" w:name="_Toc335598673"/>
+      <w:r>
+        <w:t>6.1</w:t>
+      </w:r>
+      <w:r>
+        <w:rPr>
+          <w:rFonts w:hint="eastAsia"/>
+        </w:rPr>
+        <w:t xml:space="preserve"> </w:t>
+      </w:r>
+      <w:r>
+        <w:t>测试方案及测试用例</w:t>
+      </w:r>
+      <w:bookmarkEnd w:id="84"/>
+      <w:bookmarkEnd w:id="85"/>
+      <w:bookmarkEnd w:id="86"/>
+      <w:bookmarkEnd w:id="87"/>
+      <w:r>
+        <w:t xml:space="preserve"> </w:t>
+      </w:r>
+    </w:p>
+    <w:p>
+      <w:pPr>
+        <w:pStyle w:val="4"/>
+      </w:pPr>
+      <w:bookmarkStart w:id="88" w:name="_Toc134862167"/>
+      <w:bookmarkStart w:id="89" w:name="_Toc114840818"/>
+      <w:bookmarkStart w:id="90" w:name="_Toc188433608"/>
+      <w:bookmarkStart w:id="91" w:name="_Toc335598674"/>
+      <w:bookmarkStart w:id="92" w:name="_Toc335598767"/>
+      <w:r>
+        <w:t>6.1.1</w:t>
+      </w:r>
+      <w:r>
+        <w:rPr>
+          <w:rFonts w:hint="eastAsia"/>
+        </w:rPr>
+        <w:t xml:space="preserve"> </w:t>
+      </w:r>
+      <w:bookmarkEnd w:id="88"/>
+      <w:r>
+        <w:t>发送数据</w:t>
+      </w:r>
+      <w:bookmarkEnd w:id="89"/>
       <w:bookmarkEnd w:id="90"/>
       <w:bookmarkEnd w:id="91"/>
       <w:bookmarkEnd w:id="92"/>
-      <w:bookmarkEnd w:id="93"/>
-    </w:p>
-    <w:p>
-      <w:pPr>
-        <w:spacing w:line="360" w:lineRule="auto"/>
-        <w:ind w:firstLine="480" w:firstLineChars="200"/>
-        <w:rPr>
-          <w:color w:val="FF0000"/>
-          <w:sz w:val="24"/>
-        </w:rPr>
-      </w:pPr>
-      <w:r>
-        <w:rPr>
-          <w:color w:val="FF0000"/>
-          <w:sz w:val="24"/>
-        </w:rPr>
-        <w:t>说明：在本章中可以通过设计测试方案、测试用例等，实现对系统的全面测试，得出结论或评价，例如采用黑盒测试或白盒测试等。</w:t>
-      </w:r>
-    </w:p>
-    <w:p>
-      <w:pPr>
-        <w:spacing w:line="360" w:lineRule="auto"/>
-        <w:ind w:firstLine="480" w:firstLineChars="200"/>
-        <w:rPr>
-          <w:sz w:val="24"/>
-        </w:rPr>
-      </w:pPr>
-      <w:r>
-        <w:rPr>
-          <w:sz w:val="24"/>
-        </w:rPr>
-        <w:t>河南联通综合营帐系统四期客服接口是基于河南联通综合营帐系统三期客服接口基础上，并且结合河南联通客服的新需求开发的系统，本次主要对于修改部分进行系统的功能测试。这些部分主要是业务系统中与接口相关部分。本次测试主要是为了保证接口相关业务与河南联通营帐系统通过接口的协调，能够正确实现河南客服常规业务，在完成本部分功能基础上，协调整个客服系统工作。</w:t>
-      </w:r>
-    </w:p>
-    <w:p>
-      <w:pPr>
-        <w:pStyle w:val="3"/>
-      </w:pPr>
-      <w:bookmarkStart w:id="94" w:name="_Toc335598766"/>
-      <w:bookmarkStart w:id="95" w:name="_Toc114840817"/>
-      <w:bookmarkStart w:id="96" w:name="_Toc188433607"/>
-      <w:bookmarkStart w:id="97" w:name="_Toc335598673"/>
-      <w:r>
-        <w:t>6.1</w:t>
-      </w:r>
-      <w:r>
-        <w:rPr>
-          <w:rFonts w:hint="eastAsia"/>
-        </w:rPr>
-        <w:t xml:space="preserve"> </w:t>
-      </w:r>
-      <w:r>
-        <w:t>测试方案及测试用例</w:t>
-      </w:r>
-      <w:bookmarkEnd w:id="94"/>
-      <w:bookmarkEnd w:id="95"/>
-      <w:bookmarkEnd w:id="96"/>
-      <w:bookmarkEnd w:id="97"/>
-      <w:r>
-        <w:t xml:space="preserve"> </w:t>
-      </w:r>
-    </w:p>
-    <w:p>
-      <w:pPr>
-        <w:pStyle w:val="4"/>
-      </w:pPr>
-      <w:bookmarkStart w:id="98" w:name="_Toc134862167"/>
-      <w:bookmarkStart w:id="99" w:name="_Toc114840818"/>
-      <w:bookmarkStart w:id="100" w:name="_Toc335598767"/>
-      <w:bookmarkStart w:id="101" w:name="_Toc335598674"/>
-      <w:bookmarkStart w:id="102" w:name="_Toc188433608"/>
-      <w:r>
-        <w:t>6.1.1</w:t>
-      </w:r>
-      <w:r>
-        <w:rPr>
-          <w:rFonts w:hint="eastAsia"/>
-        </w:rPr>
-        <w:t xml:space="preserve"> </w:t>
-      </w:r>
-      <w:bookmarkEnd w:id="98"/>
-      <w:r>
-        <w:t>发送数据</w:t>
-      </w:r>
-      <w:bookmarkEnd w:id="99"/>
-      <w:bookmarkEnd w:id="100"/>
-      <w:bookmarkEnd w:id="101"/>
-      <w:bookmarkEnd w:id="102"/>
     </w:p>
     <w:p>
       <w:pPr>
@@ -9692,9 +8831,9 @@
           <w:sz w:val="24"/>
         </w:rPr>
       </w:pPr>
-      <w:bookmarkStart w:id="103" w:name="_Toc335598768"/>
-      <w:bookmarkStart w:id="104" w:name="_Toc188433609"/>
-      <w:bookmarkStart w:id="105" w:name="_Toc335598675"/>
+      <w:bookmarkStart w:id="93" w:name="_Toc188433609"/>
+      <w:bookmarkStart w:id="94" w:name="_Toc335598768"/>
+      <w:bookmarkStart w:id="95" w:name="_Toc335598675"/>
     </w:p>
     <w:p>
       <w:pPr>
@@ -9706,7 +8845,7 @@
           <w:bCs w:val="0"/>
         </w:rPr>
       </w:pPr>
-      <w:bookmarkStart w:id="106" w:name="_Toc114840819"/>
+      <w:bookmarkStart w:id="96" w:name="_Toc114840819"/>
       <w:r>
         <w:rPr>
           <w:rFonts w:eastAsia="黑体"/>
@@ -9714,10 +8853,10 @@
         </w:rPr>
         <w:t>第7章　结　论</w:t>
       </w:r>
-      <w:bookmarkEnd w:id="103"/>
-      <w:bookmarkEnd w:id="104"/>
-      <w:bookmarkEnd w:id="105"/>
-      <w:bookmarkEnd w:id="106"/>
+      <w:bookmarkEnd w:id="93"/>
+      <w:bookmarkEnd w:id="94"/>
+      <w:bookmarkEnd w:id="95"/>
+      <w:bookmarkEnd w:id="96"/>
     </w:p>
     <w:p>
       <w:pPr>
@@ -9921,9 +9060,9 @@
           <w:szCs w:val="32"/>
         </w:rPr>
       </w:pPr>
-      <w:bookmarkStart w:id="107" w:name="_Toc188433610"/>
-      <w:bookmarkStart w:id="108" w:name="_Toc335598676"/>
-      <w:bookmarkStart w:id="109" w:name="_Toc335598769"/>
+      <w:bookmarkStart w:id="97" w:name="_Toc335598676"/>
+      <w:bookmarkStart w:id="98" w:name="_Toc335598769"/>
+      <w:bookmarkStart w:id="99" w:name="_Toc188433610"/>
     </w:p>
     <w:p>
       <w:pPr>
@@ -10667,7 +9806,7 @@
           <w:szCs w:val="32"/>
         </w:rPr>
       </w:pPr>
-      <w:bookmarkStart w:id="110" w:name="_Toc114840820"/>
+      <w:bookmarkStart w:id="100" w:name="_Toc114840820"/>
       <w:r>
         <w:rPr>
           <w:rFonts w:eastAsia="黑体"/>
@@ -10678,7 +9817,7 @@
         <mc:AlternateContent>
           <mc:Choice Requires="wps">
             <w:drawing>
-              <wp:anchor distT="0" distB="0" distL="114300" distR="114300" simplePos="0" relativeHeight="251663360" behindDoc="0" locked="0" layoutInCell="1" allowOverlap="1">
+              <wp:anchor distT="0" distB="0" distL="114300" distR="114300" simplePos="0" relativeHeight="251660288" behindDoc="0" locked="0" layoutInCell="1" allowOverlap="1">
                 <wp:simplePos x="0" y="0"/>
                 <wp:positionH relativeFrom="column">
                   <wp:posOffset>3940175</wp:posOffset>
@@ -10746,7 +9885,7 @@
           </mc:Choice>
           <mc:Fallback>
             <w:pict>
-              <v:shape id="对话气泡: 圆角矩形 27" o:spid="_x0000_s1026" o:spt="62" type="#_x0000_t62" style="position:absolute;left:0pt;margin-left:310.25pt;margin-top:28pt;height:48.25pt;width:72pt;z-index:251663360;v-text-anchor:middle;mso-width-relative:page;mso-height-relative:page;" fillcolor="#4472C4 [3204]" filled="t" stroked="t" coordsize="21600,21600" o:gfxdata="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" adj="6300,24300,14400">
+              <v:shape id="对话气泡: 圆角矩形 27" o:spid="_x0000_s1026" o:spt="62" type="#_x0000_t62" style="position:absolute;left:0pt;margin-left:310.25pt;margin-top:28pt;height:48.25pt;width:72pt;z-index:251660288;v-text-anchor:middle;mso-width-relative:page;mso-height-relative:page;" fillcolor="#4472C4 [3204]" filled="t" stroked="t" coordsize="21600,21600" o:gfxdata="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" adj="6300,24300,14400">
                 <v:fill on="t" focussize="0,0"/>
                 <v:stroke weight="1pt" color="#172C51 [3204]" miterlimit="8" joinstyle="miter"/>
                 <v:imagedata o:title=""/>
@@ -10780,10 +9919,10 @@
         </w:rPr>
         <w:t>参考文献</w:t>
       </w:r>
-      <w:bookmarkEnd w:id="107"/>
-      <w:bookmarkEnd w:id="108"/>
-      <w:bookmarkEnd w:id="109"/>
-      <w:bookmarkEnd w:id="110"/>
+      <w:bookmarkEnd w:id="97"/>
+      <w:bookmarkEnd w:id="98"/>
+      <w:bookmarkEnd w:id="99"/>
+      <w:bookmarkEnd w:id="100"/>
     </w:p>
     <w:p>
       <w:pPr>
@@ -11723,9 +10862,9 @@
           <w:sz w:val="24"/>
         </w:rPr>
       </w:pPr>
-      <w:bookmarkStart w:id="111" w:name="_Toc335598770"/>
-      <w:bookmarkStart w:id="112" w:name="_Toc188433611"/>
-      <w:bookmarkStart w:id="113" w:name="_Toc335598677"/>
+      <w:bookmarkStart w:id="101" w:name="_Toc188433611"/>
+      <w:bookmarkStart w:id="102" w:name="_Toc335598677"/>
+      <w:bookmarkStart w:id="103" w:name="_Toc335598770"/>
     </w:p>
     <w:p>
       <w:pPr>
@@ -11739,7 +10878,7 @@
           <w:szCs w:val="32"/>
         </w:rPr>
       </w:pPr>
-      <w:bookmarkStart w:id="114" w:name="_Toc114840821"/>
+      <w:bookmarkStart w:id="104" w:name="_Toc114840821"/>
       <w:r>
         <w:rPr>
           <w:rFonts w:eastAsia="黑体"/>
@@ -11749,10 +10888,10 @@
         </w:rPr>
         <w:t>致  谢</w:t>
       </w:r>
-      <w:bookmarkEnd w:id="111"/>
-      <w:bookmarkEnd w:id="112"/>
-      <w:bookmarkEnd w:id="113"/>
-      <w:bookmarkEnd w:id="114"/>
+      <w:bookmarkEnd w:id="101"/>
+      <w:bookmarkEnd w:id="102"/>
+      <w:bookmarkEnd w:id="103"/>
+      <w:bookmarkEnd w:id="104"/>
     </w:p>
     <w:p>
       <w:pPr>
@@ -11883,9 +11022,9 @@
           <w:sz w:val="24"/>
         </w:rPr>
       </w:pPr>
-      <w:bookmarkStart w:id="115" w:name="_Toc188433612"/>
-      <w:bookmarkStart w:id="116" w:name="_Toc335598771"/>
-      <w:bookmarkStart w:id="117" w:name="_Toc335598678"/>
+      <w:bookmarkStart w:id="105" w:name="_Toc335598771"/>
+      <w:bookmarkStart w:id="106" w:name="_Toc335598678"/>
+      <w:bookmarkStart w:id="107" w:name="_Toc188433612"/>
     </w:p>
     <w:p>
       <w:pPr>
@@ -11899,7 +11038,7 @@
           <w:szCs w:val="32"/>
         </w:rPr>
       </w:pPr>
-      <w:bookmarkStart w:id="118" w:name="_Toc114840822"/>
+      <w:bookmarkStart w:id="108" w:name="_Toc114840822"/>
       <w:r>
         <w:rPr>
           <w:rFonts w:eastAsia="黑体"/>
@@ -11909,10 +11048,10 @@
         </w:rPr>
         <w:t>附  录</w:t>
       </w:r>
-      <w:bookmarkEnd w:id="115"/>
-      <w:bookmarkEnd w:id="116"/>
-      <w:bookmarkEnd w:id="117"/>
-      <w:bookmarkEnd w:id="118"/>
+      <w:bookmarkEnd w:id="105"/>
+      <w:bookmarkEnd w:id="106"/>
+      <w:bookmarkEnd w:id="107"/>
+      <w:bookmarkEnd w:id="108"/>
     </w:p>
     <w:p>
       <w:pPr>
@@ -11986,49 +11125,49 @@
     </w:pPr>
     <w:r>
       <w:rPr>
-        <w:rStyle w:val="29"/>
+        <w:rStyle w:val="30"/>
         <w:rFonts w:hint="eastAsia" w:ascii="Times New Roman" w:hAnsi="Times New Roman"/>
       </w:rPr>
       <w:t>-</w:t>
     </w:r>
     <w:r>
       <w:rPr>
-        <w:rStyle w:val="29"/>
+        <w:rStyle w:val="30"/>
         <w:rFonts w:ascii="Times New Roman" w:hAnsi="Times New Roman"/>
       </w:rPr>
       <w:fldChar w:fldCharType="begin"/>
     </w:r>
     <w:r>
       <w:rPr>
-        <w:rStyle w:val="29"/>
+        <w:rStyle w:val="30"/>
         <w:rFonts w:ascii="Times New Roman" w:hAnsi="Times New Roman"/>
       </w:rPr>
       <w:instrText xml:space="preserve"> PAGE </w:instrText>
     </w:r>
     <w:r>
       <w:rPr>
-        <w:rStyle w:val="29"/>
+        <w:rStyle w:val="30"/>
         <w:rFonts w:ascii="Times New Roman" w:hAnsi="Times New Roman"/>
       </w:rPr>
       <w:fldChar w:fldCharType="separate"/>
     </w:r>
     <w:r>
       <w:rPr>
-        <w:rStyle w:val="29"/>
+        <w:rStyle w:val="30"/>
         <w:rFonts w:ascii="Times New Roman" w:hAnsi="Times New Roman"/>
       </w:rPr>
       <w:t>12</w:t>
     </w:r>
     <w:r>
       <w:rPr>
-        <w:rStyle w:val="29"/>
+        <w:rStyle w:val="30"/>
         <w:rFonts w:ascii="Times New Roman" w:hAnsi="Times New Roman"/>
       </w:rPr>
       <w:fldChar w:fldCharType="end"/>
     </w:r>
     <w:r>
       <w:rPr>
-        <w:rStyle w:val="29"/>
+        <w:rStyle w:val="30"/>
         <w:rFonts w:hint="eastAsia" w:ascii="Times New Roman" w:hAnsi="Times New Roman"/>
       </w:rPr>
       <w:t>-</w:t>
@@ -12263,7 +11402,7 @@
     <w:lvl w:ilvl="0" w:tentative="0">
       <w:start w:val="1"/>
       <w:numFmt w:val="bullet"/>
-      <w:pStyle w:val="36"/>
+      <w:pStyle w:val="37"/>
       <w:lvlText w:val=""/>
       <w:lvlJc w:val="left"/>
       <w:pPr>
@@ -12518,7 +11657,7 @@
     <w:lsdException w:unhideWhenUsed="0" w:uiPriority="0" w:semiHidden="0" w:name="HTML Sample"/>
     <w:lsdException w:unhideWhenUsed="0" w:uiPriority="0" w:semiHidden="0" w:name="HTML Typewriter"/>
     <w:lsdException w:unhideWhenUsed="0" w:uiPriority="0" w:semiHidden="0" w:name="HTML Variable"/>
-    <w:lsdException w:uiPriority="99" w:name="Normal Table"/>
+    <w:lsdException w:qFormat="1" w:uiPriority="99" w:name="Normal Table"/>
     <w:lsdException w:qFormat="1" w:unhideWhenUsed="0" w:uiPriority="0" w:name="annotation subject"/>
     <w:lsdException w:uiPriority="0" w:name="Table Simple 1"/>
     <w:lsdException w:uiPriority="0" w:name="Table Simple 2"/>
@@ -12684,7 +11823,7 @@
     <w:name w:val="heading 1"/>
     <w:basedOn w:val="1"/>
     <w:next w:val="1"/>
-    <w:link w:val="42"/>
+    <w:link w:val="43"/>
     <w:qFormat/>
     <w:uiPriority w:val="0"/>
     <w:pPr>
@@ -12795,6 +11934,7 @@
     <w:name w:val="Normal Table"/>
     <w:semiHidden/>
     <w:unhideWhenUsed/>
+    <w:qFormat/>
     <w:uiPriority w:val="99"/>
     <w:tblPr>
       <w:tblCellMar>
@@ -12931,7 +12071,7 @@
   <w:style w:type="paragraph" w:styleId="16">
     <w:name w:val="footer"/>
     <w:basedOn w:val="1"/>
-    <w:link w:val="37"/>
+    <w:link w:val="38"/>
     <w:qFormat/>
     <w:uiPriority w:val="99"/>
     <w:pPr>
@@ -12950,7 +12090,7 @@
   <w:style w:type="paragraph" w:styleId="17">
     <w:name w:val="header"/>
     <w:basedOn w:val="1"/>
-    <w:link w:val="38"/>
+    <w:link w:val="39"/>
     <w:qFormat/>
     <w:uiPriority w:val="0"/>
     <w:pPr>
@@ -13105,6 +12245,15 @@
     </w:tblPr>
   </w:style>
   <w:style w:type="character" w:styleId="29">
+    <w:name w:val="Strong"/>
+    <w:basedOn w:val="28"/>
+    <w:qFormat/>
+    <w:uiPriority w:val="0"/>
+    <w:rPr>
+      <w:b/>
+    </w:rPr>
+  </w:style>
+  <w:style w:type="character" w:styleId="30">
     <w:name w:val="page number"/>
     <w:basedOn w:val="28"/>
     <w:qFormat/>
@@ -13118,7 +12267,7 @@
       <w:lang w:val="en-US" w:eastAsia="zh-CN" w:bidi="ar-SA"/>
     </w:rPr>
   </w:style>
-  <w:style w:type="character" w:styleId="30">
+  <w:style w:type="character" w:styleId="31">
     <w:name w:val="FollowedHyperlink"/>
     <w:qFormat/>
     <w:uiPriority w:val="0"/>
@@ -13132,7 +12281,7 @@
       <w:lang w:val="en-US" w:eastAsia="zh-CN" w:bidi="ar-SA"/>
     </w:rPr>
   </w:style>
-  <w:style w:type="character" w:styleId="31">
+  <w:style w:type="character" w:styleId="32">
     <w:name w:val="Hyperlink"/>
     <w:qFormat/>
     <w:uiPriority w:val="99"/>
@@ -13146,7 +12295,7 @@
       <w:lang w:val="en-US" w:eastAsia="zh-CN" w:bidi="ar-SA"/>
     </w:rPr>
   </w:style>
-  <w:style w:type="character" w:styleId="32">
+  <w:style w:type="character" w:styleId="33">
     <w:name w:val="annotation reference"/>
     <w:semiHidden/>
     <w:qFormat/>
@@ -13160,7 +12309,7 @@
       <w:lang w:val="en-US" w:eastAsia="zh-CN" w:bidi="ar-SA"/>
     </w:rPr>
   </w:style>
-  <w:style w:type="paragraph" w:customStyle="1" w:styleId="33">
+  <w:style w:type="paragraph" w:customStyle="1" w:styleId="34">
     <w:name w:val="正文缩进2字符 Char"/>
     <w:basedOn w:val="1"/>
     <w:qFormat/>
@@ -13169,7 +12318,7 @@
       <w:ind w:firstLine="200" w:firstLineChars="200"/>
     </w:pPr>
   </w:style>
-  <w:style w:type="character" w:customStyle="1" w:styleId="34">
+  <w:style w:type="character" w:customStyle="1" w:styleId="35">
     <w:name w:val="正文缩进2字符 Char Char"/>
     <w:qFormat/>
     <w:uiPriority w:val="0"/>
@@ -13182,7 +12331,7 @@
       <w:lang w:val="en-US" w:eastAsia="zh-CN" w:bidi="ar-SA"/>
     </w:rPr>
   </w:style>
-  <w:style w:type="paragraph" w:customStyle="1" w:styleId="35">
+  <w:style w:type="paragraph" w:customStyle="1" w:styleId="36">
     <w:name w:val="图文字"/>
     <w:basedOn w:val="1"/>
     <w:qFormat/>
@@ -13191,7 +12340,7 @@
       <w:sz w:val="18"/>
     </w:rPr>
   </w:style>
-  <w:style w:type="paragraph" w:customStyle="1" w:styleId="36">
+  <w:style w:type="paragraph" w:customStyle="1" w:styleId="37">
     <w:name w:val="Char"/>
     <w:basedOn w:val="1"/>
     <w:qFormat/>
@@ -13210,7 +12359,7 @@
       <w:szCs w:val="18"/>
     </w:rPr>
   </w:style>
-  <w:style w:type="character" w:customStyle="1" w:styleId="37">
+  <w:style w:type="character" w:customStyle="1" w:styleId="38">
     <w:name w:val="页脚 字符1"/>
     <w:basedOn w:val="28"/>
     <w:link w:val="16"/>
@@ -13225,7 +12374,7 @@
       <w:lang w:val="en-US" w:eastAsia="zh-CN" w:bidi="ar-SA"/>
     </w:rPr>
   </w:style>
-  <w:style w:type="character" w:customStyle="1" w:styleId="38">
+  <w:style w:type="character" w:customStyle="1" w:styleId="39">
     <w:name w:val="页眉 字符1"/>
     <w:link w:val="17"/>
     <w:qFormat/>
@@ -13237,7 +12386,7 @@
       <w:szCs w:val="21"/>
     </w:rPr>
   </w:style>
-  <w:style w:type="character" w:customStyle="1" w:styleId="39">
+  <w:style w:type="character" w:customStyle="1" w:styleId="40">
     <w:name w:val="页脚 字符"/>
     <w:basedOn w:val="28"/>
     <w:qFormat/>
@@ -13251,7 +12400,7 @@
       <w:lang w:val="en-US" w:eastAsia="zh-CN" w:bidi="ar-SA"/>
     </w:rPr>
   </w:style>
-  <w:style w:type="character" w:customStyle="1" w:styleId="40">
+  <w:style w:type="character" w:customStyle="1" w:styleId="41">
     <w:name w:val="页眉 字符"/>
     <w:basedOn w:val="28"/>
     <w:qFormat/>
@@ -13265,7 +12414,7 @@
       <w:lang w:val="en-US" w:eastAsia="zh-CN" w:bidi="ar-SA"/>
     </w:rPr>
   </w:style>
-  <w:style w:type="paragraph" w:customStyle="1" w:styleId="41">
+  <w:style w:type="paragraph" w:customStyle="1" w:styleId="42">
     <w:name w:val="TOC 标题1"/>
     <w:basedOn w:val="2"/>
     <w:next w:val="1"/>
@@ -13288,7 +12437,7 @@
       <w:szCs w:val="32"/>
     </w:rPr>
   </w:style>
-  <w:style w:type="character" w:customStyle="1" w:styleId="42">
+  <w:style w:type="character" w:customStyle="1" w:styleId="43">
     <w:name w:val="标题 1 字符"/>
     <w:basedOn w:val="28"/>
     <w:link w:val="2"/>
@@ -13302,7 +12451,7 @@
       <w:szCs w:val="44"/>
     </w:rPr>
   </w:style>
-  <w:style w:type="character" w:customStyle="1" w:styleId="43">
+  <w:style w:type="character" w:customStyle="1" w:styleId="44">
     <w:name w:val="未处理的提及1"/>
     <w:basedOn w:val="28"/>
     <w:semiHidden/>
@@ -13314,7 +12463,7 @@
       <w:shd w:val="clear" w:color="auto" w:fill="E1DFDD"/>
     </w:rPr>
   </w:style>
-  <w:style w:type="paragraph" w:customStyle="1" w:styleId="44">
+  <w:style w:type="paragraph" w:customStyle="1" w:styleId="45">
     <w:name w:val="样式1"/>
     <w:basedOn w:val="1"/>
     <w:qFormat/>

--- a/1-本科毕业设计（论文）参考格式【建议用Office软件打开】-信工学院(最终版).docx
+++ b/1-本科毕业设计（论文）参考格式【建议用Office软件打开】-信工学院(最终版).docx
@@ -121,8 +121,8 @@
           <w:sz w:val="36"/>
         </w:rPr>
       </w:pPr>
-      <w:bookmarkStart w:id="1" w:name="OLE_LINK10"/>
-      <w:bookmarkStart w:id="2" w:name="OLE_LINK9"/>
+      <w:bookmarkStart w:id="1" w:name="OLE_LINK9"/>
+      <w:bookmarkStart w:id="2" w:name="OLE_LINK10"/>
       <w:r>
         <w:rPr>
           <w:rFonts w:hint="eastAsia" w:ascii="黑体" w:hAnsi="黑体" w:eastAsia="黑体"/>
@@ -924,36 +924,6 @@
       <w:pPr>
         <w:spacing w:line="360" w:lineRule="auto"/>
         <w:rPr>
-          <w:rFonts w:hint="eastAsia" w:asciiTheme="minorEastAsia" w:hAnsiTheme="minorEastAsia"/>
-          <w:iCs/>
-          <w:color w:val="FF0000"/>
-          <w:sz w:val="24"/>
-        </w:rPr>
-      </w:pPr>
-      <w:r>
-        <w:rPr>
-          <w:rFonts w:asciiTheme="minorEastAsia" w:hAnsiTheme="minorEastAsia"/>
-          <w:iCs/>
-          <w:color w:val="FF0000"/>
-          <w:sz w:val="24"/>
-        </w:rPr>
-        <w:br w:type="page"/>
-      </w:r>
-    </w:p>
-    <w:p>
-      <w:pPr>
-        <w:spacing w:line="360" w:lineRule="auto"/>
-        <w:rPr>
-          <w:rFonts w:hint="eastAsia" w:ascii="宋体" w:hAnsi="宋体"/>
-          <w:sz w:val="24"/>
-        </w:rPr>
-      </w:pPr>
-    </w:p>
-    <w:p>
-      <w:pPr>
-        <w:widowControl/>
-        <w:jc w:val="left"/>
-        <w:rPr>
           <w:rFonts w:hint="eastAsia" w:ascii="宋体" w:hAnsi="宋体"/>
           <w:sz w:val="24"/>
         </w:rPr>
@@ -1122,15 +1092,6 @@
         </w:rPr>
         <w:t>日</w:t>
       </w:r>
-    </w:p>
-    <w:p>
-      <w:pPr>
-        <w:spacing w:line="360" w:lineRule="auto"/>
-        <w:rPr>
-          <w:rFonts w:hint="eastAsia" w:ascii="宋体" w:hAnsi="宋体"/>
-          <w:sz w:val="24"/>
-        </w:rPr>
-      </w:pPr>
     </w:p>
     <w:p>
       <w:pPr>
@@ -1167,34 +1128,8 @@
           <w:sz w:val="24"/>
         </w:rPr>
       </w:pPr>
-      <w:bookmarkStart w:id="3" w:name="_Toc335598643"/>
-      <w:bookmarkStart w:id="4" w:name="_Toc335598736"/>
-    </w:p>
-    <w:p>
-      <w:pPr>
-        <w:widowControl/>
-        <w:jc w:val="left"/>
-        <w:rPr>
-          <w:rFonts w:hint="eastAsia" w:ascii="宋体" w:hAnsi="宋体"/>
-          <w:sz w:val="24"/>
-        </w:rPr>
-      </w:pPr>
-      <w:r>
-        <w:rPr>
-          <w:rFonts w:hint="eastAsia" w:ascii="宋体" w:hAnsi="宋体"/>
-          <w:sz w:val="24"/>
-        </w:rPr>
-        <w:br w:type="page"/>
-      </w:r>
-    </w:p>
-    <w:p>
-      <w:pPr>
-        <w:spacing w:line="360" w:lineRule="auto"/>
-        <w:rPr>
-          <w:rFonts w:hint="eastAsia" w:ascii="宋体" w:hAnsi="宋体"/>
-          <w:sz w:val="24"/>
-        </w:rPr>
-      </w:pPr>
+      <w:bookmarkStart w:id="3" w:name="_Toc335598736"/>
+      <w:bookmarkStart w:id="4" w:name="_Toc335598643"/>
     </w:p>
     <w:p>
       <w:pPr>
@@ -1448,41 +1383,6 @@
         </w:rPr>
         <w:br w:type="page"/>
       </w:r>
-    </w:p>
-    <w:p>
-      <w:pPr>
-        <w:spacing w:line="360" w:lineRule="auto"/>
-        <w:rPr>
-          <w:rFonts w:hint="eastAsia" w:ascii="宋体" w:hAnsi="宋体"/>
-          <w:sz w:val="24"/>
-        </w:rPr>
-      </w:pPr>
-    </w:p>
-    <w:p>
-      <w:pPr>
-        <w:widowControl/>
-        <w:jc w:val="left"/>
-        <w:rPr>
-          <w:rFonts w:hint="eastAsia" w:ascii="宋体" w:hAnsi="宋体"/>
-          <w:sz w:val="24"/>
-        </w:rPr>
-      </w:pPr>
-      <w:r>
-        <w:rPr>
-          <w:rFonts w:hint="eastAsia" w:ascii="宋体" w:hAnsi="宋体"/>
-          <w:sz w:val="24"/>
-        </w:rPr>
-        <w:br w:type="page"/>
-      </w:r>
-    </w:p>
-    <w:p>
-      <w:pPr>
-        <w:spacing w:line="360" w:lineRule="auto"/>
-        <w:rPr>
-          <w:rFonts w:hint="eastAsia" w:ascii="宋体" w:hAnsi="宋体"/>
-          <w:sz w:val="24"/>
-        </w:rPr>
-      </w:pPr>
     </w:p>
     <w:p>
       <w:pPr>
@@ -1651,40 +1551,6 @@
         </w:rPr>
         <w:t>；</w:t>
       </w:r>
-      <w:r>
-        <w:rPr>
-          <w:rFonts w:ascii="宋体" w:hAnsi="宋体"/>
-          <w:sz w:val="28"/>
-          <w:szCs w:val="28"/>
-        </w:rPr>
-        <w:t>H2协议</w:t>
-      </w:r>
-    </w:p>
-    <w:p>
-      <w:pPr>
-        <w:spacing w:line="360" w:lineRule="auto"/>
-        <w:rPr>
-          <w:rFonts w:hint="eastAsia" w:ascii="宋体" w:hAnsi="宋体"/>
-          <w:sz w:val="24"/>
-        </w:rPr>
-      </w:pPr>
-    </w:p>
-    <w:p>
-      <w:pPr>
-        <w:widowControl/>
-        <w:jc w:val="left"/>
-        <w:rPr>
-          <w:rFonts w:hint="eastAsia" w:ascii="宋体" w:hAnsi="宋体"/>
-          <w:sz w:val="24"/>
-        </w:rPr>
-      </w:pPr>
-      <w:r>
-        <w:rPr>
-          <w:rFonts w:hint="eastAsia" w:ascii="宋体" w:hAnsi="宋体"/>
-          <w:sz w:val="24"/>
-        </w:rPr>
-        <w:br w:type="page"/>
-      </w:r>
     </w:p>
     <w:p>
       <w:pPr>
@@ -1829,36 +1695,8 @@
     </w:p>
     <w:p>
       <w:pPr>
-        <w:spacing w:line="360" w:lineRule="auto"/>
-        <w:rPr>
-          <w:rFonts w:hint="eastAsia" w:ascii="黑体" w:hAnsi="黑体" w:eastAsia="黑体"/>
-          <w:sz w:val="28"/>
-          <w:szCs w:val="28"/>
-        </w:rPr>
-      </w:pPr>
-    </w:p>
-    <w:p>
-      <w:pPr>
         <w:widowControl/>
         <w:jc w:val="left"/>
-        <w:rPr>
-          <w:rFonts w:hint="eastAsia" w:ascii="黑体" w:hAnsi="黑体" w:eastAsia="黑体"/>
-          <w:sz w:val="28"/>
-          <w:szCs w:val="28"/>
-        </w:rPr>
-      </w:pPr>
-      <w:r>
-        <w:rPr>
-          <w:rFonts w:hint="eastAsia" w:ascii="黑体" w:hAnsi="黑体" w:eastAsia="黑体"/>
-          <w:sz w:val="28"/>
-          <w:szCs w:val="28"/>
-        </w:rPr>
-        <w:br w:type="page"/>
-      </w:r>
-    </w:p>
-    <w:p>
-      <w:pPr>
-        <w:spacing w:line="360" w:lineRule="auto"/>
         <w:rPr>
           <w:rFonts w:hint="eastAsia" w:ascii="黑体" w:hAnsi="黑体" w:eastAsia="黑体"/>
           <w:sz w:val="28"/>
@@ -4172,9 +4010,9 @@
           <w:lang w:val="en-US" w:eastAsia="zh-CN"/>
         </w:rPr>
       </w:pPr>
-      <w:bookmarkStart w:id="10" w:name="_Toc114840789"/>
-      <w:bookmarkStart w:id="11" w:name="_Toc335598739"/>
-      <w:bookmarkStart w:id="12" w:name="_Toc335598646"/>
+      <w:bookmarkStart w:id="10" w:name="_Toc335598739"/>
+      <w:bookmarkStart w:id="11" w:name="_Toc335598646"/>
+      <w:bookmarkStart w:id="12" w:name="_Toc114840789"/>
       <w:r>
         <w:t xml:space="preserve">1.1 </w:t>
       </w:r>
@@ -4216,8 +4054,8 @@
           <w:lang w:val="en-US" w:eastAsia="zh-CN"/>
         </w:rPr>
       </w:pPr>
-      <w:bookmarkStart w:id="13" w:name="_Toc335598647"/>
-      <w:bookmarkStart w:id="14" w:name="_Toc335598740"/>
+      <w:bookmarkStart w:id="13" w:name="_Toc335598740"/>
+      <w:bookmarkStart w:id="14" w:name="_Toc335598647"/>
       <w:bookmarkStart w:id="15" w:name="_Toc114840790"/>
       <w:r>
         <w:rPr>
@@ -4437,9 +4275,9 @@
           <w:lang w:val="en-US" w:eastAsia="zh-CN"/>
         </w:rPr>
       </w:pPr>
-      <w:bookmarkStart w:id="17" w:name="_Toc114840792"/>
-      <w:bookmarkStart w:id="18" w:name="_Toc335598741"/>
-      <w:bookmarkStart w:id="19" w:name="_Toc335598648"/>
+      <w:bookmarkStart w:id="17" w:name="_Toc335598741"/>
+      <w:bookmarkStart w:id="18" w:name="_Toc335598648"/>
+      <w:bookmarkStart w:id="19" w:name="_Toc114840792"/>
       <w:r>
         <w:t xml:space="preserve">1.2 </w:t>
       </w:r>
@@ -5822,8 +5660,8 @@
           <w:lang w:val="en-US" w:eastAsia="zh-CN"/>
         </w:rPr>
       </w:pPr>
-      <w:bookmarkStart w:id="23" w:name="_Toc114840794"/>
-      <w:bookmarkStart w:id="24" w:name="_Toc335598743"/>
+      <w:bookmarkStart w:id="23" w:name="_Toc335598743"/>
+      <w:bookmarkStart w:id="24" w:name="_Toc114840794"/>
       <w:bookmarkStart w:id="25" w:name="_Toc335598650"/>
       <w:r>
         <w:t>2.1</w:t>
@@ -5854,8 +5692,8 @@
         </w:rPr>
       </w:pPr>
       <w:bookmarkStart w:id="26" w:name="_Toc335598744"/>
-      <w:bookmarkStart w:id="27" w:name="_Toc114840795"/>
-      <w:bookmarkStart w:id="28" w:name="_Toc335598651"/>
+      <w:bookmarkStart w:id="27" w:name="_Toc335598651"/>
+      <w:bookmarkStart w:id="28" w:name="_Toc114840795"/>
       <w:r>
         <w:t>2.1.1</w:t>
       </w:r>
@@ -5905,8 +5743,8 @@
         </w:rPr>
       </w:pPr>
       <w:bookmarkStart w:id="29" w:name="_Toc114840796"/>
-      <w:bookmarkStart w:id="30" w:name="_Toc335598652"/>
-      <w:bookmarkStart w:id="31" w:name="_Toc335598745"/>
+      <w:bookmarkStart w:id="30" w:name="_Toc335598745"/>
+      <w:bookmarkStart w:id="31" w:name="_Toc335598652"/>
       <w:r>
         <w:rPr>
           <w:rFonts w:hint="default" w:ascii="Times New Roman" w:hAnsi="Times New Roman" w:eastAsia="宋体" w:cs="Times New Roman"/>
@@ -6274,8 +6112,8 @@
         </w:rPr>
       </w:pPr>
       <w:bookmarkStart w:id="35" w:name="_Toc335598747"/>
-      <w:bookmarkStart w:id="36" w:name="_Toc114840798"/>
-      <w:bookmarkStart w:id="37" w:name="_Toc335598654"/>
+      <w:bookmarkStart w:id="36" w:name="_Toc335598654"/>
+      <w:bookmarkStart w:id="37" w:name="_Toc114840798"/>
       <w:r>
         <w:t>3.1</w:t>
       </w:r>
@@ -6304,8 +6142,8 @@
           <w:lang w:val="en-US" w:eastAsia="zh-CN"/>
         </w:rPr>
       </w:pPr>
-      <w:bookmarkStart w:id="38" w:name="_Toc114840799"/>
-      <w:bookmarkStart w:id="39" w:name="_Toc335598748"/>
+      <w:bookmarkStart w:id="38" w:name="_Toc335598748"/>
+      <w:bookmarkStart w:id="39" w:name="_Toc114840799"/>
       <w:bookmarkStart w:id="40" w:name="_Toc335598655"/>
       <w:r>
         <w:t>3.1.1</w:t>
@@ -6486,9 +6324,9 @@
       <w:pPr>
         <w:pStyle w:val="4"/>
       </w:pPr>
-      <w:bookmarkStart w:id="41" w:name="_Toc335598656"/>
-      <w:bookmarkStart w:id="42" w:name="_Toc335598749"/>
-      <w:bookmarkStart w:id="43" w:name="_Toc114840800"/>
+      <w:bookmarkStart w:id="41" w:name="_Toc335598749"/>
+      <w:bookmarkStart w:id="42" w:name="_Toc114840800"/>
+      <w:bookmarkStart w:id="43" w:name="_Toc335598656"/>
       <w:r>
         <w:t>3.1.2</w:t>
       </w:r>
@@ -6536,9 +6374,9 @@
           <w:lang w:val="en-US" w:eastAsia="zh-CN"/>
         </w:rPr>
       </w:pPr>
-      <w:bookmarkStart w:id="44" w:name="_Toc335598657"/>
-      <w:bookmarkStart w:id="45" w:name="_Toc335598750"/>
-      <w:bookmarkStart w:id="46" w:name="_Toc114840801"/>
+      <w:bookmarkStart w:id="44" w:name="_Toc335598750"/>
+      <w:bookmarkStart w:id="45" w:name="_Toc114840801"/>
+      <w:bookmarkStart w:id="46" w:name="_Toc335598657"/>
       <w:r>
         <w:rPr>
           <w:rFonts w:hint="default" w:ascii="Times New Roman" w:hAnsi="Times New Roman" w:eastAsia="宋体" w:cs="Times New Roman"/>
@@ -7212,8 +7050,8 @@
         </w:rPr>
       </w:pPr>
       <w:bookmarkStart w:id="47" w:name="_Toc114840803"/>
-      <w:bookmarkStart w:id="48" w:name="_Toc335598752"/>
-      <w:bookmarkStart w:id="49" w:name="_Toc335598659"/>
+      <w:bookmarkStart w:id="48" w:name="_Toc335598659"/>
+      <w:bookmarkStart w:id="49" w:name="_Toc335598752"/>
       <w:r>
         <w:rPr>
           <w:rFonts w:hint="default" w:ascii="Times New Roman" w:hAnsi="Times New Roman" w:eastAsia="黑体" w:cs="Times New Roman"/>
@@ -7381,9 +7219,9 @@
       <w:pPr>
         <w:pStyle w:val="3"/>
       </w:pPr>
-      <w:bookmarkStart w:id="53" w:name="_Toc335598662"/>
-      <w:bookmarkStart w:id="54" w:name="_Toc114840806"/>
-      <w:bookmarkStart w:id="55" w:name="_Toc335598755"/>
+      <w:bookmarkStart w:id="53" w:name="_Toc335598755"/>
+      <w:bookmarkStart w:id="54" w:name="_Toc335598662"/>
+      <w:bookmarkStart w:id="55" w:name="_Toc114840806"/>
       <w:r>
         <w:t>4.1</w:t>
       </w:r>
@@ -7562,8 +7400,8 @@
           <w:rFonts w:hint="default"/>
         </w:rPr>
       </w:pPr>
-      <w:bookmarkStart w:id="59" w:name="_Toc335598758"/>
-      <w:bookmarkStart w:id="60" w:name="_Toc335598665"/>
+      <w:bookmarkStart w:id="59" w:name="_Toc335598665"/>
+      <w:bookmarkStart w:id="60" w:name="_Toc335598758"/>
       <w:r>
         <w:rPr>
           <w:rFonts w:hint="default"/>
@@ -7853,14 +7691,531 @@
     </w:p>
     <w:p>
       <w:pPr>
+        <w:pStyle w:val="25"/>
+        <w:spacing w:after="0" w:line="360" w:lineRule="auto"/>
+        <w:ind w:firstLine="480" w:firstLineChars="200"/>
+        <w:rPr>
+          <w:sz w:val="24"/>
+        </w:rPr>
+      </w:pPr>
+      <w:r>
+        <w:rPr>
+          <w:sz w:val="24"/>
+        </w:rPr>
+        <w:t>要想将前述复杂的业务流转诉求真正落地成型，系统首先必须要去在概念数据模型（CDM）阶段把各个关键参与实体以及它们相互之间的依附关系给明确刻画出来。通过在全局视角下审视心理干预主线流程中的主体、动作与结果数据，平台整体的实体-联系（E-R）关系图展示了这套从建档、测试、交互直到归档打分的宏命令拓扑结构，其全局体系如图4.4所示。</w:t>
+      </w:r>
+    </w:p>
+    <w:p>
+      <w:pPr>
+        <w:pStyle w:val="25"/>
+        <w:spacing w:after="0" w:line="360" w:lineRule="auto"/>
+        <w:ind w:left="0" w:leftChars="0" w:firstLine="0" w:firstLineChars="0"/>
+        <w:jc w:val="center"/>
+        <w:rPr>
+          <w:rFonts w:hint="eastAsia" w:eastAsia="宋体"/>
+          <w:sz w:val="24"/>
+          <w:lang w:eastAsia="zh-CN"/>
+        </w:rPr>
+      </w:pPr>
+      <w:r>
+        <w:rPr>
+          <w:rFonts w:hint="eastAsia" w:eastAsia="宋体"/>
+          <w:sz w:val="24"/>
+          <w:lang w:eastAsia="zh-CN"/>
+        </w:rPr>
+        <w:drawing>
+          <wp:inline distT="0" distB="0" distL="114300" distR="114300">
+            <wp:extent cx="5507355" cy="1922145"/>
+            <wp:effectExtent l="0" t="0" r="9525" b="13335"/>
+            <wp:docPr id="2" name="图片 2" descr="全局e-r图.drawio"/>
+            <wp:cNvGraphicFramePr>
+              <a:graphicFrameLocks xmlns:a="http://schemas.openxmlformats.org/drawingml/2006/main" noChangeAspect="1"/>
+            </wp:cNvGraphicFramePr>
+            <a:graphic xmlns:a="http://schemas.openxmlformats.org/drawingml/2006/main">
+              <a:graphicData uri="http://schemas.openxmlformats.org/drawingml/2006/picture">
+                <pic:pic xmlns:pic="http://schemas.openxmlformats.org/drawingml/2006/picture">
+                  <pic:nvPicPr>
+                    <pic:cNvPr id="2" name="图片 2" descr="全局e-r图.drawio"/>
+                    <pic:cNvPicPr>
+                      <a:picLocks noChangeAspect="1"/>
+                    </pic:cNvPicPr>
+                  </pic:nvPicPr>
+                  <pic:blipFill>
+                    <a:blip r:embed="rId22"/>
+                    <a:stretch>
+                      <a:fillRect/>
+                    </a:stretch>
+                  </pic:blipFill>
+                  <pic:spPr>
+                    <a:xfrm>
+                      <a:off x="0" y="0"/>
+                      <a:ext cx="5507355" cy="1922145"/>
+                    </a:xfrm>
+                    <a:prstGeom prst="rect">
+                      <a:avLst/>
+                    </a:prstGeom>
+                  </pic:spPr>
+                </pic:pic>
+              </a:graphicData>
+            </a:graphic>
+          </wp:inline>
+        </w:drawing>
+      </w:r>
+    </w:p>
+    <w:p>
+      <w:pPr>
+        <w:spacing w:line="360" w:lineRule="auto"/>
+        <w:ind w:firstLine="6" w:firstLineChars="3"/>
+        <w:jc w:val="center"/>
+        <w:rPr>
+          <w:rFonts w:hint="eastAsia"/>
+          <w:szCs w:val="21"/>
+          <w:lang w:val="en-US" w:eastAsia="zh-CN"/>
+        </w:rPr>
+      </w:pPr>
+      <w:r>
+        <w:rPr>
+          <w:rFonts w:hint="eastAsia"/>
+          <w:szCs w:val="21"/>
+          <w:lang w:val="en-US" w:eastAsia="zh-CN"/>
+        </w:rPr>
+        <w:t>图 4.4 数据库全局E-R图</w:t>
+      </w:r>
+    </w:p>
+    <w:p>
+      <w:pPr>
+        <w:ind w:firstLine="6" w:firstLineChars="3"/>
+        <w:jc w:val="right"/>
+        <w:rPr>
+          <w:rFonts w:hint="eastAsia"/>
+          <w:szCs w:val="18"/>
+        </w:rPr>
+      </w:pPr>
+      <w:r>
+        <w:rPr>
+          <w:rFonts w:hint="eastAsia"/>
+          <w:szCs w:val="18"/>
+        </w:rPr>
+        <w:t>图片来源：自制</w:t>
+      </w:r>
+    </w:p>
+    <w:p>
+      <w:pPr>
+        <w:ind w:firstLine="6" w:firstLineChars="3"/>
+        <w:jc w:val="right"/>
+        <w:rPr>
+          <w:rFonts w:hint="eastAsia"/>
+          <w:szCs w:val="18"/>
+          <w:lang w:eastAsia="zh-CN"/>
+        </w:rPr>
+      </w:pPr>
+    </w:p>
+    <w:p>
+      <w:pPr>
+        <w:pStyle w:val="25"/>
+        <w:spacing w:after="0" w:line="360" w:lineRule="auto"/>
+        <w:ind w:firstLine="480" w:firstLineChars="200"/>
         <w:rPr>
           <w:rFonts w:hint="default"/>
-        </w:rPr>
-      </w:pPr>
+          <w:sz w:val="24"/>
+          <w:lang w:val="en-US" w:eastAsia="zh-CN"/>
+        </w:rPr>
+      </w:pPr>
+      <w:r>
+        <w:rPr>
+          <w:rFonts w:hint="default"/>
+          <w:sz w:val="24"/>
+          <w:lang w:val="en-US" w:eastAsia="zh-CN"/>
+        </w:rPr>
+        <w:t>为了避免陷入过于繁杂的底表结构泥潭，在此仅抽出那些真正决定系统大动脉运转的主干业务实体对象进行属性拆解，它们各自承担了最为核心的业务指代使命，各核心实体属性定义梳理如下：</w:t>
+      </w:r>
+    </w:p>
+    <w:p>
+      <w:pPr>
+        <w:pStyle w:val="25"/>
+        <w:numPr>
+          <w:ilvl w:val="0"/>
+          <w:numId w:val="2"/>
+        </w:numPr>
+        <w:spacing w:after="0" w:line="360" w:lineRule="auto"/>
+        <w:ind w:firstLine="480" w:firstLineChars="200"/>
+        <w:rPr>
+          <w:rFonts w:hint="default"/>
+          <w:sz w:val="24"/>
+          <w:lang w:val="en-US" w:eastAsia="zh-CN"/>
+        </w:rPr>
+      </w:pPr>
+      <w:r>
+        <w:rPr>
+          <w:rFonts w:hint="default"/>
+          <w:sz w:val="24"/>
+          <w:lang w:val="en-US" w:eastAsia="zh-CN"/>
+        </w:rPr>
+        <w:t>用户实体</w:t>
+      </w:r>
+    </w:p>
+    <w:p>
+      <w:pPr>
+        <w:pStyle w:val="25"/>
+        <w:spacing w:after="0" w:line="360" w:lineRule="auto"/>
+        <w:ind w:firstLine="480" w:firstLineChars="200"/>
+        <w:rPr>
+          <w:rFonts w:hint="default"/>
+          <w:sz w:val="24"/>
+          <w:lang w:val="en-US" w:eastAsia="zh-CN"/>
+        </w:rPr>
+      </w:pPr>
+      <w:r>
+        <w:rPr>
+          <w:rFonts w:hint="default"/>
+          <w:sz w:val="24"/>
+          <w:lang w:val="en-US" w:eastAsia="zh-CN"/>
+        </w:rPr>
+        <w:t>用户实体专门用来存储前台普通大众会员的基础注册资料、联系方式以及用于雷达评估的健康预警总分等核心系统凭证。该实体包含的属性主要涵盖：用户ID、手机号、密码、昵称、个人头像、当前账号状态、系统创建时间、最近更新时间，</w:t>
+      </w:r>
+      <w:bookmarkStart w:id="109" w:name="_GoBack"/>
+      <w:bookmarkEnd w:id="109"/>
+      <w:r>
+        <w:rPr>
+          <w:rFonts w:hint="default"/>
+          <w:sz w:val="24"/>
+          <w:lang w:val="en-US" w:eastAsia="zh-CN"/>
+        </w:rPr>
+        <w:t>以及至关重要的心理健康安全总分。其具体的实体属性结构联系如图4-5所示。</w:t>
+      </w:r>
+    </w:p>
+    <w:p>
+      <w:pPr>
+        <w:pStyle w:val="25"/>
+        <w:spacing w:after="0" w:line="360" w:lineRule="auto"/>
+        <w:ind w:firstLine="480" w:firstLineChars="200"/>
+        <w:rPr>
+          <w:rFonts w:hint="default"/>
+          <w:sz w:val="24"/>
+          <w:lang w:val="en-US" w:eastAsia="zh-CN"/>
+        </w:rPr>
+      </w:pPr>
+    </w:p>
+    <w:p>
+      <w:pPr>
+        <w:pStyle w:val="25"/>
+        <w:numPr>
+          <w:ilvl w:val="0"/>
+          <w:numId w:val="2"/>
+        </w:numPr>
+        <w:spacing w:after="0" w:line="360" w:lineRule="auto"/>
+        <w:ind w:firstLine="480" w:firstLineChars="200"/>
+        <w:rPr>
+          <w:rFonts w:hint="default"/>
+          <w:sz w:val="24"/>
+          <w:lang w:val="en-US" w:eastAsia="zh-CN"/>
+        </w:rPr>
+      </w:pPr>
+      <w:r>
+        <w:rPr>
+          <w:rFonts w:hint="eastAsia"/>
+          <w:sz w:val="24"/>
+          <w:lang w:val="en-US" w:eastAsia="zh-CN"/>
+        </w:rPr>
+        <w:t>管理员实体</w:t>
+      </w:r>
+    </w:p>
+    <w:p>
+      <w:pPr>
+        <w:pStyle w:val="25"/>
+        <w:spacing w:after="0" w:line="360" w:lineRule="auto"/>
+        <w:ind w:firstLine="480" w:firstLineChars="200"/>
+        <w:rPr>
+          <w:rFonts w:hint="default"/>
+          <w:sz w:val="24"/>
+          <w:lang w:val="en-US" w:eastAsia="zh-CN"/>
+        </w:rPr>
+      </w:pPr>
+      <w:r>
+        <w:rPr>
+          <w:rFonts w:hint="default"/>
+          <w:sz w:val="24"/>
+          <w:lang w:val="en-US" w:eastAsia="zh-CN"/>
+        </w:rPr>
+        <w:t>管理员实体主要负责记录系统后台内部各级安全管控人员的登录密码凭证与基本人事档案资料。此实体挂载的核心数据属性包括：管理员ID、登录用户名、加密密码、绑定的角色职责ID、管理员真实姓名、账户启用状态、建档时间以及最后的更新时间戳。其相应的实体结构特征如图4-6所示。</w:t>
+      </w:r>
+    </w:p>
+    <w:p>
+      <w:pPr>
+        <w:pStyle w:val="25"/>
+        <w:numPr>
+          <w:ilvl w:val="0"/>
+          <w:numId w:val="2"/>
+        </w:numPr>
+        <w:spacing w:after="0" w:line="360" w:lineRule="auto"/>
+        <w:ind w:firstLine="480" w:firstLineChars="200"/>
+        <w:rPr>
+          <w:rFonts w:hint="default"/>
+          <w:sz w:val="24"/>
+          <w:lang w:val="en-US" w:eastAsia="zh-CN"/>
+        </w:rPr>
+      </w:pPr>
+      <w:r>
+        <w:rPr>
+          <w:rFonts w:hint="default"/>
+          <w:sz w:val="24"/>
+          <w:lang w:val="en-US" w:eastAsia="zh-CN"/>
+        </w:rPr>
+        <w:t>心理量表实体</w:t>
+      </w:r>
+    </w:p>
+    <w:p>
+      <w:pPr>
+        <w:pStyle w:val="25"/>
+        <w:spacing w:after="0" w:line="360" w:lineRule="auto"/>
+        <w:ind w:firstLine="480" w:firstLineChars="200"/>
+        <w:rPr>
+          <w:rFonts w:hint="default"/>
+          <w:sz w:val="24"/>
+          <w:lang w:val="en-US" w:eastAsia="zh-CN"/>
+        </w:rPr>
+      </w:pPr>
+      <w:r>
+        <w:rPr>
+          <w:rFonts w:hint="default"/>
+          <w:sz w:val="24"/>
+          <w:lang w:val="en-US" w:eastAsia="zh-CN"/>
+        </w:rPr>
+        <w:t>心理量表实体作为在线测试板块的主干，统筹管理各类专业心理健康测试问卷的表头介绍、归属类型及应用状态。该实体统率下的明细属性罗列为：问卷ID、问卷长标题、导语或问卷详细描述、问卷的当前发布状态、首次草稿创建时间以及内容终审更新时间。其发散状属性关联如图4-7所示。</w:t>
+      </w:r>
+    </w:p>
+    <w:p>
+      <w:pPr>
+        <w:pStyle w:val="25"/>
+        <w:numPr>
+          <w:ilvl w:val="0"/>
+          <w:numId w:val="2"/>
+        </w:numPr>
+        <w:spacing w:after="0" w:line="360" w:lineRule="auto"/>
+        <w:ind w:firstLine="480" w:firstLineChars="200"/>
+        <w:rPr>
+          <w:rFonts w:hint="default"/>
+          <w:sz w:val="24"/>
+          <w:lang w:val="en-US" w:eastAsia="zh-CN"/>
+        </w:rPr>
+      </w:pPr>
+      <w:r>
+        <w:rPr>
+          <w:rFonts w:hint="default"/>
+          <w:sz w:val="24"/>
+          <w:lang w:val="en-US" w:eastAsia="zh-CN"/>
+        </w:rPr>
+        <w:t>用户测评记录实体</w:t>
+      </w:r>
+    </w:p>
+    <w:p>
+      <w:pPr>
+        <w:pStyle w:val="25"/>
+        <w:spacing w:after="0" w:line="360" w:lineRule="auto"/>
+        <w:ind w:firstLine="480" w:firstLineChars="200"/>
+        <w:rPr>
+          <w:rFonts w:hint="default"/>
+          <w:sz w:val="24"/>
+          <w:lang w:val="en-US" w:eastAsia="zh-CN"/>
+        </w:rPr>
+      </w:pPr>
+      <w:r>
+        <w:rPr>
+          <w:rFonts w:hint="default"/>
+          <w:sz w:val="24"/>
+          <w:lang w:val="en-US" w:eastAsia="zh-CN"/>
+        </w:rPr>
+        <w:t>该实体安全留存大众历次参与专业量表作答终结后所生成的评估得分结果与系统深度评语结论。它由以下数个串联业务的关键属性构成：记录流水ID、答题用户的归属ID、所参与测试的问卷ID、评测核算总得分、简略的结果概述结论、深度的评估细则与建议长文本，以及测评执行完毕的确切交卷时间。它在系统内的属性架构体系如图4-8所示。</w:t>
+      </w:r>
+    </w:p>
+    <w:p>
+      <w:pPr>
+        <w:pStyle w:val="25"/>
+        <w:numPr>
+          <w:ilvl w:val="0"/>
+          <w:numId w:val="2"/>
+        </w:numPr>
+        <w:spacing w:after="0" w:line="360" w:lineRule="auto"/>
+        <w:ind w:firstLine="480" w:firstLineChars="200"/>
+        <w:rPr>
+          <w:rFonts w:hint="default"/>
+          <w:sz w:val="24"/>
+          <w:lang w:val="en-US" w:eastAsia="zh-CN"/>
+        </w:rPr>
+      </w:pPr>
+      <w:r>
+        <w:rPr>
+          <w:rFonts w:hint="default"/>
+          <w:sz w:val="24"/>
+          <w:lang w:val="en-US" w:eastAsia="zh-CN"/>
+        </w:rPr>
+        <w:t>论坛帖子实体</w:t>
+      </w:r>
+    </w:p>
+    <w:p>
+      <w:pPr>
+        <w:pStyle w:val="25"/>
+        <w:spacing w:after="0" w:line="360" w:lineRule="auto"/>
+        <w:ind w:firstLine="480" w:firstLineChars="200"/>
+        <w:rPr>
+          <w:rFonts w:hint="default"/>
+          <w:sz w:val="24"/>
+          <w:lang w:val="en-US" w:eastAsia="zh-CN"/>
+        </w:rPr>
+      </w:pPr>
+      <w:r>
+        <w:rPr>
+          <w:rFonts w:hint="default"/>
+          <w:sz w:val="24"/>
+          <w:lang w:val="en-US" w:eastAsia="zh-CN"/>
+        </w:rPr>
+        <w:t>持久化储存大众访客在匿名互助社区内公开发布出去的树洞倾诉心得或探讨交流图文内容。构建此社区载体的底层参数属性涉及：发帖流水ID、发帖人用户ID、帖子主题头衔、图文正文内容区块、帖子归类目特征（如情感宣泄或经验分享等）、累计点赞人次数、总计曝光浏览量、帖子当前隐藏或公开状态，外加发帖与二次编辑的时间依据。其直观属性分支布局如图4-9所示。</w:t>
+      </w:r>
+    </w:p>
+    <w:p>
+      <w:pPr>
+        <w:pStyle w:val="25"/>
+        <w:numPr>
+          <w:ilvl w:val="0"/>
+          <w:numId w:val="2"/>
+        </w:numPr>
+        <w:spacing w:after="0" w:line="360" w:lineRule="auto"/>
+        <w:ind w:firstLine="480" w:firstLineChars="200"/>
+        <w:rPr>
+          <w:rFonts w:hint="default"/>
+          <w:sz w:val="24"/>
+          <w:lang w:val="en-US" w:eastAsia="zh-CN"/>
+        </w:rPr>
+      </w:pPr>
+      <w:r>
+        <w:rPr>
+          <w:rFonts w:hint="default"/>
+          <w:sz w:val="24"/>
+          <w:lang w:val="en-US" w:eastAsia="zh-CN"/>
+        </w:rPr>
+        <w:t>虚拟角色实体</w:t>
+      </w:r>
+    </w:p>
+    <w:p>
+      <w:pPr>
+        <w:pStyle w:val="25"/>
+        <w:spacing w:after="0" w:line="360" w:lineRule="auto"/>
+        <w:ind w:firstLine="480" w:firstLineChars="200"/>
+        <w:rPr>
+          <w:rFonts w:hint="default"/>
+          <w:sz w:val="24"/>
+          <w:lang w:val="en-US" w:eastAsia="zh-CN"/>
+        </w:rPr>
+      </w:pPr>
+      <w:r>
+        <w:rPr>
+          <w:rFonts w:hint="default"/>
+          <w:sz w:val="24"/>
+          <w:lang w:val="en-US" w:eastAsia="zh-CN"/>
+        </w:rPr>
+        <w:t>由系统级配置端提供，主要保存可供大众用户选择加载的AI心理陪聊专家的核心提示词及人设档案。它的底层装填属性丰富且具体，分别包括：虚拟角色专属ID、角色的外显称呼名称、人设形象图标Avatar、特定的破冰开场白引导语、厚重的虚拟角色人生经验背景、偏向性性格特点说明、极其严苛的对话底线禁忌法则约束，以及上下架启用标识和数据管理时间参数。关于此实体的各项元素属性如图4-10所示。</w:t>
+      </w:r>
+    </w:p>
+    <w:p>
+      <w:pPr>
+        <w:pStyle w:val="25"/>
+        <w:numPr>
+          <w:ilvl w:val="0"/>
+          <w:numId w:val="2"/>
+        </w:numPr>
+        <w:spacing w:after="0" w:line="360" w:lineRule="auto"/>
+        <w:ind w:firstLine="480" w:firstLineChars="200"/>
+        <w:rPr>
+          <w:rFonts w:hint="default"/>
+          <w:sz w:val="24"/>
+          <w:lang w:val="en-US" w:eastAsia="zh-CN"/>
+        </w:rPr>
+      </w:pPr>
+      <w:r>
+        <w:rPr>
+          <w:rFonts w:hint="default"/>
+          <w:sz w:val="24"/>
+          <w:lang w:val="en-US" w:eastAsia="zh-CN"/>
+        </w:rPr>
+        <w:t>聊天会话实体</w:t>
+      </w:r>
+    </w:p>
+    <w:p>
+      <w:pPr>
+        <w:pStyle w:val="25"/>
+        <w:spacing w:after="0" w:line="360" w:lineRule="auto"/>
+        <w:ind w:firstLine="480" w:firstLineChars="200"/>
+        <w:rPr>
+          <w:rFonts w:hint="default"/>
+          <w:sz w:val="24"/>
+          <w:lang w:val="en-US" w:eastAsia="zh-CN"/>
+        </w:rPr>
+      </w:pPr>
+      <w:r>
+        <w:rPr>
+          <w:rFonts w:hint="default"/>
+          <w:sz w:val="24"/>
+          <w:lang w:val="en-US" w:eastAsia="zh-CN"/>
+        </w:rPr>
+        <w:t>作为AI陪伴系统的主锚点，负责统领并串联起单个物理用户与特定虚拟AI角色之间展开的纵深在线交流对话箱。该实体涵盖的总括属性包含：会话追踪ID、参与交流的大众用户身份ID、系统借由大模型自动概括出的短精会话标题、正在连线的虚拟AI角色代理ID、聊天室的当前存续冻结状态，以及会话通道最初被开辟和最终被激活回复时的时间锚点。其会话框架属性体系如图4-11所示。</w:t>
+      </w:r>
+    </w:p>
+    <w:p>
+      <w:pPr>
+        <w:pStyle w:val="25"/>
+        <w:numPr>
+          <w:ilvl w:val="0"/>
+          <w:numId w:val="2"/>
+        </w:numPr>
+        <w:spacing w:after="0" w:line="360" w:lineRule="auto"/>
+        <w:ind w:firstLine="480" w:firstLineChars="200"/>
+        <w:rPr>
+          <w:rFonts w:hint="default"/>
+          <w:sz w:val="24"/>
+          <w:lang w:val="en-US" w:eastAsia="zh-CN"/>
+        </w:rPr>
+      </w:pPr>
+      <w:r>
+        <w:rPr>
+          <w:rFonts w:hint="default"/>
+          <w:sz w:val="24"/>
+          <w:lang w:val="en-US" w:eastAsia="zh-CN"/>
+        </w:rPr>
+        <w:t>疗愈资源实体</w:t>
+      </w:r>
+    </w:p>
+    <w:p>
+      <w:pPr>
+        <w:pStyle w:val="25"/>
+        <w:spacing w:after="0" w:line="360" w:lineRule="auto"/>
+        <w:ind w:firstLine="480" w:firstLineChars="200"/>
+        <w:rPr>
+          <w:rFonts w:hint="default"/>
+          <w:sz w:val="24"/>
+          <w:lang w:val="en-US" w:eastAsia="zh-CN"/>
+        </w:rPr>
+      </w:pPr>
+      <w:r>
+        <w:rPr>
+          <w:rFonts w:hint="default"/>
+          <w:sz w:val="24"/>
+          <w:lang w:val="en-US" w:eastAsia="zh-CN"/>
+        </w:rPr>
+        <w:t>统一化管理系统书架上向外展示的诸如心理科普爆款文章、助眠白噪音音乐甚至冥想等辅助性质的多媒体干预素材。为了支撑多种介质类型展现，它的实体数据包含了：资源专属登记ID、资源的展示标题、资源承载物理种类（如图文、语音段落或视频流等）、文章类型所属的HTML正文源码区块、媒体资源外链URL地址、精美的资源展柜封面图URL地、方便搜索的散装短标签群、粗略简介描述、累计全网阅读听阅点击率量、资源是否可见的安全状态，及相关管理时间配置。其庞杂的多维属性架构逻辑如图4-12所示。</w:t>
+      </w:r>
     </w:p>
     <w:p>
       <w:pPr>
         <w:pStyle w:val="3"/>
+        <w:rPr>
+          <w:rFonts w:ascii="Times New Roman" w:hAnsi="Times New Roman" w:eastAsia="宋体" w:cs="Times New Roman"/>
+          <w:b w:val="0"/>
+          <w:bCs w:val="0"/>
+          <w:kern w:val="2"/>
+          <w:sz w:val="24"/>
+          <w:szCs w:val="24"/>
+          <w:lang w:val="en-US" w:eastAsia="zh-CN" w:bidi="ar-SA"/>
+        </w:rPr>
       </w:pPr>
       <w:bookmarkStart w:id="64" w:name="_Toc114840810"/>
       <w:r>
@@ -7927,8 +8282,6 @@
         </w:rPr>
         <w:t>（3）接口系统采用先进的系统管理模式，提供统一的管理命令格式，严谨的日志文件输出格式。同时便于接口系统的运维工作。</w:t>
       </w:r>
-      <w:bookmarkStart w:id="109" w:name="_GoBack"/>
-      <w:bookmarkEnd w:id="109"/>
     </w:p>
     <w:p>
       <w:pPr>
@@ -8021,8 +8374,8 @@
           <w:sz w:val="24"/>
         </w:rPr>
       </w:pPr>
-      <w:bookmarkStart w:id="68" w:name="_Toc335598668"/>
-      <w:bookmarkStart w:id="69" w:name="_Toc335598761"/>
+      <w:bookmarkStart w:id="68" w:name="_Toc335598761"/>
+      <w:bookmarkStart w:id="69" w:name="_Toc335598668"/>
     </w:p>
     <w:p>
       <w:pPr>
@@ -8132,8 +8485,8 @@
         <w:pStyle w:val="4"/>
       </w:pPr>
       <w:bookmarkStart w:id="77" w:name="_Toc335598671"/>
-      <w:bookmarkStart w:id="78" w:name="_Toc114840815"/>
-      <w:bookmarkStart w:id="79" w:name="_Toc335598764"/>
+      <w:bookmarkStart w:id="78" w:name="_Toc335598764"/>
+      <w:bookmarkStart w:id="79" w:name="_Toc114840815"/>
       <w:r>
         <w:t>5.1.2</w:t>
       </w:r>
@@ -8606,8 +8959,8 @@
         </w:rPr>
       </w:pPr>
       <w:bookmarkStart w:id="80" w:name="_Toc188433606"/>
-      <w:bookmarkStart w:id="81" w:name="_Toc335598765"/>
-      <w:bookmarkStart w:id="82" w:name="_Toc335598672"/>
+      <w:bookmarkStart w:id="81" w:name="_Toc335598672"/>
+      <w:bookmarkStart w:id="82" w:name="_Toc335598765"/>
     </w:p>
     <w:p>
       <w:pPr>
@@ -8668,10 +9021,10 @@
       <w:pPr>
         <w:pStyle w:val="3"/>
       </w:pPr>
-      <w:bookmarkStart w:id="84" w:name="_Toc335598766"/>
+      <w:bookmarkStart w:id="84" w:name="_Toc335598673"/>
       <w:bookmarkStart w:id="85" w:name="_Toc188433607"/>
       <w:bookmarkStart w:id="86" w:name="_Toc114840817"/>
-      <w:bookmarkStart w:id="87" w:name="_Toc335598673"/>
+      <w:bookmarkStart w:id="87" w:name="_Toc335598766"/>
       <w:r>
         <w:t>6.1</w:t>
       </w:r>
@@ -8697,9 +9050,9 @@
         <w:pStyle w:val="4"/>
       </w:pPr>
       <w:bookmarkStart w:id="88" w:name="_Toc134862167"/>
-      <w:bookmarkStart w:id="89" w:name="_Toc114840818"/>
-      <w:bookmarkStart w:id="90" w:name="_Toc188433608"/>
-      <w:bookmarkStart w:id="91" w:name="_Toc335598674"/>
+      <w:bookmarkStart w:id="89" w:name="_Toc188433608"/>
+      <w:bookmarkStart w:id="90" w:name="_Toc335598674"/>
+      <w:bookmarkStart w:id="91" w:name="_Toc114840818"/>
       <w:bookmarkStart w:id="92" w:name="_Toc335598767"/>
       <w:r>
         <w:t>6.1.1</w:t>
@@ -8831,9 +9184,9 @@
           <w:sz w:val="24"/>
         </w:rPr>
       </w:pPr>
-      <w:bookmarkStart w:id="93" w:name="_Toc188433609"/>
+      <w:bookmarkStart w:id="93" w:name="_Toc335598675"/>
       <w:bookmarkStart w:id="94" w:name="_Toc335598768"/>
-      <w:bookmarkStart w:id="95" w:name="_Toc335598675"/>
+      <w:bookmarkStart w:id="95" w:name="_Toc188433609"/>
     </w:p>
     <w:p>
       <w:pPr>
@@ -9060,8 +9413,8 @@
           <w:szCs w:val="32"/>
         </w:rPr>
       </w:pPr>
-      <w:bookmarkStart w:id="97" w:name="_Toc335598676"/>
-      <w:bookmarkStart w:id="98" w:name="_Toc335598769"/>
+      <w:bookmarkStart w:id="97" w:name="_Toc335598769"/>
+      <w:bookmarkStart w:id="98" w:name="_Toc335598676"/>
       <w:bookmarkStart w:id="99" w:name="_Toc188433610"/>
     </w:p>
     <w:p>
@@ -11022,8 +11375,8 @@
           <w:sz w:val="24"/>
         </w:rPr>
       </w:pPr>
-      <w:bookmarkStart w:id="105" w:name="_Toc335598771"/>
-      <w:bookmarkStart w:id="106" w:name="_Toc335598678"/>
+      <w:bookmarkStart w:id="105" w:name="_Toc335598678"/>
+      <w:bookmarkStart w:id="106" w:name="_Toc335598771"/>
       <w:bookmarkStart w:id="107" w:name="_Toc188433612"/>
     </w:p>
     <w:p>
@@ -11396,6 +11749,22 @@
 <file path=word/numbering.xml><?xml version="1.0" encoding="utf-8"?>
 <w:numbering xmlns:wpc="http://schemas.microsoft.com/office/word/2010/wordprocessingCanvas" xmlns:mc="http://schemas.openxmlformats.org/markup-compatibility/2006" xmlns:o="urn:schemas-microsoft-com:office:office" xmlns:r="http://schemas.openxmlformats.org/officeDocument/2006/relationships" xmlns:m="http://schemas.openxmlformats.org/officeDocument/2006/math" xmlns:v="urn:schemas-microsoft-com:vml" xmlns:wp14="http://schemas.microsoft.com/office/word/2010/wordprocessingDrawing" xmlns:wp="http://schemas.openxmlformats.org/drawingml/2006/wordprocessingDrawing" xmlns:w10="urn:schemas-microsoft-com:office:word" xmlns:w="http://schemas.openxmlformats.org/wordprocessingml/2006/main" xmlns:w14="http://schemas.microsoft.com/office/word/2010/wordml" xmlns:wpg="http://schemas.microsoft.com/office/word/2010/wordprocessingGroup" xmlns:wpi="http://schemas.microsoft.com/office/word/2010/wordprocessingInk" xmlns:wne="http://schemas.microsoft.com/office/word/2006/wordml" xmlns:wps="http://schemas.microsoft.com/office/word/2010/wordprocessingShape" xmlns:wpsCustomData="http://www.wps.cn/officeDocument/2013/wpsCustomData" mc:Ignorable="w14 wp14">
   <w:abstractNum w:abstractNumId="0">
+    <w:nsid w:val="5B61E924"/>
+    <w:multiLevelType w:val="singleLevel"/>
+    <w:tmpl w:val="5B61E924"/>
+    <w:lvl w:ilvl="0" w:tentative="0">
+      <w:start w:val="1"/>
+      <w:numFmt w:val="decimal"/>
+      <w:lvlText w:val="%1."/>
+      <w:lvlJc w:val="left"/>
+      <w:pPr>
+        <w:tabs>
+          <w:tab w:val="left" w:pos="312"/>
+        </w:tabs>
+      </w:pPr>
+    </w:lvl>
+  </w:abstractNum>
+  <w:abstractNum w:abstractNumId="1">
     <w:nsid w:val="61A00E50"/>
     <w:multiLevelType w:val="multilevel"/>
     <w:tmpl w:val="61A00E50"/>
@@ -11538,6 +11907,9 @@
     </w:lvl>
   </w:abstractNum>
   <w:num w:numId="1">
+    <w:abstractNumId w:val="1"/>
+  </w:num>
+  <w:num w:numId="2">
     <w:abstractNumId w:val="0"/>
   </w:num>
 </w:numbering>
@@ -11646,7 +12018,7 @@
     <w:lsdException w:qFormat="1" w:unhideWhenUsed="0" w:uiPriority="0" w:name="Document Map"/>
     <w:lsdException w:unhideWhenUsed="0" w:uiPriority="0" w:semiHidden="0" w:name="Plain Text"/>
     <w:lsdException w:unhideWhenUsed="0" w:uiPriority="0" w:semiHidden="0" w:name="E-mail Signature"/>
-    <w:lsdException w:unhideWhenUsed="0" w:uiPriority="0" w:semiHidden="0" w:name="Normal (Web)"/>
+    <w:lsdException w:qFormat="1" w:unhideWhenUsed="0" w:uiPriority="0" w:semiHidden="0" w:name="Normal (Web)"/>
     <w:lsdException w:unhideWhenUsed="0" w:uiPriority="0" w:semiHidden="0" w:name="HTML Acronym"/>
     <w:lsdException w:unhideWhenUsed="0" w:uiPriority="0" w:semiHidden="0" w:name="HTML Address"/>
     <w:lsdException w:unhideWhenUsed="0" w:uiPriority="0" w:semiHidden="0" w:name="HTML Cite"/>
@@ -12198,6 +12570,7 @@
   <w:style w:type="paragraph" w:styleId="23">
     <w:name w:val="Normal (Web)"/>
     <w:basedOn w:val="1"/>
+    <w:qFormat/>
     <w:uiPriority w:val="0"/>
     <w:rPr>
       <w:sz w:val="24"/>

--- a/1-本科毕业设计（论文）参考格式【建议用Office软件打开】-信工学院(最终版).docx
+++ b/1-本科毕业设计（论文）参考格式【建议用Office软件打开】-信工学院(最终版).docx
@@ -4010,8 +4010,8 @@
           <w:lang w:val="en-US" w:eastAsia="zh-CN"/>
         </w:rPr>
       </w:pPr>
-      <w:bookmarkStart w:id="10" w:name="_Toc114840789"/>
-      <w:bookmarkStart w:id="11" w:name="_Toc335598739"/>
+      <w:bookmarkStart w:id="10" w:name="_Toc335598739"/>
+      <w:bookmarkStart w:id="11" w:name="_Toc114840789"/>
       <w:bookmarkStart w:id="12" w:name="_Toc335598646"/>
       <w:r>
         <w:t xml:space="preserve">1.1 </w:t>
@@ -4054,9 +4054,9 @@
           <w:lang w:val="en-US" w:eastAsia="zh-CN"/>
         </w:rPr>
       </w:pPr>
-      <w:bookmarkStart w:id="13" w:name="_Toc335598740"/>
-      <w:bookmarkStart w:id="14" w:name="_Toc335598647"/>
-      <w:bookmarkStart w:id="15" w:name="_Toc114840790"/>
+      <w:bookmarkStart w:id="13" w:name="_Toc114840790"/>
+      <w:bookmarkStart w:id="14" w:name="_Toc335598740"/>
+      <w:bookmarkStart w:id="15" w:name="_Toc335598647"/>
       <w:r>
         <w:rPr>
           <w:rFonts w:hint="eastAsia"/>
@@ -5627,8 +5627,8 @@
           <w:sz w:val="24"/>
         </w:rPr>
       </w:pPr>
-      <w:bookmarkStart w:id="20" w:name="_Toc335598649"/>
-      <w:bookmarkStart w:id="21" w:name="_Toc335598742"/>
+      <w:bookmarkStart w:id="20" w:name="_Toc335598742"/>
+      <w:bookmarkStart w:id="21" w:name="_Toc335598649"/>
     </w:p>
     <w:p>
       <w:pPr>
@@ -5660,9 +5660,9 @@
           <w:lang w:val="en-US" w:eastAsia="zh-CN"/>
         </w:rPr>
       </w:pPr>
-      <w:bookmarkStart w:id="23" w:name="_Toc335598650"/>
-      <w:bookmarkStart w:id="24" w:name="_Toc114840794"/>
-      <w:bookmarkStart w:id="25" w:name="_Toc335598743"/>
+      <w:bookmarkStart w:id="23" w:name="_Toc335598743"/>
+      <w:bookmarkStart w:id="24" w:name="_Toc335598650"/>
+      <w:bookmarkStart w:id="25" w:name="_Toc114840794"/>
       <w:r>
         <w:t>2.1</w:t>
       </w:r>
@@ -5691,8 +5691,8 @@
           <w:lang w:val="en-US" w:eastAsia="zh-CN"/>
         </w:rPr>
       </w:pPr>
-      <w:bookmarkStart w:id="26" w:name="_Toc114840795"/>
-      <w:bookmarkStart w:id="27" w:name="_Toc335598744"/>
+      <w:bookmarkStart w:id="26" w:name="_Toc335598744"/>
+      <w:bookmarkStart w:id="27" w:name="_Toc114840795"/>
       <w:bookmarkStart w:id="28" w:name="_Toc335598651"/>
       <w:r>
         <w:t>2.1.1</w:t>
@@ -6078,8 +6078,8 @@
           <w:sz w:val="24"/>
         </w:rPr>
       </w:pPr>
-      <w:bookmarkStart w:id="32" w:name="_Toc335598746"/>
-      <w:bookmarkStart w:id="33" w:name="_Toc335598653"/>
+      <w:bookmarkStart w:id="32" w:name="_Toc335598653"/>
+      <w:bookmarkStart w:id="33" w:name="_Toc335598746"/>
     </w:p>
     <w:p>
       <w:pPr>
@@ -6143,8 +6143,8 @@
         </w:rPr>
       </w:pPr>
       <w:bookmarkStart w:id="38" w:name="_Toc335598748"/>
-      <w:bookmarkStart w:id="39" w:name="_Toc335598655"/>
-      <w:bookmarkStart w:id="40" w:name="_Toc114840799"/>
+      <w:bookmarkStart w:id="39" w:name="_Toc114840799"/>
+      <w:bookmarkStart w:id="40" w:name="_Toc335598655"/>
       <w:r>
         <w:t>3.1.1</w:t>
       </w:r>
@@ -6324,9 +6324,9 @@
       <w:pPr>
         <w:pStyle w:val="4"/>
       </w:pPr>
-      <w:bookmarkStart w:id="41" w:name="_Toc335598749"/>
-      <w:bookmarkStart w:id="42" w:name="_Toc335598656"/>
-      <w:bookmarkStart w:id="43" w:name="_Toc114840800"/>
+      <w:bookmarkStart w:id="41" w:name="_Toc114840800"/>
+      <w:bookmarkStart w:id="42" w:name="_Toc335598749"/>
+      <w:bookmarkStart w:id="43" w:name="_Toc335598656"/>
       <w:r>
         <w:t>3.1.2</w:t>
       </w:r>
@@ -7219,8 +7219,8 @@
       <w:pPr>
         <w:pStyle w:val="3"/>
       </w:pPr>
-      <w:bookmarkStart w:id="53" w:name="_Toc335598662"/>
-      <w:bookmarkStart w:id="54" w:name="_Toc335598755"/>
+      <w:bookmarkStart w:id="53" w:name="_Toc335598755"/>
+      <w:bookmarkStart w:id="54" w:name="_Toc335598662"/>
       <w:bookmarkStart w:id="55" w:name="_Toc114840806"/>
       <w:r>
         <w:t>4.1</w:t>
@@ -7256,8 +7256,8 @@
         </w:rPr>
       </w:pPr>
       <w:bookmarkStart w:id="56" w:name="_Toc114840808"/>
-      <w:bookmarkStart w:id="57" w:name="_Toc335598664"/>
-      <w:bookmarkStart w:id="58" w:name="_Toc335598757"/>
+      <w:bookmarkStart w:id="57" w:name="_Toc335598757"/>
+      <w:bookmarkStart w:id="58" w:name="_Toc335598664"/>
       <w:r>
         <w:rPr>
           <w:sz w:val="24"/>
@@ -7666,8 +7666,8 @@
           <w:rFonts w:hint="default"/>
         </w:rPr>
       </w:pPr>
-      <w:bookmarkStart w:id="62" w:name="_Toc335598759"/>
-      <w:bookmarkStart w:id="63" w:name="_Toc335598666"/>
+      <w:bookmarkStart w:id="62" w:name="_Toc335598666"/>
+      <w:bookmarkStart w:id="63" w:name="_Toc335598759"/>
       <w:r>
         <w:rPr>
           <w:rFonts w:hint="default"/>
@@ -7726,7 +7726,7 @@
         <w:drawing>
           <wp:inline distT="0" distB="0" distL="114300" distR="114300">
             <wp:extent cx="5507355" cy="1922145"/>
-            <wp:effectExtent l="0" t="0" r="9525" b="13335"/>
+            <wp:effectExtent l="0" t="0" r="17145" b="1905"/>
             <wp:docPr id="2" name="图片 2" descr="全局e-r图.drawio"/>
             <wp:cNvGraphicFramePr>
               <a:graphicFrameLocks xmlns:a="http://schemas.openxmlformats.org/drawingml/2006/main" noChangeAspect="1"/>
@@ -7871,7 +7871,115 @@
           <w:sz w:val="24"/>
           <w:lang w:val="en-US" w:eastAsia="zh-CN"/>
         </w:rPr>
-        <w:t>用户实体专门用来存储前台普通大众会员的基础注册资料、联系方式以及用于雷达评估的健康预警总分等核心系统凭证。该实体包含的属性主要涵盖：用户ID、手机号、密码、昵称、个人头像、当前账号状态、系统创建时间、最近更新时间，以及至关重要的心理健康安全总分。其具体的实体属性结构联系如图4-5所示。</w:t>
+        <w:t>用户实体专门用来存储前台普通大众会员的基础注册资料、联系方式以及用于雷达评估的健康预警总分等核心系统凭证。该实体包含的属性主要涵盖：用户ID、手机号、密码、昵称、个人头像、当前账号状态、系统创建时间、最近更新时间，以及至关重要的心理健康安全总分。其具体的实体属性结构联系如图4</w:t>
+      </w:r>
+      <w:r>
+        <w:rPr>
+          <w:rFonts w:hint="eastAsia"/>
+          <w:sz w:val="24"/>
+          <w:lang w:val="en-US" w:eastAsia="zh-CN"/>
+        </w:rPr>
+        <w:t>.</w:t>
+      </w:r>
+      <w:r>
+        <w:rPr>
+          <w:rFonts w:hint="default"/>
+          <w:sz w:val="24"/>
+          <w:lang w:val="en-US" w:eastAsia="zh-CN"/>
+        </w:rPr>
+        <w:t>5所示。</w:t>
+      </w:r>
+      <w:r>
+        <w:rPr>
+          <w:rFonts w:hint="default"/>
+          <w:sz w:val="24"/>
+          <w:lang w:val="en-US" w:eastAsia="zh-CN"/>
+        </w:rPr>
+        <w:drawing>
+          <wp:inline distT="0" distB="0" distL="114300" distR="114300">
+            <wp:extent cx="5518785" cy="1600200"/>
+            <wp:effectExtent l="0" t="0" r="5715" b="0"/>
+            <wp:docPr id="1" name="图片 1" descr="用户实体.drawio"/>
+            <wp:cNvGraphicFramePr>
+              <a:graphicFrameLocks xmlns:a="http://schemas.openxmlformats.org/drawingml/2006/main" noChangeAspect="1"/>
+            </wp:cNvGraphicFramePr>
+            <a:graphic xmlns:a="http://schemas.openxmlformats.org/drawingml/2006/main">
+              <a:graphicData uri="http://schemas.openxmlformats.org/drawingml/2006/picture">
+                <pic:pic xmlns:pic="http://schemas.openxmlformats.org/drawingml/2006/picture">
+                  <pic:nvPicPr>
+                    <pic:cNvPr id="1" name="图片 1" descr="用户实体.drawio"/>
+                    <pic:cNvPicPr>
+                      <a:picLocks noChangeAspect="1"/>
+                    </pic:cNvPicPr>
+                  </pic:nvPicPr>
+                  <pic:blipFill>
+                    <a:blip r:embed="rId23"/>
+                    <a:stretch>
+                      <a:fillRect/>
+                    </a:stretch>
+                  </pic:blipFill>
+                  <pic:spPr>
+                    <a:xfrm>
+                      <a:off x="0" y="0"/>
+                      <a:ext cx="5518785" cy="1600200"/>
+                    </a:xfrm>
+                    <a:prstGeom prst="rect">
+                      <a:avLst/>
+                    </a:prstGeom>
+                  </pic:spPr>
+                </pic:pic>
+              </a:graphicData>
+            </a:graphic>
+          </wp:inline>
+        </w:drawing>
+      </w:r>
+    </w:p>
+    <w:p>
+      <w:pPr>
+        <w:spacing w:line="360" w:lineRule="auto"/>
+        <w:ind w:firstLine="6" w:firstLineChars="3"/>
+        <w:jc w:val="center"/>
+        <w:rPr>
+          <w:rFonts w:hint="eastAsia"/>
+          <w:szCs w:val="21"/>
+          <w:lang w:val="en-US" w:eastAsia="zh-CN"/>
+        </w:rPr>
+      </w:pPr>
+      <w:r>
+        <w:rPr>
+          <w:rFonts w:hint="eastAsia"/>
+          <w:szCs w:val="21"/>
+          <w:lang w:val="en-US" w:eastAsia="zh-CN"/>
+        </w:rPr>
+        <w:t>图 4.5 用户实体</w:t>
+      </w:r>
+      <w:bookmarkStart w:id="127" w:name="_GoBack"/>
+      <w:bookmarkEnd w:id="127"/>
+      <w:r>
+        <w:rPr>
+          <w:rFonts w:hint="eastAsia"/>
+          <w:szCs w:val="21"/>
+          <w:lang w:val="en-US" w:eastAsia="zh-CN"/>
+        </w:rPr>
+        <w:t>图</w:t>
+      </w:r>
+    </w:p>
+    <w:p>
+      <w:pPr>
+        <w:ind w:firstLine="6" w:firstLineChars="3"/>
+        <w:jc w:val="right"/>
+        <w:rPr>
+          <w:rFonts w:hint="default"/>
+          <w:sz w:val="24"/>
+          <w:lang w:val="en-US" w:eastAsia="zh-CN"/>
+        </w:rPr>
+      </w:pPr>
+      <w:r>
+        <w:rPr>
+          <w:rFonts w:hint="eastAsia"/>
+          <w:szCs w:val="18"/>
+        </w:rPr>
+        <w:t>图片来源：自制</w:t>
       </w:r>
     </w:p>
     <w:p>
@@ -7927,7 +8035,23 @@
           <w:sz w:val="24"/>
           <w:lang w:val="en-US" w:eastAsia="zh-CN"/>
         </w:rPr>
-        <w:t>管理员实体主要负责记录系统后台内部各级安全管控人员的登录密码凭证与基本人事档案资料。此实体挂载的核心数据属性包括：管理员ID、登录用户名、加密密码、绑定的角色职责ID、管理员真实姓名、账户启用状态、建档时间以及最后的更新时间戳。其相应的实体结构特征如图4-6所示。</w:t>
+        <w:t>管理员实体主要负责记录系统后台内部各级安全管控人员的登录密码凭证与基本人事档案资料。此实体挂载的核心数据属性包括：管理员ID、登录用户名、加密密码、绑定的角色职责ID、管理员真实姓名、账户启用状态、建档时间以及最后的更新时间戳。其相应的实体结构特征如图4</w:t>
+      </w:r>
+      <w:r>
+        <w:rPr>
+          <w:rFonts w:hint="eastAsia"/>
+          <w:sz w:val="24"/>
+          <w:lang w:val="en-US" w:eastAsia="zh-CN"/>
+        </w:rPr>
+        <w:t>.</w:t>
+      </w:r>
+      <w:r>
+        <w:rPr>
+          <w:rFonts w:hint="default"/>
+          <w:sz w:val="24"/>
+          <w:lang w:val="en-US" w:eastAsia="zh-CN"/>
+        </w:rPr>
+        <w:t>6所示。</w:t>
       </w:r>
     </w:p>
     <w:p>
@@ -7971,7 +8095,23 @@
           <w:sz w:val="24"/>
           <w:lang w:val="en-US" w:eastAsia="zh-CN"/>
         </w:rPr>
-        <w:t>心理量表实体作为在线测试板块的主干，统筹管理各类专业心理健康测试问卷的表头介绍、归属类型及应用状态。该实体统率下的明细属性罗列为：问卷ID、问卷长标题、导语或问卷详细描述、问卷的当前发布状态、首次草稿创建时间以及内容终审更新时间。其发散状属性关联如图4-7所示。</w:t>
+        <w:t>心理量表实体作为在线测试板块的主干，统筹管理各类专业心理健康测试问卷的表头介绍、归属类型及应用状态。该实体统率下的明细属性罗列为：问卷ID、问卷长标题、导语或问卷详细描述、问卷的当前发布状态、首次草稿创建时间以及内容终审更新时间。其发散状属性关联如图4</w:t>
+      </w:r>
+      <w:r>
+        <w:rPr>
+          <w:rFonts w:hint="eastAsia"/>
+          <w:sz w:val="24"/>
+          <w:lang w:val="en-US" w:eastAsia="zh-CN"/>
+        </w:rPr>
+        <w:t>.</w:t>
+      </w:r>
+      <w:r>
+        <w:rPr>
+          <w:rFonts w:hint="default"/>
+          <w:sz w:val="24"/>
+          <w:lang w:val="en-US" w:eastAsia="zh-CN"/>
+        </w:rPr>
+        <w:t>7所示。</w:t>
       </w:r>
     </w:p>
     <w:p>
@@ -8015,7 +8155,23 @@
           <w:sz w:val="24"/>
           <w:lang w:val="en-US" w:eastAsia="zh-CN"/>
         </w:rPr>
-        <w:t>该实体安全留存大众历次参与专业量表作答终结后所生成的评估得分结果与系统深度评语结论。它由以下数个串联业务的关键属性构成：记录流水ID、答题用户的归属ID、所参与测试的问卷ID、评测核算总得分、简略的结果概述结论、深度的评估细则与建议长文本，以及测评执行完毕的确切交卷时间。它在系统内的属性架构体系如图4-8所示。</w:t>
+        <w:t>该实体安全留存大众历次参与专业量表作答终结后所生成的评估得分结果与系统深度评语结论。它由以下数个串联业务的关键属性构成：记录流水ID、答题用户的归属ID、所参与测试的问卷ID、评测核算总得分、简略的结果概述结论、深度的评估细则与建议长文本，以及测评执行完毕的确切交卷时间。它在系统内的属性架构体系如图4</w:t>
+      </w:r>
+      <w:r>
+        <w:rPr>
+          <w:rFonts w:hint="eastAsia"/>
+          <w:sz w:val="24"/>
+          <w:lang w:val="en-US" w:eastAsia="zh-CN"/>
+        </w:rPr>
+        <w:t>.</w:t>
+      </w:r>
+      <w:r>
+        <w:rPr>
+          <w:rFonts w:hint="default"/>
+          <w:sz w:val="24"/>
+          <w:lang w:val="en-US" w:eastAsia="zh-CN"/>
+        </w:rPr>
+        <w:t>8所示。</w:t>
       </w:r>
     </w:p>
     <w:p>
@@ -8059,7 +8215,23 @@
           <w:sz w:val="24"/>
           <w:lang w:val="en-US" w:eastAsia="zh-CN"/>
         </w:rPr>
-        <w:t>持久化储存大众访客在匿名互助社区内公开发布出去的树洞倾诉心得或探讨交流图文内容。构建此社区载体的底层参数属性涉及：发帖流水ID、发帖人用户ID、帖子主题头衔、图文正文内容区块、帖子归类目特征（如情感宣泄或经验分享等）、累计点赞人次数、总计曝光浏览量、帖子当前隐藏或公开状态，外加发帖与二次编辑的时间依据。其直观属性分支布局如图4-9所示。</w:t>
+        <w:t>持久化储存大众访客在匿名互助社区内公开发布出去的树洞倾诉心得或探讨交流图文内容。构建此社区载体的底层参数属性涉及：发帖流水ID、发帖人用户ID、帖子主题头衔、图文正文内容区块、帖子归类目特征（如情感宣泄或经验分享等）、累计点赞人次数、总计曝光浏览量、帖子当前隐藏或公开状态，外加发帖与二次编辑的时间依据。其直观属性分支布局如图4</w:t>
+      </w:r>
+      <w:r>
+        <w:rPr>
+          <w:rFonts w:hint="eastAsia"/>
+          <w:sz w:val="24"/>
+          <w:lang w:val="en-US" w:eastAsia="zh-CN"/>
+        </w:rPr>
+        <w:t>.</w:t>
+      </w:r>
+      <w:r>
+        <w:rPr>
+          <w:rFonts w:hint="default"/>
+          <w:sz w:val="24"/>
+          <w:lang w:val="en-US" w:eastAsia="zh-CN"/>
+        </w:rPr>
+        <w:t>9所示。</w:t>
       </w:r>
     </w:p>
     <w:p>
@@ -8103,7 +8275,23 @@
           <w:sz w:val="24"/>
           <w:lang w:val="en-US" w:eastAsia="zh-CN"/>
         </w:rPr>
-        <w:t>由系统级配置端提供，主要保存可供大众用户选择加载的AI心理陪聊专家的核心提示词及人设档案。它的底层装填属性丰富且具体，分别包括：虚拟角色专属ID、角色的外显称呼名称、人设形象图标Avatar、特定的破冰开场白引导语、厚重的虚拟角色人生经验背景、偏向性性格特点说明、极其严苛的对话底线禁忌法则约束，以及上下架启用标识和数据管理时间参数。关于此实体的各项元素属性如图4-10所示。</w:t>
+        <w:t>由系统级配置端提供，主要保存可供大众用户选择加载的AI心理陪聊专家的核心提示词及人设档案。它的底层装填属性丰富且具体，分别包括：虚拟角色专属ID、角色的外显称呼名称、人设形象图标Avatar、特定的破冰开场白引导语、厚重的虚拟角色人生经验背景、偏向性性格特点说明、极其严苛的对话底线禁忌法则约束，以及上下架启用标识和数据管理时间参数。关于此实体的各项元素属性如图4</w:t>
+      </w:r>
+      <w:r>
+        <w:rPr>
+          <w:rFonts w:hint="eastAsia"/>
+          <w:sz w:val="24"/>
+          <w:lang w:val="en-US" w:eastAsia="zh-CN"/>
+        </w:rPr>
+        <w:t>.</w:t>
+      </w:r>
+      <w:r>
+        <w:rPr>
+          <w:rFonts w:hint="default"/>
+          <w:sz w:val="24"/>
+          <w:lang w:val="en-US" w:eastAsia="zh-CN"/>
+        </w:rPr>
+        <w:t>10所示。</w:t>
       </w:r>
     </w:p>
     <w:p>
@@ -8147,7 +8335,23 @@
           <w:sz w:val="24"/>
           <w:lang w:val="en-US" w:eastAsia="zh-CN"/>
         </w:rPr>
-        <w:t>作为AI陪伴系统的主锚点，负责统领并串联起单个物理用户与特定虚拟AI角色之间展开的纵深在线交流对话箱。该实体涵盖的总括属性包含：会话追踪ID、参与交流的大众用户身份ID、系统借由大模型自动概括出的短精会话标题、正在连线的虚拟AI角色代理ID、聊天室的当前存续冻结状态，以及会话通道最初被开辟和最终被激活回复时的时间锚点。其会话框架属性体系如图4-11所示。</w:t>
+        <w:t>作为AI陪伴系统的主锚点，负责统领并串联起单个物理用户与特定虚拟AI角色之间展开的纵深在线交流对话箱。该实体涵盖的总括属性包含：会话追踪ID、参与交流的大众用户身份ID、系统借由大模型自动概括出的短精会话标题、正在连线的虚拟AI角色代理ID、聊天室的当前存续冻结状态，以及会话通道最初被开辟和最终被激活回复时的时间锚点。其会话框架属性体系如图4</w:t>
+      </w:r>
+      <w:r>
+        <w:rPr>
+          <w:rFonts w:hint="eastAsia"/>
+          <w:sz w:val="24"/>
+          <w:lang w:val="en-US" w:eastAsia="zh-CN"/>
+        </w:rPr>
+        <w:t>.</w:t>
+      </w:r>
+      <w:r>
+        <w:rPr>
+          <w:rFonts w:hint="default"/>
+          <w:sz w:val="24"/>
+          <w:lang w:val="en-US" w:eastAsia="zh-CN"/>
+        </w:rPr>
+        <w:t>11所示。</w:t>
       </w:r>
     </w:p>
     <w:p>
@@ -8191,7 +8395,23 @@
           <w:sz w:val="24"/>
           <w:lang w:val="en-US" w:eastAsia="zh-CN"/>
         </w:rPr>
-        <w:t>统一化管理系统书架上向外展示的诸如心理科普爆款文章、助眠白噪音音乐甚至冥想等辅助性质的多媒体干预素材。为了支撑多种介质类型展现，它的实体数据包含了：资源专属登记ID、资源的展示标题、资源承载物理种类（如图文、语音段落或视频流等）、文章类型所属的HTML正文源码区块、媒体资源外链URL地址、精美的资源展柜封面图URL地、方便搜索的散装短标签群、粗略简介描述、累计全网阅读听阅点击率量、资源是否可见的安全状态，及相关管理时间配置。其庞杂的多维属性架构逻辑如图4-12所示。</w:t>
+        <w:t>统一化管理系统书架上向外展示的诸如心理科普爆款文章、助眠白噪音音乐甚至冥想等辅助性质的多媒体干预素材。为了支撑多种介质类型展现，它的实体数据包含了：资源专属登记ID、资源的展示标题、资源承载物理种类（如图文、语音段落或视频流等）、文章类型所属的HTML正文源码区块、媒体资源外链URL地址、精美的资源展柜封面图URL地、方便搜索的散装短标签群、粗略简介描述、累计全网阅读听阅点击率量、资源是否可见的安全状态，及相关管理时间配置。其庞杂的多维属性架构逻辑如图4</w:t>
+      </w:r>
+      <w:r>
+        <w:rPr>
+          <w:rFonts w:hint="eastAsia"/>
+          <w:sz w:val="24"/>
+          <w:lang w:val="en-US" w:eastAsia="zh-CN"/>
+        </w:rPr>
+        <w:t>.</w:t>
+      </w:r>
+      <w:r>
+        <w:rPr>
+          <w:rFonts w:hint="default"/>
+          <w:sz w:val="24"/>
+          <w:lang w:val="en-US" w:eastAsia="zh-CN"/>
+        </w:rPr>
+        <w:t>12所示。</w:t>
       </w:r>
     </w:p>
     <w:p>
@@ -12547,12 +12767,6 @@
             <w:insideH w:val="none" w:color="auto" w:sz="0" w:space="0"/>
             <w:insideV w:val="none" w:color="auto" w:sz="0" w:space="0"/>
           </w:tblBorders>
-          <w:tblCellMar>
-            <w:top w:w="0" w:type="dxa"/>
-            <w:left w:w="108" w:type="dxa"/>
-            <w:bottom w:w="0" w:type="dxa"/>
-            <w:right w:w="108" w:type="dxa"/>
-          </w:tblCellMar>
         </w:tblPrEx>
         <w:tc>
           <w:tcPr>
@@ -20511,7 +20725,7 @@
                     </pic:cNvPicPr>
                   </pic:nvPicPr>
                   <pic:blipFill>
-                    <a:blip r:embed="rId23"/>
+                    <a:blip r:embed="rId24"/>
                     <a:stretch>
                       <a:fillRect/>
                     </a:stretch>
@@ -20647,7 +20861,7 @@
                     </pic:cNvPicPr>
                   </pic:nvPicPr>
                   <pic:blipFill>
-                    <a:blip r:embed="rId24"/>
+                    <a:blip r:embed="rId25"/>
                     <a:stretch>
                       <a:fillRect/>
                     </a:stretch>
@@ -20796,7 +21010,7 @@
                     </pic:cNvPicPr>
                   </pic:nvPicPr>
                   <pic:blipFill>
-                    <a:blip r:embed="rId25"/>
+                    <a:blip r:embed="rId26"/>
                     <a:stretch>
                       <a:fillRect/>
                     </a:stretch>
@@ -20947,7 +21161,7 @@
                     </pic:cNvPicPr>
                   </pic:nvPicPr>
                   <pic:blipFill>
-                    <a:blip r:embed="rId26"/>
+                    <a:blip r:embed="rId27"/>
                     <a:stretch>
                       <a:fillRect/>
                     </a:stretch>
@@ -21116,7 +21330,7 @@
                     </pic:cNvPicPr>
                   </pic:nvPicPr>
                   <pic:blipFill>
-                    <a:blip r:embed="rId27"/>
+                    <a:blip r:embed="rId28"/>
                     <a:stretch>
                       <a:fillRect/>
                     </a:stretch>
@@ -21267,7 +21481,7 @@
                     </pic:cNvPicPr>
                   </pic:nvPicPr>
                   <pic:blipFill>
-                    <a:blip r:embed="rId28"/>
+                    <a:blip r:embed="rId29"/>
                     <a:stretch>
                       <a:fillRect/>
                     </a:stretch>
@@ -21418,7 +21632,7 @@
                     </pic:cNvPicPr>
                   </pic:nvPicPr>
                   <pic:blipFill>
-                    <a:blip r:embed="rId29"/>
+                    <a:blip r:embed="rId30"/>
                     <a:stretch>
                       <a:fillRect/>
                     </a:stretch>
@@ -21554,15 +21768,13 @@
         </w:rPr>
         <w:t>说明：本章主要包括环境配置、主要界面、程序的流程图、代码设计等，但嵌入代码量不要超过一页。</w:t>
       </w:r>
-      <w:bookmarkStart w:id="127" w:name="_GoBack"/>
-      <w:bookmarkEnd w:id="127"/>
     </w:p>
     <w:p>
       <w:pPr>
         <w:pStyle w:val="3"/>
       </w:pPr>
-      <w:bookmarkStart w:id="68" w:name="_Toc335598669"/>
-      <w:bookmarkStart w:id="69" w:name="_Toc335598762"/>
+      <w:bookmarkStart w:id="68" w:name="_Toc335598762"/>
+      <w:bookmarkStart w:id="69" w:name="_Toc335598669"/>
       <w:bookmarkStart w:id="70" w:name="_Toc114840813"/>
       <w:r>
         <w:t>5.1</w:t>
@@ -21587,9 +21799,9 @@
       <w:pPr>
         <w:pStyle w:val="4"/>
       </w:pPr>
-      <w:bookmarkStart w:id="71" w:name="_Toc335598763"/>
-      <w:bookmarkStart w:id="72" w:name="_Toc335598670"/>
-      <w:bookmarkStart w:id="73" w:name="_Toc114840814"/>
+      <w:bookmarkStart w:id="71" w:name="_Toc335598670"/>
+      <w:bookmarkStart w:id="72" w:name="_Toc114840814"/>
+      <w:bookmarkStart w:id="73" w:name="_Toc335598763"/>
       <w:r>
         <w:t>5.1.1</w:t>
       </w:r>
@@ -22009,10 +22221,10 @@
         <w:pStyle w:val="4"/>
       </w:pPr>
       <w:bookmarkStart w:id="85" w:name="_Toc134862167"/>
-      <w:bookmarkStart w:id="86" w:name="_Toc188433608"/>
-      <w:bookmarkStart w:id="87" w:name="_Toc114840818"/>
-      <w:bookmarkStart w:id="88" w:name="_Toc335598674"/>
-      <w:bookmarkStart w:id="89" w:name="_Toc335598767"/>
+      <w:bookmarkStart w:id="86" w:name="_Toc335598767"/>
+      <w:bookmarkStart w:id="87" w:name="_Toc335598674"/>
+      <w:bookmarkStart w:id="88" w:name="_Toc114840818"/>
+      <w:bookmarkStart w:id="89" w:name="_Toc188433608"/>
       <w:r>
         <w:t>6.1.1</w:t>
       </w:r>
@@ -22143,9 +22355,9 @@
           <w:sz w:val="24"/>
         </w:rPr>
       </w:pPr>
-      <w:bookmarkStart w:id="90" w:name="_Toc188433609"/>
-      <w:bookmarkStart w:id="91" w:name="_Toc335598675"/>
-      <w:bookmarkStart w:id="92" w:name="_Toc335598768"/>
+      <w:bookmarkStart w:id="90" w:name="_Toc335598675"/>
+      <w:bookmarkStart w:id="91" w:name="_Toc335598768"/>
+      <w:bookmarkStart w:id="92" w:name="_Toc188433609"/>
     </w:p>
     <w:p>
       <w:pPr>

--- a/1-本科毕业设计（论文）参考格式【建议用Office软件打开】-信工学院(最终版).docx
+++ b/1-本科毕业设计（论文）参考格式【建议用Office软件打开】-信工学院(最终版).docx
@@ -6241,9 +6241,9 @@
         </w:rPr>
         <w:drawing>
           <wp:inline distT="0" distB="0" distL="114300" distR="114300">
-            <wp:extent cx="4706620" cy="5357495"/>
-            <wp:effectExtent l="0" t="0" r="17780" b="14605"/>
-            <wp:docPr id="3" name="图片 3" descr="客户端访问.drawio"/>
+            <wp:extent cx="4517390" cy="5146675"/>
+            <wp:effectExtent l="0" t="0" r="16510" b="15875"/>
+            <wp:docPr id="33" name="图片 33" descr="客户端.drawio"/>
             <wp:cNvGraphicFramePr>
               <a:graphicFrameLocks xmlns:a="http://schemas.openxmlformats.org/drawingml/2006/main" noChangeAspect="1"/>
             </wp:cNvGraphicFramePr>
@@ -6251,13 +6251,19 @@
               <a:graphicData uri="http://schemas.openxmlformats.org/drawingml/2006/picture">
                 <pic:pic xmlns:pic="http://schemas.openxmlformats.org/drawingml/2006/picture">
                   <pic:nvPicPr>
-                    <pic:cNvPr id="3" name="图片 3" descr="客户端访问.drawio"/>
+                    <pic:cNvPr id="33" name="图片 33" descr="客户端.drawio"/>
                     <pic:cNvPicPr>
                       <a:picLocks noChangeAspect="1"/>
                     </pic:cNvPicPr>
                   </pic:nvPicPr>
                   <pic:blipFill>
-                    <a:blip r:embed="rId15"/>
+                    <a:blip r:embed="rId15">
+                      <a:extLst>
+                        <a:ext uri="{96DAC541-7B7A-43D3-8B79-37D633B846F1}">
+                          <asvg:svgBlip xmlns:asvg="http://schemas.microsoft.com/office/drawing/2016/SVG/main" r:embed="rId16"/>
+                        </a:ext>
+                      </a:extLst>
+                    </a:blip>
                     <a:stretch>
                       <a:fillRect/>
                     </a:stretch>
@@ -6265,7 +6271,7 @@
                   <pic:spPr>
                     <a:xfrm>
                       <a:off x="0" y="0"/>
-                      <a:ext cx="4706620" cy="5357495"/>
+                      <a:ext cx="4517390" cy="5146675"/>
                     </a:xfrm>
                     <a:prstGeom prst="rect">
                       <a:avLst/>
@@ -6425,9 +6431,9 @@
         </w:rPr>
         <w:drawing>
           <wp:inline distT="0" distB="0" distL="114300" distR="114300">
-            <wp:extent cx="3136265" cy="6720205"/>
-            <wp:effectExtent l="0" t="0" r="6985" b="4445"/>
-            <wp:docPr id="4" name="图片 4" descr="心理测评.drawio"/>
+            <wp:extent cx="3162300" cy="6765290"/>
+            <wp:effectExtent l="0" t="0" r="0" b="16510"/>
+            <wp:docPr id="34" name="图片 34" descr="心理测评.drawio"/>
             <wp:cNvGraphicFramePr>
               <a:graphicFrameLocks xmlns:a="http://schemas.openxmlformats.org/drawingml/2006/main" noChangeAspect="1"/>
             </wp:cNvGraphicFramePr>
@@ -6435,13 +6441,19 @@
               <a:graphicData uri="http://schemas.openxmlformats.org/drawingml/2006/picture">
                 <pic:pic xmlns:pic="http://schemas.openxmlformats.org/drawingml/2006/picture">
                   <pic:nvPicPr>
-                    <pic:cNvPr id="4" name="图片 4" descr="心理测评.drawio"/>
+                    <pic:cNvPr id="34" name="图片 34" descr="心理测评.drawio"/>
                     <pic:cNvPicPr>
                       <a:picLocks noChangeAspect="1"/>
                     </pic:cNvPicPr>
                   </pic:nvPicPr>
                   <pic:blipFill>
-                    <a:blip r:embed="rId16"/>
+                    <a:blip r:embed="rId17">
+                      <a:extLst>
+                        <a:ext uri="{96DAC541-7B7A-43D3-8B79-37D633B846F1}">
+                          <asvg:svgBlip xmlns:asvg="http://schemas.microsoft.com/office/drawing/2016/SVG/main" r:embed="rId18"/>
+                        </a:ext>
+                      </a:extLst>
+                    </a:blip>
                     <a:stretch>
                       <a:fillRect/>
                     </a:stretch>
@@ -6449,7 +6461,7 @@
                   <pic:spPr>
                     <a:xfrm>
                       <a:off x="0" y="0"/>
-                      <a:ext cx="3136265" cy="6720205"/>
+                      <a:ext cx="3162300" cy="6765290"/>
                     </a:xfrm>
                     <a:prstGeom prst="rect">
                       <a:avLst/>
@@ -6668,9 +6680,9 @@
         </w:rPr>
         <w:drawing>
           <wp:inline distT="0" distB="0" distL="114300" distR="114300">
-            <wp:extent cx="5518785" cy="1441450"/>
-            <wp:effectExtent l="0" t="0" r="5715" b="6350"/>
-            <wp:docPr id="5" name="图片 5" descr="大众用户功能.drawio"/>
+            <wp:extent cx="5513705" cy="1440180"/>
+            <wp:effectExtent l="0" t="0" r="10795" b="7620"/>
+            <wp:docPr id="37" name="图片 37" descr="平台大众"/>
             <wp:cNvGraphicFramePr>
               <a:graphicFrameLocks xmlns:a="http://schemas.openxmlformats.org/drawingml/2006/main" noChangeAspect="1"/>
             </wp:cNvGraphicFramePr>
@@ -6678,13 +6690,13 @@
               <a:graphicData uri="http://schemas.openxmlformats.org/drawingml/2006/picture">
                 <pic:pic xmlns:pic="http://schemas.openxmlformats.org/drawingml/2006/picture">
                   <pic:nvPicPr>
-                    <pic:cNvPr id="5" name="图片 5" descr="大众用户功能.drawio"/>
+                    <pic:cNvPr id="37" name="图片 37" descr="平台大众"/>
                     <pic:cNvPicPr>
                       <a:picLocks noChangeAspect="1"/>
                     </pic:cNvPicPr>
                   </pic:nvPicPr>
                   <pic:blipFill>
-                    <a:blip r:embed="rId17"/>
+                    <a:blip r:embed="rId19"/>
                     <a:stretch>
                       <a:fillRect/>
                     </a:stretch>
@@ -6692,7 +6704,7 @@
                   <pic:spPr>
                     <a:xfrm>
                       <a:off x="0" y="0"/>
-                      <a:ext cx="5518785" cy="1441450"/>
+                      <a:ext cx="5513705" cy="1440180"/>
                     </a:xfrm>
                     <a:prstGeom prst="rect">
                       <a:avLst/>
@@ -6928,9 +6940,9 @@
         </w:rPr>
         <w:drawing>
           <wp:inline distT="0" distB="0" distL="114300" distR="114300">
-            <wp:extent cx="5515610" cy="2696210"/>
-            <wp:effectExtent l="0" t="0" r="8890" b="8890"/>
-            <wp:docPr id="6" name="图片 6" descr="管理员权限.drawio"/>
+            <wp:extent cx="5518150" cy="2693670"/>
+            <wp:effectExtent l="0" t="0" r="6350" b="11430"/>
+            <wp:docPr id="38" name="图片 38" descr="管理员"/>
             <wp:cNvGraphicFramePr>
               <a:graphicFrameLocks xmlns:a="http://schemas.openxmlformats.org/drawingml/2006/main" noChangeAspect="1"/>
             </wp:cNvGraphicFramePr>
@@ -6938,13 +6950,13 @@
               <a:graphicData uri="http://schemas.openxmlformats.org/drawingml/2006/picture">
                 <pic:pic xmlns:pic="http://schemas.openxmlformats.org/drawingml/2006/picture">
                   <pic:nvPicPr>
-                    <pic:cNvPr id="6" name="图片 6" descr="管理员权限.drawio"/>
+                    <pic:cNvPr id="38" name="图片 38" descr="管理员"/>
                     <pic:cNvPicPr>
                       <a:picLocks noChangeAspect="1"/>
                     </pic:cNvPicPr>
                   </pic:nvPicPr>
                   <pic:blipFill>
-                    <a:blip r:embed="rId18"/>
+                    <a:blip r:embed="rId20"/>
                     <a:stretch>
                       <a:fillRect/>
                     </a:stretch>
@@ -6952,7 +6964,7 @@
                   <pic:spPr>
                     <a:xfrm>
                       <a:off x="0" y="0"/>
-                      <a:ext cx="5515610" cy="2696210"/>
+                      <a:ext cx="5518150" cy="2693670"/>
                     </a:xfrm>
                     <a:prstGeom prst="rect">
                       <a:avLst/>
@@ -7285,9 +7297,9 @@
         </w:rPr>
         <w:drawing>
           <wp:inline distT="0" distB="0" distL="114300" distR="114300">
-            <wp:extent cx="5160010" cy="6205855"/>
-            <wp:effectExtent l="0" t="0" r="2540" b="4445"/>
-            <wp:docPr id="10" name="图片 10" descr="系统技术架构分层体系示意图.drawio"/>
+            <wp:extent cx="5146675" cy="6176010"/>
+            <wp:effectExtent l="0" t="0" r="15875" b="15240"/>
+            <wp:docPr id="40" name="图片 40" descr="系统架构"/>
             <wp:cNvGraphicFramePr>
               <a:graphicFrameLocks xmlns:a="http://schemas.openxmlformats.org/drawingml/2006/main" noChangeAspect="1"/>
             </wp:cNvGraphicFramePr>
@@ -7295,290 +7307,7 @@
               <a:graphicData uri="http://schemas.openxmlformats.org/drawingml/2006/picture">
                 <pic:pic xmlns:pic="http://schemas.openxmlformats.org/drawingml/2006/picture">
                   <pic:nvPicPr>
-                    <pic:cNvPr id="10" name="图片 10" descr="系统技术架构分层体系示意图.drawio"/>
-                    <pic:cNvPicPr>
-                      <a:picLocks noChangeAspect="1"/>
-                    </pic:cNvPicPr>
-                  </pic:nvPicPr>
-                  <pic:blipFill>
-                    <a:blip r:embed="rId19"/>
-                    <a:stretch>
-                      <a:fillRect/>
-                    </a:stretch>
-                  </pic:blipFill>
-                  <pic:spPr>
-                    <a:xfrm>
-                      <a:off x="0" y="0"/>
-                      <a:ext cx="5160010" cy="6205855"/>
-                    </a:xfrm>
-                    <a:prstGeom prst="rect">
-                      <a:avLst/>
-                    </a:prstGeom>
-                  </pic:spPr>
-                </pic:pic>
-              </a:graphicData>
-            </a:graphic>
-          </wp:inline>
-        </w:drawing>
-      </w:r>
-    </w:p>
-    <w:p>
-      <w:pPr>
-        <w:spacing w:line="360" w:lineRule="auto"/>
-        <w:ind w:firstLine="6" w:firstLineChars="3"/>
-        <w:jc w:val="center"/>
-        <w:rPr>
-          <w:rFonts w:hint="eastAsia"/>
-          <w:szCs w:val="21"/>
-          <w:lang w:val="en-US" w:eastAsia="zh-CN"/>
-        </w:rPr>
-      </w:pPr>
-      <w:r>
-        <w:rPr>
-          <w:rFonts w:hint="eastAsia"/>
-          <w:szCs w:val="21"/>
-          <w:lang w:val="en-US" w:eastAsia="zh-CN"/>
-        </w:rPr>
-        <w:t>图 4.1 系统技术架构分层体系示意图</w:t>
-      </w:r>
-    </w:p>
-    <w:p>
-      <w:pPr>
-        <w:ind w:firstLine="6" w:firstLineChars="3"/>
-        <w:jc w:val="right"/>
-        <w:rPr>
-          <w:rFonts w:hint="eastAsia" w:eastAsia="宋体"/>
-          <w:sz w:val="24"/>
-          <w:lang w:eastAsia="zh-CN"/>
-        </w:rPr>
-      </w:pPr>
-      <w:r>
-        <w:rPr>
-          <w:rFonts w:hint="eastAsia"/>
-          <w:szCs w:val="18"/>
-        </w:rPr>
-        <w:t>图片来源：自制</w:t>
-      </w:r>
-    </w:p>
-    <w:p>
-      <w:pPr>
-        <w:pStyle w:val="25"/>
-        <w:spacing w:after="0" w:line="360" w:lineRule="auto"/>
-        <w:ind w:firstLine="480" w:firstLineChars="200"/>
-        <w:rPr>
-          <w:rFonts w:hint="eastAsia"/>
-          <w:sz w:val="24"/>
-          <w:lang w:eastAsia="zh-CN"/>
-        </w:rPr>
-      </w:pPr>
-      <w:r>
-        <w:rPr>
-          <w:sz w:val="24"/>
-        </w:rPr>
-        <w:t>系统自上而下被严密划分为前端展现交互层、控制逻辑拦截层、业务服务执行层、数据访问提取层以及位于根基位置的底层关系型数据库。处于外围系统边界的前端呈现层通过浏览器承接求助者的各类操作，利用异步网络请求包与后方控制中枢进行精准的双向数据交互。后端的控制逻辑层在拦截并解析指令后，会将复杂的分数算法及鉴权真伪校验任务全权委托给业务服务层处理。面对诸如长期留痕存储或多维心理历史档案的穿透提取需求时，该业务层便会直接召唤深层数据访问机制，桥接 MySQL 底层表单库完成高并发下的安全落盘封存。这种界限分明的分层拆分手段，不仅大幅提升了系统抵御安全风险的抗击打强度，同时也极其便利于后续程序的修补与升级。</w:t>
-      </w:r>
-    </w:p>
-    <w:p>
-      <w:pPr>
-        <w:spacing w:line="360" w:lineRule="auto"/>
-        <w:ind w:firstLine="6" w:firstLineChars="3"/>
-        <w:jc w:val="both"/>
-        <w:rPr>
-          <w:rFonts w:hint="eastAsia"/>
-          <w:szCs w:val="21"/>
-          <w:lang w:val="en-US" w:eastAsia="zh-CN"/>
-        </w:rPr>
-      </w:pPr>
-    </w:p>
-    <w:bookmarkEnd w:id="56"/>
-    <w:bookmarkEnd w:id="57"/>
-    <w:bookmarkEnd w:id="58"/>
-    <w:p>
-      <w:pPr>
-        <w:pStyle w:val="4"/>
-        <w:rPr>
-          <w:rFonts w:hint="default"/>
-        </w:rPr>
-      </w:pPr>
-      <w:bookmarkStart w:id="59" w:name="_Toc335598665"/>
-      <w:bookmarkStart w:id="60" w:name="_Toc335598758"/>
-      <w:r>
-        <w:rPr>
-          <w:rFonts w:hint="default"/>
-        </w:rPr>
-        <w:t>4.1.2 平台功能模块划分</w:t>
-      </w:r>
-    </w:p>
-    <w:p>
-      <w:pPr>
-        <w:pStyle w:val="25"/>
-        <w:spacing w:after="0" w:line="360" w:lineRule="auto"/>
-        <w:ind w:firstLine="480" w:firstLineChars="200"/>
-        <w:rPr>
-          <w:sz w:val="24"/>
-          <w:lang w:val="en-US" w:eastAsia="zh-CN"/>
-        </w:rPr>
-      </w:pPr>
-      <w:bookmarkStart w:id="61" w:name="_Toc114840809"/>
-      <w:r>
-        <w:rPr>
-          <w:sz w:val="24"/>
-          <w:lang w:val="en-US" w:eastAsia="zh-CN"/>
-        </w:rPr>
-        <w:t>在宏观应用功能的块面切割思路上，面向承载海量访客的大众客户端侧，系统细致装配了用于验证身份的注册登录模块、囊括减压图文与白噪音的数字资源阅览区、支持抑郁焦虑等权威量表评测考核的打分中心、供访客无压宣泄情绪的匿名互助论坛墙，以及独具特色的 AI 虚拟心理伴侣通道，其大众端服务模块平铺发散结构，如图4.2所示。</w:t>
-      </w:r>
-    </w:p>
-    <w:p>
-      <w:pPr>
-        <w:pStyle w:val="25"/>
-        <w:spacing w:after="0" w:line="360" w:lineRule="auto"/>
-        <w:jc w:val="center"/>
-        <w:rPr>
-          <w:sz w:val="24"/>
-          <w:lang w:val="en-US" w:eastAsia="zh-CN"/>
-        </w:rPr>
-      </w:pPr>
-      <w:r>
-        <w:rPr>
-          <w:sz w:val="24"/>
-          <w:lang w:val="en-US" w:eastAsia="zh-CN"/>
-        </w:rPr>
-        <w:drawing>
-          <wp:inline distT="0" distB="0" distL="114300" distR="114300">
-            <wp:extent cx="5513070" cy="821055"/>
-            <wp:effectExtent l="0" t="0" r="11430" b="17145"/>
-            <wp:docPr id="11" name="图片 11" descr="平台大众端功能模块横向结构图.drawio"/>
-            <wp:cNvGraphicFramePr>
-              <a:graphicFrameLocks xmlns:a="http://schemas.openxmlformats.org/drawingml/2006/main" noChangeAspect="1"/>
-            </wp:cNvGraphicFramePr>
-            <a:graphic xmlns:a="http://schemas.openxmlformats.org/drawingml/2006/main">
-              <a:graphicData uri="http://schemas.openxmlformats.org/drawingml/2006/picture">
-                <pic:pic xmlns:pic="http://schemas.openxmlformats.org/drawingml/2006/picture">
-                  <pic:nvPicPr>
-                    <pic:cNvPr id="11" name="图片 11" descr="平台大众端功能模块横向结构图.drawio"/>
-                    <pic:cNvPicPr>
-                      <a:picLocks noChangeAspect="1"/>
-                    </pic:cNvPicPr>
-                  </pic:nvPicPr>
-                  <pic:blipFill>
-                    <a:blip r:embed="rId20"/>
-                    <a:stretch>
-                      <a:fillRect/>
-                    </a:stretch>
-                  </pic:blipFill>
-                  <pic:spPr>
-                    <a:xfrm>
-                      <a:off x="0" y="0"/>
-                      <a:ext cx="5513070" cy="821055"/>
-                    </a:xfrm>
-                    <a:prstGeom prst="rect">
-                      <a:avLst/>
-                    </a:prstGeom>
-                  </pic:spPr>
-                </pic:pic>
-              </a:graphicData>
-            </a:graphic>
-          </wp:inline>
-        </w:drawing>
-      </w:r>
-    </w:p>
-    <w:p>
-      <w:pPr>
-        <w:spacing w:line="360" w:lineRule="auto"/>
-        <w:ind w:firstLine="6" w:firstLineChars="3"/>
-        <w:jc w:val="center"/>
-        <w:rPr>
-          <w:rFonts w:hint="eastAsia"/>
-          <w:szCs w:val="21"/>
-          <w:lang w:val="en-US" w:eastAsia="zh-CN"/>
-        </w:rPr>
-      </w:pPr>
-      <w:r>
-        <w:rPr>
-          <w:rFonts w:hint="default"/>
-          <w:szCs w:val="21"/>
-          <w:lang w:val="en-US" w:eastAsia="zh-CN"/>
-        </w:rPr>
-        <w:t>图 4.2 平台大众端功能模块图</w:t>
-      </w:r>
-    </w:p>
-    <w:p>
-      <w:pPr>
-        <w:ind w:firstLine="6" w:firstLineChars="3"/>
-        <w:jc w:val="right"/>
-        <w:rPr>
-          <w:rFonts w:hint="eastAsia"/>
-          <w:szCs w:val="18"/>
-        </w:rPr>
-      </w:pPr>
-      <w:r>
-        <w:rPr>
-          <w:rFonts w:hint="eastAsia"/>
-          <w:szCs w:val="18"/>
-        </w:rPr>
-        <w:t>图片来源：自制</w:t>
-      </w:r>
-    </w:p>
-    <w:p>
-      <w:pPr>
-        <w:ind w:firstLine="6" w:firstLineChars="3"/>
-        <w:jc w:val="right"/>
-        <w:rPr>
-          <w:rFonts w:hint="eastAsia"/>
-          <w:szCs w:val="18"/>
-          <w:lang w:val="en-US" w:eastAsia="zh-CN"/>
-        </w:rPr>
-      </w:pPr>
-    </w:p>
-    <w:p>
-      <w:pPr>
-        <w:pStyle w:val="25"/>
-        <w:spacing w:after="0" w:line="360" w:lineRule="auto"/>
-        <w:ind w:firstLine="480" w:firstLineChars="200"/>
-        <w:jc w:val="left"/>
-        <w:rPr>
-          <w:sz w:val="24"/>
-          <w:lang w:val="en-US" w:eastAsia="zh-CN"/>
-        </w:rPr>
-      </w:pPr>
-      <w:r>
-        <w:rPr>
-          <w:sz w:val="24"/>
-          <w:lang w:val="en-US" w:eastAsia="zh-CN"/>
-        </w:rPr>
-        <w:t>相对而言的系统总后台控制端，内控区不仅构筑了能够探知服务器吞吐负载表现的大盘监控仪表板，还装配了可针对高危消极贴文执行一键隔离下架的干预开关，并专门为管理员预留了用以完善新增量表题库及润色 AI 拟真人设背景语料素材的深层操作端点，其系统内控侧维护模块横截面结构，如图4.3所示。</w:t>
-      </w:r>
-    </w:p>
-    <w:p>
-      <w:pPr>
-        <w:pStyle w:val="25"/>
-        <w:spacing w:after="0" w:line="360" w:lineRule="auto"/>
-        <w:jc w:val="left"/>
-        <w:rPr>
-          <w:rFonts w:hint="eastAsia"/>
-          <w:sz w:val="24"/>
-          <w:lang w:val="en-US" w:eastAsia="zh-CN"/>
-        </w:rPr>
-      </w:pPr>
-      <w:r>
-        <w:rPr>
-          <w:rFonts w:hint="eastAsia"/>
-          <w:sz w:val="24"/>
-          <w:lang w:val="en-US" w:eastAsia="zh-CN"/>
-        </w:rPr>
-        <w:drawing>
-          <wp:inline distT="0" distB="0" distL="114300" distR="114300">
-            <wp:extent cx="5517515" cy="820420"/>
-            <wp:effectExtent l="0" t="0" r="6985" b="17780"/>
-            <wp:docPr id="12" name="图片 12" descr="平台内控管理端功能模块横向结构图.drawio"/>
-            <wp:cNvGraphicFramePr>
-              <a:graphicFrameLocks xmlns:a="http://schemas.openxmlformats.org/drawingml/2006/main" noChangeAspect="1"/>
-            </wp:cNvGraphicFramePr>
-            <a:graphic xmlns:a="http://schemas.openxmlformats.org/drawingml/2006/main">
-              <a:graphicData uri="http://schemas.openxmlformats.org/drawingml/2006/picture">
-                <pic:pic xmlns:pic="http://schemas.openxmlformats.org/drawingml/2006/picture">
-                  <pic:nvPicPr>
-                    <pic:cNvPr id="12" name="图片 12" descr="平台内控管理端功能模块横向结构图.drawio"/>
+                    <pic:cNvPr id="40" name="图片 40" descr="系统架构"/>
                     <pic:cNvPicPr>
                       <a:picLocks noChangeAspect="1"/>
                     </pic:cNvPicPr>
@@ -7592,7 +7321,7 @@
                   <pic:spPr>
                     <a:xfrm>
                       <a:off x="0" y="0"/>
-                      <a:ext cx="5517515" cy="820420"/>
+                      <a:ext cx="5146675" cy="6176010"/>
                     </a:xfrm>
                     <a:prstGeom prst="rect">
                       <a:avLst/>
@@ -7622,7 +7351,7 @@
           <w:szCs w:val="21"/>
           <w:lang w:val="en-US" w:eastAsia="zh-CN"/>
         </w:rPr>
-        <w:t>图 4.3 平台内控管理端功能模块图</w:t>
+        <w:t>图 4.1 系统技术架构分层体系示意图</w:t>
       </w:r>
     </w:p>
     <w:p>
@@ -7630,63 +7359,17 @@
         <w:ind w:firstLine="6" w:firstLineChars="3"/>
         <w:jc w:val="right"/>
         <w:rPr>
+          <w:rFonts w:hint="eastAsia" w:eastAsia="宋体"/>
+          <w:sz w:val="24"/>
+          <w:lang w:eastAsia="zh-CN"/>
+        </w:rPr>
+      </w:pPr>
+      <w:r>
+        <w:rPr>
           <w:rFonts w:hint="eastAsia"/>
           <w:szCs w:val="18"/>
-          <w:lang w:val="en-US" w:eastAsia="zh-CN"/>
-        </w:rPr>
-      </w:pPr>
-      <w:r>
-        <w:rPr>
-          <w:rFonts w:hint="eastAsia"/>
-          <w:szCs w:val="18"/>
         </w:rPr>
         <w:t>图片来源：自制</w:t>
-      </w:r>
-    </w:p>
-    <w:p>
-      <w:pPr>
-        <w:pStyle w:val="25"/>
-        <w:spacing w:after="0" w:line="360" w:lineRule="auto"/>
-        <w:ind w:left="0" w:leftChars="0" w:firstLine="0" w:firstLineChars="0"/>
-        <w:jc w:val="left"/>
-        <w:rPr>
-          <w:rFonts w:hint="eastAsia"/>
-          <w:sz w:val="24"/>
-          <w:lang w:val="en-US" w:eastAsia="zh-CN"/>
-        </w:rPr>
-      </w:pPr>
-    </w:p>
-    <w:bookmarkEnd w:id="59"/>
-    <w:bookmarkEnd w:id="60"/>
-    <w:bookmarkEnd w:id="61"/>
-    <w:p>
-      <w:pPr>
-        <w:pStyle w:val="3"/>
-        <w:rPr>
-          <w:rFonts w:hint="default"/>
-        </w:rPr>
-      </w:pPr>
-      <w:bookmarkStart w:id="62" w:name="_Toc335598666"/>
-      <w:bookmarkStart w:id="63" w:name="_Toc335598759"/>
-      <w:r>
-        <w:rPr>
-          <w:rFonts w:hint="default"/>
-        </w:rPr>
-        <w:t>4.2 数据库系统设计</w:t>
-      </w:r>
-    </w:p>
-    <w:p>
-      <w:pPr>
-        <w:pStyle w:val="4"/>
-        <w:rPr>
-          <w:rFonts w:hint="default"/>
-        </w:rPr>
-      </w:pPr>
-      <w:r>
-        <w:rPr>
-          <w:rFonts w:hint="default"/>
-        </w:rPr>
-        <w:t>4.2.1 数据库 E-R 概念结构图</w:t>
       </w:r>
     </w:p>
     <w:p>
@@ -7695,39 +7378,88 @@
         <w:spacing w:after="0" w:line="360" w:lineRule="auto"/>
         <w:ind w:firstLine="480" w:firstLineChars="200"/>
         <w:rPr>
-          <w:sz w:val="24"/>
-        </w:rPr>
-      </w:pPr>
-      <w:r>
-        <w:rPr>
-          <w:sz w:val="24"/>
-        </w:rPr>
-        <w:t>要想将前述复杂的业务流转诉求真正落地成型，系统首先必须要去在概念数据模型（CDM）阶段把各个关键参与实体以及它们相互之间的依附关系给明确刻画出来。通过在全局视角下审视心理干预主线流程中的主体、动作与结果数据，平台整体的实体-联系（E-R）关系图展示了这套从建档、测试、交互直到归档打分的宏命令拓扑结构，其全局体系如图4.4所示。</w:t>
+          <w:rFonts w:hint="eastAsia"/>
+          <w:sz w:val="24"/>
+          <w:lang w:eastAsia="zh-CN"/>
+        </w:rPr>
+      </w:pPr>
+      <w:r>
+        <w:rPr>
+          <w:sz w:val="24"/>
+        </w:rPr>
+        <w:t>系统自上而下被严密划分为前端展现交互层、控制逻辑拦截层、业务服务执行层、数据访问提取层以及位于根基位置的底层关系型数据库。处于外围系统边界的前端呈现层通过浏览器承接求助者的各类操作，利用异步网络请求包与后方控制中枢进行精准的双向数据交互。后端的控制逻辑层在拦截并解析指令后，会将复杂的分数算法及鉴权真伪校验任务全权委托给业务服务层处理。面对诸如长期留痕存储或多维心理历史档案的穿透提取需求时，该业务层便会直接召唤深层数据访问机制，桥接 MySQL 底层表单库完成高并发下的安全落盘封存。这种界限分明的分层拆分手段，不仅大幅提升了系统抵御安全风险的抗击打强度，同时也极其便利于后续程序的修补与升级。</w:t>
+      </w:r>
+    </w:p>
+    <w:p>
+      <w:pPr>
+        <w:spacing w:line="360" w:lineRule="auto"/>
+        <w:ind w:firstLine="6" w:firstLineChars="3"/>
+        <w:jc w:val="both"/>
+        <w:rPr>
+          <w:rFonts w:hint="eastAsia"/>
+          <w:szCs w:val="21"/>
+          <w:lang w:val="en-US" w:eastAsia="zh-CN"/>
+        </w:rPr>
+      </w:pPr>
+    </w:p>
+    <w:bookmarkEnd w:id="56"/>
+    <w:bookmarkEnd w:id="57"/>
+    <w:bookmarkEnd w:id="58"/>
+    <w:p>
+      <w:pPr>
+        <w:pStyle w:val="4"/>
+        <w:rPr>
+          <w:rFonts w:hint="default"/>
+        </w:rPr>
+      </w:pPr>
+      <w:bookmarkStart w:id="59" w:name="_Toc335598665"/>
+      <w:bookmarkStart w:id="60" w:name="_Toc335598758"/>
+      <w:r>
+        <w:rPr>
+          <w:rFonts w:hint="default"/>
+        </w:rPr>
+        <w:t>4.1.2 平台功能模块划分</w:t>
       </w:r>
     </w:p>
     <w:p>
       <w:pPr>
         <w:pStyle w:val="25"/>
         <w:spacing w:after="0" w:line="360" w:lineRule="auto"/>
-        <w:ind w:left="0" w:leftChars="0" w:firstLine="0" w:firstLineChars="0"/>
+        <w:ind w:firstLine="480" w:firstLineChars="200"/>
+        <w:rPr>
+          <w:sz w:val="24"/>
+          <w:lang w:val="en-US" w:eastAsia="zh-CN"/>
+        </w:rPr>
+      </w:pPr>
+      <w:bookmarkStart w:id="61" w:name="_Toc114840809"/>
+      <w:r>
+        <w:rPr>
+          <w:sz w:val="24"/>
+          <w:lang w:val="en-US" w:eastAsia="zh-CN"/>
+        </w:rPr>
+        <w:t>在宏观应用功能的块面切割思路上，面向承载海量访客的大众客户端侧，系统细致装配了用于验证身份的注册登录模块、囊括减压图文与白噪音的数字资源阅览区、支持抑郁焦虑等权威量表评测考核的打分中心、供访客无压宣泄情绪的匿名互助论坛墙，以及独具特色的 AI 虚拟心理伴侣通道，其大众端服务模块平铺发散结构，如图4.2所示。</w:t>
+      </w:r>
+    </w:p>
+    <w:p>
+      <w:pPr>
+        <w:pStyle w:val="25"/>
+        <w:spacing w:after="0" w:line="360" w:lineRule="auto"/>
         <w:jc w:val="center"/>
         <w:rPr>
-          <w:rFonts w:hint="eastAsia" w:eastAsia="宋体"/>
-          <w:sz w:val="24"/>
-          <w:lang w:eastAsia="zh-CN"/>
-        </w:rPr>
-      </w:pPr>
-      <w:r>
-        <w:rPr>
-          <w:rFonts w:hint="eastAsia" w:eastAsia="宋体"/>
-          <w:sz w:val="24"/>
-          <w:lang w:eastAsia="zh-CN"/>
+          <w:sz w:val="24"/>
+          <w:lang w:val="en-US" w:eastAsia="zh-CN"/>
+        </w:rPr>
+      </w:pPr>
+      <w:r>
+        <w:rPr>
+          <w:sz w:val="24"/>
+          <w:lang w:val="en-US" w:eastAsia="zh-CN"/>
         </w:rPr>
         <w:drawing>
           <wp:inline distT="0" distB="0" distL="114300" distR="114300">
-            <wp:extent cx="5507355" cy="1922145"/>
-            <wp:effectExtent l="0" t="0" r="17145" b="1905"/>
-            <wp:docPr id="2" name="图片 2" descr="全局e-r图.drawio"/>
+            <wp:extent cx="5508625" cy="816610"/>
+            <wp:effectExtent l="0" t="0" r="15875" b="2540"/>
+            <wp:docPr id="41" name="图片 41" descr="平台大众功能.drawio"/>
             <wp:cNvGraphicFramePr>
               <a:graphicFrameLocks xmlns:a="http://schemas.openxmlformats.org/drawingml/2006/main" noChangeAspect="1"/>
             </wp:cNvGraphicFramePr>
@@ -7735,13 +7467,19 @@
               <a:graphicData uri="http://schemas.openxmlformats.org/drawingml/2006/picture">
                 <pic:pic xmlns:pic="http://schemas.openxmlformats.org/drawingml/2006/picture">
                   <pic:nvPicPr>
-                    <pic:cNvPr id="2" name="图片 2" descr="全局e-r图.drawio"/>
+                    <pic:cNvPr id="41" name="图片 41" descr="平台大众功能.drawio"/>
                     <pic:cNvPicPr>
                       <a:picLocks noChangeAspect="1"/>
                     </pic:cNvPicPr>
                   </pic:nvPicPr>
                   <pic:blipFill>
-                    <a:blip r:embed="rId22"/>
+                    <a:blip r:embed="rId22">
+                      <a:extLst>
+                        <a:ext uri="{96DAC541-7B7A-43D3-8B79-37D633B846F1}">
+                          <asvg:svgBlip xmlns:asvg="http://schemas.microsoft.com/office/drawing/2016/SVG/main" r:embed="rId23"/>
+                        </a:ext>
+                      </a:extLst>
+                    </a:blip>
                     <a:stretch>
                       <a:fillRect/>
                     </a:stretch>
@@ -7749,7 +7487,7 @@
                   <pic:spPr>
                     <a:xfrm>
                       <a:off x="0" y="0"/>
-                      <a:ext cx="5507355" cy="1922145"/>
+                      <a:ext cx="5508625" cy="816610"/>
                     </a:xfrm>
                     <a:prstGeom prst="rect">
                       <a:avLst/>
@@ -7775,11 +7513,11 @@
       </w:pPr>
       <w:r>
         <w:rPr>
-          <w:rFonts w:hint="eastAsia"/>
+          <w:rFonts w:hint="default"/>
           <w:szCs w:val="21"/>
           <w:lang w:val="en-US" w:eastAsia="zh-CN"/>
         </w:rPr>
-        <w:t>图 4.4 数据库全局E-R图</w:t>
+        <w:t>图 4.2 平台大众端功能模块图</w:t>
       </w:r>
     </w:p>
     <w:p>
@@ -7806,7 +7544,7 @@
         <w:rPr>
           <w:rFonts w:hint="eastAsia"/>
           <w:szCs w:val="18"/>
-          <w:lang w:eastAsia="zh-CN"/>
+          <w:lang w:val="en-US" w:eastAsia="zh-CN"/>
         </w:rPr>
       </w:pPr>
     </w:p>
@@ -7815,91 +7553,43 @@
         <w:pStyle w:val="25"/>
         <w:spacing w:after="0" w:line="360" w:lineRule="auto"/>
         <w:ind w:firstLine="480" w:firstLineChars="200"/>
-        <w:rPr>
-          <w:rFonts w:hint="default"/>
-          <w:sz w:val="24"/>
-          <w:lang w:val="en-US" w:eastAsia="zh-CN"/>
-        </w:rPr>
-      </w:pPr>
-      <w:r>
-        <w:rPr>
-          <w:rFonts w:hint="default"/>
-          <w:sz w:val="24"/>
-          <w:lang w:val="en-US" w:eastAsia="zh-CN"/>
-        </w:rPr>
-        <w:t>为了避免陷入过于繁杂的底表结构泥潭，在此仅抽出那些真正决定系统大动脉运转的主干业务实体对象进行属性拆解，它们各自承担了最为核心的业务指代使命，各核心实体属性定义梳理如下：</w:t>
-      </w:r>
-    </w:p>
-    <w:p>
-      <w:pPr>
-        <w:pStyle w:val="25"/>
-        <w:numPr>
-          <w:ilvl w:val="0"/>
-          <w:numId w:val="2"/>
-        </w:numPr>
-        <w:spacing w:after="0" w:line="360" w:lineRule="auto"/>
-        <w:ind w:firstLine="480" w:firstLineChars="200"/>
-        <w:rPr>
-          <w:rFonts w:hint="default"/>
-          <w:sz w:val="24"/>
-          <w:lang w:val="en-US" w:eastAsia="zh-CN"/>
-        </w:rPr>
-      </w:pPr>
-      <w:r>
-        <w:rPr>
-          <w:rFonts w:hint="default"/>
-          <w:sz w:val="24"/>
-          <w:lang w:val="en-US" w:eastAsia="zh-CN"/>
-        </w:rPr>
-        <w:t>用户实体</w:t>
+        <w:jc w:val="left"/>
+        <w:rPr>
+          <w:sz w:val="24"/>
+          <w:lang w:val="en-US" w:eastAsia="zh-CN"/>
+        </w:rPr>
+      </w:pPr>
+      <w:r>
+        <w:rPr>
+          <w:sz w:val="24"/>
+          <w:lang w:val="en-US" w:eastAsia="zh-CN"/>
+        </w:rPr>
+        <w:t>相对而言的系统总后台控制端，内控区不仅构筑了能够探知服务器吞吐负载表现的大盘监控仪表板，还装配了可针对高危消极贴文执行一键隔离下架的干预开关，并专门为管理员预留了用以完善新增量表题库及润色 AI 拟真人设背景语料素材的深层操作端点，其系统内控侧维护模块横截面结构，如图4.3所示。</w:t>
       </w:r>
     </w:p>
     <w:p>
       <w:pPr>
         <w:pStyle w:val="25"/>
         <w:spacing w:after="0" w:line="360" w:lineRule="auto"/>
-        <w:ind w:firstLine="480" w:firstLineChars="200"/>
-        <w:rPr>
-          <w:rFonts w:hint="default"/>
-          <w:sz w:val="24"/>
-          <w:lang w:val="en-US" w:eastAsia="zh-CN"/>
-        </w:rPr>
-      </w:pPr>
-      <w:r>
-        <w:rPr>
-          <w:rFonts w:hint="default"/>
-          <w:sz w:val="24"/>
-          <w:lang w:val="en-US" w:eastAsia="zh-CN"/>
-        </w:rPr>
-        <w:t>用户实体专门用来存储前台普通大众会员的基础注册资料、联系方式以及用于雷达评估的健康预警总分等核心系统凭证。该实体包含的属性主要涵盖：用户ID、手机号、密码、昵称、个人头像、当前账号状态、系统创建时间、最近更新时间，以及至关重要的心理健康安全总分。其具体的实体属性结构联系如图4</w:t>
-      </w:r>
-      <w:r>
+        <w:ind w:left="0" w:leftChars="0" w:firstLine="0" w:firstLineChars="0"/>
+        <w:jc w:val="left"/>
         <w:rPr>
           <w:rFonts w:hint="eastAsia"/>
           <w:sz w:val="24"/>
           <w:lang w:val="en-US" w:eastAsia="zh-CN"/>
         </w:rPr>
-        <w:t>.</w:t>
-      </w:r>
-      <w:r>
-        <w:rPr>
-          <w:rFonts w:hint="default"/>
-          <w:sz w:val="24"/>
-          <w:lang w:val="en-US" w:eastAsia="zh-CN"/>
-        </w:rPr>
-        <w:t>5所示。</w:t>
-      </w:r>
-      <w:r>
-        <w:rPr>
-          <w:rFonts w:hint="default"/>
+      </w:pPr>
+      <w:r>
+        <w:rPr>
+          <w:rFonts w:hint="eastAsia"/>
           <w:sz w:val="24"/>
           <w:lang w:val="en-US" w:eastAsia="zh-CN"/>
         </w:rPr>
         <w:drawing>
           <wp:inline distT="0" distB="0" distL="114300" distR="114300">
-            <wp:extent cx="5518785" cy="1600200"/>
-            <wp:effectExtent l="0" t="0" r="5715" b="0"/>
-            <wp:docPr id="1" name="图片 1" descr="用户实体.drawio"/>
+            <wp:extent cx="5517515" cy="815975"/>
+            <wp:effectExtent l="0" t="0" r="6985" b="3175"/>
+            <wp:docPr id="42" name="图片 42" descr="平台管理端功能.drawio"/>
             <wp:cNvGraphicFramePr>
               <a:graphicFrameLocks xmlns:a="http://schemas.openxmlformats.org/drawingml/2006/main" noChangeAspect="1"/>
             </wp:cNvGraphicFramePr>
@@ -7907,13 +7597,19 @@
               <a:graphicData uri="http://schemas.openxmlformats.org/drawingml/2006/picture">
                 <pic:pic xmlns:pic="http://schemas.openxmlformats.org/drawingml/2006/picture">
                   <pic:nvPicPr>
-                    <pic:cNvPr id="1" name="图片 1" descr="用户实体.drawio"/>
+                    <pic:cNvPr id="42" name="图片 42" descr="平台管理端功能.drawio"/>
                     <pic:cNvPicPr>
                       <a:picLocks noChangeAspect="1"/>
                     </pic:cNvPicPr>
                   </pic:nvPicPr>
                   <pic:blipFill>
-                    <a:blip r:embed="rId23"/>
+                    <a:blip r:embed="rId24">
+                      <a:extLst>
+                        <a:ext uri="{96DAC541-7B7A-43D3-8B79-37D633B846F1}">
+                          <asvg:svgBlip xmlns:asvg="http://schemas.microsoft.com/office/drawing/2016/SVG/main" r:embed="rId25"/>
+                        </a:ext>
+                      </a:extLst>
+                    </a:blip>
                     <a:stretch>
                       <a:fillRect/>
                     </a:stretch>
@@ -7921,7 +7617,7 @@
                   <pic:spPr>
                     <a:xfrm>
                       <a:off x="0" y="0"/>
-                      <a:ext cx="5518785" cy="1600200"/>
+                      <a:ext cx="5517515" cy="815975"/>
                     </a:xfrm>
                     <a:prstGeom prst="rect">
                       <a:avLst/>
@@ -7951,17 +7647,7 @@
           <w:szCs w:val="21"/>
           <w:lang w:val="en-US" w:eastAsia="zh-CN"/>
         </w:rPr>
-        <w:t>图 4.5 用户实体</w:t>
-      </w:r>
-      <w:bookmarkStart w:id="127" w:name="_GoBack"/>
-      <w:bookmarkEnd w:id="127"/>
-      <w:r>
-        <w:rPr>
-          <w:rFonts w:hint="eastAsia"/>
-          <w:szCs w:val="21"/>
-          <w:lang w:val="en-US" w:eastAsia="zh-CN"/>
-        </w:rPr>
-        <w:t>图</w:t>
+        <w:t>图 4.3 平台内控管理端功能模块图</w:t>
       </w:r>
     </w:p>
     <w:p>
@@ -7969,17 +7655,63 @@
         <w:ind w:firstLine="6" w:firstLineChars="3"/>
         <w:jc w:val="right"/>
         <w:rPr>
-          <w:rFonts w:hint="default"/>
-          <w:sz w:val="24"/>
-          <w:lang w:val="en-US" w:eastAsia="zh-CN"/>
-        </w:rPr>
-      </w:pPr>
-      <w:r>
-        <w:rPr>
           <w:rFonts w:hint="eastAsia"/>
           <w:szCs w:val="18"/>
+          <w:lang w:val="en-US" w:eastAsia="zh-CN"/>
+        </w:rPr>
+      </w:pPr>
+      <w:r>
+        <w:rPr>
+          <w:rFonts w:hint="eastAsia"/>
+          <w:szCs w:val="18"/>
         </w:rPr>
         <w:t>图片来源：自制</w:t>
+      </w:r>
+    </w:p>
+    <w:p>
+      <w:pPr>
+        <w:pStyle w:val="25"/>
+        <w:spacing w:after="0" w:line="360" w:lineRule="auto"/>
+        <w:ind w:left="0" w:leftChars="0" w:firstLine="0" w:firstLineChars="0"/>
+        <w:jc w:val="left"/>
+        <w:rPr>
+          <w:rFonts w:hint="eastAsia"/>
+          <w:sz w:val="24"/>
+          <w:lang w:val="en-US" w:eastAsia="zh-CN"/>
+        </w:rPr>
+      </w:pPr>
+    </w:p>
+    <w:bookmarkEnd w:id="59"/>
+    <w:bookmarkEnd w:id="60"/>
+    <w:bookmarkEnd w:id="61"/>
+    <w:p>
+      <w:pPr>
+        <w:pStyle w:val="3"/>
+        <w:rPr>
+          <w:rFonts w:hint="default"/>
+        </w:rPr>
+      </w:pPr>
+      <w:bookmarkStart w:id="62" w:name="_Toc335598666"/>
+      <w:bookmarkStart w:id="63" w:name="_Toc335598759"/>
+      <w:r>
+        <w:rPr>
+          <w:rFonts w:hint="default"/>
+        </w:rPr>
+        <w:t>4.2 数据库系统设计</w:t>
+      </w:r>
+    </w:p>
+    <w:p>
+      <w:pPr>
+        <w:pStyle w:val="4"/>
+        <w:rPr>
+          <w:rFonts w:hint="default"/>
+        </w:rPr>
+      </w:pPr>
+      <w:r>
+        <w:rPr>
+          <w:rFonts w:hint="default"/>
+        </w:rPr>
+        <w:t>4.2.1 数据库 E-R 概念结构图</w:t>
       </w:r>
     </w:p>
     <w:p>
@@ -7988,11 +7720,146 @@
         <w:spacing w:after="0" w:line="360" w:lineRule="auto"/>
         <w:ind w:firstLine="480" w:firstLineChars="200"/>
         <w:rPr>
+          <w:sz w:val="24"/>
+        </w:rPr>
+      </w:pPr>
+      <w:r>
+        <w:rPr>
+          <w:sz w:val="24"/>
+        </w:rPr>
+        <w:t>要想将前述复杂的业务流转诉求真正落地成型，系统首先必须要去在概念数据模型（CDM）阶段把各个关键参与实体以及它们相互之间的依附关系给明确刻画出来。通过在全局视角下审视心理干预主线流程中的主体、动作与结果数据，平台整体的实体-联系（E-R）关系图展示了这套从建档、测试、交互直到归档打分的宏命令拓扑结构，其全局体系如图4.4所示。</w:t>
+      </w:r>
+    </w:p>
+    <w:p>
+      <w:pPr>
+        <w:pStyle w:val="25"/>
+        <w:spacing w:after="0" w:line="360" w:lineRule="auto"/>
+        <w:ind w:left="0" w:leftChars="0" w:firstLine="0" w:firstLineChars="0"/>
+        <w:jc w:val="center"/>
+        <w:rPr>
+          <w:rFonts w:hint="eastAsia" w:eastAsia="宋体"/>
+          <w:sz w:val="24"/>
+          <w:lang w:eastAsia="zh-CN"/>
+        </w:rPr>
+      </w:pPr>
+      <w:r>
+        <w:rPr>
+          <w:rFonts w:hint="eastAsia" w:eastAsia="宋体"/>
+          <w:sz w:val="24"/>
+          <w:lang w:eastAsia="zh-CN"/>
+        </w:rPr>
+        <w:drawing>
+          <wp:inline distT="0" distB="0" distL="114300" distR="114300">
+            <wp:extent cx="5509895" cy="1922145"/>
+            <wp:effectExtent l="0" t="0" r="14605" b="1905"/>
+            <wp:docPr id="43" name="图片 43" descr="全局er图.drawio"/>
+            <wp:cNvGraphicFramePr>
+              <a:graphicFrameLocks xmlns:a="http://schemas.openxmlformats.org/drawingml/2006/main" noChangeAspect="1"/>
+            </wp:cNvGraphicFramePr>
+            <a:graphic xmlns:a="http://schemas.openxmlformats.org/drawingml/2006/main">
+              <a:graphicData uri="http://schemas.openxmlformats.org/drawingml/2006/picture">
+                <pic:pic xmlns:pic="http://schemas.openxmlformats.org/drawingml/2006/picture">
+                  <pic:nvPicPr>
+                    <pic:cNvPr id="43" name="图片 43" descr="全局er图.drawio"/>
+                    <pic:cNvPicPr>
+                      <a:picLocks noChangeAspect="1"/>
+                    </pic:cNvPicPr>
+                  </pic:nvPicPr>
+                  <pic:blipFill>
+                    <a:blip r:embed="rId26">
+                      <a:extLst>
+                        <a:ext uri="{96DAC541-7B7A-43D3-8B79-37D633B846F1}">
+                          <asvg:svgBlip xmlns:asvg="http://schemas.microsoft.com/office/drawing/2016/SVG/main" r:embed="rId27"/>
+                        </a:ext>
+                      </a:extLst>
+                    </a:blip>
+                    <a:stretch>
+                      <a:fillRect/>
+                    </a:stretch>
+                  </pic:blipFill>
+                  <pic:spPr>
+                    <a:xfrm>
+                      <a:off x="0" y="0"/>
+                      <a:ext cx="5509895" cy="1922145"/>
+                    </a:xfrm>
+                    <a:prstGeom prst="rect">
+                      <a:avLst/>
+                    </a:prstGeom>
+                  </pic:spPr>
+                </pic:pic>
+              </a:graphicData>
+            </a:graphic>
+          </wp:inline>
+        </w:drawing>
+      </w:r>
+    </w:p>
+    <w:p>
+      <w:pPr>
+        <w:spacing w:line="360" w:lineRule="auto"/>
+        <w:ind w:firstLine="6" w:firstLineChars="3"/>
+        <w:jc w:val="center"/>
+        <w:rPr>
+          <w:rFonts w:hint="eastAsia"/>
+          <w:szCs w:val="21"/>
+          <w:lang w:val="en-US" w:eastAsia="zh-CN"/>
+        </w:rPr>
+      </w:pPr>
+      <w:r>
+        <w:rPr>
+          <w:rFonts w:hint="eastAsia"/>
+          <w:szCs w:val="21"/>
+          <w:lang w:val="en-US" w:eastAsia="zh-CN"/>
+        </w:rPr>
+        <w:t>图 4.4 数据库全局E-R图</w:t>
+      </w:r>
+    </w:p>
+    <w:p>
+      <w:pPr>
+        <w:ind w:firstLine="6" w:firstLineChars="3"/>
+        <w:jc w:val="right"/>
+        <w:rPr>
+          <w:rFonts w:hint="eastAsia"/>
+          <w:szCs w:val="18"/>
+        </w:rPr>
+      </w:pPr>
+      <w:r>
+        <w:rPr>
+          <w:rFonts w:hint="eastAsia"/>
+          <w:szCs w:val="18"/>
+        </w:rPr>
+        <w:t>图片来源：自制</w:t>
+      </w:r>
+    </w:p>
+    <w:p>
+      <w:pPr>
+        <w:ind w:firstLine="6" w:firstLineChars="3"/>
+        <w:jc w:val="right"/>
+        <w:rPr>
+          <w:rFonts w:hint="eastAsia"/>
+          <w:szCs w:val="18"/>
+          <w:lang w:eastAsia="zh-CN"/>
+        </w:rPr>
+      </w:pPr>
+    </w:p>
+    <w:p>
+      <w:pPr>
+        <w:pStyle w:val="25"/>
+        <w:spacing w:after="0" w:line="360" w:lineRule="auto"/>
+        <w:ind w:firstLine="480" w:firstLineChars="200"/>
+        <w:rPr>
           <w:rFonts w:hint="default"/>
           <w:sz w:val="24"/>
           <w:lang w:val="en-US" w:eastAsia="zh-CN"/>
         </w:rPr>
       </w:pPr>
+      <w:r>
+        <w:rPr>
+          <w:rFonts w:hint="default"/>
+          <w:sz w:val="24"/>
+          <w:lang w:val="en-US" w:eastAsia="zh-CN"/>
+        </w:rPr>
+        <w:t>为了避免陷入过于繁杂的底表结构泥潭，在此仅抽出那些真正决定系统大动脉运转的主干业务实体对象进行属性拆解，它们各自承担了最为核心的业务指代使命，各核心实体属性定义梳理如下：</w:t>
+      </w:r>
     </w:p>
     <w:p>
       <w:pPr>
@@ -8011,11 +7878,11 @@
       </w:pPr>
       <w:r>
         <w:rPr>
-          <w:rFonts w:hint="eastAsia"/>
-          <w:sz w:val="24"/>
-          <w:lang w:val="en-US" w:eastAsia="zh-CN"/>
-        </w:rPr>
-        <w:t>管理员实体</w:t>
+          <w:rFonts w:hint="default"/>
+          <w:sz w:val="24"/>
+          <w:lang w:val="en-US" w:eastAsia="zh-CN"/>
+        </w:rPr>
+        <w:t>用户实体</w:t>
       </w:r>
     </w:p>
     <w:p>
@@ -8035,7 +7902,7 @@
           <w:sz w:val="24"/>
           <w:lang w:val="en-US" w:eastAsia="zh-CN"/>
         </w:rPr>
-        <w:t>管理员实体主要负责记录系统后台内部各级安全管控人员的登录密码凭证与基本人事档案资料。此实体挂载的核心数据属性包括：管理员ID、登录用户名、加密密码、绑定的角色职责ID、管理员真实姓名、账户启用状态、建档时间以及最后的更新时间戳。其相应的实体结构特征如图4</w:t>
+        <w:t>用户实体专门用来存储前台普通大众会员的基础注册资料、联系方式以及用于雷达评估的健康预警总分等核心系统凭证。该实体包含的属性主要涵盖：用户ID、手机号、密码、昵称、个人头像、当前账号状态、系统创建时间、最近更新时间，以及至关重要的心理健康安全总分。其具体的实体属性结构联系如图4</w:t>
       </w:r>
       <w:r>
         <w:rPr>
@@ -8051,8 +7918,120 @@
           <w:sz w:val="24"/>
           <w:lang w:val="en-US" w:eastAsia="zh-CN"/>
         </w:rPr>
-        <w:t>6所示。</w:t>
-      </w:r>
+        <w:t>5所示。</w:t>
+      </w:r>
+    </w:p>
+    <w:p>
+      <w:pPr>
+        <w:pStyle w:val="25"/>
+        <w:spacing w:after="0" w:line="360" w:lineRule="auto"/>
+        <w:ind w:left="0" w:leftChars="0" w:firstLine="0" w:firstLineChars="0"/>
+        <w:rPr>
+          <w:rFonts w:hint="default"/>
+          <w:sz w:val="24"/>
+          <w:lang w:val="en-US" w:eastAsia="zh-CN"/>
+        </w:rPr>
+      </w:pPr>
+      <w:r>
+        <w:rPr>
+          <w:rFonts w:hint="default"/>
+          <w:sz w:val="24"/>
+          <w:lang w:val="en-US" w:eastAsia="zh-CN"/>
+        </w:rPr>
+        <w:drawing>
+          <wp:inline distT="0" distB="0" distL="114300" distR="114300">
+            <wp:extent cx="5512435" cy="1600200"/>
+            <wp:effectExtent l="0" t="0" r="12065" b="0"/>
+            <wp:docPr id="32" name="图片 32" descr="用户实体.drawio"/>
+            <wp:cNvGraphicFramePr>
+              <a:graphicFrameLocks xmlns:a="http://schemas.openxmlformats.org/drawingml/2006/main" noChangeAspect="1"/>
+            </wp:cNvGraphicFramePr>
+            <a:graphic xmlns:a="http://schemas.openxmlformats.org/drawingml/2006/main">
+              <a:graphicData uri="http://schemas.openxmlformats.org/drawingml/2006/picture">
+                <pic:pic xmlns:pic="http://schemas.openxmlformats.org/drawingml/2006/picture">
+                  <pic:nvPicPr>
+                    <pic:cNvPr id="32" name="图片 32" descr="用户实体.drawio"/>
+                    <pic:cNvPicPr>
+                      <a:picLocks noChangeAspect="1"/>
+                    </pic:cNvPicPr>
+                  </pic:nvPicPr>
+                  <pic:blipFill>
+                    <a:blip r:embed="rId28">
+                      <a:extLst>
+                        <a:ext uri="{96DAC541-7B7A-43D3-8B79-37D633B846F1}">
+                          <asvg:svgBlip xmlns:asvg="http://schemas.microsoft.com/office/drawing/2016/SVG/main" r:embed="rId29"/>
+                        </a:ext>
+                      </a:extLst>
+                    </a:blip>
+                    <a:stretch>
+                      <a:fillRect/>
+                    </a:stretch>
+                  </pic:blipFill>
+                  <pic:spPr>
+                    <a:xfrm>
+                      <a:off x="0" y="0"/>
+                      <a:ext cx="5512435" cy="1600200"/>
+                    </a:xfrm>
+                    <a:prstGeom prst="rect">
+                      <a:avLst/>
+                    </a:prstGeom>
+                  </pic:spPr>
+                </pic:pic>
+              </a:graphicData>
+            </a:graphic>
+          </wp:inline>
+        </w:drawing>
+      </w:r>
+    </w:p>
+    <w:p>
+      <w:pPr>
+        <w:spacing w:line="360" w:lineRule="auto"/>
+        <w:ind w:firstLine="6" w:firstLineChars="3"/>
+        <w:jc w:val="center"/>
+        <w:rPr>
+          <w:rFonts w:hint="eastAsia"/>
+          <w:szCs w:val="21"/>
+          <w:lang w:val="en-US" w:eastAsia="zh-CN"/>
+        </w:rPr>
+      </w:pPr>
+      <w:r>
+        <w:rPr>
+          <w:rFonts w:hint="eastAsia"/>
+          <w:szCs w:val="21"/>
+          <w:lang w:val="en-US" w:eastAsia="zh-CN"/>
+        </w:rPr>
+        <w:t>图 4.5 用户实体图</w:t>
+      </w:r>
+    </w:p>
+    <w:p>
+      <w:pPr>
+        <w:ind w:firstLine="6" w:firstLineChars="3"/>
+        <w:jc w:val="right"/>
+        <w:rPr>
+          <w:rFonts w:hint="default"/>
+          <w:sz w:val="24"/>
+          <w:lang w:val="en-US" w:eastAsia="zh-CN"/>
+        </w:rPr>
+      </w:pPr>
+      <w:r>
+        <w:rPr>
+          <w:rFonts w:hint="eastAsia"/>
+          <w:szCs w:val="18"/>
+        </w:rPr>
+        <w:t>图片来源：自制</w:t>
+      </w:r>
+    </w:p>
+    <w:p>
+      <w:pPr>
+        <w:pStyle w:val="25"/>
+        <w:spacing w:after="0" w:line="360" w:lineRule="auto"/>
+        <w:ind w:firstLine="480" w:firstLineChars="200"/>
+        <w:rPr>
+          <w:rFonts w:hint="default"/>
+          <w:sz w:val="24"/>
+          <w:lang w:val="en-US" w:eastAsia="zh-CN"/>
+        </w:rPr>
+      </w:pPr>
     </w:p>
     <w:p>
       <w:pPr>
@@ -8071,11 +8050,11 @@
       </w:pPr>
       <w:r>
         <w:rPr>
-          <w:rFonts w:hint="default"/>
-          <w:sz w:val="24"/>
-          <w:lang w:val="en-US" w:eastAsia="zh-CN"/>
-        </w:rPr>
-        <w:t>心理量表实体</w:t>
+          <w:rFonts w:hint="eastAsia"/>
+          <w:sz w:val="24"/>
+          <w:lang w:val="en-US" w:eastAsia="zh-CN"/>
+        </w:rPr>
+        <w:t>管理员实体</w:t>
       </w:r>
     </w:p>
     <w:p>
@@ -8095,7 +8074,7 @@
           <w:sz w:val="24"/>
           <w:lang w:val="en-US" w:eastAsia="zh-CN"/>
         </w:rPr>
-        <w:t>心理量表实体作为在线测试板块的主干，统筹管理各类专业心理健康测试问卷的表头介绍、归属类型及应用状态。该实体统率下的明细属性罗列为：问卷ID、问卷长标题、导语或问卷详细描述、问卷的当前发布状态、首次草稿创建时间以及内容终审更新时间。其发散状属性关联如图4</w:t>
+        <w:t>管理员实体主要负责记录系统后台内部各级安全管控人员的登录密码凭证与基本人事档案资料。此实体挂载的核心数据属性包括：管理员ID、登录用户名、加密密码、绑定的角色职责ID、管理员真实姓名、账户启用状态、建档时间以及最后的更新时间戳。其相应的实体结构特征如图4</w:t>
       </w:r>
       <w:r>
         <w:rPr>
@@ -8111,8 +8090,120 @@
           <w:sz w:val="24"/>
           <w:lang w:val="en-US" w:eastAsia="zh-CN"/>
         </w:rPr>
-        <w:t>7所示。</w:t>
-      </w:r>
+        <w:t>6所示。</w:t>
+      </w:r>
+    </w:p>
+    <w:p>
+      <w:pPr>
+        <w:pStyle w:val="25"/>
+        <w:spacing w:after="0" w:line="360" w:lineRule="auto"/>
+        <w:ind w:left="0" w:leftChars="0" w:firstLine="0" w:firstLineChars="0"/>
+        <w:rPr>
+          <w:rFonts w:hint="default"/>
+          <w:sz w:val="24"/>
+          <w:lang w:val="en-US" w:eastAsia="zh-CN"/>
+        </w:rPr>
+      </w:pPr>
+      <w:r>
+        <w:rPr>
+          <w:rFonts w:hint="default"/>
+          <w:sz w:val="24"/>
+          <w:lang w:val="en-US" w:eastAsia="zh-CN"/>
+        </w:rPr>
+        <w:drawing>
+          <wp:inline distT="0" distB="0" distL="114300" distR="114300">
+            <wp:extent cx="5514975" cy="1987550"/>
+            <wp:effectExtent l="0" t="0" r="9525" b="12700"/>
+            <wp:docPr id="31" name="图片 31" descr="管理员实体.drawio"/>
+            <wp:cNvGraphicFramePr>
+              <a:graphicFrameLocks xmlns:a="http://schemas.openxmlformats.org/drawingml/2006/main" noChangeAspect="1"/>
+            </wp:cNvGraphicFramePr>
+            <a:graphic xmlns:a="http://schemas.openxmlformats.org/drawingml/2006/main">
+              <a:graphicData uri="http://schemas.openxmlformats.org/drawingml/2006/picture">
+                <pic:pic xmlns:pic="http://schemas.openxmlformats.org/drawingml/2006/picture">
+                  <pic:nvPicPr>
+                    <pic:cNvPr id="31" name="图片 31" descr="管理员实体.drawio"/>
+                    <pic:cNvPicPr>
+                      <a:picLocks noChangeAspect="1"/>
+                    </pic:cNvPicPr>
+                  </pic:nvPicPr>
+                  <pic:blipFill>
+                    <a:blip r:embed="rId30">
+                      <a:extLst>
+                        <a:ext uri="{96DAC541-7B7A-43D3-8B79-37D633B846F1}">
+                          <asvg:svgBlip xmlns:asvg="http://schemas.microsoft.com/office/drawing/2016/SVG/main" r:embed="rId31"/>
+                        </a:ext>
+                      </a:extLst>
+                    </a:blip>
+                    <a:stretch>
+                      <a:fillRect/>
+                    </a:stretch>
+                  </pic:blipFill>
+                  <pic:spPr>
+                    <a:xfrm>
+                      <a:off x="0" y="0"/>
+                      <a:ext cx="5514975" cy="1987550"/>
+                    </a:xfrm>
+                    <a:prstGeom prst="rect">
+                      <a:avLst/>
+                    </a:prstGeom>
+                  </pic:spPr>
+                </pic:pic>
+              </a:graphicData>
+            </a:graphic>
+          </wp:inline>
+        </w:drawing>
+      </w:r>
+    </w:p>
+    <w:p>
+      <w:pPr>
+        <w:spacing w:line="360" w:lineRule="auto"/>
+        <w:ind w:firstLine="6" w:firstLineChars="3"/>
+        <w:jc w:val="center"/>
+        <w:rPr>
+          <w:rFonts w:hint="eastAsia"/>
+          <w:szCs w:val="21"/>
+          <w:lang w:val="en-US" w:eastAsia="zh-CN"/>
+        </w:rPr>
+      </w:pPr>
+      <w:r>
+        <w:rPr>
+          <w:rFonts w:hint="eastAsia"/>
+          <w:szCs w:val="21"/>
+          <w:lang w:val="en-US" w:eastAsia="zh-CN"/>
+        </w:rPr>
+        <w:t>图 4.6 管理员实体图</w:t>
+      </w:r>
+    </w:p>
+    <w:p>
+      <w:pPr>
+        <w:ind w:firstLine="6" w:firstLineChars="3"/>
+        <w:jc w:val="right"/>
+        <w:rPr>
+          <w:rFonts w:hint="default"/>
+          <w:sz w:val="24"/>
+          <w:lang w:val="en-US" w:eastAsia="zh-CN"/>
+        </w:rPr>
+      </w:pPr>
+      <w:r>
+        <w:rPr>
+          <w:rFonts w:hint="eastAsia"/>
+          <w:szCs w:val="18"/>
+        </w:rPr>
+        <w:t>图片来源：自制</w:t>
+      </w:r>
+    </w:p>
+    <w:p>
+      <w:pPr>
+        <w:pStyle w:val="25"/>
+        <w:spacing w:after="0" w:line="360" w:lineRule="auto"/>
+        <w:ind w:left="0" w:leftChars="0" w:firstLine="0" w:firstLineChars="0"/>
+        <w:rPr>
+          <w:rFonts w:hint="default"/>
+          <w:sz w:val="24"/>
+          <w:lang w:val="en-US" w:eastAsia="zh-CN"/>
+        </w:rPr>
+      </w:pPr>
     </w:p>
     <w:p>
       <w:pPr>
@@ -8135,7 +8226,7 @@
           <w:sz w:val="24"/>
           <w:lang w:val="en-US" w:eastAsia="zh-CN"/>
         </w:rPr>
-        <w:t>用户测评记录实体</w:t>
+        <w:t>心理量表实体</w:t>
       </w:r>
     </w:p>
     <w:p>
@@ -8155,7 +8246,7 @@
           <w:sz w:val="24"/>
           <w:lang w:val="en-US" w:eastAsia="zh-CN"/>
         </w:rPr>
-        <w:t>该实体安全留存大众历次参与专业量表作答终结后所生成的评估得分结果与系统深度评语结论。它由以下数个串联业务的关键属性构成：记录流水ID、答题用户的归属ID、所参与测试的问卷ID、评测核算总得分、简略的结果概述结论、深度的评估细则与建议长文本，以及测评执行完毕的确切交卷时间。它在系统内的属性架构体系如图4</w:t>
+        <w:t>心理量表实体作为在线测试板块的主干，统筹管理各类专业心理健康测试问卷的表头介绍、归属类型及应用状态。该实体统率下的明细属性罗列为：问卷ID、问卷长标题、导语或问卷详细描述、问卷的当前发布状态、首次草稿创建时间以及内容终审更新时间。其属性关联如图4</w:t>
       </w:r>
       <w:r>
         <w:rPr>
@@ -8171,8 +8262,120 @@
           <w:sz w:val="24"/>
           <w:lang w:val="en-US" w:eastAsia="zh-CN"/>
         </w:rPr>
-        <w:t>8所示。</w:t>
-      </w:r>
+        <w:t>7所示。</w:t>
+      </w:r>
+    </w:p>
+    <w:p>
+      <w:pPr>
+        <w:pStyle w:val="25"/>
+        <w:spacing w:after="0" w:line="360" w:lineRule="auto"/>
+        <w:ind w:left="0" w:leftChars="0" w:firstLine="0" w:firstLineChars="0"/>
+        <w:rPr>
+          <w:rFonts w:hint="default"/>
+          <w:sz w:val="24"/>
+          <w:lang w:val="en-US" w:eastAsia="zh-CN"/>
+        </w:rPr>
+      </w:pPr>
+      <w:r>
+        <w:rPr>
+          <w:rFonts w:hint="default"/>
+          <w:sz w:val="24"/>
+          <w:lang w:val="en-US" w:eastAsia="zh-CN"/>
+        </w:rPr>
+        <w:drawing>
+          <wp:inline distT="0" distB="0" distL="114300" distR="114300">
+            <wp:extent cx="5038725" cy="2228850"/>
+            <wp:effectExtent l="0" t="0" r="9525" b="0"/>
+            <wp:docPr id="30" name="图片 30" descr="心理量表.drawio"/>
+            <wp:cNvGraphicFramePr>
+              <a:graphicFrameLocks xmlns:a="http://schemas.openxmlformats.org/drawingml/2006/main" noChangeAspect="1"/>
+            </wp:cNvGraphicFramePr>
+            <a:graphic xmlns:a="http://schemas.openxmlformats.org/drawingml/2006/main">
+              <a:graphicData uri="http://schemas.openxmlformats.org/drawingml/2006/picture">
+                <pic:pic xmlns:pic="http://schemas.openxmlformats.org/drawingml/2006/picture">
+                  <pic:nvPicPr>
+                    <pic:cNvPr id="30" name="图片 30" descr="心理量表.drawio"/>
+                    <pic:cNvPicPr>
+                      <a:picLocks noChangeAspect="1"/>
+                    </pic:cNvPicPr>
+                  </pic:nvPicPr>
+                  <pic:blipFill>
+                    <a:blip r:embed="rId32">
+                      <a:extLst>
+                        <a:ext uri="{96DAC541-7B7A-43D3-8B79-37D633B846F1}">
+                          <asvg:svgBlip xmlns:asvg="http://schemas.microsoft.com/office/drawing/2016/SVG/main" r:embed="rId33"/>
+                        </a:ext>
+                      </a:extLst>
+                    </a:blip>
+                    <a:stretch>
+                      <a:fillRect/>
+                    </a:stretch>
+                  </pic:blipFill>
+                  <pic:spPr>
+                    <a:xfrm>
+                      <a:off x="0" y="0"/>
+                      <a:ext cx="5038725" cy="2228850"/>
+                    </a:xfrm>
+                    <a:prstGeom prst="rect">
+                      <a:avLst/>
+                    </a:prstGeom>
+                  </pic:spPr>
+                </pic:pic>
+              </a:graphicData>
+            </a:graphic>
+          </wp:inline>
+        </w:drawing>
+      </w:r>
+    </w:p>
+    <w:p>
+      <w:pPr>
+        <w:spacing w:line="360" w:lineRule="auto"/>
+        <w:ind w:firstLine="6" w:firstLineChars="3"/>
+        <w:jc w:val="center"/>
+        <w:rPr>
+          <w:rFonts w:hint="eastAsia"/>
+          <w:szCs w:val="21"/>
+          <w:lang w:val="en-US" w:eastAsia="zh-CN"/>
+        </w:rPr>
+      </w:pPr>
+      <w:r>
+        <w:rPr>
+          <w:rFonts w:hint="eastAsia"/>
+          <w:szCs w:val="21"/>
+          <w:lang w:val="en-US" w:eastAsia="zh-CN"/>
+        </w:rPr>
+        <w:t>图 4.7 心理量表实体图</w:t>
+      </w:r>
+    </w:p>
+    <w:p>
+      <w:pPr>
+        <w:ind w:firstLine="6" w:firstLineChars="3"/>
+        <w:jc w:val="right"/>
+        <w:rPr>
+          <w:rFonts w:hint="default"/>
+          <w:sz w:val="24"/>
+          <w:lang w:val="en-US" w:eastAsia="zh-CN"/>
+        </w:rPr>
+      </w:pPr>
+      <w:r>
+        <w:rPr>
+          <w:rFonts w:hint="eastAsia"/>
+          <w:szCs w:val="18"/>
+        </w:rPr>
+        <w:t>图片来源：自制</w:t>
+      </w:r>
+    </w:p>
+    <w:p>
+      <w:pPr>
+        <w:pStyle w:val="25"/>
+        <w:spacing w:after="0" w:line="360" w:lineRule="auto"/>
+        <w:ind w:left="0" w:leftChars="0" w:firstLine="0" w:firstLineChars="0"/>
+        <w:rPr>
+          <w:rFonts w:hint="default"/>
+          <w:sz w:val="24"/>
+          <w:lang w:val="en-US" w:eastAsia="zh-CN"/>
+        </w:rPr>
+      </w:pPr>
     </w:p>
     <w:p>
       <w:pPr>
@@ -8195,7 +8398,7 @@
           <w:sz w:val="24"/>
           <w:lang w:val="en-US" w:eastAsia="zh-CN"/>
         </w:rPr>
-        <w:t>论坛帖子实体</w:t>
+        <w:t>用户测评记录实体</w:t>
       </w:r>
     </w:p>
     <w:p>
@@ -8215,7 +8418,7 @@
           <w:sz w:val="24"/>
           <w:lang w:val="en-US" w:eastAsia="zh-CN"/>
         </w:rPr>
-        <w:t>持久化储存大众访客在匿名互助社区内公开发布出去的树洞倾诉心得或探讨交流图文内容。构建此社区载体的底层参数属性涉及：发帖流水ID、发帖人用户ID、帖子主题头衔、图文正文内容区块、帖子归类目特征（如情感宣泄或经验分享等）、累计点赞人次数、总计曝光浏览量、帖子当前隐藏或公开状态，外加发帖与二次编辑的时间依据。其直观属性分支布局如图4</w:t>
+        <w:t>该实体安全留存大众历次参与专业量表作答终结后所生成的评估得分结果与系统深度评语结论。它由以下数个串联业务的关键属性构成：记录流水ID、答题用户的归属ID、所参与测试的问卷ID、评测核算总得分、简略的结果概述结论、深度的评估细则与建议长文本，以及测评执行完毕的确切交卷时间。它在系统内的属性架构体系如图4</w:t>
       </w:r>
       <w:r>
         <w:rPr>
@@ -8231,8 +8434,120 @@
           <w:sz w:val="24"/>
           <w:lang w:val="en-US" w:eastAsia="zh-CN"/>
         </w:rPr>
-        <w:t>9所示。</w:t>
-      </w:r>
+        <w:t>8所示。</w:t>
+      </w:r>
+    </w:p>
+    <w:p>
+      <w:pPr>
+        <w:pStyle w:val="25"/>
+        <w:spacing w:after="0" w:line="360" w:lineRule="auto"/>
+        <w:ind w:left="0" w:leftChars="0" w:firstLine="0" w:firstLineChars="0"/>
+        <w:rPr>
+          <w:rFonts w:hint="default"/>
+          <w:sz w:val="24"/>
+          <w:lang w:val="en-US" w:eastAsia="zh-CN"/>
+        </w:rPr>
+      </w:pPr>
+      <w:r>
+        <w:rPr>
+          <w:rFonts w:hint="default"/>
+          <w:sz w:val="24"/>
+          <w:lang w:val="en-US" w:eastAsia="zh-CN"/>
+        </w:rPr>
+        <w:drawing>
+          <wp:inline distT="0" distB="0" distL="114300" distR="114300">
+            <wp:extent cx="5516880" cy="1901190"/>
+            <wp:effectExtent l="0" t="0" r="7620" b="3810"/>
+            <wp:docPr id="29" name="图片 29" descr="用户测评记录.drawio"/>
+            <wp:cNvGraphicFramePr>
+              <a:graphicFrameLocks xmlns:a="http://schemas.openxmlformats.org/drawingml/2006/main" noChangeAspect="1"/>
+            </wp:cNvGraphicFramePr>
+            <a:graphic xmlns:a="http://schemas.openxmlformats.org/drawingml/2006/main">
+              <a:graphicData uri="http://schemas.openxmlformats.org/drawingml/2006/picture">
+                <pic:pic xmlns:pic="http://schemas.openxmlformats.org/drawingml/2006/picture">
+                  <pic:nvPicPr>
+                    <pic:cNvPr id="29" name="图片 29" descr="用户测评记录.drawio"/>
+                    <pic:cNvPicPr>
+                      <a:picLocks noChangeAspect="1"/>
+                    </pic:cNvPicPr>
+                  </pic:nvPicPr>
+                  <pic:blipFill>
+                    <a:blip r:embed="rId34">
+                      <a:extLst>
+                        <a:ext uri="{96DAC541-7B7A-43D3-8B79-37D633B846F1}">
+                          <asvg:svgBlip xmlns:asvg="http://schemas.microsoft.com/office/drawing/2016/SVG/main" r:embed="rId35"/>
+                        </a:ext>
+                      </a:extLst>
+                    </a:blip>
+                    <a:stretch>
+                      <a:fillRect/>
+                    </a:stretch>
+                  </pic:blipFill>
+                  <pic:spPr>
+                    <a:xfrm>
+                      <a:off x="0" y="0"/>
+                      <a:ext cx="5516880" cy="1901190"/>
+                    </a:xfrm>
+                    <a:prstGeom prst="rect">
+                      <a:avLst/>
+                    </a:prstGeom>
+                  </pic:spPr>
+                </pic:pic>
+              </a:graphicData>
+            </a:graphic>
+          </wp:inline>
+        </w:drawing>
+      </w:r>
+    </w:p>
+    <w:p>
+      <w:pPr>
+        <w:spacing w:line="360" w:lineRule="auto"/>
+        <w:ind w:firstLine="6" w:firstLineChars="3"/>
+        <w:jc w:val="center"/>
+        <w:rPr>
+          <w:rFonts w:hint="eastAsia"/>
+          <w:szCs w:val="21"/>
+          <w:lang w:val="en-US" w:eastAsia="zh-CN"/>
+        </w:rPr>
+      </w:pPr>
+      <w:r>
+        <w:rPr>
+          <w:rFonts w:hint="eastAsia"/>
+          <w:szCs w:val="21"/>
+          <w:lang w:val="en-US" w:eastAsia="zh-CN"/>
+        </w:rPr>
+        <w:t>图 4.8 用户测评记录实体图</w:t>
+      </w:r>
+    </w:p>
+    <w:p>
+      <w:pPr>
+        <w:ind w:firstLine="6" w:firstLineChars="3"/>
+        <w:jc w:val="right"/>
+        <w:rPr>
+          <w:rFonts w:hint="default"/>
+          <w:sz w:val="24"/>
+          <w:lang w:val="en-US" w:eastAsia="zh-CN"/>
+        </w:rPr>
+      </w:pPr>
+      <w:r>
+        <w:rPr>
+          <w:rFonts w:hint="eastAsia"/>
+          <w:szCs w:val="18"/>
+        </w:rPr>
+        <w:t>图片来源：自制</w:t>
+      </w:r>
+    </w:p>
+    <w:p>
+      <w:pPr>
+        <w:pStyle w:val="25"/>
+        <w:spacing w:after="0" w:line="360" w:lineRule="auto"/>
+        <w:ind w:left="0" w:leftChars="0" w:firstLine="0" w:firstLineChars="0"/>
+        <w:rPr>
+          <w:rFonts w:hint="default"/>
+          <w:sz w:val="24"/>
+          <w:lang w:val="en-US" w:eastAsia="zh-CN"/>
+        </w:rPr>
+      </w:pPr>
     </w:p>
     <w:p>
       <w:pPr>
@@ -8255,7 +8570,7 @@
           <w:sz w:val="24"/>
           <w:lang w:val="en-US" w:eastAsia="zh-CN"/>
         </w:rPr>
-        <w:t>AI角色人设实体</w:t>
+        <w:t>论坛帖子实体</w:t>
       </w:r>
     </w:p>
     <w:p>
@@ -8275,7 +8590,7 @@
           <w:sz w:val="24"/>
           <w:lang w:val="en-US" w:eastAsia="zh-CN"/>
         </w:rPr>
-        <w:t>由系统级配置端提供，主要保存可供大众用户选择加载的AI心理陪聊专家的核心提示词及人设档案。它的底层装填属性丰富且具体，分别包括：虚拟角色专属ID、角色的外显称呼名称、人设形象图标Avatar、特定的破冰开场白引导语、厚重的虚拟角色人生经验背景、偏向性性格特点说明、极其严苛的对话底线禁忌法则约束，以及上下架启用标识和数据管理时间参数。关于此实体的各项元素属性如图4</w:t>
+        <w:t>持久化储存大众访客在匿名互助社区内公开发布出去的树洞倾诉心得或探讨交流图文内容。构建此社区载体的底层参数属性涉及：发帖流水ID、发帖人用户ID、帖子主题头衔、图文正文内容区块、帖子归类目特征（如情感宣泄或经验分享等）、累计点赞人次数、总计曝光浏览量、帖子当前隐藏或公开状态，外加发帖与二次编辑的时间依据。其直观属性分支布局如图4</w:t>
       </w:r>
       <w:r>
         <w:rPr>
@@ -8291,8 +8606,120 @@
           <w:sz w:val="24"/>
           <w:lang w:val="en-US" w:eastAsia="zh-CN"/>
         </w:rPr>
-        <w:t>10所示。</w:t>
-      </w:r>
+        <w:t>9所示。</w:t>
+      </w:r>
+    </w:p>
+    <w:p>
+      <w:pPr>
+        <w:pStyle w:val="25"/>
+        <w:spacing w:after="0" w:line="360" w:lineRule="auto"/>
+        <w:ind w:left="0" w:leftChars="0" w:firstLine="0" w:firstLineChars="0"/>
+        <w:rPr>
+          <w:rFonts w:hint="default"/>
+          <w:sz w:val="24"/>
+          <w:lang w:val="en-US" w:eastAsia="zh-CN"/>
+        </w:rPr>
+      </w:pPr>
+      <w:r>
+        <w:rPr>
+          <w:rFonts w:hint="default"/>
+          <w:sz w:val="24"/>
+          <w:lang w:val="en-US" w:eastAsia="zh-CN"/>
+        </w:rPr>
+        <w:drawing>
+          <wp:inline distT="0" distB="0" distL="114300" distR="114300">
+            <wp:extent cx="5511800" cy="1544320"/>
+            <wp:effectExtent l="0" t="0" r="12700" b="17780"/>
+            <wp:docPr id="28" name="图片 28" descr="论坛帖子.drawio"/>
+            <wp:cNvGraphicFramePr>
+              <a:graphicFrameLocks xmlns:a="http://schemas.openxmlformats.org/drawingml/2006/main" noChangeAspect="1"/>
+            </wp:cNvGraphicFramePr>
+            <a:graphic xmlns:a="http://schemas.openxmlformats.org/drawingml/2006/main">
+              <a:graphicData uri="http://schemas.openxmlformats.org/drawingml/2006/picture">
+                <pic:pic xmlns:pic="http://schemas.openxmlformats.org/drawingml/2006/picture">
+                  <pic:nvPicPr>
+                    <pic:cNvPr id="28" name="图片 28" descr="论坛帖子.drawio"/>
+                    <pic:cNvPicPr>
+                      <a:picLocks noChangeAspect="1"/>
+                    </pic:cNvPicPr>
+                  </pic:nvPicPr>
+                  <pic:blipFill>
+                    <a:blip r:embed="rId36">
+                      <a:extLst>
+                        <a:ext uri="{96DAC541-7B7A-43D3-8B79-37D633B846F1}">
+                          <asvg:svgBlip xmlns:asvg="http://schemas.microsoft.com/office/drawing/2016/SVG/main" r:embed="rId37"/>
+                        </a:ext>
+                      </a:extLst>
+                    </a:blip>
+                    <a:stretch>
+                      <a:fillRect/>
+                    </a:stretch>
+                  </pic:blipFill>
+                  <pic:spPr>
+                    <a:xfrm>
+                      <a:off x="0" y="0"/>
+                      <a:ext cx="5511800" cy="1544320"/>
+                    </a:xfrm>
+                    <a:prstGeom prst="rect">
+                      <a:avLst/>
+                    </a:prstGeom>
+                  </pic:spPr>
+                </pic:pic>
+              </a:graphicData>
+            </a:graphic>
+          </wp:inline>
+        </w:drawing>
+      </w:r>
+    </w:p>
+    <w:p>
+      <w:pPr>
+        <w:spacing w:line="360" w:lineRule="auto"/>
+        <w:ind w:firstLine="6" w:firstLineChars="3"/>
+        <w:jc w:val="center"/>
+        <w:rPr>
+          <w:rFonts w:hint="eastAsia"/>
+          <w:szCs w:val="21"/>
+          <w:lang w:val="en-US" w:eastAsia="zh-CN"/>
+        </w:rPr>
+      </w:pPr>
+      <w:r>
+        <w:rPr>
+          <w:rFonts w:hint="eastAsia"/>
+          <w:szCs w:val="21"/>
+          <w:lang w:val="en-US" w:eastAsia="zh-CN"/>
+        </w:rPr>
+        <w:t>图 4.9 论坛帖子实体图</w:t>
+      </w:r>
+    </w:p>
+    <w:p>
+      <w:pPr>
+        <w:ind w:firstLine="6" w:firstLineChars="3"/>
+        <w:jc w:val="right"/>
+        <w:rPr>
+          <w:rFonts w:hint="default"/>
+          <w:sz w:val="24"/>
+          <w:lang w:val="en-US" w:eastAsia="zh-CN"/>
+        </w:rPr>
+      </w:pPr>
+      <w:r>
+        <w:rPr>
+          <w:rFonts w:hint="eastAsia"/>
+          <w:szCs w:val="18"/>
+        </w:rPr>
+        <w:t>图片来源：自制</w:t>
+      </w:r>
+    </w:p>
+    <w:p>
+      <w:pPr>
+        <w:pStyle w:val="25"/>
+        <w:spacing w:after="0" w:line="360" w:lineRule="auto"/>
+        <w:ind w:left="0" w:leftChars="0" w:firstLine="0" w:firstLineChars="0"/>
+        <w:rPr>
+          <w:rFonts w:hint="default"/>
+          <w:sz w:val="24"/>
+          <w:lang w:val="en-US" w:eastAsia="zh-CN"/>
+        </w:rPr>
+      </w:pPr>
     </w:p>
     <w:p>
       <w:pPr>
@@ -8315,7 +8742,7 @@
           <w:sz w:val="24"/>
           <w:lang w:val="en-US" w:eastAsia="zh-CN"/>
         </w:rPr>
-        <w:t>聊天会话实体</w:t>
+        <w:t>AI角色人设实体</w:t>
       </w:r>
     </w:p>
     <w:p>
@@ -8335,7 +8762,7 @@
           <w:sz w:val="24"/>
           <w:lang w:val="en-US" w:eastAsia="zh-CN"/>
         </w:rPr>
-        <w:t>作为AI陪伴系统的主锚点，负责统领并串联起单个物理用户与特定虚拟AI角色之间展开的纵深在线交流对话箱。该实体涵盖的总括属性包含：会话追踪ID、参与交流的大众用户身份ID、系统借由大模型自动概括出的短精会话标题、正在连线的虚拟AI角色代理ID、聊天室的当前存续冻结状态，以及会话通道最初被开辟和最终被激活回复时的时间锚点。其会话框架属性体系如图4</w:t>
+        <w:t>由系统级配置端提供，主要保存可供大众用户选择加载的AI心理陪聊专家的核心提示词及人设档案。它的底层装填属性丰富且具体，分别包括：虚拟角色专属ID、角色的外显称呼名称、人设形象图标Avatar、特定的破冰开场白引导语、厚重的虚拟角色人生经验背景、偏向性性格特点说明、极其严苛的对话底线禁忌法则约束，以及上下架启用标识和数据管理时间参数。关于此实体的各项元素属性如图4</w:t>
       </w:r>
       <w:r>
         <w:rPr>
@@ -8351,8 +8778,120 @@
           <w:sz w:val="24"/>
           <w:lang w:val="en-US" w:eastAsia="zh-CN"/>
         </w:rPr>
-        <w:t>11所示。</w:t>
-      </w:r>
+        <w:t>10所示。</w:t>
+      </w:r>
+    </w:p>
+    <w:p>
+      <w:pPr>
+        <w:pStyle w:val="25"/>
+        <w:spacing w:after="0" w:line="360" w:lineRule="auto"/>
+        <w:ind w:left="0" w:leftChars="0" w:firstLine="0" w:firstLineChars="0"/>
+        <w:rPr>
+          <w:rFonts w:hint="default"/>
+          <w:sz w:val="24"/>
+          <w:lang w:val="en-US" w:eastAsia="zh-CN"/>
+        </w:rPr>
+      </w:pPr>
+      <w:r>
+        <w:rPr>
+          <w:rFonts w:hint="default"/>
+          <w:sz w:val="24"/>
+          <w:lang w:val="en-US" w:eastAsia="zh-CN"/>
+        </w:rPr>
+        <w:drawing>
+          <wp:inline distT="0" distB="0" distL="114300" distR="114300">
+            <wp:extent cx="5514340" cy="1441450"/>
+            <wp:effectExtent l="0" t="0" r="10160" b="6350"/>
+            <wp:docPr id="27" name="图片 27" descr="ai角色实体.drawio"/>
+            <wp:cNvGraphicFramePr>
+              <a:graphicFrameLocks xmlns:a="http://schemas.openxmlformats.org/drawingml/2006/main" noChangeAspect="1"/>
+            </wp:cNvGraphicFramePr>
+            <a:graphic xmlns:a="http://schemas.openxmlformats.org/drawingml/2006/main">
+              <a:graphicData uri="http://schemas.openxmlformats.org/drawingml/2006/picture">
+                <pic:pic xmlns:pic="http://schemas.openxmlformats.org/drawingml/2006/picture">
+                  <pic:nvPicPr>
+                    <pic:cNvPr id="27" name="图片 27" descr="ai角色实体.drawio"/>
+                    <pic:cNvPicPr>
+                      <a:picLocks noChangeAspect="1"/>
+                    </pic:cNvPicPr>
+                  </pic:nvPicPr>
+                  <pic:blipFill>
+                    <a:blip r:embed="rId38">
+                      <a:extLst>
+                        <a:ext uri="{96DAC541-7B7A-43D3-8B79-37D633B846F1}">
+                          <asvg:svgBlip xmlns:asvg="http://schemas.microsoft.com/office/drawing/2016/SVG/main" r:embed="rId39"/>
+                        </a:ext>
+                      </a:extLst>
+                    </a:blip>
+                    <a:stretch>
+                      <a:fillRect/>
+                    </a:stretch>
+                  </pic:blipFill>
+                  <pic:spPr>
+                    <a:xfrm>
+                      <a:off x="0" y="0"/>
+                      <a:ext cx="5514340" cy="1441450"/>
+                    </a:xfrm>
+                    <a:prstGeom prst="rect">
+                      <a:avLst/>
+                    </a:prstGeom>
+                  </pic:spPr>
+                </pic:pic>
+              </a:graphicData>
+            </a:graphic>
+          </wp:inline>
+        </w:drawing>
+      </w:r>
+    </w:p>
+    <w:p>
+      <w:pPr>
+        <w:spacing w:line="360" w:lineRule="auto"/>
+        <w:ind w:firstLine="6" w:firstLineChars="3"/>
+        <w:jc w:val="center"/>
+        <w:rPr>
+          <w:rFonts w:hint="eastAsia"/>
+          <w:szCs w:val="21"/>
+          <w:lang w:val="en-US" w:eastAsia="zh-CN"/>
+        </w:rPr>
+      </w:pPr>
+      <w:r>
+        <w:rPr>
+          <w:rFonts w:hint="eastAsia"/>
+          <w:szCs w:val="21"/>
+          <w:lang w:val="en-US" w:eastAsia="zh-CN"/>
+        </w:rPr>
+        <w:t>图 4.10 AI角色人设实体图</w:t>
+      </w:r>
+    </w:p>
+    <w:p>
+      <w:pPr>
+        <w:ind w:firstLine="6" w:firstLineChars="3"/>
+        <w:jc w:val="right"/>
+        <w:rPr>
+          <w:rFonts w:hint="default"/>
+          <w:sz w:val="24"/>
+          <w:lang w:val="en-US" w:eastAsia="zh-CN"/>
+        </w:rPr>
+      </w:pPr>
+      <w:r>
+        <w:rPr>
+          <w:rFonts w:hint="eastAsia"/>
+          <w:szCs w:val="18"/>
+        </w:rPr>
+        <w:t>图片来源：自制</w:t>
+      </w:r>
+    </w:p>
+    <w:p>
+      <w:pPr>
+        <w:pStyle w:val="25"/>
+        <w:spacing w:after="0" w:line="360" w:lineRule="auto"/>
+        <w:ind w:left="0" w:leftChars="0" w:firstLine="0" w:firstLineChars="0"/>
+        <w:rPr>
+          <w:rFonts w:hint="default"/>
+          <w:sz w:val="24"/>
+          <w:lang w:val="en-US" w:eastAsia="zh-CN"/>
+        </w:rPr>
+      </w:pPr>
     </w:p>
     <w:p>
       <w:pPr>
@@ -8375,7 +8914,7 @@
           <w:sz w:val="24"/>
           <w:lang w:val="en-US" w:eastAsia="zh-CN"/>
         </w:rPr>
-        <w:t>疗愈资源实体</w:t>
+        <w:t>聊天会话实体</w:t>
       </w:r>
     </w:p>
     <w:p>
@@ -8395,6 +8934,178 @@
           <w:sz w:val="24"/>
           <w:lang w:val="en-US" w:eastAsia="zh-CN"/>
         </w:rPr>
+        <w:t>作为AI陪伴系统的主锚点，负责统领并串联起单个物理用户与特定虚拟AI角色之间展开的纵深在线交流对话箱。该实体涵盖的总括属性包含：会话追踪ID、参与交流的大众用户身份ID、系统借由大模型自动概括出的短精会话标题、正在连线的虚拟AI角色代理ID、聊天室的当前存续冻结状态，以及会话通道最初被开辟和最终被激活回复时的时间锚点。其会话框架属性体系如图4</w:t>
+      </w:r>
+      <w:r>
+        <w:rPr>
+          <w:rFonts w:hint="eastAsia"/>
+          <w:sz w:val="24"/>
+          <w:lang w:val="en-US" w:eastAsia="zh-CN"/>
+        </w:rPr>
+        <w:t>.</w:t>
+      </w:r>
+      <w:r>
+        <w:rPr>
+          <w:rFonts w:hint="default"/>
+          <w:sz w:val="24"/>
+          <w:lang w:val="en-US" w:eastAsia="zh-CN"/>
+        </w:rPr>
+        <w:t>11所示。</w:t>
+      </w:r>
+    </w:p>
+    <w:p>
+      <w:pPr>
+        <w:pStyle w:val="25"/>
+        <w:spacing w:after="0" w:line="360" w:lineRule="auto"/>
+        <w:ind w:left="0" w:leftChars="0" w:firstLine="0" w:firstLineChars="0"/>
+        <w:rPr>
+          <w:rFonts w:hint="default"/>
+          <w:sz w:val="24"/>
+          <w:lang w:val="en-US" w:eastAsia="zh-CN"/>
+        </w:rPr>
+      </w:pPr>
+      <w:r>
+        <w:rPr>
+          <w:rFonts w:hint="default"/>
+          <w:sz w:val="24"/>
+          <w:lang w:val="en-US" w:eastAsia="zh-CN"/>
+        </w:rPr>
+        <w:drawing>
+          <wp:inline distT="0" distB="0" distL="114300" distR="114300">
+            <wp:extent cx="5514975" cy="2141855"/>
+            <wp:effectExtent l="0" t="0" r="9525" b="10795"/>
+            <wp:docPr id="26" name="图片 26" descr="聊天会话.drawio"/>
+            <wp:cNvGraphicFramePr>
+              <a:graphicFrameLocks xmlns:a="http://schemas.openxmlformats.org/drawingml/2006/main" noChangeAspect="1"/>
+            </wp:cNvGraphicFramePr>
+            <a:graphic xmlns:a="http://schemas.openxmlformats.org/drawingml/2006/main">
+              <a:graphicData uri="http://schemas.openxmlformats.org/drawingml/2006/picture">
+                <pic:pic xmlns:pic="http://schemas.openxmlformats.org/drawingml/2006/picture">
+                  <pic:nvPicPr>
+                    <pic:cNvPr id="26" name="图片 26" descr="聊天会话.drawio"/>
+                    <pic:cNvPicPr>
+                      <a:picLocks noChangeAspect="1"/>
+                    </pic:cNvPicPr>
+                  </pic:nvPicPr>
+                  <pic:blipFill>
+                    <a:blip r:embed="rId40">
+                      <a:extLst>
+                        <a:ext uri="{96DAC541-7B7A-43D3-8B79-37D633B846F1}">
+                          <asvg:svgBlip xmlns:asvg="http://schemas.microsoft.com/office/drawing/2016/SVG/main" r:embed="rId41"/>
+                        </a:ext>
+                      </a:extLst>
+                    </a:blip>
+                    <a:stretch>
+                      <a:fillRect/>
+                    </a:stretch>
+                  </pic:blipFill>
+                  <pic:spPr>
+                    <a:xfrm>
+                      <a:off x="0" y="0"/>
+                      <a:ext cx="5514975" cy="2141855"/>
+                    </a:xfrm>
+                    <a:prstGeom prst="rect">
+                      <a:avLst/>
+                    </a:prstGeom>
+                  </pic:spPr>
+                </pic:pic>
+              </a:graphicData>
+            </a:graphic>
+          </wp:inline>
+        </w:drawing>
+      </w:r>
+    </w:p>
+    <w:p>
+      <w:pPr>
+        <w:spacing w:line="360" w:lineRule="auto"/>
+        <w:ind w:firstLine="6" w:firstLineChars="3"/>
+        <w:jc w:val="center"/>
+        <w:rPr>
+          <w:rFonts w:hint="eastAsia"/>
+          <w:szCs w:val="21"/>
+          <w:lang w:val="en-US" w:eastAsia="zh-CN"/>
+        </w:rPr>
+      </w:pPr>
+      <w:r>
+        <w:rPr>
+          <w:rFonts w:hint="eastAsia"/>
+          <w:szCs w:val="21"/>
+          <w:lang w:val="en-US" w:eastAsia="zh-CN"/>
+        </w:rPr>
+        <w:t>图 4.11 聊天会话实体图</w:t>
+      </w:r>
+    </w:p>
+    <w:p>
+      <w:pPr>
+        <w:ind w:firstLine="6" w:firstLineChars="3"/>
+        <w:jc w:val="right"/>
+        <w:rPr>
+          <w:rFonts w:hint="default"/>
+          <w:sz w:val="24"/>
+          <w:lang w:val="en-US" w:eastAsia="zh-CN"/>
+        </w:rPr>
+      </w:pPr>
+      <w:r>
+        <w:rPr>
+          <w:rFonts w:hint="eastAsia"/>
+          <w:szCs w:val="18"/>
+        </w:rPr>
+        <w:t>图片来源：自制</w:t>
+      </w:r>
+    </w:p>
+    <w:p>
+      <w:pPr>
+        <w:pStyle w:val="25"/>
+        <w:spacing w:after="0" w:line="360" w:lineRule="auto"/>
+        <w:ind w:left="0" w:leftChars="0" w:firstLine="0" w:firstLineChars="0"/>
+        <w:rPr>
+          <w:rFonts w:hint="default"/>
+          <w:sz w:val="24"/>
+          <w:lang w:val="en-US" w:eastAsia="zh-CN"/>
+        </w:rPr>
+      </w:pPr>
+    </w:p>
+    <w:p>
+      <w:pPr>
+        <w:pStyle w:val="25"/>
+        <w:numPr>
+          <w:ilvl w:val="0"/>
+          <w:numId w:val="2"/>
+        </w:numPr>
+        <w:spacing w:after="0" w:line="360" w:lineRule="auto"/>
+        <w:ind w:firstLine="480" w:firstLineChars="200"/>
+        <w:rPr>
+          <w:rFonts w:hint="default"/>
+          <w:sz w:val="24"/>
+          <w:lang w:val="en-US" w:eastAsia="zh-CN"/>
+        </w:rPr>
+      </w:pPr>
+      <w:r>
+        <w:rPr>
+          <w:rFonts w:hint="default"/>
+          <w:sz w:val="24"/>
+          <w:lang w:val="en-US" w:eastAsia="zh-CN"/>
+        </w:rPr>
+        <w:t>疗愈资源实体</w:t>
+      </w:r>
+    </w:p>
+    <w:p>
+      <w:pPr>
+        <w:pStyle w:val="25"/>
+        <w:spacing w:after="0" w:line="360" w:lineRule="auto"/>
+        <w:ind w:firstLine="480" w:firstLineChars="200"/>
+        <w:rPr>
+          <w:rFonts w:hint="default"/>
+          <w:sz w:val="24"/>
+          <w:lang w:val="en-US" w:eastAsia="zh-CN"/>
+        </w:rPr>
+      </w:pPr>
+      <w:r>
+        <w:rPr>
+          <w:rFonts w:hint="default"/>
+          <w:sz w:val="24"/>
+          <w:lang w:val="en-US" w:eastAsia="zh-CN"/>
+        </w:rPr>
         <w:t>统一化管理系统书架上向外展示的诸如心理科普爆款文章、助眠白噪音音乐甚至冥想等辅助性质的多媒体干预素材。为了支撑多种介质类型展现，它的实体数据包含了：资源专属登记ID、资源的展示标题、资源承载物理种类（如图文、语音段落或视频流等）、文章类型所属的HTML正文源码区块、媒体资源外链URL地址、精美的资源展柜封面图URL地、方便搜索的散装短标签群、粗略简介描述、累计全网阅读听阅点击率量、资源是否可见的安全状态，及相关管理时间配置。其庞杂的多维属性架构逻辑如图4</w:t>
       </w:r>
       <w:r>
@@ -8413,6 +9124,118 @@
         </w:rPr>
         <w:t>12所示。</w:t>
       </w:r>
+    </w:p>
+    <w:p>
+      <w:pPr>
+        <w:pStyle w:val="25"/>
+        <w:spacing w:after="0" w:line="360" w:lineRule="auto"/>
+        <w:ind w:left="0" w:leftChars="0" w:firstLine="0" w:firstLineChars="0"/>
+        <w:rPr>
+          <w:rFonts w:hint="default"/>
+          <w:sz w:val="24"/>
+          <w:lang w:val="en-US" w:eastAsia="zh-CN"/>
+        </w:rPr>
+      </w:pPr>
+      <w:r>
+        <w:rPr>
+          <w:rFonts w:hint="default"/>
+          <w:sz w:val="24"/>
+          <w:lang w:val="en-US" w:eastAsia="zh-CN"/>
+        </w:rPr>
+        <w:drawing>
+          <wp:inline distT="0" distB="0" distL="114300" distR="114300">
+            <wp:extent cx="5516245" cy="1159510"/>
+            <wp:effectExtent l="0" t="0" r="8255" b="2540"/>
+            <wp:docPr id="44" name="图片 44" descr="疗愈资源实体.drawio (1)"/>
+            <wp:cNvGraphicFramePr>
+              <a:graphicFrameLocks xmlns:a="http://schemas.openxmlformats.org/drawingml/2006/main" noChangeAspect="1"/>
+            </wp:cNvGraphicFramePr>
+            <a:graphic xmlns:a="http://schemas.openxmlformats.org/drawingml/2006/main">
+              <a:graphicData uri="http://schemas.openxmlformats.org/drawingml/2006/picture">
+                <pic:pic xmlns:pic="http://schemas.openxmlformats.org/drawingml/2006/picture">
+                  <pic:nvPicPr>
+                    <pic:cNvPr id="44" name="图片 44" descr="疗愈资源实体.drawio (1)"/>
+                    <pic:cNvPicPr>
+                      <a:picLocks noChangeAspect="1"/>
+                    </pic:cNvPicPr>
+                  </pic:nvPicPr>
+                  <pic:blipFill>
+                    <a:blip r:embed="rId42">
+                      <a:extLst>
+                        <a:ext uri="{96DAC541-7B7A-43D3-8B79-37D633B846F1}">
+                          <asvg:svgBlip xmlns:asvg="http://schemas.microsoft.com/office/drawing/2016/SVG/main" r:embed="rId43"/>
+                        </a:ext>
+                      </a:extLst>
+                    </a:blip>
+                    <a:stretch>
+                      <a:fillRect/>
+                    </a:stretch>
+                  </pic:blipFill>
+                  <pic:spPr>
+                    <a:xfrm>
+                      <a:off x="0" y="0"/>
+                      <a:ext cx="5516245" cy="1159510"/>
+                    </a:xfrm>
+                    <a:prstGeom prst="rect">
+                      <a:avLst/>
+                    </a:prstGeom>
+                  </pic:spPr>
+                </pic:pic>
+              </a:graphicData>
+            </a:graphic>
+          </wp:inline>
+        </w:drawing>
+      </w:r>
+    </w:p>
+    <w:p>
+      <w:pPr>
+        <w:spacing w:line="360" w:lineRule="auto"/>
+        <w:ind w:firstLine="6" w:firstLineChars="3"/>
+        <w:jc w:val="center"/>
+        <w:rPr>
+          <w:rFonts w:hint="eastAsia"/>
+          <w:szCs w:val="21"/>
+          <w:lang w:val="en-US" w:eastAsia="zh-CN"/>
+        </w:rPr>
+      </w:pPr>
+      <w:r>
+        <w:rPr>
+          <w:rFonts w:hint="eastAsia"/>
+          <w:szCs w:val="21"/>
+          <w:lang w:val="en-US" w:eastAsia="zh-CN"/>
+        </w:rPr>
+        <w:t>图 4.12 疗愈资源实体图</w:t>
+      </w:r>
+    </w:p>
+    <w:p>
+      <w:pPr>
+        <w:ind w:firstLine="6" w:firstLineChars="3"/>
+        <w:jc w:val="right"/>
+        <w:rPr>
+          <w:rFonts w:hint="default"/>
+          <w:sz w:val="24"/>
+          <w:lang w:val="en-US" w:eastAsia="zh-CN"/>
+        </w:rPr>
+      </w:pPr>
+      <w:r>
+        <w:rPr>
+          <w:rFonts w:hint="eastAsia"/>
+          <w:szCs w:val="18"/>
+        </w:rPr>
+        <w:t>图片来源：自制</w:t>
+      </w:r>
+    </w:p>
+    <w:p>
+      <w:pPr>
+        <w:pStyle w:val="25"/>
+        <w:spacing w:after="0" w:line="360" w:lineRule="auto"/>
+        <w:ind w:left="0" w:leftChars="0" w:firstLine="0" w:firstLineChars="0"/>
+        <w:rPr>
+          <w:rFonts w:hint="default"/>
+          <w:sz w:val="24"/>
+          <w:lang w:val="en-US" w:eastAsia="zh-CN"/>
+        </w:rPr>
+      </w:pPr>
     </w:p>
     <w:p>
       <w:pPr>
@@ -12767,6 +13590,12 @@
             <w:insideH w:val="none" w:color="auto" w:sz="0" w:space="0"/>
             <w:insideV w:val="none" w:color="auto" w:sz="0" w:space="0"/>
           </w:tblBorders>
+          <w:tblCellMar>
+            <w:top w:w="0" w:type="dxa"/>
+            <w:left w:w="108" w:type="dxa"/>
+            <w:bottom w:w="0" w:type="dxa"/>
+            <w:right w:w="108" w:type="dxa"/>
+          </w:tblCellMar>
         </w:tblPrEx>
         <w:tc>
           <w:tcPr>
@@ -20709,9 +21538,9 @@
         </w:rPr>
         <w:drawing>
           <wp:inline distT="0" distB="0" distL="114300" distR="114300">
-            <wp:extent cx="3545205" cy="4521835"/>
-            <wp:effectExtent l="0" t="0" r="17145" b="12065"/>
-            <wp:docPr id="9" name="图片 9" descr="用户注册登录权限执行流程图.drawio"/>
+            <wp:extent cx="4114800" cy="5238750"/>
+            <wp:effectExtent l="0" t="0" r="0" b="0"/>
+            <wp:docPr id="45" name="图片 45" descr="用户注册登录.drawio"/>
             <wp:cNvGraphicFramePr>
               <a:graphicFrameLocks xmlns:a="http://schemas.openxmlformats.org/drawingml/2006/main" noChangeAspect="1"/>
             </wp:cNvGraphicFramePr>
@@ -20719,13 +21548,19 @@
               <a:graphicData uri="http://schemas.openxmlformats.org/drawingml/2006/picture">
                 <pic:pic xmlns:pic="http://schemas.openxmlformats.org/drawingml/2006/picture">
                   <pic:nvPicPr>
-                    <pic:cNvPr id="9" name="图片 9" descr="用户注册登录权限执行流程图.drawio"/>
+                    <pic:cNvPr id="45" name="图片 45" descr="用户注册登录.drawio"/>
                     <pic:cNvPicPr>
                       <a:picLocks noChangeAspect="1"/>
                     </pic:cNvPicPr>
                   </pic:nvPicPr>
                   <pic:blipFill>
-                    <a:blip r:embed="rId24"/>
+                    <a:blip r:embed="rId44">
+                      <a:extLst>
+                        <a:ext uri="{96DAC541-7B7A-43D3-8B79-37D633B846F1}">
+                          <asvg:svgBlip xmlns:asvg="http://schemas.microsoft.com/office/drawing/2016/SVG/main" r:embed="rId45"/>
+                        </a:ext>
+                      </a:extLst>
+                    </a:blip>
                     <a:stretch>
                       <a:fillRect/>
                     </a:stretch>
@@ -20733,7 +21568,7 @@
                   <pic:spPr>
                     <a:xfrm>
                       <a:off x="0" y="0"/>
-                      <a:ext cx="3545205" cy="4521835"/>
+                      <a:ext cx="4114800" cy="5238750"/>
                     </a:xfrm>
                     <a:prstGeom prst="rect">
                       <a:avLst/>
@@ -20845,9 +21680,9 @@
         </w:rPr>
         <w:drawing>
           <wp:inline distT="0" distB="0" distL="114300" distR="114300">
-            <wp:extent cx="3112770" cy="4337685"/>
-            <wp:effectExtent l="0" t="0" r="11430" b="5715"/>
-            <wp:docPr id="13" name="图片 13" descr="匿名倾诉论坛与科普.drawio"/>
+            <wp:extent cx="3800475" cy="5295900"/>
+            <wp:effectExtent l="0" t="0" r="9525" b="0"/>
+            <wp:docPr id="46" name="图片 46" descr="论坛疗愈资源.drawio"/>
             <wp:cNvGraphicFramePr>
               <a:graphicFrameLocks xmlns:a="http://schemas.openxmlformats.org/drawingml/2006/main" noChangeAspect="1"/>
             </wp:cNvGraphicFramePr>
@@ -20855,13 +21690,19 @@
               <a:graphicData uri="http://schemas.openxmlformats.org/drawingml/2006/picture">
                 <pic:pic xmlns:pic="http://schemas.openxmlformats.org/drawingml/2006/picture">
                   <pic:nvPicPr>
-                    <pic:cNvPr id="13" name="图片 13" descr="匿名倾诉论坛与科普.drawio"/>
+                    <pic:cNvPr id="46" name="图片 46" descr="论坛疗愈资源.drawio"/>
                     <pic:cNvPicPr>
                       <a:picLocks noChangeAspect="1"/>
                     </pic:cNvPicPr>
                   </pic:nvPicPr>
                   <pic:blipFill>
-                    <a:blip r:embed="rId25"/>
+                    <a:blip r:embed="rId46">
+                      <a:extLst>
+                        <a:ext uri="{96DAC541-7B7A-43D3-8B79-37D633B846F1}">
+                          <asvg:svgBlip xmlns:asvg="http://schemas.microsoft.com/office/drawing/2016/SVG/main" r:embed="rId47"/>
+                        </a:ext>
+                      </a:extLst>
+                    </a:blip>
                     <a:stretch>
                       <a:fillRect/>
                     </a:stretch>
@@ -20869,7 +21710,7 @@
                   <pic:spPr>
                     <a:xfrm>
                       <a:off x="0" y="0"/>
-                      <a:ext cx="3112770" cy="4337685"/>
+                      <a:ext cx="3800475" cy="5295900"/>
                     </a:xfrm>
                     <a:prstGeom prst="rect">
                       <a:avLst/>
@@ -20994,9 +21835,9 @@
         </w:rPr>
         <w:drawing>
           <wp:inline distT="0" distB="0" distL="114300" distR="114300">
-            <wp:extent cx="3101975" cy="5001260"/>
-            <wp:effectExtent l="0" t="0" r="3175" b="8890"/>
-            <wp:docPr id="14" name="图片 14" descr="心理量表测评算分逻辑运作流程图.drawio"/>
+            <wp:extent cx="3298825" cy="5318125"/>
+            <wp:effectExtent l="0" t="0" r="15875" b="15875"/>
+            <wp:docPr id="47" name="图片 47" descr="心理量表测评.drawio"/>
             <wp:cNvGraphicFramePr>
               <a:graphicFrameLocks xmlns:a="http://schemas.openxmlformats.org/drawingml/2006/main" noChangeAspect="1"/>
             </wp:cNvGraphicFramePr>
@@ -21004,13 +21845,19 @@
               <a:graphicData uri="http://schemas.openxmlformats.org/drawingml/2006/picture">
                 <pic:pic xmlns:pic="http://schemas.openxmlformats.org/drawingml/2006/picture">
                   <pic:nvPicPr>
-                    <pic:cNvPr id="14" name="图片 14" descr="心理量表测评算分逻辑运作流程图.drawio"/>
+                    <pic:cNvPr id="47" name="图片 47" descr="心理量表测评.drawio"/>
                     <pic:cNvPicPr>
                       <a:picLocks noChangeAspect="1"/>
                     </pic:cNvPicPr>
                   </pic:nvPicPr>
                   <pic:blipFill>
-                    <a:blip r:embed="rId26"/>
+                    <a:blip r:embed="rId48">
+                      <a:extLst>
+                        <a:ext uri="{96DAC541-7B7A-43D3-8B79-37D633B846F1}">
+                          <asvg:svgBlip xmlns:asvg="http://schemas.microsoft.com/office/drawing/2016/SVG/main" r:embed="rId49"/>
+                        </a:ext>
+                      </a:extLst>
+                    </a:blip>
                     <a:stretch>
                       <a:fillRect/>
                     </a:stretch>
@@ -21018,7 +21865,7 @@
                   <pic:spPr>
                     <a:xfrm>
                       <a:off x="0" y="0"/>
-                      <a:ext cx="3101975" cy="5001260"/>
+                      <a:ext cx="3298825" cy="5318125"/>
                     </a:xfrm>
                     <a:prstGeom prst="rect">
                       <a:avLst/>
@@ -21129,7 +21976,7 @@
       <w:pPr>
         <w:pStyle w:val="25"/>
         <w:spacing w:after="0" w:line="360" w:lineRule="auto"/>
-        <w:ind w:firstLine="480" w:firstLineChars="200"/>
+        <w:ind w:left="0" w:leftChars="0" w:firstLine="0" w:firstLineChars="0"/>
         <w:jc w:val="center"/>
         <w:rPr>
           <w:rFonts w:hint="eastAsia" w:eastAsia="宋体"/>
@@ -21145,9 +21992,9 @@
         </w:rPr>
         <w:drawing>
           <wp:inline distT="0" distB="0" distL="114300" distR="114300">
-            <wp:extent cx="4871720" cy="4569460"/>
-            <wp:effectExtent l="0" t="0" r="5080" b="2540"/>
-            <wp:docPr id="15" name="图片 15" descr="ai角色.drawio"/>
+            <wp:extent cx="4686935" cy="4395470"/>
+            <wp:effectExtent l="0" t="0" r="18415" b="5080"/>
+            <wp:docPr id="48" name="图片 48" descr="ai角色.drawio"/>
             <wp:cNvGraphicFramePr>
               <a:graphicFrameLocks xmlns:a="http://schemas.openxmlformats.org/drawingml/2006/main" noChangeAspect="1"/>
             </wp:cNvGraphicFramePr>
@@ -21155,13 +22002,19 @@
               <a:graphicData uri="http://schemas.openxmlformats.org/drawingml/2006/picture">
                 <pic:pic xmlns:pic="http://schemas.openxmlformats.org/drawingml/2006/picture">
                   <pic:nvPicPr>
-                    <pic:cNvPr id="15" name="图片 15" descr="ai角色.drawio"/>
+                    <pic:cNvPr id="48" name="图片 48" descr="ai角色.drawio"/>
                     <pic:cNvPicPr>
                       <a:picLocks noChangeAspect="1"/>
                     </pic:cNvPicPr>
                   </pic:nvPicPr>
                   <pic:blipFill>
-                    <a:blip r:embed="rId27"/>
+                    <a:blip r:embed="rId50">
+                      <a:extLst>
+                        <a:ext uri="{96DAC541-7B7A-43D3-8B79-37D633B846F1}">
+                          <asvg:svgBlip xmlns:asvg="http://schemas.microsoft.com/office/drawing/2016/SVG/main" r:embed="rId51"/>
+                        </a:ext>
+                      </a:extLst>
+                    </a:blip>
                     <a:stretch>
                       <a:fillRect/>
                     </a:stretch>
@@ -21169,7 +22022,7 @@
                   <pic:spPr>
                     <a:xfrm>
                       <a:off x="0" y="0"/>
-                      <a:ext cx="4871720" cy="4569460"/>
+                      <a:ext cx="4686935" cy="4395470"/>
                     </a:xfrm>
                     <a:prstGeom prst="rect">
                       <a:avLst/>
@@ -21314,9 +22167,9 @@
         </w:rPr>
         <w:drawing>
           <wp:inline distT="0" distB="0" distL="114300" distR="114300">
-            <wp:extent cx="4016375" cy="4624705"/>
-            <wp:effectExtent l="0" t="0" r="3175" b="4445"/>
-            <wp:docPr id="16" name="图片 16" descr="服务器数据监控.drawio"/>
+            <wp:extent cx="4345305" cy="5003800"/>
+            <wp:effectExtent l="0" t="0" r="17145" b="6350"/>
+            <wp:docPr id="49" name="图片 49" descr="服务器数据监控.drawio"/>
             <wp:cNvGraphicFramePr>
               <a:graphicFrameLocks xmlns:a="http://schemas.openxmlformats.org/drawingml/2006/main" noChangeAspect="1"/>
             </wp:cNvGraphicFramePr>
@@ -21324,13 +22177,19 @@
               <a:graphicData uri="http://schemas.openxmlformats.org/drawingml/2006/picture">
                 <pic:pic xmlns:pic="http://schemas.openxmlformats.org/drawingml/2006/picture">
                   <pic:nvPicPr>
-                    <pic:cNvPr id="16" name="图片 16" descr="服务器数据监控.drawio"/>
+                    <pic:cNvPr id="49" name="图片 49" descr="服务器数据监控.drawio"/>
                     <pic:cNvPicPr>
                       <a:picLocks noChangeAspect="1"/>
                     </pic:cNvPicPr>
                   </pic:nvPicPr>
                   <pic:blipFill>
-                    <a:blip r:embed="rId28"/>
+                    <a:blip r:embed="rId52">
+                      <a:extLst>
+                        <a:ext uri="{96DAC541-7B7A-43D3-8B79-37D633B846F1}">
+                          <asvg:svgBlip xmlns:asvg="http://schemas.microsoft.com/office/drawing/2016/SVG/main" r:embed="rId53"/>
+                        </a:ext>
+                      </a:extLst>
+                    </a:blip>
                     <a:stretch>
                       <a:fillRect/>
                     </a:stretch>
@@ -21338,7 +22197,7 @@
                   <pic:spPr>
                     <a:xfrm>
                       <a:off x="0" y="0"/>
-                      <a:ext cx="4016375" cy="4624705"/>
+                      <a:ext cx="4345305" cy="5003800"/>
                     </a:xfrm>
                     <a:prstGeom prst="rect">
                       <a:avLst/>
@@ -21457,6 +22316,7 @@
           <w:lang w:eastAsia="zh-CN"/>
         </w:rPr>
       </w:pPr>
+      <w:bookmarkStart w:id="127" w:name="_GoBack"/>
       <w:r>
         <w:rPr>
           <w:rFonts w:hint="eastAsia" w:eastAsia="宋体"/>
@@ -21465,9 +22325,9 @@
         </w:rPr>
         <w:drawing>
           <wp:inline distT="0" distB="0" distL="114300" distR="114300">
-            <wp:extent cx="2710180" cy="4244975"/>
-            <wp:effectExtent l="0" t="0" r="13970" b="3175"/>
-            <wp:docPr id="17" name="图片 17" descr="违规帖子.drawio"/>
+            <wp:extent cx="3425825" cy="5358765"/>
+            <wp:effectExtent l="0" t="0" r="3175" b="13335"/>
+            <wp:docPr id="50" name="图片 50" descr="违规帖子.drawio"/>
             <wp:cNvGraphicFramePr>
               <a:graphicFrameLocks xmlns:a="http://schemas.openxmlformats.org/drawingml/2006/main" noChangeAspect="1"/>
             </wp:cNvGraphicFramePr>
@@ -21475,13 +22335,19 @@
               <a:graphicData uri="http://schemas.openxmlformats.org/drawingml/2006/picture">
                 <pic:pic xmlns:pic="http://schemas.openxmlformats.org/drawingml/2006/picture">
                   <pic:nvPicPr>
-                    <pic:cNvPr id="17" name="图片 17" descr="违规帖子.drawio"/>
+                    <pic:cNvPr id="50" name="图片 50" descr="违规帖子.drawio"/>
                     <pic:cNvPicPr>
                       <a:picLocks noChangeAspect="1"/>
                     </pic:cNvPicPr>
                   </pic:nvPicPr>
                   <pic:blipFill>
-                    <a:blip r:embed="rId29"/>
+                    <a:blip r:embed="rId54">
+                      <a:extLst>
+                        <a:ext uri="{96DAC541-7B7A-43D3-8B79-37D633B846F1}">
+                          <asvg:svgBlip xmlns:asvg="http://schemas.microsoft.com/office/drawing/2016/SVG/main" r:embed="rId55"/>
+                        </a:ext>
+                      </a:extLst>
+                    </a:blip>
                     <a:stretch>
                       <a:fillRect/>
                     </a:stretch>
@@ -21489,7 +22355,7 @@
                   <pic:spPr>
                     <a:xfrm>
                       <a:off x="0" y="0"/>
-                      <a:ext cx="2710180" cy="4244975"/>
+                      <a:ext cx="3425825" cy="5358765"/>
                     </a:xfrm>
                     <a:prstGeom prst="rect">
                       <a:avLst/>
@@ -21501,6 +22367,7 @@
           </wp:inline>
         </w:drawing>
       </w:r>
+      <w:bookmarkEnd w:id="127"/>
     </w:p>
     <w:p>
       <w:pPr>
@@ -21616,9 +22483,9 @@
         </w:rPr>
         <w:drawing>
           <wp:inline distT="0" distB="0" distL="114300" distR="114300">
-            <wp:extent cx="4097020" cy="4941570"/>
-            <wp:effectExtent l="0" t="0" r="17780" b="11430"/>
-            <wp:docPr id="18" name="图片 18" descr="ai人设.drawio"/>
+            <wp:extent cx="4342765" cy="5238115"/>
+            <wp:effectExtent l="0" t="0" r="635" b="635"/>
+            <wp:docPr id="51" name="图片 51" descr="ai人设.drawio"/>
             <wp:cNvGraphicFramePr>
               <a:graphicFrameLocks xmlns:a="http://schemas.openxmlformats.org/drawingml/2006/main" noChangeAspect="1"/>
             </wp:cNvGraphicFramePr>
@@ -21626,13 +22493,19 @@
               <a:graphicData uri="http://schemas.openxmlformats.org/drawingml/2006/picture">
                 <pic:pic xmlns:pic="http://schemas.openxmlformats.org/drawingml/2006/picture">
                   <pic:nvPicPr>
-                    <pic:cNvPr id="18" name="图片 18" descr="ai人设.drawio"/>
+                    <pic:cNvPr id="51" name="图片 51" descr="ai人设.drawio"/>
                     <pic:cNvPicPr>
                       <a:picLocks noChangeAspect="1"/>
                     </pic:cNvPicPr>
                   </pic:nvPicPr>
                   <pic:blipFill>
-                    <a:blip r:embed="rId30"/>
+                    <a:blip r:embed="rId56">
+                      <a:extLst>
+                        <a:ext uri="{96DAC541-7B7A-43D3-8B79-37D633B846F1}">
+                          <asvg:svgBlip xmlns:asvg="http://schemas.microsoft.com/office/drawing/2016/SVG/main" r:embed="rId57"/>
+                        </a:ext>
+                      </a:extLst>
+                    </a:blip>
                     <a:stretch>
                       <a:fillRect/>
                     </a:stretch>
@@ -21640,7 +22513,7 @@
                   <pic:spPr>
                     <a:xfrm>
                       <a:off x="0" y="0"/>
-                      <a:ext cx="4097020" cy="4941570"/>
+                      <a:ext cx="4342765" cy="5238115"/>
                     </a:xfrm>
                     <a:prstGeom prst="rect">
                       <a:avLst/>

--- a/1-本科毕业设计（论文）参考格式【建议用Office软件打开】-信工学院(最终版).docx
+++ b/1-本科毕业设计（论文）参考格式【建议用Office软件打开】-信工学院(最终版).docx
@@ -3973,8 +3973,8 @@
           <w:sz w:val="24"/>
         </w:rPr>
       </w:pPr>
-      <w:bookmarkStart w:id="7" w:name="_Toc335598738"/>
-      <w:bookmarkStart w:id="8" w:name="_Toc335598645"/>
+      <w:bookmarkStart w:id="7" w:name="_Toc335598645"/>
+      <w:bookmarkStart w:id="8" w:name="_Toc335598738"/>
     </w:p>
     <w:p>
       <w:pPr>
@@ -4054,9 +4054,9 @@
           <w:lang w:val="en-US" w:eastAsia="zh-CN"/>
         </w:rPr>
       </w:pPr>
-      <w:bookmarkStart w:id="13" w:name="_Toc114840790"/>
-      <w:bookmarkStart w:id="14" w:name="_Toc335598740"/>
-      <w:bookmarkStart w:id="15" w:name="_Toc335598647"/>
+      <w:bookmarkStart w:id="13" w:name="_Toc335598647"/>
+      <w:bookmarkStart w:id="14" w:name="_Toc114840790"/>
+      <w:bookmarkStart w:id="15" w:name="_Toc335598740"/>
       <w:r>
         <w:rPr>
           <w:rFonts w:hint="eastAsia"/>
@@ -4275,9 +4275,9 @@
           <w:lang w:val="en-US" w:eastAsia="zh-CN"/>
         </w:rPr>
       </w:pPr>
-      <w:bookmarkStart w:id="17" w:name="_Toc335598648"/>
-      <w:bookmarkStart w:id="18" w:name="_Toc335598741"/>
-      <w:bookmarkStart w:id="19" w:name="_Toc114840792"/>
+      <w:bookmarkStart w:id="17" w:name="_Toc335598741"/>
+      <w:bookmarkStart w:id="18" w:name="_Toc114840792"/>
+      <w:bookmarkStart w:id="19" w:name="_Toc335598648"/>
       <w:r>
         <w:t xml:space="preserve">1.2 </w:t>
       </w:r>
@@ -5742,8 +5742,8 @@
           <w:lang w:val="en-US" w:eastAsia="zh-CN"/>
         </w:rPr>
       </w:pPr>
-      <w:bookmarkStart w:id="29" w:name="_Toc335598745"/>
-      <w:bookmarkStart w:id="30" w:name="_Toc335598652"/>
+      <w:bookmarkStart w:id="29" w:name="_Toc335598652"/>
+      <w:bookmarkStart w:id="30" w:name="_Toc335598745"/>
       <w:bookmarkStart w:id="31" w:name="_Toc114840796"/>
       <w:r>
         <w:rPr>
@@ -6111,9 +6111,9 @@
           <w:lang w:val="en-US" w:eastAsia="zh-CN"/>
         </w:rPr>
       </w:pPr>
-      <w:bookmarkStart w:id="35" w:name="_Toc114840798"/>
-      <w:bookmarkStart w:id="36" w:name="_Toc335598654"/>
-      <w:bookmarkStart w:id="37" w:name="_Toc335598747"/>
+      <w:bookmarkStart w:id="35" w:name="_Toc335598747"/>
+      <w:bookmarkStart w:id="36" w:name="_Toc114840798"/>
+      <w:bookmarkStart w:id="37" w:name="_Toc335598654"/>
       <w:r>
         <w:t>3.1</w:t>
       </w:r>
@@ -6142,9 +6142,9 @@
           <w:lang w:val="en-US" w:eastAsia="zh-CN"/>
         </w:rPr>
       </w:pPr>
-      <w:bookmarkStart w:id="38" w:name="_Toc335598748"/>
+      <w:bookmarkStart w:id="38" w:name="_Toc335598655"/>
       <w:bookmarkStart w:id="39" w:name="_Toc114840799"/>
-      <w:bookmarkStart w:id="40" w:name="_Toc335598655"/>
+      <w:bookmarkStart w:id="40" w:name="_Toc335598748"/>
       <w:r>
         <w:t>3.1.1</w:t>
       </w:r>
@@ -6380,9 +6380,9 @@
           <w:lang w:val="en-US" w:eastAsia="zh-CN"/>
         </w:rPr>
       </w:pPr>
-      <w:bookmarkStart w:id="44" w:name="_Toc114840801"/>
+      <w:bookmarkStart w:id="44" w:name="_Toc335598750"/>
       <w:bookmarkStart w:id="45" w:name="_Toc335598657"/>
-      <w:bookmarkStart w:id="46" w:name="_Toc335598750"/>
+      <w:bookmarkStart w:id="46" w:name="_Toc114840801"/>
       <w:r>
         <w:rPr>
           <w:rFonts w:hint="default" w:ascii="Times New Roman" w:hAnsi="Times New Roman" w:eastAsia="宋体" w:cs="Times New Roman"/>
@@ -7232,8 +7232,8 @@
         <w:pStyle w:val="3"/>
       </w:pPr>
       <w:bookmarkStart w:id="53" w:name="_Toc335598755"/>
-      <w:bookmarkStart w:id="54" w:name="_Toc335598662"/>
-      <w:bookmarkStart w:id="55" w:name="_Toc114840806"/>
+      <w:bookmarkStart w:id="54" w:name="_Toc114840806"/>
+      <w:bookmarkStart w:id="55" w:name="_Toc335598662"/>
       <w:r>
         <w:t>4.1</w:t>
       </w:r>
@@ -7267,9 +7267,9 @@
           <w:sz w:val="24"/>
         </w:rPr>
       </w:pPr>
-      <w:bookmarkStart w:id="56" w:name="_Toc114840808"/>
-      <w:bookmarkStart w:id="57" w:name="_Toc335598757"/>
-      <w:bookmarkStart w:id="58" w:name="_Toc335598664"/>
+      <w:bookmarkStart w:id="56" w:name="_Toc335598757"/>
+      <w:bookmarkStart w:id="57" w:name="_Toc335598664"/>
+      <w:bookmarkStart w:id="58" w:name="_Toc114840808"/>
       <w:r>
         <w:rPr>
           <w:sz w:val="24"/>
@@ -7412,8 +7412,8 @@
           <w:rFonts w:hint="default"/>
         </w:rPr>
       </w:pPr>
-      <w:bookmarkStart w:id="59" w:name="_Toc335598665"/>
-      <w:bookmarkStart w:id="60" w:name="_Toc335598758"/>
+      <w:bookmarkStart w:id="59" w:name="_Toc335598758"/>
+      <w:bookmarkStart w:id="60" w:name="_Toc335598665"/>
       <w:r>
         <w:rPr>
           <w:rFonts w:hint="default"/>
@@ -7735,7 +7735,7 @@
         <w:pStyle w:val="25"/>
         <w:spacing w:after="0" w:line="360" w:lineRule="auto"/>
         <w:ind w:left="0" w:leftChars="0" w:firstLine="0" w:firstLineChars="0"/>
-        <w:jc w:val="center"/>
+        <w:jc w:val="both"/>
         <w:rPr>
           <w:rFonts w:hint="eastAsia" w:eastAsia="宋体"/>
           <w:sz w:val="24"/>
@@ -7750,9 +7750,9 @@
         </w:rPr>
         <w:drawing>
           <wp:inline distT="0" distB="0" distL="114300" distR="114300">
-            <wp:extent cx="5509895" cy="1922145"/>
-            <wp:effectExtent l="0" t="0" r="14605" b="1905"/>
-            <wp:docPr id="43" name="图片 43" descr="全局er图.drawio"/>
+            <wp:extent cx="5518785" cy="3956050"/>
+            <wp:effectExtent l="0" t="0" r="5715" b="6350"/>
+            <wp:docPr id="1" name="图片 1" descr="全局er图.drawio (1)"/>
             <wp:cNvGraphicFramePr>
               <a:graphicFrameLocks xmlns:a="http://schemas.openxmlformats.org/drawingml/2006/main" noChangeAspect="1"/>
             </wp:cNvGraphicFramePr>
@@ -7760,7 +7760,7 @@
               <a:graphicData uri="http://schemas.openxmlformats.org/drawingml/2006/picture">
                 <pic:pic xmlns:pic="http://schemas.openxmlformats.org/drawingml/2006/picture">
                   <pic:nvPicPr>
-                    <pic:cNvPr id="43" name="图片 43" descr="全局er图.drawio"/>
+                    <pic:cNvPr id="1" name="图片 1" descr="全局er图.drawio (1)"/>
                     <pic:cNvPicPr>
                       <a:picLocks noChangeAspect="1"/>
                     </pic:cNvPicPr>
@@ -7780,7 +7780,7 @@
                   <pic:spPr>
                     <a:xfrm>
                       <a:off x="0" y="0"/>
-                      <a:ext cx="5509895" cy="1922145"/>
+                      <a:ext cx="5518785" cy="3956050"/>
                     </a:xfrm>
                     <a:prstGeom prst="rect">
                       <a:avLst/>
@@ -7792,6 +7792,8 @@
           </wp:inline>
         </w:drawing>
       </w:r>
+      <w:bookmarkStart w:id="127" w:name="_GoBack"/>
+      <w:bookmarkEnd w:id="127"/>
     </w:p>
     <w:p>
       <w:pPr>
@@ -22316,7 +22318,6 @@
           <w:lang w:eastAsia="zh-CN"/>
         </w:rPr>
       </w:pPr>
-      <w:bookmarkStart w:id="127" w:name="_GoBack"/>
       <w:r>
         <w:rPr>
           <w:rFonts w:hint="eastAsia" w:eastAsia="宋体"/>
@@ -22367,7 +22368,6 @@
           </wp:inline>
         </w:drawing>
       </w:r>
-      <w:bookmarkEnd w:id="127"/>
     </w:p>
     <w:p>
       <w:pPr>
@@ -23002,9 +23002,9 @@
           <w:sz w:val="24"/>
         </w:rPr>
       </w:pPr>
-      <w:bookmarkStart w:id="77" w:name="_Toc335598672"/>
-      <w:bookmarkStart w:id="78" w:name="_Toc335598765"/>
-      <w:bookmarkStart w:id="79" w:name="_Toc188433606"/>
+      <w:bookmarkStart w:id="77" w:name="_Toc188433606"/>
+      <w:bookmarkStart w:id="78" w:name="_Toc335598672"/>
+      <w:bookmarkStart w:id="79" w:name="_Toc335598765"/>
     </w:p>
     <w:p>
       <w:pPr>
@@ -23065,8 +23065,8 @@
       <w:pPr>
         <w:pStyle w:val="3"/>
       </w:pPr>
-      <w:bookmarkStart w:id="81" w:name="_Toc335598673"/>
-      <w:bookmarkStart w:id="82" w:name="_Toc114840817"/>
+      <w:bookmarkStart w:id="81" w:name="_Toc114840817"/>
+      <w:bookmarkStart w:id="82" w:name="_Toc335598673"/>
       <w:bookmarkStart w:id="83" w:name="_Toc335598766"/>
       <w:bookmarkStart w:id="84" w:name="_Toc188433607"/>
       <w:r>
@@ -23094,10 +23094,10 @@
         <w:pStyle w:val="4"/>
       </w:pPr>
       <w:bookmarkStart w:id="85" w:name="_Toc134862167"/>
-      <w:bookmarkStart w:id="86" w:name="_Toc335598767"/>
-      <w:bookmarkStart w:id="87" w:name="_Toc335598674"/>
-      <w:bookmarkStart w:id="88" w:name="_Toc114840818"/>
-      <w:bookmarkStart w:id="89" w:name="_Toc188433608"/>
+      <w:bookmarkStart w:id="86" w:name="_Toc188433608"/>
+      <w:bookmarkStart w:id="87" w:name="_Toc114840818"/>
+      <w:bookmarkStart w:id="88" w:name="_Toc335598674"/>
+      <w:bookmarkStart w:id="89" w:name="_Toc335598767"/>
       <w:r>
         <w:t>6.1.1</w:t>
       </w:r>
@@ -26065,7 +26065,7 @@
     <w:lsdException w:qFormat="1" w:unhideWhenUsed="0" w:uiPriority="0" w:semiHidden="0" w:name="Title"/>
     <w:lsdException w:unhideWhenUsed="0" w:uiPriority="0" w:semiHidden="0" w:name="Closing"/>
     <w:lsdException w:unhideWhenUsed="0" w:uiPriority="0" w:semiHidden="0" w:name="Signature"/>
-    <w:lsdException w:uiPriority="1" w:name="Default Paragraph Font"/>
+    <w:lsdException w:qFormat="1" w:uiPriority="1" w:name="Default Paragraph Font"/>
     <w:lsdException w:qFormat="1" w:unhideWhenUsed="0" w:uiPriority="0" w:semiHidden="0" w:name="Body Text"/>
     <w:lsdException w:unhideWhenUsed="0" w:uiPriority="0" w:semiHidden="0" w:name="Body Text Indent"/>
     <w:lsdException w:unhideWhenUsed="0" w:uiPriority="0" w:semiHidden="0" w:name="List Continue"/>
@@ -26148,7 +26148,7 @@
     <w:lsdException w:uiPriority="0" w:name="Table Web 2"/>
     <w:lsdException w:uiPriority="0" w:name="Table Web 3"/>
     <w:lsdException w:qFormat="1" w:unhideWhenUsed="0" w:uiPriority="0" w:name="Balloon Text"/>
-    <w:lsdException w:unhideWhenUsed="0" w:uiPriority="0" w:semiHidden="0" w:name="Table Grid"/>
+    <w:lsdException w:qFormat="1" w:unhideWhenUsed="0" w:uiPriority="0" w:semiHidden="0" w:name="Table Grid"/>
     <w:lsdException w:uiPriority="0" w:name="Table Theme"/>
     <w:lsdException w:unhideWhenUsed="0" w:uiPriority="60" w:semiHidden="0" w:name="Light Shading"/>
     <w:lsdException w:unhideWhenUsed="0" w:uiPriority="61" w:semiHidden="0" w:name="Light List"/>
@@ -26374,6 +26374,7 @@
     <w:name w:val="Default Paragraph Font"/>
     <w:semiHidden/>
     <w:unhideWhenUsed/>
+    <w:qFormat/>
     <w:uiPriority w:val="1"/>
   </w:style>
   <w:style w:type="table" w:default="1" w:styleId="26">
@@ -26679,6 +26680,7 @@
   <w:style w:type="table" w:styleId="27">
     <w:name w:val="Table Grid"/>
     <w:basedOn w:val="26"/>
+    <w:qFormat/>
     <w:uiPriority w:val="0"/>
     <w:tblPr>
       <w:tblBorders>

--- a/1-本科毕业设计（论文）参考格式【建议用Office软件打开】-信工学院(最终版).docx
+++ b/1-本科毕业设计（论文）参考格式【建议用Office软件打开】-信工学院(最终版).docx
@@ -4010,9 +4010,9 @@
           <w:lang w:val="en-US" w:eastAsia="zh-CN"/>
         </w:rPr>
       </w:pPr>
-      <w:bookmarkStart w:id="10" w:name="_Toc335598739"/>
+      <w:bookmarkStart w:id="10" w:name="_Toc335598646"/>
       <w:bookmarkStart w:id="11" w:name="_Toc114840789"/>
-      <w:bookmarkStart w:id="12" w:name="_Toc335598646"/>
+      <w:bookmarkStart w:id="12" w:name="_Toc335598739"/>
       <w:r>
         <w:t xml:space="preserve">1.1 </w:t>
       </w:r>
@@ -4276,8 +4276,8 @@
         </w:rPr>
       </w:pPr>
       <w:bookmarkStart w:id="17" w:name="_Toc335598741"/>
-      <w:bookmarkStart w:id="18" w:name="_Toc114840792"/>
-      <w:bookmarkStart w:id="19" w:name="_Toc335598648"/>
+      <w:bookmarkStart w:id="18" w:name="_Toc335598648"/>
+      <w:bookmarkStart w:id="19" w:name="_Toc114840792"/>
       <w:r>
         <w:t xml:space="preserve">1.2 </w:t>
       </w:r>
@@ -5691,9 +5691,9 @@
           <w:lang w:val="en-US" w:eastAsia="zh-CN"/>
         </w:rPr>
       </w:pPr>
-      <w:bookmarkStart w:id="26" w:name="_Toc335598744"/>
-      <w:bookmarkStart w:id="27" w:name="_Toc114840795"/>
-      <w:bookmarkStart w:id="28" w:name="_Toc335598651"/>
+      <w:bookmarkStart w:id="26" w:name="_Toc335598651"/>
+      <w:bookmarkStart w:id="27" w:name="_Toc335598744"/>
+      <w:bookmarkStart w:id="28" w:name="_Toc114840795"/>
       <w:r>
         <w:t>2.1.1</w:t>
       </w:r>
@@ -6111,9 +6111,9 @@
           <w:lang w:val="en-US" w:eastAsia="zh-CN"/>
         </w:rPr>
       </w:pPr>
-      <w:bookmarkStart w:id="35" w:name="_Toc335598747"/>
-      <w:bookmarkStart w:id="36" w:name="_Toc114840798"/>
-      <w:bookmarkStart w:id="37" w:name="_Toc335598654"/>
+      <w:bookmarkStart w:id="35" w:name="_Toc335598654"/>
+      <w:bookmarkStart w:id="36" w:name="_Toc335598747"/>
+      <w:bookmarkStart w:id="37" w:name="_Toc114840798"/>
       <w:r>
         <w:t>3.1</w:t>
       </w:r>
@@ -6142,9 +6142,9 @@
           <w:lang w:val="en-US" w:eastAsia="zh-CN"/>
         </w:rPr>
       </w:pPr>
-      <w:bookmarkStart w:id="38" w:name="_Toc335598655"/>
-      <w:bookmarkStart w:id="39" w:name="_Toc114840799"/>
-      <w:bookmarkStart w:id="40" w:name="_Toc335598748"/>
+      <w:bookmarkStart w:id="38" w:name="_Toc114840799"/>
+      <w:bookmarkStart w:id="39" w:name="_Toc335598748"/>
+      <w:bookmarkStart w:id="40" w:name="_Toc335598655"/>
       <w:r>
         <w:t>3.1.1</w:t>
       </w:r>
@@ -6331,8 +6331,8 @@
         <w:pStyle w:val="4"/>
       </w:pPr>
       <w:bookmarkStart w:id="41" w:name="_Toc114840800"/>
-      <w:bookmarkStart w:id="42" w:name="_Toc335598749"/>
-      <w:bookmarkStart w:id="43" w:name="_Toc335598656"/>
+      <w:bookmarkStart w:id="42" w:name="_Toc335598656"/>
+      <w:bookmarkStart w:id="43" w:name="_Toc335598749"/>
       <w:r>
         <w:t>3.1.2</w:t>
       </w:r>
@@ -6380,9 +6380,9 @@
           <w:lang w:val="en-US" w:eastAsia="zh-CN"/>
         </w:rPr>
       </w:pPr>
-      <w:bookmarkStart w:id="44" w:name="_Toc335598750"/>
-      <w:bookmarkStart w:id="45" w:name="_Toc335598657"/>
-      <w:bookmarkStart w:id="46" w:name="_Toc114840801"/>
+      <w:bookmarkStart w:id="44" w:name="_Toc114840801"/>
+      <w:bookmarkStart w:id="45" w:name="_Toc335598750"/>
+      <w:bookmarkStart w:id="46" w:name="_Toc335598657"/>
       <w:r>
         <w:rPr>
           <w:rFonts w:hint="default" w:ascii="Times New Roman" w:hAnsi="Times New Roman" w:eastAsia="宋体" w:cs="Times New Roman"/>
@@ -7231,9 +7231,9 @@
       <w:pPr>
         <w:pStyle w:val="3"/>
       </w:pPr>
-      <w:bookmarkStart w:id="53" w:name="_Toc335598755"/>
-      <w:bookmarkStart w:id="54" w:name="_Toc114840806"/>
-      <w:bookmarkStart w:id="55" w:name="_Toc335598662"/>
+      <w:bookmarkStart w:id="53" w:name="_Toc114840806"/>
+      <w:bookmarkStart w:id="54" w:name="_Toc335598662"/>
+      <w:bookmarkStart w:id="55" w:name="_Toc335598755"/>
       <w:r>
         <w:t>4.1</w:t>
       </w:r>
@@ -7268,8 +7268,8 @@
         </w:rPr>
       </w:pPr>
       <w:bookmarkStart w:id="56" w:name="_Toc335598757"/>
-      <w:bookmarkStart w:id="57" w:name="_Toc335598664"/>
-      <w:bookmarkStart w:id="58" w:name="_Toc114840808"/>
+      <w:bookmarkStart w:id="57" w:name="_Toc114840808"/>
+      <w:bookmarkStart w:id="58" w:name="_Toc335598664"/>
       <w:r>
         <w:rPr>
           <w:sz w:val="24"/>
@@ -7412,8 +7412,8 @@
           <w:rFonts w:hint="default"/>
         </w:rPr>
       </w:pPr>
-      <w:bookmarkStart w:id="59" w:name="_Toc335598758"/>
-      <w:bookmarkStart w:id="60" w:name="_Toc335598665"/>
+      <w:bookmarkStart w:id="59" w:name="_Toc335598665"/>
+      <w:bookmarkStart w:id="60" w:name="_Toc335598758"/>
       <w:r>
         <w:rPr>
           <w:rFonts w:hint="default"/>
@@ -7792,8 +7792,6 @@
           </wp:inline>
         </w:drawing>
       </w:r>
-      <w:bookmarkStart w:id="127" w:name="_GoBack"/>
-      <w:bookmarkEnd w:id="127"/>
     </w:p>
     <w:p>
       <w:pPr>
@@ -22627,281 +22625,24 @@
     </w:p>
     <w:p>
       <w:pPr>
-        <w:spacing w:line="360" w:lineRule="auto"/>
-        <w:ind w:firstLine="480" w:firstLineChars="200"/>
-        <w:rPr>
-          <w:color w:val="FF0000"/>
-          <w:sz w:val="24"/>
-        </w:rPr>
-      </w:pPr>
-      <w:r>
-        <w:rPr>
-          <w:color w:val="FF0000"/>
-          <w:sz w:val="24"/>
-        </w:rPr>
-        <w:t>说明：本章主要包括环境配置、主要界面、程序的流程图、代码设计等，但嵌入代码量不要超过一页。</w:t>
-      </w:r>
-    </w:p>
-    <w:p>
-      <w:pPr>
         <w:pStyle w:val="3"/>
       </w:pPr>
-      <w:bookmarkStart w:id="68" w:name="_Toc335598762"/>
-      <w:bookmarkStart w:id="69" w:name="_Toc335598669"/>
-      <w:bookmarkStart w:id="70" w:name="_Toc114840813"/>
-      <w:r>
-        <w:t>5.1</w:t>
-      </w:r>
       <w:r>
         <w:rPr>
           <w:rFonts w:hint="eastAsia"/>
         </w:rPr>
-        <w:t xml:space="preserve"> </w:t>
-      </w:r>
-      <w:r>
-        <w:t>接口实现</w:t>
-      </w:r>
-      <w:bookmarkEnd w:id="68"/>
-      <w:bookmarkEnd w:id="69"/>
-      <w:bookmarkEnd w:id="70"/>
-      <w:r>
-        <w:t xml:space="preserve"> </w:t>
+        <w:t>5.1 用户端核心功能实现</w:t>
       </w:r>
     </w:p>
     <w:p>
       <w:pPr>
         <w:pStyle w:val="4"/>
       </w:pPr>
-      <w:bookmarkStart w:id="71" w:name="_Toc335598670"/>
-      <w:bookmarkStart w:id="72" w:name="_Toc114840814"/>
-      <w:bookmarkStart w:id="73" w:name="_Toc335598763"/>
-      <w:r>
-        <w:t>5.1.1</w:t>
-      </w:r>
-      <w:r>
-        <w:rPr>
-          <w:rFonts w:hint="eastAsia"/>
-        </w:rPr>
-        <w:t xml:space="preserve"> </w:t>
-      </w:r>
-      <w:r>
-        <w:t>控制管理</w:t>
-      </w:r>
-      <w:bookmarkEnd w:id="71"/>
-      <w:bookmarkEnd w:id="72"/>
-      <w:bookmarkEnd w:id="73"/>
-    </w:p>
-    <w:p>
-      <w:pPr>
-        <w:spacing w:line="360" w:lineRule="auto"/>
-        <w:ind w:left="420"/>
-        <w:rPr>
-          <w:sz w:val="24"/>
-        </w:rPr>
-      </w:pPr>
-      <w:r>
-        <w:rPr>
-          <w:sz w:val="24"/>
-        </w:rPr>
-        <w:t>（以下略）</w:t>
-      </w:r>
-    </w:p>
-    <w:p>
-      <w:pPr>
-        <w:pStyle w:val="4"/>
-      </w:pPr>
-      <w:bookmarkStart w:id="74" w:name="_Toc335598671"/>
-      <w:bookmarkStart w:id="75" w:name="_Toc114840815"/>
-      <w:bookmarkStart w:id="76" w:name="_Toc335598764"/>
-      <w:r>
-        <w:t>5.1.2</w:t>
-      </w:r>
-      <w:r>
-        <w:rPr>
-          <w:rFonts w:hint="eastAsia"/>
-        </w:rPr>
-        <w:t xml:space="preserve"> </w:t>
-      </w:r>
-      <w:r>
-        <w:t>接口服务器</w:t>
-      </w:r>
-      <w:bookmarkEnd w:id="74"/>
-      <w:bookmarkEnd w:id="75"/>
-      <w:bookmarkEnd w:id="76"/>
-    </w:p>
-    <w:p>
-      <w:pPr>
-        <w:spacing w:before="120" w:beforeLines="50" w:line="360" w:lineRule="auto"/>
-        <w:ind w:firstLine="480" w:firstLineChars="200"/>
-        <w:rPr>
-          <w:sz w:val="24"/>
-        </w:rPr>
-      </w:pPr>
-      <w:r>
-        <w:rPr>
-          <w:sz w:val="24"/>
-        </w:rPr>
-        <w:t>（以下略，如需要嵌入代码，其格式如下：）</w:t>
-      </w:r>
-    </w:p>
-    <w:p>
-      <w:pPr>
-        <w:spacing w:before="120" w:beforeLines="50" w:line="300" w:lineRule="auto"/>
-        <w:ind w:firstLine="472" w:firstLineChars="225"/>
-        <w:rPr>
-          <w:szCs w:val="21"/>
-        </w:rPr>
-      </w:pPr>
-      <w:r>
-        <w:rPr>
-          <w:szCs w:val="21"/>
-        </w:rPr>
-        <w:t xml:space="preserve">int </w:t>
-      </w:r>
-      <w:r>
-        <w:rPr>
-          <w:color w:val="000000"/>
-          <w:sz w:val="24"/>
-        </w:rPr>
-        <w:t>shmctl</w:t>
-      </w:r>
-      <w:r>
-        <w:rPr>
-          <w:szCs w:val="21"/>
-        </w:rPr>
-        <w:t xml:space="preserve"> (</w:t>
-      </w:r>
-      <w:r>
-        <w:rPr>
-          <w:color w:val="000000"/>
-          <w:sz w:val="24"/>
-        </w:rPr>
-        <w:t>int shmid,int cmd,struct shmid_ds *buf</w:t>
-      </w:r>
-      <w:r>
-        <w:rPr>
-          <w:szCs w:val="21"/>
-        </w:rPr>
-        <w:t>)</w:t>
-      </w:r>
-    </w:p>
-    <w:p>
-      <w:pPr>
-        <w:spacing w:line="300" w:lineRule="auto"/>
-        <w:ind w:firstLine="472" w:firstLineChars="225"/>
-        <w:rPr>
-          <w:szCs w:val="21"/>
-        </w:rPr>
-      </w:pPr>
-      <w:r>
-        <w:rPr>
-          <w:szCs w:val="21"/>
-        </w:rPr>
-        <w:t>{   …</w:t>
-      </w:r>
-    </w:p>
-    <w:p>
-      <w:pPr>
-        <w:spacing w:line="300" w:lineRule="auto"/>
-        <w:ind w:firstLine="472" w:firstLineChars="225"/>
-        <w:rPr>
-          <w:szCs w:val="21"/>
-        </w:rPr>
-      </w:pPr>
-      <w:r>
-        <w:rPr>
-          <w:szCs w:val="21"/>
-        </w:rPr>
-        <w:t xml:space="preserve">   int iResult = 0;</w:t>
-      </w:r>
-    </w:p>
-    <w:p>
-      <w:pPr>
-        <w:spacing w:line="300" w:lineRule="auto"/>
-        <w:ind w:firstLine="472" w:firstLineChars="225"/>
-        <w:rPr>
-          <w:szCs w:val="21"/>
-        </w:rPr>
-      </w:pPr>
-      <w:r>
-        <w:rPr>
-          <w:szCs w:val="21"/>
-        </w:rPr>
-        <w:t xml:space="preserve">    …</w:t>
-      </w:r>
-    </w:p>
-    <w:p>
-      <w:pPr>
-        <w:spacing w:line="300" w:lineRule="auto"/>
-        <w:ind w:firstLine="472" w:firstLineChars="225"/>
-        <w:rPr>
-          <w:szCs w:val="21"/>
-        </w:rPr>
-      </w:pPr>
-      <w:r>
-        <w:rPr>
-          <w:szCs w:val="21"/>
-        </w:rPr>
-        <w:t xml:space="preserve">   while (cmd) {</w:t>
-      </w:r>
-    </w:p>
-    <w:p>
-      <w:pPr>
-        <w:spacing w:line="300" w:lineRule="auto"/>
-        <w:ind w:firstLine="472" w:firstLineChars="225"/>
-        <w:rPr>
-          <w:szCs w:val="21"/>
-        </w:rPr>
-      </w:pPr>
-      <w:r>
-        <w:rPr>
-          <w:szCs w:val="21"/>
-        </w:rPr>
-        <w:t xml:space="preserve">      </w:t>
-      </w:r>
-    </w:p>
-    <w:p>
-      <w:pPr>
-        <w:spacing w:line="300" w:lineRule="auto"/>
-        <w:ind w:firstLine="472" w:firstLineChars="225"/>
-        <w:rPr>
-          <w:szCs w:val="21"/>
-        </w:rPr>
-      </w:pPr>
-      <w:r>
-        <w:rPr>
-          <w:szCs w:val="21"/>
-        </w:rPr>
-        <w:t xml:space="preserve">   }</w:t>
-      </w:r>
-    </w:p>
-    <w:p>
-      <w:pPr>
-        <w:spacing w:line="300" w:lineRule="auto"/>
-        <w:ind w:firstLine="472" w:firstLineChars="225"/>
-        <w:rPr>
-          <w:szCs w:val="21"/>
-        </w:rPr>
-      </w:pPr>
-      <w:r>
-        <w:rPr>
-          <w:szCs w:val="21"/>
-        </w:rPr>
-        <w:t xml:space="preserve">   return iResult;</w:t>
-      </w:r>
-    </w:p>
-    <w:p>
-      <w:pPr>
-        <w:ind w:firstLine="472" w:firstLineChars="225"/>
-        <w:rPr>
-          <w:szCs w:val="21"/>
-        </w:rPr>
-      </w:pPr>
-      <w:r>
-        <w:rPr>
-          <w:szCs w:val="21"/>
-        </w:rPr>
-        <w:t>}</w:t>
+      <w:r>
+        <w:rPr>
+          <w:rFonts w:hint="default"/>
+        </w:rPr>
+        <w:t>5.1.1 身份鉴权与个人资料模块实现</w:t>
       </w:r>
     </w:p>
     <w:p>
@@ -22913,6 +22654,104 @@
           <w:sz w:val="24"/>
         </w:rPr>
       </w:pPr>
+      <w:r>
+        <w:rPr>
+          <w:sz w:val="24"/>
+        </w:rPr>
+        <w:t>系统为大众用户提供了便捷的进入通道。在身份鉴权的底层设计上，本模块采用了无状态的 JWT（JSON Web Token）双向加密核验机制来替代传统的 Session 会话保持。当用户首次提交包含隐私特征的关键信息（如手机号、明文密码）发起挂载建档请求时，后端认证中心首先会针对密文凭证进行不可逆的哈希盐值加密（Password Encoding）再做底层落盘。一旦校验与落盘通过，安全服务集群就会动态封装含有对应用户绝对身份标识ID与防伪验证签名的专属高强度访问令牌，并下发给前端。由于后续任何关于查询档案或修改头像等动作，都被全局路由安全拦截器严格把控，所有越权及过期凭证的非法请求均会被无情拦截并抛出认证阻断面。在这套严丝合缝的安全体系庇护下，登录功能的前端页面如图5.1所示。</w:t>
+      </w:r>
+    </w:p>
+    <w:p>
+      <w:pPr>
+        <w:keepNext w:val="0"/>
+        <w:keepLines w:val="0"/>
+        <w:widowControl/>
+        <w:suppressLineNumbers w:val="0"/>
+        <w:pBdr>
+          <w:top w:val="dashed" w:color="CCCCCC" w:sz="6" w:space="30"/>
+          <w:left w:val="dashed" w:color="CCCCCC" w:sz="6" w:space="30"/>
+          <w:bottom w:val="dashed" w:color="CCCCCC" w:sz="6" w:space="30"/>
+          <w:right w:val="dashed" w:color="CCCCCC" w:sz="6" w:space="30"/>
+        </w:pBdr>
+        <w:shd w:val="clear" w:fill="F5F6F7"/>
+        <w:spacing w:before="150" w:beforeAutospacing="0" w:after="150" w:afterAutospacing="0"/>
+        <w:ind w:left="0" w:right="0" w:firstLine="0"/>
+        <w:jc w:val="left"/>
+        <w:rPr>
+          <w:rFonts w:ascii="Helvetica" w:hAnsi="Helvetica" w:eastAsia="Helvetica" w:cs="Helvetica"/>
+          <w:i w:val="0"/>
+          <w:iCs w:val="0"/>
+          <w:caps w:val="0"/>
+          <w:color w:val="999999"/>
+          <w:spacing w:val="0"/>
+          <w:sz w:val="24"/>
+          <w:szCs w:val="24"/>
+        </w:rPr>
+      </w:pPr>
+      <w:r>
+        <w:rPr>
+          <w:rFonts w:hint="default" w:ascii="Helvetica" w:hAnsi="Helvetica" w:eastAsia="Helvetica" w:cs="Helvetica"/>
+          <w:i w:val="0"/>
+          <w:iCs w:val="0"/>
+          <w:caps w:val="0"/>
+          <w:color w:val="999999"/>
+          <w:spacing w:val="0"/>
+          <w:kern w:val="0"/>
+          <w:sz w:val="24"/>
+          <w:szCs w:val="24"/>
+          <w:bdr w:val="none" w:color="auto" w:sz="0" w:space="0"/>
+          <w:shd w:val="clear" w:fill="F5F6F7"/>
+          <w:lang w:val="en-US" w:eastAsia="zh-CN" w:bidi="ar"/>
+        </w:rPr>
+        <w:t>（此处插入登录/注册页面截图，要求 200dpi 以上，保持长宽比）</w:t>
+      </w:r>
+    </w:p>
+    <w:p>
+      <w:pPr>
+        <w:spacing w:line="360" w:lineRule="auto"/>
+        <w:ind w:firstLine="6" w:firstLineChars="3"/>
+        <w:jc w:val="center"/>
+        <w:rPr>
+          <w:rFonts w:hint="default"/>
+          <w:szCs w:val="21"/>
+          <w:lang w:val="en-US" w:eastAsia="zh-CN"/>
+        </w:rPr>
+      </w:pPr>
+      <w:r>
+        <w:rPr>
+          <w:rFonts w:hint="default"/>
+          <w:szCs w:val="21"/>
+          <w:lang w:val="en-US" w:eastAsia="zh-CN"/>
+        </w:rPr>
+        <w:t>图 5.1 登录与注册功能前端页面实装图</w:t>
+      </w:r>
+    </w:p>
+    <w:p>
+      <w:pPr>
+        <w:ind w:firstLine="6" w:firstLineChars="3"/>
+        <w:jc w:val="right"/>
+        <w:rPr>
+          <w:rFonts w:hint="eastAsia"/>
+          <w:szCs w:val="18"/>
+        </w:rPr>
+      </w:pPr>
+      <w:r>
+        <w:rPr>
+          <w:rFonts w:hint="eastAsia"/>
+          <w:szCs w:val="18"/>
+        </w:rPr>
+        <w:t>图片来源：自制</w:t>
+      </w:r>
+    </w:p>
+    <w:p>
+      <w:pPr>
+        <w:ind w:firstLine="6" w:firstLineChars="3"/>
+        <w:jc w:val="both"/>
+        <w:rPr>
+          <w:rFonts w:hint="eastAsia"/>
+          <w:szCs w:val="18"/>
+        </w:rPr>
+      </w:pPr>
     </w:p>
     <w:p>
       <w:pPr>
@@ -22927,7 +22766,114 @@
         <w:rPr>
           <w:sz w:val="24"/>
         </w:rPr>
-        <w:t>（1）接口系统将在对原有接口业务进行系统的分析与整理后，将相同类型的接口业务进行整合，减少重复的接口程序，提高接口的开发、运行、维护效率。</w:t>
+        <w:t>在成功破除前端路由守卫及后端接口拦截器的双重防线之后，访客方可进驻核心的用户主控区块。在此架构下，系统凭借已解析过的访问令牌中的宿主身份ID碎片，通过建立极低延迟的缓冲数据库直连，向外渲染当前账号名下精准绑定的多维度状态。这种机制使得访客能在个人中心板块中一目了然地去查阅其动态累计的心理健康预警安全总分以及各项基础资料图文，个人资料管理页面如图5.2所示。</w:t>
+      </w:r>
+    </w:p>
+    <w:p>
+      <w:pPr>
+        <w:pStyle w:val="25"/>
+        <w:spacing w:after="0" w:line="360" w:lineRule="auto"/>
+        <w:ind w:left="0" w:leftChars="0" w:firstLine="0" w:firstLineChars="0"/>
+        <w:rPr>
+          <w:rFonts w:hint="eastAsia"/>
+          <w:sz w:val="24"/>
+        </w:rPr>
+      </w:pPr>
+    </w:p>
+    <w:p>
+      <w:pPr>
+        <w:keepNext w:val="0"/>
+        <w:keepLines w:val="0"/>
+        <w:widowControl/>
+        <w:suppressLineNumbers w:val="0"/>
+        <w:pBdr>
+          <w:top w:val="dashed" w:color="CCCCCC" w:sz="6" w:space="30"/>
+          <w:left w:val="dashed" w:color="CCCCCC" w:sz="6" w:space="30"/>
+          <w:bottom w:val="dashed" w:color="CCCCCC" w:sz="6" w:space="30"/>
+          <w:right w:val="dashed" w:color="CCCCCC" w:sz="6" w:space="30"/>
+        </w:pBdr>
+        <w:shd w:val="clear" w:fill="F5F6F7"/>
+        <w:spacing w:before="150" w:beforeAutospacing="0" w:after="150" w:afterAutospacing="0"/>
+        <w:ind w:left="0" w:right="0" w:firstLine="0"/>
+        <w:jc w:val="left"/>
+        <w:rPr>
+          <w:rFonts w:ascii="Helvetica" w:hAnsi="Helvetica" w:eastAsia="Helvetica" w:cs="Helvetica"/>
+          <w:i w:val="0"/>
+          <w:iCs w:val="0"/>
+          <w:caps w:val="0"/>
+          <w:color w:val="999999"/>
+          <w:spacing w:val="0"/>
+          <w:sz w:val="24"/>
+          <w:szCs w:val="24"/>
+        </w:rPr>
+      </w:pPr>
+      <w:r>
+        <w:rPr>
+          <w:rFonts w:hint="default" w:ascii="Helvetica" w:hAnsi="Helvetica" w:eastAsia="Helvetica" w:cs="Helvetica"/>
+          <w:i w:val="0"/>
+          <w:iCs w:val="0"/>
+          <w:caps w:val="0"/>
+          <w:color w:val="999999"/>
+          <w:spacing w:val="0"/>
+          <w:kern w:val="0"/>
+          <w:sz w:val="24"/>
+          <w:szCs w:val="24"/>
+          <w:bdr w:val="none" w:color="auto" w:sz="0" w:space="0"/>
+          <w:shd w:val="clear" w:fill="F5F6F7"/>
+          <w:lang w:val="en-US" w:eastAsia="zh-CN" w:bidi="ar"/>
+        </w:rPr>
+        <w:t>（此处插入个人中心/我的资料页面截图，要求 200dpi 以上，保持长宽比）</w:t>
+      </w:r>
+    </w:p>
+    <w:p>
+      <w:pPr>
+        <w:spacing w:line="360" w:lineRule="auto"/>
+        <w:ind w:firstLine="6" w:firstLineChars="3"/>
+        <w:jc w:val="center"/>
+        <w:rPr>
+          <w:rFonts w:hint="default"/>
+          <w:szCs w:val="21"/>
+          <w:lang w:val="en-US" w:eastAsia="zh-CN"/>
+        </w:rPr>
+      </w:pPr>
+      <w:r>
+        <w:rPr>
+          <w:rFonts w:hint="default"/>
+          <w:szCs w:val="21"/>
+          <w:lang w:val="en-US" w:eastAsia="zh-CN"/>
+        </w:rPr>
+        <w:t>图 5.2 个人资料管理页面实装图</w:t>
+      </w:r>
+    </w:p>
+    <w:p>
+      <w:pPr>
+        <w:ind w:firstLine="6" w:firstLineChars="3"/>
+        <w:jc w:val="right"/>
+        <w:rPr>
+          <w:rFonts w:hint="eastAsia"/>
+          <w:szCs w:val="18"/>
+        </w:rPr>
+      </w:pPr>
+      <w:r>
+        <w:rPr>
+          <w:rFonts w:hint="eastAsia"/>
+          <w:szCs w:val="18"/>
+        </w:rPr>
+        <w:t>图片来源：自制</w:t>
+      </w:r>
+    </w:p>
+    <w:p>
+      <w:pPr>
+        <w:pStyle w:val="4"/>
+        <w:rPr>
+          <w:rFonts w:hint="default"/>
+        </w:rPr>
+      </w:pPr>
+      <w:r>
+        <w:rPr>
+          <w:rFonts w:hint="default"/>
+        </w:rPr>
+        <w:t>5.1.2 心理量表测评与动态算分模块实现</w:t>
       </w:r>
     </w:p>
     <w:p>
@@ -22936,19 +22882,113 @@
         <w:spacing w:after="0" w:line="360" w:lineRule="auto"/>
         <w:ind w:firstLine="480" w:firstLineChars="200"/>
         <w:rPr>
-          <w:sz w:val="24"/>
-        </w:rPr>
-      </w:pPr>
-      <w:r>
-        <w:rPr>
-          <w:sz w:val="24"/>
-        </w:rPr>
-        <w:t>（2）接口系统的首要目标是能够满足目前的业务功能需要，并确保系统切换平滑、运行稳定；对采用H2规范的接口，通过参数配置等形式，实现灵活的配置业务的功能，并具有良好的可扩展性，提高接口功能的复用性。对非规范类接口，在满足业务功能需要的同时，根据实际情况，纳入接口系统架构。</w:t>
+          <w:rFonts w:hint="eastAsia"/>
+          <w:sz w:val="24"/>
+        </w:rPr>
+      </w:pPr>
+      <w:r>
+        <w:rPr>
+          <w:sz w:val="24"/>
+        </w:rPr>
+        <w:t>在大众端的量表测评中心，系统会向外暴露出经过专业认证的测试题库供用户作答。此模块在核心设计上彻底舍弃了对前端明文计分数据的信任与依赖，而是构建了一道高防篡改的“分离式组装与后置算分”引擎体系。当访客进入问卷时，后台数据访问层会动态从底层数据表内抽离、映射并重组主案问卷题干与打乱的备选选项下发至页面客户端。在这套纯接口数据拉取及组装的机制保护状态下，用户所能看到的心理量表选择与作答界面如图5.3所示。</w:t>
+      </w:r>
+    </w:p>
+    <w:p>
+      <w:pPr>
+        <w:keepNext w:val="0"/>
+        <w:keepLines w:val="0"/>
+        <w:widowControl/>
+        <w:suppressLineNumbers w:val="0"/>
+        <w:pBdr>
+          <w:top w:val="dashed" w:color="CCCCCC" w:sz="6" w:space="30"/>
+          <w:left w:val="dashed" w:color="CCCCCC" w:sz="6" w:space="30"/>
+          <w:bottom w:val="dashed" w:color="CCCCCC" w:sz="6" w:space="30"/>
+          <w:right w:val="dashed" w:color="CCCCCC" w:sz="6" w:space="30"/>
+        </w:pBdr>
+        <w:shd w:val="clear" w:fill="F5F6F7"/>
+        <w:spacing w:before="150" w:beforeAutospacing="0" w:after="150" w:afterAutospacing="0"/>
+        <w:ind w:left="0" w:right="0" w:firstLine="0"/>
+        <w:jc w:val="left"/>
+        <w:rPr>
+          <w:rFonts w:ascii="Helvetica" w:hAnsi="Helvetica" w:eastAsia="Helvetica" w:cs="Helvetica"/>
+          <w:i w:val="0"/>
+          <w:iCs w:val="0"/>
+          <w:caps w:val="0"/>
+          <w:color w:val="999999"/>
+          <w:spacing w:val="0"/>
+          <w:sz w:val="24"/>
+          <w:szCs w:val="24"/>
+        </w:rPr>
+      </w:pPr>
+      <w:r>
+        <w:rPr>
+          <w:rFonts w:hint="default" w:ascii="Helvetica" w:hAnsi="Helvetica" w:eastAsia="Helvetica" w:cs="Helvetica"/>
+          <w:i w:val="0"/>
+          <w:iCs w:val="0"/>
+          <w:caps w:val="0"/>
+          <w:color w:val="999999"/>
+          <w:spacing w:val="0"/>
+          <w:kern w:val="0"/>
+          <w:sz w:val="24"/>
+          <w:szCs w:val="24"/>
+          <w:bdr w:val="none" w:color="auto" w:sz="0" w:space="0"/>
+          <w:shd w:val="clear" w:fill="F5F6F7"/>
+          <w:lang w:val="en-US" w:eastAsia="zh-CN" w:bidi="ar"/>
+        </w:rPr>
+        <w:t>（此处分别插入：心理量表列表视图页面截图、问卷具体作答交互界面截图，排版为并列或上下拼接，要求 200dpi 以上，保持长宽比）</w:t>
       </w:r>
     </w:p>
     <w:p>
       <w:pPr>
         <w:spacing w:line="360" w:lineRule="auto"/>
+        <w:ind w:firstLine="6" w:firstLineChars="3"/>
+        <w:jc w:val="center"/>
+        <w:rPr>
+          <w:rFonts w:hint="default"/>
+          <w:szCs w:val="21"/>
+          <w:lang w:val="en-US" w:eastAsia="zh-CN"/>
+        </w:rPr>
+      </w:pPr>
+      <w:r>
+        <w:rPr>
+          <w:rFonts w:hint="default"/>
+          <w:szCs w:val="21"/>
+          <w:lang w:val="en-US" w:eastAsia="zh-CN"/>
+        </w:rPr>
+        <w:t>图 5.3 心理量表选择与作答界面实装图</w:t>
+      </w:r>
+    </w:p>
+    <w:p>
+      <w:pPr>
+        <w:ind w:firstLine="6" w:firstLineChars="3"/>
+        <w:jc w:val="right"/>
+        <w:rPr>
+          <w:rFonts w:hint="eastAsia"/>
+          <w:szCs w:val="18"/>
+        </w:rPr>
+      </w:pPr>
+      <w:r>
+        <w:rPr>
+          <w:rFonts w:hint="eastAsia"/>
+          <w:szCs w:val="18"/>
+        </w:rPr>
+        <w:t>图片来源：自制</w:t>
+      </w:r>
+    </w:p>
+    <w:p>
+      <w:pPr>
+        <w:ind w:firstLine="6" w:firstLineChars="3"/>
+        <w:jc w:val="right"/>
+        <w:rPr>
+          <w:rFonts w:hint="eastAsia"/>
+          <w:szCs w:val="18"/>
+        </w:rPr>
+      </w:pPr>
+    </w:p>
+    <w:p>
+      <w:pPr>
+        <w:pStyle w:val="25"/>
+        <w:spacing w:after="0" w:line="360" w:lineRule="auto"/>
         <w:ind w:firstLine="480" w:firstLineChars="200"/>
         <w:rPr>
           <w:sz w:val="24"/>
@@ -22958,32 +22998,244 @@
         <w:rPr>
           <w:sz w:val="24"/>
         </w:rPr>
-        <w:t>（3）接口系统采用先进的系统管理模式，提供统一的管理命令格式，严谨的日志文件输出格式。同时便于接口系统的运维工作。</w:t>
+        <w:t>当用户下达最终交卷指令后，核心的评估判定权完全收束且受控于后端的业务逻辑流处理。在基于安全事务管控的包裹里，服务端仅仅是从网络获取用户提交上来的一整数组乱序的作答选项流水号，并利用动态条件查询构建器深钻至底层关系型数据库中，批量反查出这些散列选项背后锁定的绝对原始权限分数并执行精准累加得出原生总粗分。为了契合严谨的权威医疗打分标准算法原理，后台算力集群接着在此粗分基数的层面上利用“评定总粗分*1.25再向下取整”的转换公式，将其线性投射放缩为最终的医学对比标准分值。在这套基础之上，代码防线中还预先铺设出了像53分轻度异常以及72分这一极度凶险境地等层级分明的硬性条件分支阻断判定树：一旦用户实测击穿某个危险层级，服务端就会即刻响应这套定向结果链的生成逻辑进行多维拼接。最后，本模块算法不止会把这份诊断告警建议文件妥善持久化建档留存，更会在主干上并线引爆针对个体成长体系的健康积分日限额派发激励程序；完成上述一切隐蔽黑盒计算后，通道才会最终向外部渲染下发专属于访客当前心理体征的测评评估报告结果页面，如图5.4所示。</w:t>
+      </w:r>
+    </w:p>
+    <w:p>
+      <w:pPr>
+        <w:pStyle w:val="25"/>
+        <w:spacing w:after="0" w:line="360" w:lineRule="auto"/>
+        <w:ind w:left="0" w:leftChars="0" w:firstLine="0" w:firstLineChars="0"/>
+        <w:rPr>
+          <w:sz w:val="24"/>
+        </w:rPr>
+      </w:pPr>
+    </w:p>
+    <w:p>
+      <w:pPr>
+        <w:keepNext w:val="0"/>
+        <w:keepLines w:val="0"/>
+        <w:widowControl/>
+        <w:suppressLineNumbers w:val="0"/>
+        <w:pBdr>
+          <w:top w:val="dashed" w:color="CCCCCC" w:sz="6" w:space="30"/>
+          <w:left w:val="dashed" w:color="CCCCCC" w:sz="6" w:space="30"/>
+          <w:bottom w:val="dashed" w:color="CCCCCC" w:sz="6" w:space="30"/>
+          <w:right w:val="dashed" w:color="CCCCCC" w:sz="6" w:space="30"/>
+        </w:pBdr>
+        <w:shd w:val="clear" w:fill="F5F6F7"/>
+        <w:spacing w:before="150" w:beforeAutospacing="0" w:after="150" w:afterAutospacing="0"/>
+        <w:ind w:left="0" w:right="0" w:firstLine="0"/>
+        <w:jc w:val="left"/>
+        <w:rPr>
+          <w:rFonts w:ascii="Helvetica" w:hAnsi="Helvetica" w:eastAsia="Helvetica" w:cs="Helvetica"/>
+          <w:i w:val="0"/>
+          <w:iCs w:val="0"/>
+          <w:caps w:val="0"/>
+          <w:color w:val="999999"/>
+          <w:spacing w:val="0"/>
+          <w:sz w:val="24"/>
+          <w:szCs w:val="24"/>
+        </w:rPr>
+      </w:pPr>
+      <w:r>
+        <w:rPr>
+          <w:rFonts w:hint="default" w:ascii="Helvetica" w:hAnsi="Helvetica" w:eastAsia="Helvetica" w:cs="Helvetica"/>
+          <w:i w:val="0"/>
+          <w:iCs w:val="0"/>
+          <w:caps w:val="0"/>
+          <w:color w:val="999999"/>
+          <w:spacing w:val="0"/>
+          <w:kern w:val="0"/>
+          <w:sz w:val="24"/>
+          <w:szCs w:val="24"/>
+          <w:bdr w:val="none" w:color="auto" w:sz="0" w:space="0"/>
+          <w:shd w:val="clear" w:fill="F5F6F7"/>
+          <w:lang w:val="en-US" w:eastAsia="zh-CN" w:bidi="ar"/>
+        </w:rPr>
+        <w:t>（此处插入测评结果/历史评语报告页面截图，要求 200dpi 以上，保持长宽比）</w:t>
       </w:r>
     </w:p>
     <w:p>
       <w:pPr>
         <w:spacing w:line="360" w:lineRule="auto"/>
-        <w:rPr>
-          <w:rFonts w:hint="eastAsia" w:ascii="宋体" w:hAnsi="宋体"/>
-          <w:sz w:val="24"/>
-        </w:rPr>
-      </w:pPr>
-    </w:p>
-    <w:p>
-      <w:pPr>
-        <w:spacing w:line="360" w:lineRule="auto"/>
-        <w:rPr>
-          <w:rFonts w:hint="eastAsia" w:ascii="宋体" w:hAnsi="宋体"/>
-          <w:sz w:val="24"/>
-        </w:rPr>
-      </w:pPr>
-    </w:p>
-    <w:p>
-      <w:pPr>
-        <w:spacing w:line="360" w:lineRule="auto"/>
-        <w:rPr>
-          <w:rFonts w:hint="eastAsia" w:ascii="宋体" w:hAnsi="宋体"/>
+        <w:ind w:firstLine="6" w:firstLineChars="3"/>
+        <w:jc w:val="center"/>
+        <w:rPr>
+          <w:rFonts w:hint="eastAsia"/>
+          <w:sz w:val="24"/>
+        </w:rPr>
+      </w:pPr>
+      <w:bookmarkStart w:id="118" w:name="_GoBack"/>
+      <w:r>
+        <w:rPr>
+          <w:rFonts w:hint="default"/>
+          <w:szCs w:val="21"/>
+          <w:lang w:val="en-US" w:eastAsia="zh-CN"/>
+        </w:rPr>
+        <w:t>图 5.4 专属的测评评估报告结果页面实装图</w:t>
+      </w:r>
+    </w:p>
+    <w:bookmarkEnd w:id="118"/>
+    <w:p>
+      <w:pPr>
+        <w:ind w:firstLine="6" w:firstLineChars="3"/>
+        <w:jc w:val="right"/>
+        <w:rPr>
+          <w:rFonts w:hint="eastAsia"/>
+          <w:szCs w:val="18"/>
+        </w:rPr>
+      </w:pPr>
+      <w:r>
+        <w:rPr>
+          <w:rFonts w:hint="eastAsia"/>
+          <w:szCs w:val="18"/>
+        </w:rPr>
+        <w:t>图片来源：自制</w:t>
+      </w:r>
+    </w:p>
+    <w:p>
+      <w:pPr>
+        <w:ind w:firstLine="6" w:firstLineChars="3"/>
+        <w:jc w:val="right"/>
+        <w:rPr>
+          <w:rFonts w:hint="eastAsia"/>
+          <w:szCs w:val="18"/>
+        </w:rPr>
+      </w:pPr>
+    </w:p>
+    <w:p>
+      <w:pPr>
+        <w:pStyle w:val="4"/>
+        <w:rPr>
+          <w:rFonts w:hint="default"/>
+        </w:rPr>
+      </w:pPr>
+      <w:r>
+        <w:rPr>
+          <w:rFonts w:hint="default"/>
+        </w:rPr>
+        <w:t>5.1.3 大语言模型 AI 多人格干预陪聊实现</w:t>
+      </w:r>
+    </w:p>
+    <w:p>
+      <w:pPr>
+        <w:pStyle w:val="25"/>
+        <w:spacing w:after="0" w:line="360" w:lineRule="auto"/>
+        <w:ind w:firstLine="480" w:firstLineChars="200"/>
+        <w:rPr>
+          <w:rFonts w:hint="default"/>
+          <w:sz w:val="24"/>
+        </w:rPr>
+      </w:pPr>
+      <w:r>
+        <w:rPr>
+          <w:sz w:val="24"/>
+        </w:rPr>
+        <w:t>为了满足差异化的倾诉需求，系统装填了多款具备不同性格标签与画像的 AI 专家角色供访客自由切换加载。不同于简单的机器人对话，平台建立了一套极其完备的多重人格档案维护中心，为每个角色注入了独特的破冰开场白、人生背景及规避风险的系统级防御指令（System Prompt），保证回答的高度拟真性，AI 虚拟角色挑选页面如图5.5所示。</w:t>
+      </w:r>
+    </w:p>
+    <w:p>
+      <w:pPr>
+        <w:pStyle w:val="25"/>
+        <w:spacing w:after="0" w:line="360" w:lineRule="auto"/>
+        <w:ind w:left="0" w:leftChars="0" w:firstLine="0" w:firstLineChars="0"/>
+        <w:rPr>
+          <w:rFonts w:hint="eastAsia"/>
+          <w:sz w:val="24"/>
+        </w:rPr>
+      </w:pPr>
+    </w:p>
+    <w:p>
+      <w:pPr>
+        <w:keepNext w:val="0"/>
+        <w:keepLines w:val="0"/>
+        <w:widowControl/>
+        <w:suppressLineNumbers w:val="0"/>
+        <w:pBdr>
+          <w:top w:val="dashed" w:color="CCCCCC" w:sz="6" w:space="30"/>
+          <w:left w:val="dashed" w:color="CCCCCC" w:sz="6" w:space="30"/>
+          <w:bottom w:val="dashed" w:color="CCCCCC" w:sz="6" w:space="30"/>
+          <w:right w:val="dashed" w:color="CCCCCC" w:sz="6" w:space="30"/>
+        </w:pBdr>
+        <w:shd w:val="clear" w:fill="F5F6F7"/>
+        <w:spacing w:before="150" w:beforeAutospacing="0" w:after="150" w:afterAutospacing="0"/>
+        <w:ind w:left="0" w:right="0" w:firstLine="0"/>
+        <w:jc w:val="left"/>
+        <w:rPr>
+          <w:rFonts w:ascii="Helvetica" w:hAnsi="Helvetica" w:eastAsia="Helvetica" w:cs="Helvetica"/>
+          <w:i w:val="0"/>
+          <w:iCs w:val="0"/>
+          <w:caps w:val="0"/>
+          <w:color w:val="999999"/>
+          <w:spacing w:val="0"/>
+          <w:sz w:val="24"/>
+          <w:szCs w:val="24"/>
+        </w:rPr>
+      </w:pPr>
+      <w:r>
+        <w:rPr>
+          <w:rFonts w:hint="default" w:ascii="Helvetica" w:hAnsi="Helvetica" w:eastAsia="Helvetica" w:cs="Helvetica"/>
+          <w:i w:val="0"/>
+          <w:iCs w:val="0"/>
+          <w:caps w:val="0"/>
+          <w:color w:val="999999"/>
+          <w:spacing w:val="0"/>
+          <w:kern w:val="0"/>
+          <w:sz w:val="24"/>
+          <w:szCs w:val="24"/>
+          <w:bdr w:val="none" w:color="auto" w:sz="0" w:space="0"/>
+          <w:shd w:val="clear" w:fill="F5F6F7"/>
+          <w:lang w:val="en-US" w:eastAsia="zh-CN" w:bidi="ar"/>
+        </w:rPr>
+        <w:t>（此处插入虚拟 AI 心理陪伴角色挑选大厅/列表页截图，要求 200dpi 以上，保持长宽比）</w:t>
+      </w:r>
+    </w:p>
+    <w:p>
+      <w:pPr>
+        <w:keepNext w:val="0"/>
+        <w:keepLines w:val="0"/>
+        <w:widowControl/>
+        <w:suppressLineNumbers w:val="0"/>
+        <w:shd w:val="clear" w:fill="F5F6F7"/>
+        <w:spacing w:before="90" w:beforeAutospacing="0" w:after="180" w:afterAutospacing="0"/>
+        <w:ind w:left="0" w:firstLine="0"/>
+        <w:jc w:val="center"/>
+        <w:rPr>
+          <w:rFonts w:hint="default" w:ascii="宋体" w:hAnsi="宋体" w:eastAsia="宋体" w:cs="宋体"/>
+          <w:i w:val="0"/>
+          <w:iCs w:val="0"/>
+          <w:caps w:val="0"/>
+          <w:color w:val="333333"/>
+          <w:spacing w:val="0"/>
+          <w:sz w:val="21"/>
+          <w:szCs w:val="21"/>
+        </w:rPr>
+      </w:pPr>
+      <w:r>
+        <w:rPr>
+          <w:rFonts w:hint="default" w:ascii="宋体" w:hAnsi="宋体" w:eastAsia="宋体" w:cs="宋体"/>
+          <w:i w:val="0"/>
+          <w:iCs w:val="0"/>
+          <w:caps w:val="0"/>
+          <w:color w:val="333333"/>
+          <w:spacing w:val="0"/>
+          <w:kern w:val="0"/>
+          <w:sz w:val="21"/>
+          <w:szCs w:val="21"/>
+          <w:shd w:val="clear" w:fill="F5F6F7"/>
+          <w:lang w:val="en-US" w:eastAsia="zh-CN" w:bidi="ar"/>
+        </w:rPr>
+        <w:t>图 5.5 AI 虚拟角色挑选页面实装图</w:t>
+      </w:r>
+    </w:p>
+    <w:p>
+      <w:pPr>
+        <w:pStyle w:val="25"/>
+        <w:spacing w:after="0" w:line="360" w:lineRule="auto"/>
+        <w:ind w:left="0" w:leftChars="0" w:firstLine="0" w:firstLineChars="0"/>
+        <w:rPr>
+          <w:rFonts w:hint="eastAsia"/>
           <w:sz w:val="24"/>
         </w:rPr>
         <w:sectPr>
@@ -23002,9 +23254,9 @@
           <w:sz w:val="24"/>
         </w:rPr>
       </w:pPr>
-      <w:bookmarkStart w:id="77" w:name="_Toc188433606"/>
-      <w:bookmarkStart w:id="78" w:name="_Toc335598672"/>
-      <w:bookmarkStart w:id="79" w:name="_Toc335598765"/>
+      <w:bookmarkStart w:id="68" w:name="_Toc188433606"/>
+      <w:bookmarkStart w:id="69" w:name="_Toc335598672"/>
+      <w:bookmarkStart w:id="70" w:name="_Toc335598765"/>
     </w:p>
     <w:p>
       <w:pPr>
@@ -23016,105 +23268,105 @@
           <w:bCs w:val="0"/>
         </w:rPr>
       </w:pPr>
-      <w:bookmarkStart w:id="80" w:name="_Toc114840816"/>
+      <w:bookmarkStart w:id="71" w:name="_Toc114840816"/>
       <w:r>
         <w:rPr>
           <w:rFonts w:eastAsia="黑体"/>
           <w:bCs w:val="0"/>
         </w:rPr>
         <w:t>第6章　系统测试</w:t>
+      </w:r>
+      <w:bookmarkEnd w:id="68"/>
+      <w:bookmarkEnd w:id="69"/>
+      <w:bookmarkEnd w:id="70"/>
+      <w:bookmarkEnd w:id="71"/>
+    </w:p>
+    <w:p>
+      <w:pPr>
+        <w:spacing w:line="360" w:lineRule="auto"/>
+        <w:ind w:firstLine="480" w:firstLineChars="200"/>
+        <w:rPr>
+          <w:color w:val="FF0000"/>
+          <w:sz w:val="24"/>
+        </w:rPr>
+      </w:pPr>
+      <w:r>
+        <w:rPr>
+          <w:color w:val="FF0000"/>
+          <w:sz w:val="24"/>
+        </w:rPr>
+        <w:t>说明：在本章中可以通过设计测试方案、测试用例等，实现对系统的全面测试，得出结论或评价，例如采用黑盒测试或白盒测试等。</w:t>
+      </w:r>
+    </w:p>
+    <w:p>
+      <w:pPr>
+        <w:spacing w:line="360" w:lineRule="auto"/>
+        <w:ind w:firstLine="480" w:firstLineChars="200"/>
+        <w:rPr>
+          <w:sz w:val="24"/>
+        </w:rPr>
+      </w:pPr>
+      <w:r>
+        <w:rPr>
+          <w:sz w:val="24"/>
+        </w:rPr>
+        <w:t>河南联通综合营帐系统四期客服接口是基于河南联通综合营帐系统三期客服接口基础上，并且结合河南联通客服的新需求开发的系统，本次主要对于修改部分进行系统的功能测试。这些部分主要是业务系统中与接口相关部分。本次测试主要是为了保证接口相关业务与河南联通营帐系统通过接口的协调，能够正确实现河南客服常规业务，在完成本部分功能基础上，协调整个客服系统工作。</w:t>
+      </w:r>
+    </w:p>
+    <w:p>
+      <w:pPr>
+        <w:pStyle w:val="3"/>
+      </w:pPr>
+      <w:bookmarkStart w:id="72" w:name="_Toc114840817"/>
+      <w:bookmarkStart w:id="73" w:name="_Toc335598673"/>
+      <w:bookmarkStart w:id="74" w:name="_Toc335598766"/>
+      <w:bookmarkStart w:id="75" w:name="_Toc188433607"/>
+      <w:r>
+        <w:t>6.1</w:t>
+      </w:r>
+      <w:r>
+        <w:rPr>
+          <w:rFonts w:hint="eastAsia"/>
+        </w:rPr>
+        <w:t xml:space="preserve"> </w:t>
+      </w:r>
+      <w:r>
+        <w:t>测试方案及测试用例</w:t>
+      </w:r>
+      <w:bookmarkEnd w:id="72"/>
+      <w:bookmarkEnd w:id="73"/>
+      <w:bookmarkEnd w:id="74"/>
+      <w:bookmarkEnd w:id="75"/>
+      <w:r>
+        <w:t xml:space="preserve"> </w:t>
+      </w:r>
+    </w:p>
+    <w:p>
+      <w:pPr>
+        <w:pStyle w:val="4"/>
+      </w:pPr>
+      <w:bookmarkStart w:id="76" w:name="_Toc134862167"/>
+      <w:bookmarkStart w:id="77" w:name="_Toc335598767"/>
+      <w:bookmarkStart w:id="78" w:name="_Toc114840818"/>
+      <w:bookmarkStart w:id="79" w:name="_Toc335598674"/>
+      <w:bookmarkStart w:id="80" w:name="_Toc188433608"/>
+      <w:r>
+        <w:t>6.1.1</w:t>
+      </w:r>
+      <w:r>
+        <w:rPr>
+          <w:rFonts w:hint="eastAsia"/>
+        </w:rPr>
+        <w:t xml:space="preserve"> </w:t>
+      </w:r>
+      <w:bookmarkEnd w:id="76"/>
+      <w:r>
+        <w:t>发送数据</w:t>
       </w:r>
       <w:bookmarkEnd w:id="77"/>
       <w:bookmarkEnd w:id="78"/>
       <w:bookmarkEnd w:id="79"/>
       <w:bookmarkEnd w:id="80"/>
-    </w:p>
-    <w:p>
-      <w:pPr>
-        <w:spacing w:line="360" w:lineRule="auto"/>
-        <w:ind w:firstLine="480" w:firstLineChars="200"/>
-        <w:rPr>
-          <w:color w:val="FF0000"/>
-          <w:sz w:val="24"/>
-        </w:rPr>
-      </w:pPr>
-      <w:r>
-        <w:rPr>
-          <w:color w:val="FF0000"/>
-          <w:sz w:val="24"/>
-        </w:rPr>
-        <w:t>说明：在本章中可以通过设计测试方案、测试用例等，实现对系统的全面测试，得出结论或评价，例如采用黑盒测试或白盒测试等。</w:t>
-      </w:r>
-    </w:p>
-    <w:p>
-      <w:pPr>
-        <w:spacing w:line="360" w:lineRule="auto"/>
-        <w:ind w:firstLine="480" w:firstLineChars="200"/>
-        <w:rPr>
-          <w:sz w:val="24"/>
-        </w:rPr>
-      </w:pPr>
-      <w:r>
-        <w:rPr>
-          <w:sz w:val="24"/>
-        </w:rPr>
-        <w:t>河南联通综合营帐系统四期客服接口是基于河南联通综合营帐系统三期客服接口基础上，并且结合河南联通客服的新需求开发的系统，本次主要对于修改部分进行系统的功能测试。这些部分主要是业务系统中与接口相关部分。本次测试主要是为了保证接口相关业务与河南联通营帐系统通过接口的协调，能够正确实现河南客服常规业务，在完成本部分功能基础上，协调整个客服系统工作。</w:t>
-      </w:r>
-    </w:p>
-    <w:p>
-      <w:pPr>
-        <w:pStyle w:val="3"/>
-      </w:pPr>
-      <w:bookmarkStart w:id="81" w:name="_Toc114840817"/>
-      <w:bookmarkStart w:id="82" w:name="_Toc335598673"/>
-      <w:bookmarkStart w:id="83" w:name="_Toc335598766"/>
-      <w:bookmarkStart w:id="84" w:name="_Toc188433607"/>
-      <w:r>
-        <w:t>6.1</w:t>
-      </w:r>
-      <w:r>
-        <w:rPr>
-          <w:rFonts w:hint="eastAsia"/>
-        </w:rPr>
-        <w:t xml:space="preserve"> </w:t>
-      </w:r>
-      <w:r>
-        <w:t>测试方案及测试用例</w:t>
-      </w:r>
-      <w:bookmarkEnd w:id="81"/>
-      <w:bookmarkEnd w:id="82"/>
-      <w:bookmarkEnd w:id="83"/>
-      <w:bookmarkEnd w:id="84"/>
-      <w:r>
-        <w:t xml:space="preserve"> </w:t>
-      </w:r>
-    </w:p>
-    <w:p>
-      <w:pPr>
-        <w:pStyle w:val="4"/>
-      </w:pPr>
-      <w:bookmarkStart w:id="85" w:name="_Toc134862167"/>
-      <w:bookmarkStart w:id="86" w:name="_Toc188433608"/>
-      <w:bookmarkStart w:id="87" w:name="_Toc114840818"/>
-      <w:bookmarkStart w:id="88" w:name="_Toc335598674"/>
-      <w:bookmarkStart w:id="89" w:name="_Toc335598767"/>
-      <w:r>
-        <w:t>6.1.1</w:t>
-      </w:r>
-      <w:r>
-        <w:rPr>
-          <w:rFonts w:hint="eastAsia"/>
-        </w:rPr>
-        <w:t xml:space="preserve"> </w:t>
-      </w:r>
-      <w:bookmarkEnd w:id="85"/>
-      <w:r>
-        <w:t>发送数据</w:t>
-      </w:r>
-      <w:bookmarkEnd w:id="86"/>
-      <w:bookmarkEnd w:id="87"/>
-      <w:bookmarkEnd w:id="88"/>
-      <w:bookmarkEnd w:id="89"/>
     </w:p>
     <w:p>
       <w:pPr>
@@ -23228,9 +23480,9 @@
           <w:sz w:val="24"/>
         </w:rPr>
       </w:pPr>
-      <w:bookmarkStart w:id="90" w:name="_Toc335598675"/>
-      <w:bookmarkStart w:id="91" w:name="_Toc335598768"/>
-      <w:bookmarkStart w:id="92" w:name="_Toc188433609"/>
+      <w:bookmarkStart w:id="81" w:name="_Toc188433609"/>
+      <w:bookmarkStart w:id="82" w:name="_Toc335598675"/>
+      <w:bookmarkStart w:id="83" w:name="_Toc335598768"/>
     </w:p>
     <w:p>
       <w:pPr>
@@ -23242,7 +23494,7 @@
           <w:bCs w:val="0"/>
         </w:rPr>
       </w:pPr>
-      <w:bookmarkStart w:id="93" w:name="_Toc114840819"/>
+      <w:bookmarkStart w:id="84" w:name="_Toc114840819"/>
       <w:r>
         <w:rPr>
           <w:rFonts w:eastAsia="黑体"/>
@@ -23250,10 +23502,10 @@
         </w:rPr>
         <w:t>第7章　结　论</w:t>
       </w:r>
-      <w:bookmarkEnd w:id="90"/>
-      <w:bookmarkEnd w:id="91"/>
-      <w:bookmarkEnd w:id="92"/>
-      <w:bookmarkEnd w:id="93"/>
+      <w:bookmarkEnd w:id="81"/>
+      <w:bookmarkEnd w:id="82"/>
+      <w:bookmarkEnd w:id="83"/>
+      <w:bookmarkEnd w:id="84"/>
     </w:p>
     <w:p>
       <w:pPr>
@@ -23457,9 +23709,9 @@
           <w:szCs w:val="32"/>
         </w:rPr>
       </w:pPr>
-      <w:bookmarkStart w:id="94" w:name="_Toc335598769"/>
-      <w:bookmarkStart w:id="95" w:name="_Toc335598676"/>
-      <w:bookmarkStart w:id="96" w:name="_Toc188433610"/>
+      <w:bookmarkStart w:id="85" w:name="_Toc188433610"/>
+      <w:bookmarkStart w:id="86" w:name="_Toc335598676"/>
+      <w:bookmarkStart w:id="87" w:name="_Toc335598769"/>
     </w:p>
     <w:p>
       <w:pPr>
@@ -24203,7 +24455,7 @@
           <w:szCs w:val="32"/>
         </w:rPr>
       </w:pPr>
-      <w:bookmarkStart w:id="97" w:name="_Toc114840820"/>
+      <w:bookmarkStart w:id="88" w:name="_Toc114840820"/>
       <w:r>
         <w:rPr>
           <w:rFonts w:eastAsia="黑体"/>
@@ -24316,10 +24568,10 @@
         </w:rPr>
         <w:t>参考文献</w:t>
       </w:r>
-      <w:bookmarkEnd w:id="94"/>
-      <w:bookmarkEnd w:id="95"/>
-      <w:bookmarkEnd w:id="96"/>
-      <w:bookmarkEnd w:id="97"/>
+      <w:bookmarkEnd w:id="85"/>
+      <w:bookmarkEnd w:id="86"/>
+      <w:bookmarkEnd w:id="87"/>
+      <w:bookmarkEnd w:id="88"/>
     </w:p>
     <w:p>
       <w:pPr>
@@ -24349,8 +24601,8 @@
           <w:szCs w:val="24"/>
         </w:rPr>
       </w:pPr>
-      <w:bookmarkStart w:id="98" w:name="_nebD6C52032_C346_47A7_AB50_1A86FE296AC1"/>
-      <w:bookmarkStart w:id="99" w:name="_nebDA12611D_3306_46E8_BA6C_3A8CE50EE825"/>
+      <w:bookmarkStart w:id="89" w:name="_nebD6C52032_C346_47A7_AB50_1A86FE296AC1"/>
+      <w:bookmarkStart w:id="90" w:name="_nebDA12611D_3306_46E8_BA6C_3A8CE50EE825"/>
       <w:r>
         <w:rPr>
           <w:rFonts w:hint="default" w:ascii="Times New Roman" w:hAnsi="Times New Roman" w:eastAsia="宋体" w:cs="Times New Roman"/>
@@ -24360,7 +24612,7 @@
         </w:rPr>
         <w:t>Prochaska, J.J., et al., A Therapeutic Relational Agent for Reducing Problematic Substance Use (Woebot): Development and Usability Study. J Med Internet Res, 2021. 23(3): p. e24850.</w:t>
       </w:r>
-      <w:bookmarkEnd w:id="98"/>
+      <w:bookmarkEnd w:id="89"/>
     </w:p>
     <w:p>
       <w:pPr>
@@ -24390,7 +24642,7 @@
           <w:szCs w:val="24"/>
         </w:rPr>
       </w:pPr>
-      <w:bookmarkStart w:id="100" w:name="_nebDCBB1563_D95B_4730_85D8_05AAD149676A"/>
+      <w:bookmarkStart w:id="91" w:name="_nebDCBB1563_D95B_4730_85D8_05AAD149676A"/>
       <w:r>
         <w:rPr>
           <w:rFonts w:hint="default" w:ascii="Times New Roman" w:hAnsi="Times New Roman" w:eastAsia="宋体" w:cs="Times New Roman"/>
@@ -24400,7 +24652,7 @@
         </w:rPr>
         <w:t>Lee, Y.Y., et al., The cost-effectiveness of delivering an e-health intervention, MoodGYM, to prevent anxiety disorders among Australian adolescents: A model-based economic evaluation. Mental Health &amp; Prevention, 2021. 24: p. 200210.</w:t>
       </w:r>
-      <w:bookmarkEnd w:id="100"/>
+      <w:bookmarkEnd w:id="91"/>
     </w:p>
     <w:p>
       <w:pPr>
@@ -24430,7 +24682,7 @@
           <w:szCs w:val="24"/>
         </w:rPr>
       </w:pPr>
-      <w:bookmarkStart w:id="101" w:name="_neb1B354C95_ECD5_4E14_ACED_FA40907BCA57"/>
+      <w:bookmarkStart w:id="92" w:name="_neb1B354C95_ECD5_4E14_ACED_FA40907BCA57"/>
       <w:r>
         <w:rPr>
           <w:rFonts w:hint="default" w:ascii="Times New Roman" w:hAnsi="Times New Roman" w:eastAsia="宋体" w:cs="Times New Roman"/>
@@ -24440,7 +24692,7 @@
         </w:rPr>
         <w:t>Martinez-Martin, N., Minding the AI: ethical challenges and practice for AI mental health care tools, in Artificial intelligence in brain and mental health: Philosophical, ethical &amp; policy issues. 2022, Springer. p. 111-125.</w:t>
       </w:r>
-      <w:bookmarkEnd w:id="101"/>
+      <w:bookmarkEnd w:id="92"/>
     </w:p>
     <w:p>
       <w:pPr>
@@ -24470,7 +24722,7 @@
           <w:szCs w:val="24"/>
         </w:rPr>
       </w:pPr>
-      <w:bookmarkStart w:id="102" w:name="_neb55A10266_E7E6_48AE_B9A0_DE8B26AB4AFA"/>
+      <w:bookmarkStart w:id="93" w:name="_neb55A10266_E7E6_48AE_B9A0_DE8B26AB4AFA"/>
       <w:r>
         <w:rPr>
           <w:rFonts w:hint="default" w:ascii="Times New Roman" w:hAnsi="Times New Roman" w:eastAsia="宋体" w:cs="Times New Roman"/>
@@ -24480,7 +24732,7 @@
         </w:rPr>
         <w:t>Jia, F., A. Fonsati and K. Gudmundsson. Natural Language Communication with Sensor Data Through a LLM-Integrated Protocol: A Case Study. 2024: Springer.</w:t>
       </w:r>
-      <w:bookmarkEnd w:id="102"/>
+      <w:bookmarkEnd w:id="93"/>
     </w:p>
     <w:p>
       <w:pPr>
@@ -24510,7 +24762,7 @@
           <w:szCs w:val="24"/>
         </w:rPr>
       </w:pPr>
-      <w:bookmarkStart w:id="103" w:name="_neb428D246F_8205_4D59_95F7_728BC397F612"/>
+      <w:bookmarkStart w:id="94" w:name="_neb428D246F_8205_4D59_95F7_728BC397F612"/>
       <w:r>
         <w:rPr>
           <w:rFonts w:hint="default" w:ascii="Times New Roman" w:hAnsi="Times New Roman" w:eastAsia="宋体" w:cs="Times New Roman"/>
@@ -24520,7 +24772,7 @@
         </w:rPr>
         <w:t>Stein, J., et al., Attitudes towards AI: measurement and associations with personality. Scientific Reports, 2024. 14(1): p. 2909.</w:t>
       </w:r>
-      <w:bookmarkEnd w:id="103"/>
+      <w:bookmarkEnd w:id="94"/>
     </w:p>
     <w:p>
       <w:pPr>
@@ -24559,7 +24811,7 @@
         </w:rPr>
         <w:t>孟健男, 周惠玉与杨玉赫, 生成式人工智能视域下大学生心理健康教育研究. 黑龙江教育(高教研究与评估), 2025(04): 第89-92页.</w:t>
       </w:r>
-      <w:bookmarkEnd w:id="99"/>
+      <w:bookmarkEnd w:id="90"/>
     </w:p>
     <w:p>
       <w:pPr>
@@ -24589,7 +24841,7 @@
           <w:szCs w:val="24"/>
         </w:rPr>
       </w:pPr>
-      <w:bookmarkStart w:id="104" w:name="_neb67C678A0_D623_4C3F_AE3D_6FC68E61F61F"/>
+      <w:bookmarkStart w:id="95" w:name="_neb67C678A0_D623_4C3F_AE3D_6FC68E61F61F"/>
       <w:r>
         <w:rPr>
           <w:rFonts w:hint="default" w:ascii="Times New Roman" w:hAnsi="Times New Roman" w:eastAsia="宋体" w:cs="Times New Roman"/>
@@ -24599,7 +24851,7 @@
         </w:rPr>
         <w:t>陈润滋等, 2020年中国内地精神卫生医疗机构心理治疗/咨询服务现状. 现代预防医学, 2024. 51(22): 第4127-4132页.</w:t>
       </w:r>
-      <w:bookmarkEnd w:id="104"/>
+      <w:bookmarkEnd w:id="95"/>
     </w:p>
     <w:p>
       <w:pPr>
@@ -24629,7 +24881,7 @@
           <w:szCs w:val="24"/>
         </w:rPr>
       </w:pPr>
-      <w:bookmarkStart w:id="105" w:name="_nebF0149052_99F7_4BF7_9F1E_D2157914DAC6"/>
+      <w:bookmarkStart w:id="96" w:name="_nebF0149052_99F7_4BF7_9F1E_D2157914DAC6"/>
       <w:r>
         <w:rPr>
           <w:rFonts w:hint="default" w:ascii="Times New Roman" w:hAnsi="Times New Roman" w:eastAsia="宋体" w:cs="Times New Roman"/>
@@ -24639,7 +24891,7 @@
         </w:rPr>
         <w:t>卢婧华等, 对话中的情绪智能与自我认知——生成式人工智能在心理健康教育中的应用. 中小学信息技术教育, 2024(07): 第12-15页.</w:t>
       </w:r>
-      <w:bookmarkEnd w:id="105"/>
+      <w:bookmarkEnd w:id="96"/>
     </w:p>
     <w:p>
       <w:pPr>
@@ -24669,7 +24921,7 @@
           <w:szCs w:val="24"/>
         </w:rPr>
       </w:pPr>
-      <w:bookmarkStart w:id="106" w:name="_neb07A06666_12D0_43C0_B348_D1919A6660D9"/>
+      <w:bookmarkStart w:id="97" w:name="_neb07A06666_12D0_43C0_B348_D1919A6660D9"/>
       <w:r>
         <w:rPr>
           <w:rFonts w:hint="default" w:ascii="Times New Roman" w:hAnsi="Times New Roman" w:eastAsia="宋体" w:cs="Times New Roman"/>
@@ -24679,7 +24931,7 @@
         </w:rPr>
         <w:t>杜玮, 当AI遇上心理健康服务, in 陕西日报. 第 010页.</w:t>
       </w:r>
-      <w:bookmarkEnd w:id="106"/>
+      <w:bookmarkEnd w:id="97"/>
     </w:p>
     <w:p>
       <w:pPr>
@@ -24709,7 +24961,7 @@
           <w:szCs w:val="24"/>
         </w:rPr>
       </w:pPr>
-      <w:bookmarkStart w:id="107" w:name="_nebB00AC33A_0ABD_402F_B709_199A2B697FA0"/>
+      <w:bookmarkStart w:id="98" w:name="_nebB00AC33A_0ABD_402F_B709_199A2B697FA0"/>
       <w:r>
         <w:rPr>
           <w:rFonts w:hint="default" w:ascii="Times New Roman" w:hAnsi="Times New Roman" w:eastAsia="宋体" w:cs="Times New Roman"/>
@@ -24719,7 +24971,7 @@
         </w:rPr>
         <w:t>王浩川, 基于劝导式设计理论的大学生心理健康管理服务系统设计研究, 2024, 青岛大学.</w:t>
       </w:r>
-      <w:bookmarkEnd w:id="107"/>
+      <w:bookmarkEnd w:id="98"/>
     </w:p>
     <w:p>
       <w:pPr>
@@ -24749,7 +25001,7 @@
           <w:szCs w:val="24"/>
         </w:rPr>
       </w:pPr>
-      <w:bookmarkStart w:id="108" w:name="_neb96C4FD2B_0DA3_4B0B_A12E_81B85728103C"/>
+      <w:bookmarkStart w:id="99" w:name="_neb96C4FD2B_0DA3_4B0B_A12E_81B85728103C"/>
       <w:r>
         <w:rPr>
           <w:rFonts w:hint="default" w:ascii="Times New Roman" w:hAnsi="Times New Roman" w:eastAsia="宋体" w:cs="Times New Roman"/>
@@ -24759,7 +25011,7 @@
         </w:rPr>
         <w:t>王申连, 新时代未成年人心理健康服务供给侧改革：动因、目标及根本着力点. 南京晓庄学院学报, 2025. 41(02): 第63-69页.</w:t>
       </w:r>
-      <w:bookmarkEnd w:id="108"/>
+      <w:bookmarkEnd w:id="99"/>
     </w:p>
     <w:p>
       <w:pPr>
@@ -24789,7 +25041,7 @@
           <w:szCs w:val="24"/>
         </w:rPr>
       </w:pPr>
-      <w:bookmarkStart w:id="109" w:name="_neb6E6DF761_ABB3_4EE2_B556_47236E575E6C"/>
+      <w:bookmarkStart w:id="100" w:name="_neb6E6DF761_ABB3_4EE2_B556_47236E575E6C"/>
       <w:r>
         <w:rPr>
           <w:rFonts w:hint="default" w:ascii="Times New Roman" w:hAnsi="Times New Roman" w:eastAsia="宋体" w:cs="Times New Roman"/>
@@ -24799,7 +25051,7 @@
         </w:rPr>
         <w:t>蒋政玲, 王宇与毛壮, 治疗恐惧对专业心理求助态度的影响：状态焦虑的中介作用. 心理月刊, 2024. 19(23): 第114-116页.</w:t>
       </w:r>
-      <w:bookmarkEnd w:id="109"/>
+      <w:bookmarkEnd w:id="100"/>
     </w:p>
     <w:p>
       <w:pPr>
@@ -24829,7 +25081,7 @@
           <w:szCs w:val="24"/>
         </w:rPr>
       </w:pPr>
-      <w:bookmarkStart w:id="110" w:name="_neb98A44BC6_C822_4623_80FC_0133787DD457"/>
+      <w:bookmarkStart w:id="101" w:name="_neb98A44BC6_C822_4623_80FC_0133787DD457"/>
       <w:r>
         <w:rPr>
           <w:rFonts w:hint="default" w:ascii="Times New Roman" w:hAnsi="Times New Roman" w:eastAsia="宋体" w:cs="Times New Roman"/>
@@ -24839,7 +25091,7 @@
         </w:rPr>
         <w:t>赵嘉路, 张琴与黄民烈, 基于生成式人工智能技术的高校心理健康服务人机协同模式探索——以清华大学为例. 北京教育(德育), 2024(12): 第82-87页.</w:t>
       </w:r>
-      <w:bookmarkEnd w:id="110"/>
+      <w:bookmarkEnd w:id="101"/>
     </w:p>
     <w:p>
       <w:pPr>
@@ -24869,7 +25121,7 @@
           <w:szCs w:val="24"/>
         </w:rPr>
       </w:pPr>
-      <w:bookmarkStart w:id="111" w:name="_neb451B384D_DCF8_4276_9E81_99153A0BD8C7"/>
+      <w:bookmarkStart w:id="102" w:name="_neb451B384D_DCF8_4276_9E81_99153A0BD8C7"/>
       <w:r>
         <w:rPr>
           <w:rFonts w:hint="default" w:ascii="Times New Roman" w:hAnsi="Times New Roman" w:eastAsia="宋体" w:cs="Times New Roman"/>
@@ -24879,7 +25131,7 @@
         </w:rPr>
         <w:t>杨雨青等, 青年人心理健康素养与抑郁和焦虑及失眠症状的关系. 中国心理卫生杂志, 2025. 39(04): 第344-349页.</w:t>
       </w:r>
-      <w:bookmarkEnd w:id="111"/>
+      <w:bookmarkEnd w:id="102"/>
     </w:p>
     <w:p>
       <w:pPr>
@@ -24909,7 +25161,7 @@
           <w:szCs w:val="24"/>
         </w:rPr>
       </w:pPr>
-      <w:bookmarkStart w:id="112" w:name="_neb7BE4AE54_3B47_4CC0_9CD6_5DF1663A1CE0"/>
+      <w:bookmarkStart w:id="103" w:name="_neb7BE4AE54_3B47_4CC0_9CD6_5DF1663A1CE0"/>
       <w:r>
         <w:rPr>
           <w:rFonts w:hint="default" w:ascii="Times New Roman" w:hAnsi="Times New Roman" w:eastAsia="宋体" w:cs="Times New Roman"/>
@@ -24919,7 +25171,7 @@
         </w:rPr>
         <w:t>屈丹, 大数据时代心理健康档案在学生心理危机预警中的应用. 山西档案, 2025(03): 第155-157+164页.</w:t>
       </w:r>
-      <w:bookmarkEnd w:id="112"/>
+      <w:bookmarkEnd w:id="103"/>
     </w:p>
     <w:p>
       <w:pPr>
@@ -24949,7 +25201,7 @@
           <w:szCs w:val="24"/>
         </w:rPr>
       </w:pPr>
-      <w:bookmarkStart w:id="113" w:name="_neb6F8D0494_D262_4388_AE2B_B390D18811DF"/>
+      <w:bookmarkStart w:id="104" w:name="_neb6F8D0494_D262_4388_AE2B_B390D18811DF"/>
       <w:r>
         <w:rPr>
           <w:rFonts w:hint="default" w:ascii="Times New Roman" w:hAnsi="Times New Roman" w:eastAsia="宋体" w:cs="Times New Roman"/>
@@ -24959,7 +25211,7 @@
         </w:rPr>
         <w:t>侯策勋与王弘庆, 数字技术赋能高校“师生共育”心理健康教育的实践路径探索. 卫生职业教育, 2025. 43(09): 第158-160页.</w:t>
       </w:r>
-      <w:bookmarkEnd w:id="113"/>
+      <w:bookmarkEnd w:id="104"/>
     </w:p>
     <w:p>
       <w:pPr>
@@ -24989,7 +25241,7 @@
           <w:szCs w:val="24"/>
         </w:rPr>
       </w:pPr>
-      <w:bookmarkStart w:id="114" w:name="_neb4FCD131E_E4A7_467B_AA95_ADADBBA25F17"/>
+      <w:bookmarkStart w:id="105" w:name="_neb4FCD131E_E4A7_467B_AA95_ADADBBA25F17"/>
       <w:r>
         <w:rPr>
           <w:rFonts w:hint="default" w:ascii="Times New Roman" w:hAnsi="Times New Roman" w:eastAsia="宋体" w:cs="Times New Roman"/>
@@ -24999,7 +25251,7 @@
         </w:rPr>
         <w:t>罗雅莉, 基于Web的高职学生心理健康信息管理平台设计. 中国新技术新产品, 2025(03): 第36-38页.</w:t>
       </w:r>
-      <w:bookmarkEnd w:id="114"/>
+      <w:bookmarkEnd w:id="105"/>
     </w:p>
     <w:p>
       <w:pPr>
@@ -25029,7 +25281,7 @@
           <w:szCs w:val="24"/>
         </w:rPr>
       </w:pPr>
-      <w:bookmarkStart w:id="115" w:name="_neb39BB0054_CDE2_4D45_B35B_F3A765701D6D"/>
+      <w:bookmarkStart w:id="106" w:name="_neb39BB0054_CDE2_4D45_B35B_F3A765701D6D"/>
       <w:r>
         <w:rPr>
           <w:rFonts w:hint="default" w:ascii="Times New Roman" w:hAnsi="Times New Roman" w:eastAsia="宋体" w:cs="Times New Roman"/>
@@ -25039,7 +25291,7 @@
         </w:rPr>
         <w:t>范文蓉, 基于社交平台数据的大学生抑郁倾向预警模型研究, 2023, 南京邮电大学.</w:t>
       </w:r>
-      <w:bookmarkEnd w:id="115"/>
+      <w:bookmarkEnd w:id="106"/>
     </w:p>
     <w:p>
       <w:pPr>
@@ -25069,7 +25321,7 @@
           <w:szCs w:val="24"/>
         </w:rPr>
       </w:pPr>
-      <w:bookmarkStart w:id="116" w:name="_nebBFF9E429_F643_4F9C_AB34_00101EC912E3"/>
+      <w:bookmarkStart w:id="107" w:name="_nebBFF9E429_F643_4F9C_AB34_00101EC912E3"/>
       <w:r>
         <w:rPr>
           <w:rFonts w:hint="default" w:ascii="Times New Roman" w:hAnsi="Times New Roman" w:eastAsia="宋体" w:cs="Times New Roman"/>
@@ -25079,7 +25331,7 @@
         </w:rPr>
         <w:t>温彩玲, 基于Vue.js和SpringBoot的开放式实训基地管理平台的设计与开发. 太原城市职业技术学院学报, 2025(03): 第60-62页.</w:t>
       </w:r>
-      <w:bookmarkEnd w:id="116"/>
+      <w:bookmarkEnd w:id="107"/>
     </w:p>
     <w:p>
       <w:pPr>
@@ -25109,7 +25361,7 @@
           <w:szCs w:val="24"/>
         </w:rPr>
       </w:pPr>
-      <w:bookmarkStart w:id="117" w:name="_nebF1193AD7_5373_4FB7_A131_E6D7605E0C70"/>
+      <w:bookmarkStart w:id="108" w:name="_nebF1193AD7_5373_4FB7_A131_E6D7605E0C70"/>
       <w:r>
         <w:rPr>
           <w:rFonts w:hint="default" w:ascii="Times New Roman" w:hAnsi="Times New Roman" w:eastAsia="宋体" w:cs="Times New Roman"/>
@@ -25119,7 +25371,7 @@
         </w:rPr>
         <w:t>臧国全等, 数据隐私风险的识别与消减——以医疗数据为例. 情报学进展, 2024. 15(00): 第205-246页.</w:t>
       </w:r>
-      <w:bookmarkEnd w:id="117"/>
+      <w:bookmarkEnd w:id="108"/>
     </w:p>
     <w:p>
       <w:pPr>
@@ -25149,7 +25401,7 @@
           <w:szCs w:val="24"/>
         </w:rPr>
       </w:pPr>
-      <w:bookmarkStart w:id="118" w:name="_neb699E3492_F776_4EA8_ABD8_F89B1653EDD1"/>
+      <w:bookmarkStart w:id="109" w:name="_neb699E3492_F776_4EA8_ABD8_F89B1653EDD1"/>
       <w:r>
         <w:rPr>
           <w:rFonts w:hint="default" w:ascii="Times New Roman" w:hAnsi="Times New Roman" w:eastAsia="宋体" w:cs="Times New Roman"/>
@@ -25159,7 +25411,7 @@
         </w:rPr>
         <w:t>张錋等, 基于微调大语言模型的智能化渗透测试方法. 计算机技术与发展: 第1-10页.</w:t>
       </w:r>
-      <w:bookmarkEnd w:id="118"/>
+      <w:bookmarkEnd w:id="109"/>
     </w:p>
     <w:p>
       <w:pPr>
@@ -25247,9 +25499,9 @@
           <w:sz w:val="24"/>
         </w:rPr>
       </w:pPr>
-      <w:bookmarkStart w:id="119" w:name="_Toc188433611"/>
-      <w:bookmarkStart w:id="120" w:name="_Toc335598677"/>
-      <w:bookmarkStart w:id="121" w:name="_Toc335598770"/>
+      <w:bookmarkStart w:id="110" w:name="_Toc335598677"/>
+      <w:bookmarkStart w:id="111" w:name="_Toc335598770"/>
+      <w:bookmarkStart w:id="112" w:name="_Toc188433611"/>
     </w:p>
     <w:p>
       <w:pPr>
@@ -25263,7 +25515,7 @@
           <w:szCs w:val="32"/>
         </w:rPr>
       </w:pPr>
-      <w:bookmarkStart w:id="122" w:name="_Toc114840821"/>
+      <w:bookmarkStart w:id="113" w:name="_Toc114840821"/>
       <w:r>
         <w:rPr>
           <w:rFonts w:eastAsia="黑体"/>
@@ -25273,10 +25525,10 @@
         </w:rPr>
         <w:t>致  谢</w:t>
       </w:r>
-      <w:bookmarkEnd w:id="119"/>
-      <w:bookmarkEnd w:id="120"/>
-      <w:bookmarkEnd w:id="121"/>
-      <w:bookmarkEnd w:id="122"/>
+      <w:bookmarkEnd w:id="110"/>
+      <w:bookmarkEnd w:id="111"/>
+      <w:bookmarkEnd w:id="112"/>
+      <w:bookmarkEnd w:id="113"/>
     </w:p>
     <w:p>
       <w:pPr>
@@ -25407,9 +25659,9 @@
           <w:sz w:val="24"/>
         </w:rPr>
       </w:pPr>
-      <w:bookmarkStart w:id="123" w:name="_Toc188433612"/>
-      <w:bookmarkStart w:id="124" w:name="_Toc335598678"/>
-      <w:bookmarkStart w:id="125" w:name="_Toc335598771"/>
+      <w:bookmarkStart w:id="114" w:name="_Toc335598678"/>
+      <w:bookmarkStart w:id="115" w:name="_Toc188433612"/>
+      <w:bookmarkStart w:id="116" w:name="_Toc335598771"/>
     </w:p>
     <w:p>
       <w:pPr>
@@ -25423,7 +25675,7 @@
           <w:szCs w:val="32"/>
         </w:rPr>
       </w:pPr>
-      <w:bookmarkStart w:id="126" w:name="_Toc114840822"/>
+      <w:bookmarkStart w:id="117" w:name="_Toc114840822"/>
       <w:r>
         <w:rPr>
           <w:rFonts w:eastAsia="黑体"/>
@@ -25433,10 +25685,10 @@
         </w:rPr>
         <w:t>附  录</w:t>
       </w:r>
-      <w:bookmarkEnd w:id="123"/>
-      <w:bookmarkEnd w:id="124"/>
-      <w:bookmarkEnd w:id="125"/>
-      <w:bookmarkEnd w:id="126"/>
+      <w:bookmarkEnd w:id="114"/>
+      <w:bookmarkEnd w:id="115"/>
+      <w:bookmarkEnd w:id="116"/>
+      <w:bookmarkEnd w:id="117"/>
     </w:p>
     <w:p>
       <w:pPr>
